--- a/zaini_case_audit_output/outputs/word/documents/024_صك حكم نهائي ضد الشيخ اسامة زيني ـ دعوى 42824717 - 13-03-1445 هـ.docx
+++ b/zaini_case_audit_output/outputs/word/documents/024_صك حكم نهائي ضد الشيخ اسامة زيني ـ دعوى 42824717 - 13-03-1445 هـ.docx
@@ -70,15 +70,22 @@
     <w:p/>
     <w:p>
       <w:pPr>
+        <w:pStyle w:val="Heading2"/>
         <w:jc w:val="right"/>
         <w:bidi/>
       </w:pPr>
       <w:r>
-        <w:rPr>
-          <w:b w:val="0"/>
-          <w:i w:val="0"/>
-        </w:rPr>
-        <w:t>[صفحة 1]</w:t>
+        <w:t>صفحة 1</w:t>
+      </w:r>
+    </w:p>
+    <w:p>
+      <w:pPr>
+        <w:pStyle w:val="Heading2"/>
+        <w:jc w:val="right"/>
+        <w:bidi/>
+      </w:pPr>
+      <w:r>
+        <w:t>[نص الضبط / الحكم — المتن الفعلي] ===</w:t>
         <w:br/>
         <w:t>2</w:t>
         <w:br/>
@@ -87,38 +94,66 @@
     </w:p>
     <w:p>
       <w:pPr>
+        <w:pStyle w:val="Heading2"/>
         <w:jc w:val="right"/>
         <w:bidi/>
       </w:pPr>
       <w:r>
-        <w:rPr>
-          <w:b w:val="0"/>
-          <w:i w:val="0"/>
-        </w:rPr>
+        <w:t>[ترويسة / كليشة وزارة العدل — معلومات رسمية متكررة] ===</w:t>
+        <w:br/>
         <w:t>5 وزارة العدل صك رقم 7١7.551557هغع‏ للم</w:t>
       </w:r>
     </w:p>
     <w:p>
       <w:pPr>
+        <w:pStyle w:val="Heading2"/>
         <w:jc w:val="right"/>
         <w:bidi/>
       </w:pPr>
       <w:r>
-        <w:rPr>
-          <w:b w:val="0"/>
-          <w:i w:val="0"/>
-        </w:rPr>
+        <w:t>[نص الضبط / الحكم — المتن الفعلي] ===</w:t>
+        <w:br/>
         <w:t>3 5-0</w:t>
+      </w:r>
+    </w:p>
+    <w:p>
+      <w:pPr>
+        <w:pStyle w:val="Heading2"/>
+        <w:jc w:val="right"/>
+        <w:bidi/>
+      </w:pPr>
+      <w:r>
+        <w:t>[ترويسة / كليشة وزارة العدل — معلومات رسمية متكررة] ===</w:t>
         <w:br/>
         <w:t>المحكمة التجارية بجدة رقم الصفحة: ‎١‏ 2 2</w:t>
         <w:br/>
         <w:t>دائرة الاستئناف الثانية ‎١‏ تاريخ الصك: ١١/”./ه::5١‏ 1 9 ا</w:t>
+      </w:r>
+    </w:p>
+    <w:p>
+      <w:pPr>
+        <w:pStyle w:val="Heading2"/>
+        <w:jc w:val="right"/>
+        <w:bidi/>
+      </w:pPr>
+      <w:r>
+        <w:t>[نص الضبط / الحكم — المتن الفعلي] ===</w:t>
         <w:br/>
         <w:t>الحمد لله والصلاة والسلام على رسول الله أما بعد:</w:t>
         <w:br/>
         <w:t>فلدى دائرة الاستئناف الثانية وبناء على القضية رقم /١/ا‏ 578175 وتاريخ ‎١557/١7/78‏ ه</w:t>
         <w:br/>
         <w:t>كا آ#جآآجط!ط!|/!|!|!|!|آ ل ةيضقلا قارطللق دل</w:t>
+      </w:r>
+    </w:p>
+    <w:p>
+      <w:pPr>
+        <w:pStyle w:val="Heading2"/>
+        <w:jc w:val="right"/>
+        <w:bidi/>
+      </w:pPr>
+      <w:r>
+        <w:t>[بيانات الأطراف: المدعي / المدعى عليه / الحاضرون] ===</w:t>
         <w:br/>
         <w:t>عدنان احمد عباس زيني الهوبة الوطنية لشفي 6ك سعودي المدعي مستأنف</w:t>
         <w:br/>
@@ -129,14 +164,13 @@
     </w:p>
     <w:p>
       <w:pPr>
+        <w:pStyle w:val="Heading2"/>
         <w:jc w:val="right"/>
         <w:bidi/>
       </w:pPr>
       <w:r>
-        <w:rPr>
-          <w:b w:val="0"/>
-          <w:i w:val="0"/>
-        </w:rPr>
+        <w:t>[نص الضبط / الحكم — المتن الفعلي] ===</w:t>
+        <w:br/>
         <w:t>وبما أن وقائع هذه القضية قد أوردها حكم الدائرة الابتدائية. فإن هذه الدائرة تحيل إليه تأسيساً على الفقرة الثانية من المادة السادسة والسبعون من نظام المحاكم التجارية,</w:t>
         <w:br/>
         <w:t>ووجيزها/ أنهكان قد صدر حكم المحكمة العامة بجدة برقم (43281449) وتاريخ 26/7/1434ه القاضي بتولي قيماً على أحمد عباس زيني -مورث المتداعين- لفقدانه الأهلية والإدراك.</w:t>
@@ -206,110 +240,144 @@
     </w:p>
     <w:p>
       <w:pPr>
+        <w:pStyle w:val="Heading2"/>
         <w:jc w:val="right"/>
         <w:bidi/>
       </w:pPr>
       <w:r>
-        <w:rPr>
-          <w:b w:val="0"/>
-          <w:i w:val="0"/>
-        </w:rPr>
-        <w:t>[صفحة 2]</w:t>
-        <w:br/>
-        <w:t>!] ةيدومسنا ةيبرعنا ةعنمن' قل</w:t>
-        <w:br/>
-        <w:t>5 وزارة العدل صك رقم 7١7.551557هغع‏ للم</w:t>
-        <w:br/>
-        <w:t>3 5-0</w:t>
-        <w:br/>
-        <w:t>المحكمة التجارية يجدة رقم الصفحة: 2 ” 0</w:t>
-        <w:br/>
-        <w:t>دائرة الاستئناف الثانية تاريخ الصك: ‏ ١١/”./4؛4:١‏ 6ك 1 أ 2</w:t>
-        <w:br/>
-        <w:t>المورث قد غبن في التنازل ببيع حصصه لموكلي وبناء على ادعائهم تم الرد علهم وإرفاق العقد المبرم محل الدعوى. 2- بالاطلاع على أسباب الحكم المعترض عليه فنجد أن صاحب الفضيلة</w:t>
-        <w:br/>
-        <w:t>قد بني حكمه على افتراضات و تفسير للوقائع وعلى قناعات وعلى علمه الشخصي دون أي مستند نظامي كما أنه قد فسر لبعض الوقائع تفسيراً غير صحيح ومثال على ذلك نصه:</w:t>
-        <w:br/>
-        <w:t>(ذكر في أسبابه أنه لا.يوجد قيمة حقيقية أساسأكان قد تم بشأنها اتفاق بين مورث المدعين و المدعى علهم). وبالاطلاع على ضبوط الجلسات يتبين أن الدائرة الموقرة لم تناقش العقد</w:t>
-        <w:br/>
-        <w:t>المبرم بين مورث المدعي وموكلي والمقدم من قبل موكلي بل أنه أسس حكمه عليه ولم يطلب من موكلي إثبات سداد قيمة الحصص محل العقد رغم أن موكلي قد قام بالالمتزام المترتب</w:t>
-        <w:br/>
-        <w:t>عليه من سداد قيمة الحصص المتنازل عنها ولم تقم كذلك باستدعاء شهود العقد لسماع مالديهم من أقوالء. كما يتضح لفخبيلتكم أن الدائرة الموقرة قد استندت في أسباب حكمها</w:t>
-        <w:br/>
-        <w:t>على علمها الشخصصي وهذا مخالف لما نصت عليه الفقرة الثالثة من المادة الثانية من نظام الإثبات والتي نصت على: (لا.يجوز للقاضي أن يحكم بعلمه الشخصمي). 3- كما نشير</w:t>
-        <w:br/>
-        <w:t>لفضيلتكم أن الدائرة ذكرت في أسبابها عدة مرات تناقض موكلي بشأن قيمة الحصص محل الدعوى وهذا غير صحيحء حيث أن المدعي قد ذكر في دعواه أن القيمة محل تخارج المورث</w:t>
-        <w:br/>
-        <w:t>من شركة أحمد زيني التجارية هي (450,000) أربعمئة وخمسون ألف ربال سعودي وتم الرد عليه أن القيمة الحقيقة هي (120,000,00) مئة وعشرون مليون ريال سعودي وأن القيمة</w:t>
-        <w:br/>
-        <w:t>المسجلة لدى كتابة العدل فرع وزارة التجارة هي مجرد قيمة اسمية وهذا ما جرت عليه العادة والعرف لدى أسرة المدعي والمدعى عليه وتم إثبات ذلك إلا.أن الدائرة الموقرة تصر على أن</w:t>
-        <w:br/>
-        <w:t>موكلي متناقض. رابعاً: عدم اختصاص المحكمة التجارية نوعاً بنظر الدعوى... 1- لماكان من المقرر نظاماً أن الدفع بعدم الاختصاص النوعي يجوز الدفع به في أي مرحلة تكون علها</w:t>
-        <w:br/>
-        <w:t>الدعوى باعتبارها من النظام العام وفقاً لنص المادة (76) من نظام المرافعات الشرعية التي تنص على أن (الدفع بعدم اختصاص المحكمة لانتفاء ولايتها أو بسبب نوع الدعوى أو قيمتهاء</w:t>
-        <w:br/>
-        <w:t>كلت لازنإبو 2- .(اهسفن ءاقلت نم ةمكحملا هب مكحتو ىوعدلا اههف نوكت ةلحرم يأ يف هب عفدلا زوجي ءرخآ ببس يأل وأ ةحلصملا وأ ةيلهألا وأ ةفصلا مادعنال ىوعدلا لوبق مدعب عفدلا وأ</w:t>
-        <w:br/>
-        <w:t>المادة على وقائع الدعوى الراهنة فإن البين من الحكم محل الاعتراض ولائحة الدعوى نجد أن دعوى المستأنف ضده تدور حول ما أورده نصاً في لائحة دعواه: (مطالبته للمستأنف</w:t>
-        <w:br/>
-        <w:t>بنصيبه من بيع نسبة 9090 من حصص ملكية مورثهما (أحمد عباس زبني) بشركة أحمد زيني التجارية) مما مفاده أن تلك الدعوى تدور رحاها حول نزاع بشأن تركة. مما تخرج معه تلك</w:t>
-        <w:br/>
-        <w:t>الدعوى عن اختصاص المحكمة التجارية وفقاً للإختصاصات المنوطة بها المحكمة وفق المادة (19) من نظام المحاكم التجارية وتنحسر معه اختصاص تلك المحكمة عن نظر هذه</w:t>
-        <w:br/>
-        <w:t>الدعوىء مما يتعين معه الحكم بعدم اختصاص المحكمة بنظر تلك الدعوى. خامساً: مع التمسك بعدم اختصاص المحكمة نوعاً بنظر الدعوى- التأكيد على الدفع بعدم جواز نظر</w:t>
-        <w:br/>
-        <w:t>ةلحرم يأ يف هب عفدلا زوجي اهف لصفلا قبسل ىوعدلا رظن زاوج مدعب عفدلا نأ ًاماظن ررقملا نم ناكامل 1- ...هب يضقملا ءيشلا ةيجحل ةزئاح ةتاب ماكحأب اههف لصفلا قبسل ىوعدلا</w:t>
-        <w:br/>
-        <w:t>تكون علها الدعوى باعتبارها من النظام العام وفقاً لنص المادة (76) من نظام المرافعات الشرعية التي تنص على أن: (الدفع بعدم اختصاص المحكمة لانتفاء ولايتها أو بسبب نوع</w:t>
-        <w:br/>
-        <w:t>الدعوى أو قيمتها وكذا الدفع بعدم جواز نظر الدعوى لسبق الفصل فههاء يجوز الدفع به في أي مرحلة تكون فيها الدعوى وتحكم به المحكمة من تلقاء نفسها). 2- وبما أن المستأنف</w:t>
-        <w:br/>
-        <w:t>ضده رفع وأقام دعواه بغية المطالبة بقيمة حصص مورثه المباعة في شركة أحمد زيني التجارية والتي اشتراها المستأنف بموجب عقد المبايعة المبرم بتاريخ 20/09/1431ه بين المستأنف</w:t>
-        <w:br/>
-        <w:t>ومورث المدعي. وحيث إن المستأنف قد دفع منذ بداية الدعوى بدفع جوهري مفاده عدم جواز نظر تلك الدعوى لسبق الفصل فها بموجب أحكام قضبائية باتة مكتسبة لحجية الثيء</w:t>
-        <w:br/>
-        <w:t>المقضي به وبيان ذلك فيما يلي: أ- المستأنف ضده سبق وأن أقام ذات موضوع الدعوى لدى المحكمة العامة بمحافظة جدة والمقيدة بالمحكمة برقم (3218883) وتاريخ 4/3/1432ه</w:t>
-        <w:br/>
-        <w:t>لدى القاضي محمد بن مبارك الدعيلج وكذلك الدعوى رقم (33286392) وتاريخ 8/6/1433ه بذات المحكمة ولدى القاضي صالح بن محمد الزايدي وطلب فيهما إبطال البيع الذي تم بين</w:t>
-        <w:br/>
-        <w:t>المستأنف ومورثهما - والذي تضمن استلام مورث المدعي لقيمة الحصص المباعة وقد أثبتت المحكمة عقد البيع - المراد إبطاله - وأثبتت الدائرتان صحة البيع المبرم بين المستأنف</w:t>
-        <w:br/>
-        <w:t>ومورث المدعي وما تضمنه من بنود وصحة آثارهما القانونية بحق المتعاقدين وقضت برد الدعوى (مرفق صورة الحكمين - مستند رقم1) وقد اكتسبت تلك الأحكام الصفة الباتة</w:t>
-        <w:br/>
-        <w:t>فنأتسملا حلاصت تبثأ يذلاو ه2/12/1432 خيراتو (185/17/2) مقرب رداصلا رشع ةعباسلا ةيراجتلا ةرئادلا نم يئاضقلا مكحلا ردص كلذك -ب .هب يضقملا ءيشلا ةيجح تزاحو</w:t>
-        <w:br/>
-        <w:t>والمستأنف ضده بشأن كل ما يتعلق بالشركة - محل الدعوى (شركة أحمد زيني التجارية) - والتزام المستأنف ضده بالبند (4/1) من الحكم على أن (يقر الطرف الثاني - المستأنف ضده</w:t>
-        <w:br/>
-        <w:t>- بأنه ليس له أي حق في مطالبة الطرف الأول - المستأنف- سواء بصفته شريك أو مدير للشركات محل الدعوى - ومنها شركة أحمد زيني التجارية- والفروع التابعة لها بأي مطالبة مهما</w:t>
-        <w:br/>
-        <w:t>لبقتسملاو رضاحلاو يضاملا يف اههبس وأ اهعون ناكامبم ىوعد وا بلطم يأ يف مهقحل ًاطاقسإو لوألا فرطلا ةمذل يئاهنو لماش ةمذ ًءاربإ حلصلاب جراختلا ربتعيو اههبس وأ اهعون ناك</w:t>
-        <w:br/>
-        <w:t>فيما يتعلق بتلك الشركات ما عدا ما سبق رفعه من دعاوى سابقة) (مرفق الحكم - مستند رقم2).: ولماكان مفاد هذا الحكم أنه قد قطع أي نزاع مستقبلي بين المستأنف والمستأنف</w:t>
-        <w:br/>
-        <w:t>ضده يتعلق بتلك الشركة (شركة أحمد زيني التجارية) وأن المستأنف ضده قد أبرأ ذمة المستأنف من أي مطالبات تتعلق بتلك الشركة أو حصصها ومن ثم إسقاط حقه في أي مطالبة -</w:t>
-        <w:br/>
-        <w:t>بما فها تلك المطالبة الراهنة- وقد حاز هذا الحكم الصفة الباتة أيضاً. ج- كما أن المستأنف ضده بنفسه إنفاذاً لحكم التخارج قام بالتوقيع أمام كاتب العدل وتخارجه. من شركة أحمد</w:t>
-        <w:br/>
-        <w:t>زيني التجارية. سجل تجاري رقم (4030169102) والذي تم توثيقه بالرقم (130) صحيفة 82 مجلد (9١ع20)‏ بتاريخ 1434102110هء (وكان توقيع المستأنف بنفسه وتخارجه من الشركة</w:t>
-        <w:br/>
-        <w:t>يف درو يذلاو «(ةيراجتلا ينيز دمحأ ةكرش سفن نم «موحرملا هدلاول قباسلا جراختلل ًاقيدصت دعي امم .ًابيرقت تاونس ثالث يلاوحب ينيز سابع دمحأ موحرملا هدلاو جراختو عيقوتل ًايلات</w:t>
-        <w:br/>
-        <w:t>تمهيده: (... وحيث استوفى الطرف المتنازل حقه من الطرف المشتري الشريك الجديد في الشركة ويعتبر توقيع كل منهما بمثابة مخالصة تامة ونهائية وإبراء لذمة الطرف المشتري...) (مرفق</w:t>
-        <w:br/>
-        <w:t xml:space="preserve">اميف ٌةجح يضقملا رمألا ةيجح تزاح يتلا ماكحألا) :هنأ ىلع تابثإلا ماظن نم (86) ةداملا تصن ثيحو .هب يضقملا ءيشلا ةيجحل ةزئاح نايبلا ةفلاسلا ماكحألا كلت تناكاملو </w:t>
+        <w:t>صفحة 2</w:t>
       </w:r>
     </w:p>
     <w:p>
       <w:pPr>
+        <w:pStyle w:val="Heading2"/>
         <w:jc w:val="right"/>
         <w:bidi/>
       </w:pPr>
       <w:r>
-        <w:rPr>
-          <w:b w:val="0"/>
-          <w:i w:val="0"/>
-        </w:rPr>
-        <w:t>-د .(3مقر</w:t>
+        <w:t>[نص الضبط / الحكم — المتن الفعلي] ===</w:t>
+        <w:br/>
+        <w:t>!] ةيدومسنا ةيبرعنا ةعنمن' قل</w:t>
+      </w:r>
+    </w:p>
+    <w:p>
+      <w:pPr>
+        <w:pStyle w:val="Heading2"/>
+        <w:jc w:val="right"/>
+        <w:bidi/>
+      </w:pPr>
+      <w:r>
+        <w:t>[ترويسة / كليشة وزارة العدل — معلومات رسمية متكررة] ===</w:t>
+        <w:br/>
+        <w:t>5 وزارة العدل صك رقم 7١7.551557هغع‏ للم</w:t>
+      </w:r>
+    </w:p>
+    <w:p>
+      <w:pPr>
+        <w:pStyle w:val="Heading2"/>
+        <w:jc w:val="right"/>
+        <w:bidi/>
+      </w:pPr>
+      <w:r>
+        <w:t>[نص الضبط / الحكم — المتن الفعلي] ===</w:t>
+        <w:br/>
+        <w:t>3 5-0</w:t>
+      </w:r>
+    </w:p>
+    <w:p>
+      <w:pPr>
+        <w:pStyle w:val="Heading2"/>
+        <w:jc w:val="right"/>
+        <w:bidi/>
+      </w:pPr>
+      <w:r>
+        <w:t>[ترويسة / كليشة وزارة العدل — معلومات رسمية متكررة] ===</w:t>
+        <w:br/>
+        <w:t>المحكمة التجارية يجدة رقم الصفحة: 2 ” 0</w:t>
+        <w:br/>
+        <w:t>دائرة الاستئناف الثانية تاريخ الصك: ‏ ١١/”./4؛4:١‏ 6ك 1 أ 2</w:t>
+      </w:r>
+    </w:p>
+    <w:p>
+      <w:pPr>
+        <w:pStyle w:val="Heading2"/>
+        <w:jc w:val="right"/>
+        <w:bidi/>
+      </w:pPr>
+      <w:r>
+        <w:t>[نص الضبط / الحكم — المتن الفعلي] ===</w:t>
+        <w:br/>
+        <w:t>المورث قد غبن في التنازل ببيع حصصه لموكلي وبناء على ادعائهم تم الرد علهم وإرفاق العقد المبرم محل الدعوى. 2- بالاطلاع على أسباب الحكم المعترض عليه فنجد أن صاحب الفضيلة</w:t>
+        <w:br/>
+        <w:t>قد بني حكمه على افتراضات و تفسير للوقائع وعلى قناعات وعلى علمه الشخصي دون أي مستند نظامي كما أنه قد فسر لبعض الوقائع تفسيراً غير صحيح ومثال على ذلك نصه:</w:t>
+        <w:br/>
+        <w:t>(ذكر في أسبابه أنه لا.يوجد قيمة حقيقية أساسأكان قد تم بشأنها اتفاق بين مورث المدعين و المدعى علهم). وبالاطلاع على ضبوط الجلسات يتبين أن الدائرة الموقرة لم تناقش العقد</w:t>
+        <w:br/>
+        <w:t>المبرم بين مورث المدعي وموكلي والمقدم من قبل موكلي بل أنه أسس حكمه عليه ولم يطلب من موكلي إثبات سداد قيمة الحصص محل العقد رغم أن موكلي قد قام بالالمتزام المترتب</w:t>
+        <w:br/>
+        <w:t>عليه من سداد قيمة الحصص المتنازل عنها ولم تقم كذلك باستدعاء شهود العقد لسماع مالديهم من أقوالء. كما يتضح لفخبيلتكم أن الدائرة الموقرة قد استندت في أسباب حكمها</w:t>
+        <w:br/>
+        <w:t>على علمها الشخصصي وهذا مخالف لما نصت عليه الفقرة الثالثة من المادة الثانية من نظام الإثبات والتي نصت على: (لا.يجوز للقاضي أن يحكم بعلمه الشخصمي). 3- كما نشير</w:t>
+        <w:br/>
+        <w:t>لفضيلتكم أن الدائرة ذكرت في أسبابها عدة مرات تناقض موكلي بشأن قيمة الحصص محل الدعوى وهذا غير صحيحء حيث أن المدعي قد ذكر في دعواه أن القيمة محل تخارج المورث</w:t>
+        <w:br/>
+        <w:t>من شركة أحمد زيني التجارية هي (450,000) أربعمئة وخمسون ألف ربال سعودي وتم الرد عليه أن القيمة الحقيقة هي (120,000,00) مئة وعشرون مليون ريال سعودي وأن القيمة</w:t>
+        <w:br/>
+        <w:t>المسجلة لدى كتابة العدل فرع وزارة التجارة هي مجرد قيمة اسمية وهذا ما جرت عليه العادة والعرف لدى أسرة المدعي والمدعى عليه وتم إثبات ذلك إلا.أن الدائرة الموقرة تصر على أن</w:t>
+        <w:br/>
+        <w:t>موكلي متناقض. رابعاً: عدم اختصاص المحكمة التجارية نوعاً بنظر الدعوى... 1- لماكان من المقرر نظاماً أن الدفع بعدم الاختصاص النوعي يجوز الدفع به في أي مرحلة تكون علها</w:t>
+        <w:br/>
+        <w:t>الدعوى باعتبارها من النظام العام وفقاً لنص المادة (76) من نظام المرافعات الشرعية التي تنص على أن (الدفع بعدم اختصاص المحكمة لانتفاء ولايتها أو بسبب نوع الدعوى أو قيمتهاء</w:t>
+        <w:br/>
+        <w:t>كلت لازنإبو 2- .(اهسفن ءاقلت نم ةمكحملا هب مكحتو ىوعدلا اههف نوكت ةلحرم يأ يف هب عفدلا زوجي ءرخآ ببس يأل وأ ةحلصملا وأ ةيلهألا وأ ةفصلا مادعنال ىوعدلا لوبق مدعب عفدلا وأ</w:t>
+        <w:br/>
+        <w:t>المادة على وقائع الدعوى الراهنة فإن البين من الحكم محل الاعتراض ولائحة الدعوى نجد أن دعوى المستأنف ضده تدور حول ما أورده نصاً في لائحة دعواه: (مطالبته للمستأنف</w:t>
+        <w:br/>
+        <w:t>بنصيبه من بيع نسبة 9090 من حصص ملكية مورثهما (أحمد عباس زبني) بشركة أحمد زيني التجارية) مما مفاده أن تلك الدعوى تدور رحاها حول نزاع بشأن تركة. مما تخرج معه تلك</w:t>
+        <w:br/>
+        <w:t>الدعوى عن اختصاص المحكمة التجارية وفقاً للإختصاصات المنوطة بها المحكمة وفق المادة (19) من نظام المحاكم التجارية وتنحسر معه اختصاص تلك المحكمة عن نظر هذه</w:t>
+        <w:br/>
+        <w:t>الدعوىء مما يتعين معه الحكم بعدم اختصاص المحكمة بنظر تلك الدعوى. خامساً: مع التمسك بعدم اختصاص المحكمة نوعاً بنظر الدعوى- التأكيد على الدفع بعدم جواز نظر</w:t>
+        <w:br/>
+        <w:t>ةلحرم يأ يف هب عفدلا زوجي اهف لصفلا قبسل ىوعدلا رظن زاوج مدعب عفدلا نأ ًاماظن ررقملا نم ناكامل 1- ...هب يضقملا ءيشلا ةيجحل ةزئاح ةتاب ماكحأب اههف لصفلا قبسل ىوعدلا</w:t>
+        <w:br/>
+        <w:t>تكون علها الدعوى باعتبارها من النظام العام وفقاً لنص المادة (76) من نظام المرافعات الشرعية التي تنص على أن: (الدفع بعدم اختصاص المحكمة لانتفاء ولايتها أو بسبب نوع</w:t>
+        <w:br/>
+        <w:t>الدعوى أو قيمتها وكذا الدفع بعدم جواز نظر الدعوى لسبق الفصل فههاء يجوز الدفع به في أي مرحلة تكون فيها الدعوى وتحكم به المحكمة من تلقاء نفسها). 2- وبما أن المستأنف</w:t>
+        <w:br/>
+        <w:t>ضده رفع وأقام دعواه بغية المطالبة بقيمة حصص مورثه المباعة في شركة أحمد زيني التجارية والتي اشتراها المستأنف بموجب عقد المبايعة المبرم بتاريخ 20/09/1431ه بين المستأنف</w:t>
+        <w:br/>
+        <w:t>ومورث المدعي. وحيث إن المستأنف قد دفع منذ بداية الدعوى بدفع جوهري مفاده عدم جواز نظر تلك الدعوى لسبق الفصل فها بموجب أحكام قضبائية باتة مكتسبة لحجية الثيء</w:t>
+        <w:br/>
+        <w:t>المقضي به وبيان ذلك فيما يلي: أ- المستأنف ضده سبق وأن أقام ذات موضوع الدعوى لدى المحكمة العامة بمحافظة جدة والمقيدة بالمحكمة برقم (3218883) وتاريخ 4/3/1432ه</w:t>
+        <w:br/>
+        <w:t>لدى القاضي محمد بن مبارك الدعيلج وكذلك الدعوى رقم (33286392) وتاريخ 8/6/1433ه بذات المحكمة ولدى القاضي صالح بن محمد الزايدي وطلب فيهما إبطال البيع الذي تم بين</w:t>
+        <w:br/>
+        <w:t>المستأنف ومورثهما - والذي تضمن استلام مورث المدعي لقيمة الحصص المباعة وقد أثبتت المحكمة عقد البيع - المراد إبطاله - وأثبتت الدائرتان صحة البيع المبرم بين المستأنف</w:t>
+        <w:br/>
+        <w:t>ومورث المدعي وما تضمنه من بنود وصحة آثارهما القانونية بحق المتعاقدين وقضت برد الدعوى (مرفق صورة الحكمين - مستند رقم1) وقد اكتسبت تلك الأحكام الصفة الباتة</w:t>
+        <w:br/>
+        <w:t>فنأتسملا حلاصت تبثأ يذلاو ه2/12/1432 خيراتو (185/17/2) مقرب رداصلا رشع ةعباسلا ةيراجتلا ةرئادلا نم يئاضقلا مكحلا ردص كلذك -ب .هب يضقملا ءيشلا ةيجح تزاحو</w:t>
+        <w:br/>
+        <w:t>والمستأنف ضده بشأن كل ما يتعلق بالشركة - محل الدعوى (شركة أحمد زيني التجارية) - والتزام المستأنف ضده بالبند (4/1) من الحكم على أن (يقر الطرف الثاني - المستأنف ضده</w:t>
+        <w:br/>
+        <w:t>- بأنه ليس له أي حق في مطالبة الطرف الأول - المستأنف- سواء بصفته شريك أو مدير للشركات محل الدعوى - ومنها شركة أحمد زيني التجارية- والفروع التابعة لها بأي مطالبة مهما</w:t>
+        <w:br/>
+        <w:t>لبقتسملاو رضاحلاو يضاملا يف اههبس وأ اهعون ناكامبم ىوعد وا بلطم يأ يف مهقحل ًاطاقسإو لوألا فرطلا ةمذل يئاهنو لماش ةمذ ًءاربإ حلصلاب جراختلا ربتعيو اههبس وأ اهعون ناك</w:t>
+        <w:br/>
+        <w:t>فيما يتعلق بتلك الشركات ما عدا ما سبق رفعه من دعاوى سابقة) (مرفق الحكم - مستند رقم2).: ولماكان مفاد هذا الحكم أنه قد قطع أي نزاع مستقبلي بين المستأنف والمستأنف</w:t>
+        <w:br/>
+        <w:t>ضده يتعلق بتلك الشركة (شركة أحمد زيني التجارية) وأن المستأنف ضده قد أبرأ ذمة المستأنف من أي مطالبات تتعلق بتلك الشركة أو حصصها ومن ثم إسقاط حقه في أي مطالبة -</w:t>
+        <w:br/>
+        <w:t>بما فها تلك المطالبة الراهنة- وقد حاز هذا الحكم الصفة الباتة أيضاً. ج- كما أن المستأنف ضده بنفسه إنفاذاً لحكم التخارج قام بالتوقيع أمام كاتب العدل وتخارجه. من شركة أحمد</w:t>
+        <w:br/>
+        <w:t>زيني التجارية. سجل تجاري رقم (4030169102) والذي تم توثيقه بالرقم (130) صحيفة 82 مجلد (9١ع20)‏ بتاريخ 1434102110هء (وكان توقيع المستأنف بنفسه وتخارجه من الشركة</w:t>
+        <w:br/>
+        <w:t>يف درو يذلاو «(ةيراجتلا ينيز دمحأ ةكرش سفن نم «موحرملا هدلاول قباسلا جراختلل ًاقيدصت دعي امم .ًابيرقت تاونس ثالث يلاوحب ينيز سابع دمحأ موحرملا هدلاو جراختو عيقوتل ًايلات</w:t>
+        <w:br/>
+        <w:t>تمهيده: (... وحيث استوفى الطرف المتنازل حقه من الطرف المشتري الشريك الجديد في الشركة ويعتبر توقيع كل منهما بمثابة مخالصة تامة ونهائية وإبراء لذمة الطرف المشتري...) (مرفق</w:t>
+        <w:br/>
+        <w:t>اميف ٌةجح يضقملا رمألا ةيجح تزاح يتلا ماكحألا) :هنأ ىلع تابثإلا ماظن نم (86) ةداملا تصن ثيحو .هب يضقملا ءيشلا ةيجحل ةزئاح نايبلا ةفلاسلا ماكحألا كلت تناكاملو -د .(3مقر</w:t>
         <w:br/>
         <w:t>فصلت فيه من الحقوقء ولا.يجوز قبول دليل ينقض هذه الحجية. ولا تكون لتلك الأحكام هذه الحجية إلا في نزاع قام بين الخصوم أنفسهم دون أن تتغير صفاتهم » وتعلق بالحق ذاته</w:t>
         <w:br/>
@@ -342,42 +410,47 @@
     </w:p>
     <w:p>
       <w:pPr>
+        <w:pStyle w:val="Heading2"/>
         <w:jc w:val="right"/>
         <w:bidi/>
       </w:pPr>
       <w:r>
-        <w:rPr>
-          <w:b w:val="0"/>
-          <w:i w:val="0"/>
-        </w:rPr>
-        <w:t>[صفحة 3]</w:t>
+        <w:t>صفحة 3</w:t>
+      </w:r>
+    </w:p>
+    <w:p>
+      <w:pPr>
+        <w:pStyle w:val="Heading2"/>
+        <w:jc w:val="right"/>
+        <w:bidi/>
+      </w:pPr>
+      <w:r>
+        <w:t>[نص الضبط / الحكم — المتن الفعلي] ===</w:t>
         <w:br/>
         <w:t>‏٠‎ ةيدومسنا ةيبرمناةعننا مقل</w:t>
       </w:r>
     </w:p>
     <w:p>
       <w:pPr>
+        <w:pStyle w:val="Heading2"/>
         <w:jc w:val="right"/>
         <w:bidi/>
       </w:pPr>
       <w:r>
-        <w:rPr>
-          <w:b w:val="0"/>
-          <w:i w:val="0"/>
-        </w:rPr>
+        <w:t>[ترويسة / كليشة وزارة العدل — معلومات رسمية متكررة] ===</w:t>
+        <w:br/>
         <w:t>5 وزارة العدل صك رقم 7١7.551557هغع‏ للم</w:t>
       </w:r>
     </w:p>
     <w:p>
       <w:pPr>
+        <w:pStyle w:val="Heading2"/>
         <w:jc w:val="right"/>
         <w:bidi/>
       </w:pPr>
       <w:r>
-        <w:rPr>
-          <w:b w:val="0"/>
-          <w:i w:val="0"/>
-        </w:rPr>
+        <w:t>[نص الضبط / الحكم — المتن الفعلي] ===</w:t>
+        <w:br/>
         <w:t>5 --</w:t>
         <w:br/>
         <w:t>00 ل</w:t>
@@ -385,104 +458,100 @@
     </w:p>
     <w:p>
       <w:pPr>
+        <w:pStyle w:val="Heading2"/>
         <w:jc w:val="right"/>
         <w:bidi/>
       </w:pPr>
       <w:r>
-        <w:rPr>
-          <w:b w:val="0"/>
-          <w:i w:val="0"/>
-        </w:rPr>
+        <w:t>[ترويسة / كليشة وزارة العدل — معلومات رسمية متكررة] ===</w:t>
+        <w:br/>
         <w:t>المحكمة التجارية بجدة رقم الصفحة: ‏ " 2 1</w:t>
         <w:br/>
         <w:t>دائرة الاستئناف الثانية ‎١‏ تاريخ الصك: ‏ ١١/”./4؛4:١‏ 6ك 1 أ 2</w:t>
-        <w:br/>
-        <w:t>المقدم في مواجهته العقد - في الطعن في الجوانب الشكلية للعقد من إنكار الخط أو الإمضاء أو الختم أو البصمة ومن ثم بقاء حجية المحرر العادي وسريانه في مواجية المستأنف ضدهء</w:t>
-        <w:br/>
-        <w:t>ةيئانجلا ةلدألل اهتلاحإ ليبس تكلسو ءاهف قحلا طوقس مغر ريوزتلاب عفدلل تباجتساو اهنع اهناجب تأنو تضرعأو ةعطاقلا ةيجحلا كلت تلفغأ ةرئادلا نأ.الإ مدقت امم مغرلا ىلعو</w:t>
-        <w:br/>
-        <w:t>ذاختا مدعب ماظنلل مكحلا ةفلاخم - عيبلا دقع ىلع ريوزتلاب عفدلا يف قحلا طوقسب كسمتلا عم :ًاعباس .ءاغلإلاو ضقنلاب ًايرح هلعجيو ماظنلا ةفلاخمب مكحلا بيعيامم اهتيجح مغر</w:t>
-        <w:br/>
-        <w:t>الإجراءات النظامية للتحقيق في صحة عقد البيع كونه منتجاً جوهرياً في الدعوى ومخالفة المبادئ القضائية الصادرة من المحكمة العليا.. 1- فمن حيث أن الثابت من الحكم أن المستأنف</w:t>
-        <w:br/>
-        <w:t>ضده طعن في عقد البيع المبرم بين المستأنف ومورثهما بالتزوير وقد سلكت الدائرة إجراءات إحالة العقد للأدلة الجنائية حيث: أ- طلبت الدائرة من المدعى عليه إحضار أصل العقد ونسخ</w:t>
-        <w:br/>
-        <w:t>يفو ,يزكرملا كنبلل ةباتكلاب ةرئادلا تماق ه02/04/1444 ةسلجب -ب .ةيئانجلا ةلدألل دقعلا ةلاحإل ًاديبمت ةيكنبلا ةيمسرلا تالماعتلا عقاو نم نيعادتملا ثروم عيقاوت نم ةددعتم</w:t>
-        <w:br/>
-        <w:t>ةرئادلل درو ه10/11/1444 ةسلجبو -ج .يزكرملا كنبلا نم ةدراولا تادنتسملا ةقفر ةطرشلل قاروألا ةلاحإب ةرئادلا تماقو يزكرملا كنبلا نم تادنتسملا لاسرإ مته01/08/1444 ةسلج</w:t>
-        <w:br/>
-        <w:t>1- .لقتسم فرظ لخادب اهزرحتو اهلزعو نعطلا لحم ةقرولا لصأ ثعب ةرورضب ه22/10/1444 خيراتو (1/4403035471) مقر ةدج ةظفاحم ةطرشب ةيئانجلا ةلدألا ريدم ةدافإ</w:t>
-        <w:br/>
-        <w:t>وحيث نصت المادة (40) من نظام الإثبات: (إذا أنكر من احتج عليه بالمحرّر العادي خطه أو إمضاءه أو ختمه أو بصمته. أو أنكر ذلك خلفه أو نائبه أونفى علمه به. وظل الخصم الآخر</w:t>
-        <w:br/>
-        <w:t>قيقحتلاب ةمكحملا رمأتف ؛ةمصبلا وأ متخلا وأ ءاضمإلا وأ طخلا ةحصب ةمكحملا عانقإ يف اهتادنتسمو ىوعدلا عئاقو فكت ملو «عازنلا يف ا جِتنم رّرحملا ناكو ,رّرحملاب ًاكسمتم</w:t>
-        <w:br/>
-        <w:t>بالمضاهاة, أو بسماع الشهود أو بكلهماء وفقاً للقواعد والإجراءات المنصوص علها في هذا النظام» ولا.تسمع الشهادة إلا. فيما يتعلق بإثبات حصول الكتابة أو الإمضاء أو الختم أو</w:t>
-        <w:br/>
-        <w:t>البصمة على المحرّر). 2- وحيث أن مفاد تلك المادة أنه إذا اتخذ الخصم إجراءات الطعن بالتزوير وحدد مواطن التزوير وأعلن شواهده طرح الطعن على المحكمة وتعين علها أن تفصل</w:t>
-        <w:br/>
-        <w:t>فيه وهي غير ملزمة بتحقيقه إلا.إذا كانت وقائع الدعوى ومستنداتها ولم تتضمن ما يكفي للقضاء بصحة المحرر أو تزويره وحينئذ تتولى تحقيق الادعاء بالتزوير ويجوز إثبات صحة</w:t>
-        <w:br/>
-        <w:t>الورقة أو تزويرها بكافة الطرق القانونية ومنها القرائن القضائية حيث يجوز للمحكمة إثبات صحة العقد من عدمه حال وجود اعتبارات تسيغ لها ذلك ولا.يُعاب في ذلك على تقدير</w:t>
-        <w:br/>
-        <w:t>ةيئانجلا ةلدألا ةرادإ باطخ لابقتساب تفتكا ةرئادلا نأ.الإ ىوعدلا يف ررحملل يرهوجلا ريثأتلا نم مغرلا ىلعو 3- .ىوعدلا يف ةجتنم ةجيتنل لوصولا ةيغب ةلدألل عوضوملا ةمكحم</w:t>
-        <w:br/>
-        <w:t>بطلب العقد الأصلي ولم تجر الإجراءات النظامية اللازمة والكفيلة للبت في هذا المحرر المنتج في الدعوى ولم تقم بما أجازه لها النظام في هذا الشأن من حق التحقيق بالمضاهاة أو سماع</w:t>
-        <w:br/>
-        <w:t>الشهود فالدائرة كانت متوافرة لديها العديد من القرائن المثبتة لصحة العقد وكان لديها استخلاص صحة الورقة من عدمه من واقع ظروف الدعوى ومنا: أ- توثيق توقيع مورث</w:t>
-        <w:br/>
-        <w:t>المتداعين على قرار الشركاء المؤرخ في 20/09/1431ه والذي تضمن إقراراً واضحاً وصريحاً أن (السيد أحمد عباس زيني تنازل بالبيع عن كامل حصصه بالشركة وعددها 450 حصة إلى</w:t>
-        <w:br/>
-        <w:t>ةيئاهنو ةمات ةصلاخم ةباثمب امهنم لك عيقوت ربتعيو ةكرشلا يف ديدجلا كيرشلا يرتشملا فرطلا نم هقح لزانتملا فرطلا ىفوتساو .لزانتلا اذه لبق يذلا ينيز سابع دمحأ ةماسأ ديسلا</w:t>
-        <w:br/>
-        <w:t>وإبراء لذمة المشتري...). وقد تم توثيق التوقيعات عن طريق كاتب العدل لدى الغرفة التجارية الصناعية بمحافظة جدة برقم (275) صحيفة (172) مجلد (8/ع/ر) وتاريخ 16/10/1431ه</w:t>
-        <w:br/>
-        <w:t>وهو محرر رسمي يندرج تحت الأدلة الدامغة وأقوى من القرينة وهو يكفي لإثبات صحة البيع وإثبات استلام مورث المدعي لكامل قيمة الحصص المتنازل علها. ب- كما أن مايثبت صحة</w:t>
-        <w:br/>
-        <w:t>عقد البيع - المزعوم تزويره - هو الدعوى الراهنة التي أقامها المستأنف ضده حيث أنها تثبت صحة قرار الشركاء وعقد البيع وما تضمنه من استلام مورثه للمبلغ. ت- كذلك فإن</w:t>
-        <w:br/>
-        <w:t>أدبم ايلعلا ةمكحملا ءاضق يف ررقملا نم ناكاملو .ةاهاضملا اهل لهسيو اهل زيجي وحن ىلع نيعادتملا ثروم تاعيقوت نمضتت يزكرملا كنبلا نم ةلسرملا ةيكنبلا تالماعتلا تادنتسم</w:t>
-        <w:br/>
-        <w:t>قضائياً أن: (الأصل أن تتصدى محكمة الموضوع لأي دفع جوهري في الدعوى. والذي لو صح لتغير به وجه الحكم في الدعوىء ومتى أغفل الحكم ذلك فإنه يكون معيباً بقصور في</w:t>
-        <w:br/>
-        <w:t>التسبيب وبتعين نقضه وإعادته للمحكمة مصدرة القرار). (قرار الدائرة الخامسة بالمحكمة العليا رقم:4228122 وتاريخ:1/12/1442ه). وحيث إن الدائرة قد غضت الطرف عن هذا</w:t>
-        <w:br/>
-        <w:t>الإجراء المنتج والجوهري في الدعوى؛ مما تكون قد خالفت المبادئ القضائية الصادرة عن المحكمة العلياء ويما أن المادة (41) من اللائحة التنفيذية لطرق الاعتراض على الأحكام قد</w:t>
-        <w:br/>
-        <w:t>ةمكحملا نم رداص يئاضق أدبمل مكحلا ةفلاخم ضارتعالا لحم ناكاذإ) هنأ ىلع تصنو ماظنلا ةفلاخم تحت جردني ايلعلا ةمكحملا نع ةرداصلا ةيئاضقلا ئدابملا دحأ ةفلاخم تربتعا</w:t>
-        <w:br/>
-        <w:t>مكحلا :ًانماث .هؤاغلإ نيعتبو ضقنلاب ًايرح هلعجيو ماظنلا ةفلاخمب مكحلا بيعي امم .(ماظنلا ةفلاخمل اًضارتعا ّدُع «ةقباس اياضق ينايلعلا ةمكحملا رئاود ىدحإ هب تذخأوأ ءايلعلا</w:t>
-        <w:br/>
-        <w:t>ماعل 5 ‏.31١79/84‎ مقر ةيضقلاب ةرشع ةنماثلا ةرئادلا نم رداصلا مكحلا) (يعدملا نم ةمدقملا ةيماتخلا تابلطلاب ةربعلا) نا ًءابضق ررقملا نم ناكامل 1- :موصخلا هبلطيامم رثكأب</w:t>
-        <w:br/>
-        <w:t>44 917541759. مقر ةيضقلاب رداصلا مكحلا ‏ءه١ 554 ماعل 441 5607510. مقر ةيضقلاب رداصلا مكحلا ‏ءه١ 544 ماعل 57.077617.05: مقر ةيضقلاب رداصلا مكحلا ءه</w:t>
-        <w:br/>
-        <w:t>لعام ‎١444‏ ه). 2- ولماكان البين من الحكم - محل الاعتراض - أن المدعي قد حصر طلباته الختامية في (الصفحة 3) بما دونته الدائرة نصاً: (انتبى المدعي إلى طلب الحكم بإلزام المدعى</w:t>
-        <w:br/>
-        <w:t>عليه بأن يدفع لعدنان مبلغ وقدره (97.762.042ريال)» ولعاتقه الحرازي مبلغ (27.932.012ريال): إلا أن الدائرة قضت بأكثر مما يطلبه الخصوم وقضت بإلزام المستأنف بان يدفع لورثة</w:t>
-        <w:br/>
-        <w:t>أحمد عباس زيني مبلغاً وقدره (331.882.138 مليون ريال) وهو مبلغ يزيد عن الطلبات الختامية المقدمة من المستأنف ضده. مما يعيب الحكم بالقصور ويجعله حرياً بالإلغاء. تاسعاً:</w:t>
-        <w:br/>
-        <w:t>ةيادب ذنمو هنأ ةيباوجلا فنأتسملا تاركذمو مكحلا نم تباثلا نإ ثيح 1- :هتيجحو نيعدملا ثروم لزانتل تبثملاو ةيماظنلا هناكرأل لمتكملا ءاكرشلا رارق يمسرلا ررحملل ةرئادلا لافغإ</w:t>
-        <w:br/>
-        <w:t>هصصح لماك نع عيبلاب لزانت ينيز سابع دمحأ ديسلا) :ًاصن نمضت يذلاو -ةيلقعلا هاوق لماكب - نيعادتملا ثرومو فنأتسملا نم عقوملا ءاكرشلا رارقب فنأتسملا كسمتو ىوعدلا</w:t>
-        <w:br/>
-        <w:t>عيقوت ربتعيو ةكرشلا يف ديدجلا كيرشلا يرتشملا فرطلا نم هقح لزانتملا فرطلا ىفوتسا ثيحو .لزانتلا اذه لبق يذلا ينيز سابع دمحأ ةماسأ ديسلا ىلإ ةصح 450 اهددعو ةكرشلاب</w:t>
-        <w:br/>
-        <w:t>ةبراجتلا ةفرغلا ىدل ل</w:t>
       </w:r>
     </w:p>
     <w:p>
       <w:pPr>
+        <w:pStyle w:val="Heading2"/>
         <w:jc w:val="right"/>
         <w:bidi/>
       </w:pPr>
       <w:r>
-        <w:rPr>
-          <w:b w:val="0"/>
-          <w:i w:val="0"/>
-        </w:rPr>
-        <w:t>دعلا ةباتك مامأ تبثملاو ةراجتلا ةرازو لبق نم ققدملاو (...مقر دنتسم - ءاكرشلا رارق قفرم) (...يرتشملا ةمذل ءاربإو ةيئاهنو ةمات ةصلاخم ةباثمب امهنم لك</w:t>
+        <w:t>[نص الضبط / الحكم — المتن الفعلي] ===</w:t>
+        <w:br/>
+        <w:t>المقدم في مواجهته العقد - في الطعن في الجوانب الشكلية للعقد من إنكار الخط أو الإمضاء أو الختم أو البصمة ومن ثم بقاء حجية المحرر العادي وسريانه في مواجية المستأنف ضدهء</w:t>
+        <w:br/>
+        <w:t>ةيئانجلا ةلدألل اهتلاحإ ليبس تكلسو ءاهف قحلا طوقس مغر ريوزتلاب عفدلل تباجتساو اهنع اهناجب تأنو تضرعأو ةعطاقلا ةيجحلا كلت تلفغأ ةرئادلا نأ.الإ مدقت امم مغرلا ىلعو</w:t>
+        <w:br/>
+        <w:t>ذاختا مدعب ماظنلل مكحلا ةفلاخم - عيبلا دقع ىلع ريوزتلاب عفدلا يف قحلا طوقسب كسمتلا عم :ًاعباس .ءاغلإلاو ضقنلاب ًايرح هلعجيو ماظنلا ةفلاخمب مكحلا بيعيامم اهتيجح مغر</w:t>
+        <w:br/>
+        <w:t>الإجراءات النظامية للتحقيق في صحة عقد البيع كونه منتجاً جوهرياً في الدعوى ومخالفة المبادئ القضائية الصادرة من المحكمة العليا.. 1- فمن حيث أن الثابت من الحكم أن المستأنف</w:t>
+        <w:br/>
+        <w:t>ضده طعن في عقد البيع المبرم بين المستأنف ومورثهما بالتزوير وقد سلكت الدائرة إجراءات إحالة العقد للأدلة الجنائية حيث: أ- طلبت الدائرة من المدعى عليه إحضار أصل العقد ونسخ</w:t>
+        <w:br/>
+        <w:t>يفو ,يزكرملا كنبلل ةباتكلاب ةرئادلا تماق ه02/04/1444 ةسلجب -ب .ةيئانجلا ةلدألل دقعلا ةلاحإل ًاديبمت ةيكنبلا ةيمسرلا تالماعتلا عقاو نم نيعادتملا ثروم عيقاوت نم ةددعتم</w:t>
+        <w:br/>
+        <w:t>ةرئادلل درو ه10/11/1444 ةسلجبو -ج .يزكرملا كنبلا نم ةدراولا تادنتسملا ةقفر ةطرشلل قاروألا ةلاحإب ةرئادلا تماقو يزكرملا كنبلا نم تادنتسملا لاسرإ مته01/08/1444 ةسلج</w:t>
+        <w:br/>
+        <w:t>1- .لقتسم فرظ لخادب اهزرحتو اهلزعو نعطلا لحم ةقرولا لصأ ثعب ةرورضب ه22/10/1444 خيراتو (1/4403035471) مقر ةدج ةظفاحم ةطرشب ةيئانجلا ةلدألا ريدم ةدافإ</w:t>
+        <w:br/>
+        <w:t>وحيث نصت المادة (40) من نظام الإثبات: (إذا أنكر من احتج عليه بالمحرّر العادي خطه أو إمضاءه أو ختمه أو بصمته. أو أنكر ذلك خلفه أو نائبه أونفى علمه به. وظل الخصم الآخر</w:t>
+        <w:br/>
+        <w:t>قيقحتلاب ةمكحملا رمأتف ؛ةمصبلا وأ متخلا وأ ءاضمإلا وأ طخلا ةحصب ةمكحملا عانقإ يف اهتادنتسمو ىوعدلا عئاقو فكت ملو «عازنلا يف ا جِتنم رّرحملا ناكو ,رّرحملاب ًاكسمتم</w:t>
+        <w:br/>
+        <w:t>بالمضاهاة, أو بسماع الشهود أو بكلهماء وفقاً للقواعد والإجراءات المنصوص علها في هذا النظام» ولا.تسمع الشهادة إلا. فيما يتعلق بإثبات حصول الكتابة أو الإمضاء أو الختم أو</w:t>
+        <w:br/>
+        <w:t>البصمة على المحرّر). 2- وحيث أن مفاد تلك المادة أنه إذا اتخذ الخصم إجراءات الطعن بالتزوير وحدد مواطن التزوير وأعلن شواهده طرح الطعن على المحكمة وتعين علها أن تفصل</w:t>
+        <w:br/>
+        <w:t>فيه وهي غير ملزمة بتحقيقه إلا.إذا كانت وقائع الدعوى ومستنداتها ولم تتضمن ما يكفي للقضاء بصحة المحرر أو تزويره وحينئذ تتولى تحقيق الادعاء بالتزوير ويجوز إثبات صحة</w:t>
+        <w:br/>
+        <w:t>الورقة أو تزويرها بكافة الطرق القانونية ومنها القرائن القضائية حيث يجوز للمحكمة إثبات صحة العقد من عدمه حال وجود اعتبارات تسيغ لها ذلك ولا.يُعاب في ذلك على تقدير</w:t>
+        <w:br/>
+        <w:t>ةيئانجلا ةلدألا ةرادإ باطخ لابقتساب تفتكا ةرئادلا نأ.الإ ىوعدلا يف ررحملل يرهوجلا ريثأتلا نم مغرلا ىلعو 3- .ىوعدلا يف ةجتنم ةجيتنل لوصولا ةيغب ةلدألل عوضوملا ةمكحم</w:t>
+        <w:br/>
+        <w:t>بطلب العقد الأصلي ولم تجر الإجراءات النظامية اللازمة والكفيلة للبت في هذا المحرر المنتج في الدعوى ولم تقم بما أجازه لها النظام في هذا الشأن من حق التحقيق بالمضاهاة أو سماع</w:t>
+        <w:br/>
+        <w:t>الشهود فالدائرة كانت متوافرة لديها العديد من القرائن المثبتة لصحة العقد وكان لديها استخلاص صحة الورقة من عدمه من واقع ظروف الدعوى ومنا: أ- توثيق توقيع مورث</w:t>
+        <w:br/>
+        <w:t>المتداعين على قرار الشركاء المؤرخ في 20/09/1431ه والذي تضمن إقراراً واضحاً وصريحاً أن (السيد أحمد عباس زيني تنازل بالبيع عن كامل حصصه بالشركة وعددها 450 حصة إلى</w:t>
+        <w:br/>
+        <w:t>ةيئاهنو ةمات ةصلاخم ةباثمب امهنم لك عيقوت ربتعيو ةكرشلا يف ديدجلا كيرشلا يرتشملا فرطلا نم هقح لزانتملا فرطلا ىفوتساو .لزانتلا اذه لبق يذلا ينيز سابع دمحأ ةماسأ ديسلا</w:t>
+        <w:br/>
+        <w:t>وإبراء لذمة المشتري...). وقد تم توثيق التوقيعات عن طريق كاتب العدل لدى الغرفة التجارية الصناعية بمحافظة جدة برقم (275) صحيفة (172) مجلد (8/ع/ر) وتاريخ 16/10/1431ه</w:t>
+        <w:br/>
+        <w:t>وهو محرر رسمي يندرج تحت الأدلة الدامغة وأقوى من القرينة وهو يكفي لإثبات صحة البيع وإثبات استلام مورث المدعي لكامل قيمة الحصص المتنازل علها. ب- كما أن مايثبت صحة</w:t>
+        <w:br/>
+        <w:t>عقد البيع - المزعوم تزويره - هو الدعوى الراهنة التي أقامها المستأنف ضده حيث أنها تثبت صحة قرار الشركاء وعقد البيع وما تضمنه من استلام مورثه للمبلغ. ت- كذلك فإن</w:t>
+        <w:br/>
+        <w:t>أدبم ايلعلا ةمكحملا ءاضق يف ررقملا نم ناكاملو .ةاهاضملا اهل لهسيو اهل زيجي وحن ىلع نيعادتملا ثروم تاعيقوت نمضتت يزكرملا كنبلا نم ةلسرملا ةيكنبلا تالماعتلا تادنتسم</w:t>
+        <w:br/>
+        <w:t>قضائياً أن: (الأصل أن تتصدى محكمة الموضوع لأي دفع جوهري في الدعوى. والذي لو صح لتغير به وجه الحكم في الدعوىء ومتى أغفل الحكم ذلك فإنه يكون معيباً بقصور في</w:t>
+        <w:br/>
+        <w:t>التسبيب وبتعين نقضه وإعادته للمحكمة مصدرة القرار). (قرار الدائرة الخامسة بالمحكمة العليا رقم:4228122 وتاريخ:1/12/1442ه). وحيث إن الدائرة قد غضت الطرف عن هذا</w:t>
+        <w:br/>
+        <w:t>الإجراء المنتج والجوهري في الدعوى؛ مما تكون قد خالفت المبادئ القضائية الصادرة عن المحكمة العلياء ويما أن المادة (41) من اللائحة التنفيذية لطرق الاعتراض على الأحكام قد</w:t>
+        <w:br/>
+        <w:t>ةمكحملا نم رداص يئاضق أدبمل مكحلا ةفلاخم ضارتعالا لحم ناكاذإ) هنأ ىلع تصنو ماظنلا ةفلاخم تحت جردني ايلعلا ةمكحملا نع ةرداصلا ةيئاضقلا ئدابملا دحأ ةفلاخم تربتعا</w:t>
+        <w:br/>
+        <w:t>مكحلا :ًانماث .هؤاغلإ نيعتبو ضقنلاب ًايرح هلعجيو ماظنلا ةفلاخمب مكحلا بيعي امم .(ماظنلا ةفلاخمل اًضارتعا ّدُع «ةقباس اياضق ينايلعلا ةمكحملا رئاود ىدحإ هب تذخأوأ ءايلعلا</w:t>
+        <w:br/>
+        <w:t>ماعل 5 ‏.31١79/84‎ مقر ةيضقلاب ةرشع ةنماثلا ةرئادلا نم رداصلا مكحلا) (يعدملا نم ةمدقملا ةيماتخلا تابلطلاب ةربعلا) نا ًءابضق ررقملا نم ناكامل 1- :موصخلا هبلطيامم رثكأب</w:t>
+        <w:br/>
+        <w:t>44 917541759. مقر ةيضقلاب رداصلا مكحلا ‏ءه١ 554 ماعل 441 5607510. مقر ةيضقلاب رداصلا مكحلا ‏ءه١ 544 ماعل 57.077617.05: مقر ةيضقلاب رداصلا مكحلا ءه</w:t>
+        <w:br/>
+        <w:t>لعام ‎١444‏ ه). 2- ولماكان البين من الحكم - محل الاعتراض - أن المدعي قد حصر طلباته الختامية في (الصفحة 3) بما دونته الدائرة نصاً: (انتبى المدعي إلى طلب الحكم بإلزام المدعى</w:t>
+        <w:br/>
+        <w:t>عليه بأن يدفع لعدنان مبلغ وقدره (97.762.042ريال)» ولعاتقه الحرازي مبلغ (27.932.012ريال): إلا أن الدائرة قضت بأكثر مما يطلبه الخصوم وقضت بإلزام المستأنف بان يدفع لورثة</w:t>
+        <w:br/>
+        <w:t>أحمد عباس زيني مبلغاً وقدره (331.882.138 مليون ريال) وهو مبلغ يزيد عن الطلبات الختامية المقدمة من المستأنف ضده. مما يعيب الحكم بالقصور ويجعله حرياً بالإلغاء. تاسعاً:</w:t>
+        <w:br/>
+        <w:t>ةيادب ذنمو هنأ ةيباوجلا فنأتسملا تاركذمو مكحلا نم تباثلا نإ ثيح 1- :هتيجحو نيعدملا ثروم لزانتل تبثملاو ةيماظنلا هناكرأل لمتكملا ءاكرشلا رارق يمسرلا ررحملل ةرئادلا لافغإ</w:t>
+        <w:br/>
+        <w:t>هصصح لماك نع عيبلاب لزانت ينيز سابع دمحأ ديسلا) :ًاصن نمضت يذلاو -ةيلقعلا هاوق لماكب - نيعادتملا ثرومو فنأتسملا نم عقوملا ءاكرشلا رارقب فنأتسملا كسمتو ىوعدلا</w:t>
+        <w:br/>
+        <w:t>عيقوت ربتعيو ةكرشلا يف ديدجلا كيرشلا يرتشملا فرطلا نم هقح لزانتملا فرطلا ىفوتسا ثيحو .لزانتلا اذه لبق يذلا ينيز سابع دمحأ ةماسأ ديسلا ىلإ ةصح 450 اهددعو ةكرشلاب</w:t>
+        <w:br/>
+        <w:t>ةبراجتلا ةفرغلا ىدل لدعلا ةباتك مامأ تبثملاو ةراجتلا ةرازو لبق نم ققدملاو (...مقر دنتسم - ءاكرشلا رارق قفرم) (...يرتشملا ةمذل ءاربإو ةيئاهنو ةمات ةصلاخم ةباثمب امهنم لك</w:t>
         <w:br/>
         <w:t>الصناعية بمحافظة جدة برقم (275) صحيفة (172) مجلد (8/ع/ر) وتاربخ 16/10/1431هء حيث إن المادة (25) من نظام الإثبات قد عرفت المحرر الرسدي أنه: (المحيّر الرسمي هو</w:t>
         <w:br/>
@@ -513,19 +582,46 @@
     </w:p>
     <w:p>
       <w:pPr>
+        <w:pStyle w:val="Heading2"/>
         <w:jc w:val="right"/>
         <w:bidi/>
       </w:pPr>
       <w:r>
-        <w:rPr>
-          <w:b w:val="0"/>
-          <w:i w:val="0"/>
-        </w:rPr>
-        <w:t>[صفحة 4]</w:t>
+        <w:t>صفحة 4</w:t>
+      </w:r>
+    </w:p>
+    <w:p>
+      <w:pPr>
+        <w:pStyle w:val="Heading2"/>
+        <w:jc w:val="right"/>
+        <w:bidi/>
+      </w:pPr>
+      <w:r>
+        <w:t>[نص الضبط / الحكم — المتن الفعلي] ===</w:t>
         <w:br/>
         <w:t>!] ةيدومسنا ةيبرعنا ةعنمن' قل</w:t>
+      </w:r>
+    </w:p>
+    <w:p>
+      <w:pPr>
+        <w:pStyle w:val="Heading2"/>
+        <w:jc w:val="right"/>
+        <w:bidi/>
+      </w:pPr>
+      <w:r>
+        <w:t>[ترويسة / كليشة وزارة العدل — معلومات رسمية متكررة] ===</w:t>
         <w:br/>
         <w:t>2 وزارة العدل صك رقم 7١7.551557هغع‏ 1ه</w:t>
+      </w:r>
+    </w:p>
+    <w:p>
+      <w:pPr>
+        <w:pStyle w:val="Heading2"/>
+        <w:jc w:val="right"/>
+        <w:bidi/>
+      </w:pPr>
+      <w:r>
+        <w:t>[نص الضبط / الحكم — المتن الفعلي] ===</w:t>
         <w:br/>
         <w:t>5 --</w:t>
       </w:r>
@@ -545,104 +641,100 @@
     </w:p>
     <w:p>
       <w:pPr>
+        <w:pStyle w:val="Heading2"/>
         <w:jc w:val="right"/>
         <w:bidi/>
       </w:pPr>
       <w:r>
-        <w:rPr>
-          <w:b w:val="0"/>
-          <w:i w:val="0"/>
-        </w:rPr>
+        <w:t>[ترويسة / كليشة وزارة العدل — معلومات رسمية متكررة] ===</w:t>
+        <w:br/>
         <w:t>المحكمة التجارية بجدة رقم الصفحة: 4 2 1</w:t>
         <w:br/>
         <w:t>دائرة الاستئناف الثانية ‎١‏ تاريخ الصك: 7١/9./ه:5١‏ 10 9 5</w:t>
-        <w:br/>
-        <w:t>عليه أي اعتراض على البيع وكذلك لم يثار أي نزاع بين مورث المتداعين والمستأنف بشأن عدم استلام قيمة تلك الحصص الأمر الذي يثبت معه صحة البيع وسريان آثاره النظامية المترتبة</w:t>
-        <w:br/>
-        <w:t>ةيفصت ةرئادلا لافغإ :ًارشاع .(لطابلاب مكنيب مكلاومأ اولكأت الو) :ىلاعت هلوقل ةفلاخملاب لطابلاب سانلا لاومأ لكأ ليبق نم دعي هعفد ةداعإ نوكل غلبملا تاذب ةبلاطملا زاوج مدعو هيلع</w:t>
-        <w:br/>
-        <w:t>شركة أحمد زيني التجارية وعدم جواز المطالبة بالحصص المتعلقة بها: تجاهل حكم محكمة أول درجة: أن شركة أحمد زيني التجارية قد تم تصفيتها حسب النظام وتم شطب السجل</w:t>
-        <w:br/>
-        <w:t>التجاري لها منذ 1437هء وكان يجب علهها رد الدعوى وعدم قبول إقامة الدعوى على شركة منهية ولاوجود لها حسب النظامء حيث أنه بعد تخارج كل من الشيخ أحمد زبني رحمه الله في</w:t>
-        <w:br/>
-        <w:t>لعام 1431 هء مورث المستأنف والمستأنف ضده. وكذا تخارج المستأنف ضده في العام 1434ه من نفس الشركة شركة أحمد زيني التجارية (الشركة محل الدعوى) فقد قام الشركاء</w:t>
-        <w:br/>
-        <w:t>الجدد بشركة أحمد زيني التجارية بتصفية شركة أحمد زيني التجارية. وكذا شطب السجل التجاري بتاريخ 11/4/1437ه و(مرفق رقم 7 ورقم 8). الحادي عشر: تجاهل الدائرة للدفع</w:t>
-        <w:br/>
-        <w:t>بترتيس هنوكل ةعيرشلل مكحلا ةفلاخمو ىوعدلا يف يأرلا هجو يف يرهوجلا هريثأت مغر كلذ تابثإل ةليفكلا تاءارجإلا ذاختا مدعو صصحلا غلبم عفدب فنأتسملا نم ئدبملا يرهوجلا</w:t>
-        <w:br/>
-        <w:t>عليه دفع المبلغ مرتين مما يعد من قبل أكل أموال الناس بالباطل. فمن حيث أن الثابت من الحكم محل الاعتراض (بداية الصفحة3) أن المدعى عليه أصالة أجاب على استيضاح الدائرة</w:t>
-        <w:br/>
-        <w:t>بجلسة 09/11/1443ه عن واقعة قيامه بشراء حصة والده لنفسه في شركة أحمد زيني التجارية بمبلغ (450.000 ريال) فقطء في حين أن قيمتها وفقاًلدعوى المدعي أكثر من ذلك فأجاب</w:t>
-        <w:br/>
-        <w:t>المدعى عليه: (أنه اتفق مع والده حال حياته على أن يشتري منه جميع حصصه في جميع الشركات التي كان لوالده حصص فها في المملكة. وذلك مقابل مبلغ (120.000.000 ريال) مئة</w:t>
-        <w:br/>
-        <w:t>درجمب اهقوقح كونبلا تفوتسا دقو نويدلا كلت نم نيد لكب ةصاخلا ةيكنبلا هتاباسح يف غلابملا عاديإ لالخ نم كونبلل هدلاو نويد دادس لالخ نم اهدادس مت لاير نويلم نورشعو</w:t>
-        <w:br/>
-        <w:t>إيداع تلك المبالغ. وقدمت للمحكمة قبل سنوات في قضية المحكمة العامة الصادر بشأنه من قبل القاضي الزايديء وحيث إن البين من هذا الدفع أنه دفعاً جوهرياً ومنتج في تلك</w:t>
-        <w:br/>
-        <w:t>الدعوى حيث من شأنه التأثير في وجه الرأي في الدعوى إلا أن الدائرة أغفلته وكان الأولى بالدائرة اتخاذ الإجراءات التي من شأنها إثبات هذا الدفع من عدمه وعلى سبيل المثال لا الحصر:</w:t>
-        <w:br/>
-        <w:t>اهقوقحل نويدلا ءافيتسا ىدمو نويدلا كلت نم نيد لكب ةصاخلا ةيكنبلا هتاباسح يف غلابملا عاديإو غلبملا دادسب فنأتسملا ماق اذإ امع مالعتسالل يدوعسلا دقنلا ةسسؤم ةبطاخم 1-</w:t>
-        <w:br/>
-        <w:t>من المستأنف المدفوعة عن والده من عدمه. 2- مخاطبة المحكمة العامة بمحافظة جدة في الدائرة ناظرة الدعوى رقم (33286392) وتاريخ 8/6/1433ه لطلب المستندات المحاسبية</w:t>
-        <w:br/>
-        <w:t>المقدمة في تلك الدعوى لكونها في حوزة الدائرة. إلا.ان الدائرة أغفلت تلك الإجراءات وترتب على ذلك الإغفال صدور الحكم - محل الاعتراض - بإلزام المستأنف بدفع تلك المبالغ مرة</w:t>
-        <w:br/>
-        <w:t>هميدقت قبس املو هلك كلذل :تابلطلا .ءاغلإلاب ًايرح هلعجيو ةيمالسإلا ةعيرشلا ةفلاخمو روصقلاب مكحلا بيعي امم لطابلاب سانلا لاومأ لكأ ليبق نم دعي مكحلا اذه ناكاملو ءىرخأ</w:t>
-        <w:br/>
-        <w:t>ولما تراه الدائرة الموقرة من أسباب نطلب من فضيلتكم قبول الاستئناف شكلاً وفي الموضوع نقض الحكم الصادر والحكم مجدداً برد دعوى المدعي). وأكد وكيل المدعى عليه على ما ورد</w:t>
-        <w:br/>
-        <w:t>بلائحة الاعتراض. كما اطلعت الدائرة على لائحة الاعتراض المقدمة من وكيل المدعي وحاصلها: (نؤكد أن اعتراضنا منصب فقط على صيغة منطوق الحكم فالدائرة لم تفصل المنطوق</w:t>
-        <w:br/>
-        <w:t>على النحو الصحيح حيث إن الدائرة حكمت بإلزام المدعى عليه بسداد مبلغ (331,882,138 ريال) ثلاثمئة وواحد وثلاثون مليوناً وثمانمئة واثنان وثمانون ألفاً ومئة وثمانية وثلاثون ريالاً.</w:t>
-        <w:br/>
-        <w:t>بجوتي ماكحألا نأ مكتليضف ملع فيرش ىلع ىفخي.الو يلامجإلا غلبملا ركذب تفتكا امنإو مهددعت مغر ديدحتلا هجو ىلع نيعدملل ةقحتسملا غلابملا مكحلا ةردصم ةرئادلا حضوت ملو</w:t>
-        <w:br/>
-        <w:t>نظاماءأن تكون مفصلة حتى يمكن تنفيذها علماً أنه تم إفادة الدائرة بأن هناك وصية ثابتة بموجب حكم قضائي (229014721194320022) (مرفق صورة الصك) كما أن المدعى عليه</w:t>
-        <w:br/>
-        <w:t>هو أحد الورثة بموجب حصر الورثة رقم (38391575) و تاريخ 12/05/1438هء و عليه فإن بيان المستحقين حسب أنصبتهم الشرعية وبعد أخذ الوصية بعين الاعتبار ما يلي :-1 عدنان</w:t>
-        <w:br/>
-        <w:t>أحمد عباس زيني, هوية رقم (1017092733) وهو يستحق مبلغ وقدره (96.779.270ريال) ستة وتسعون مليوناً وسبعمئة وتسعة وسبعون ألفاً و مئتان وسبعون ريالاً. 2- عاتقة محمد</w:t>
-        <w:br/>
-        <w:t>يحيى محمد علي الحرازيء هوية رقم (1007056847) وهي تستحق مبلغ وقدره (27.651.219 ريال) سبعة وعشرون مليوناً وستمئة وواحد وخمسون ألفاً ومئتان وتسعة عشر ريالاً. 3-</w:t>
-        <w:br/>
-        <w:t>الوصية والتي أوصى بها مورث المتداعين والمستحقة مبلغ وقدره (110.672.379 ريال) مئة وعشرة مليون وستمئة واثنان وسبعون ألفاً وثلائمئة وتسعة وسبعون ريالاً. أصحاب الفضيلة</w:t>
-        <w:br/>
-        <w:t>وحيث تبين لمقام الدائرة الموقرة عدم تفصيل الحكم على النحو الصحيح وجوباً وعدم تفصيل مستحقات المدعين فإنني اطلب من مقام الدائرة الموقرة. أولاً: قبول الاستئناف شكلاً</w:t>
-        <w:br/>
-        <w:t>لتقديمه في المدة النظامية. ثانياً: الحكم بالزام المدعى عليه أن يدفع للمدعي عدنان أحمد عباس زيني, هوية رقم (1017092733) مبلغ إجمالي قدره (96.779.270ريال) ستة وتسعون</w:t>
-        <w:br/>
-        <w:t>مليوناً وسبعمئة وتسعة وسبعون ألفاً و مئتان و سبعون ريالا. وأن يدفع للمدعية عاتقة محمد يحيى محمد علي الحرازيء هوية رقم (1007056847) مبلغ قدره (27.651.219 ريال)</w:t>
-        <w:br/>
-        <w:t>سبعة وعشرون مليوناً وستمئة وواحد وخمسون ألفاً ومئتان وتسعة عشرربالاً والحكم بإلزام المدعى عليه أن يدفع المستحقي الوصية مبلغ وقدره (110.672.379 ريال) مئة وعشرة</w:t>
-        <w:br/>
-        <w:t>مليون وستمئة واثنان وسبعون ألفاً وثلائمئة وتسعة و سبعون ربالاً). وأكد وكيل المدعي على ما ورد بلائحة الاعتراض. كما اطلعت الدائرة على المذكرة المودعة في النظام بتاريخ 02-11-</w:t>
-        <w:br/>
-        <w:t>5ه. المقدمة من وكيل المدعي. ونصها: (جواباً على الاستئناف المقدم من المدعى عليه أسامة زيني» أود أن أبيّن لأصحاب الفضيلة أن جميع الطعون التي أثارها المدعى عليه لا ترق أن</w:t>
-        <w:br/>
-        <w:t>تغير نتيجة الحكم المعترض عليهء وسبق أن تمت الإجابة علها في حينه وني اسباب الحكم المعترض عليه ما يكفي للإجابة عللها ومن باب زيادة الإيضاح أقول: أولاً: أن دفع المدعى عليه</w:t>
-        <w:br/>
-        <w:t>بعدم جواز النظر لسبق الفصل فها لا.يصح ولا. محل له. وذلك لأن الحصة محل الدعوى هي ملك مورث موكلي أحمد زيني. والصلح المذكور إنما وقع على الحصة المملوكة لموكلي في</w:t>
-        <w:br/>
-        <w:t>الشركة آنذاكء ولم يكن المورث طرفاً في تلك الدعوىء واستناداً إلى المادة 87 من نظام الإثبات» والتي نصت: (ولا.تكون لتلك الأحكام الحجية إلا في نزاع قام بين الخصوم دون أن تتغير</w:t>
-        <w:br/>
-        <w:t>صفاتهم وتعلق بالحق ذاته محلاً وسبباً)ء وبالنظر في هذه المادة يتضح أن الصلح وقع على الحصة المملوكة للموكل وليس على حصص المورث أحمد زيني ‏ محل هذه الدعوى ‏ والذي كان</w:t>
-        <w:br/>
-        <w:t>في ذلك الوقت حياً يرزق»</w:t>
       </w:r>
     </w:p>
     <w:p>
       <w:pPr>
+        <w:pStyle w:val="Heading2"/>
         <w:jc w:val="right"/>
         <w:bidi/>
       </w:pPr>
       <w:r>
-        <w:rPr>
-          <w:b w:val="0"/>
-          <w:i w:val="0"/>
-        </w:rPr>
-        <w:t xml:space="preserve"> ولم يُختصم في الدعوىء وليس للموكل الحق في الصلح عنه أو تمثيله» وبالتالي فإن دفع المدعى عليه بعدم جواز النظر لا وجه له. ثانياً: إن ممايدل على أن البيع</w:t>
+        <w:t>[نص الضبط / الحكم — المتن الفعلي] ===</w:t>
+        <w:br/>
+        <w:t>عليه أي اعتراض على البيع وكذلك لم يثار أي نزاع بين مورث المتداعين والمستأنف بشأن عدم استلام قيمة تلك الحصص الأمر الذي يثبت معه صحة البيع وسريان آثاره النظامية المترتبة</w:t>
+        <w:br/>
+        <w:t>ةيفصت ةرئادلا لافغإ :ًارشاع .(لطابلاب مكنيب مكلاومأ اولكأت الو) :ىلاعت هلوقل ةفلاخملاب لطابلاب سانلا لاومأ لكأ ليبق نم دعي هعفد ةداعإ نوكل غلبملا تاذب ةبلاطملا زاوج مدعو هيلع</w:t>
+        <w:br/>
+        <w:t>شركة أحمد زيني التجارية وعدم جواز المطالبة بالحصص المتعلقة بها: تجاهل حكم محكمة أول درجة: أن شركة أحمد زيني التجارية قد تم تصفيتها حسب النظام وتم شطب السجل</w:t>
+        <w:br/>
+        <w:t>التجاري لها منذ 1437هء وكان يجب علهها رد الدعوى وعدم قبول إقامة الدعوى على شركة منهية ولاوجود لها حسب النظامء حيث أنه بعد تخارج كل من الشيخ أحمد زبني رحمه الله في</w:t>
+        <w:br/>
+        <w:t>لعام 1431 هء مورث المستأنف والمستأنف ضده. وكذا تخارج المستأنف ضده في العام 1434ه من نفس الشركة شركة أحمد زيني التجارية (الشركة محل الدعوى) فقد قام الشركاء</w:t>
+        <w:br/>
+        <w:t>الجدد بشركة أحمد زيني التجارية بتصفية شركة أحمد زيني التجارية. وكذا شطب السجل التجاري بتاريخ 11/4/1437ه و(مرفق رقم 7 ورقم 8). الحادي عشر: تجاهل الدائرة للدفع</w:t>
+        <w:br/>
+        <w:t>بترتيس هنوكل ةعيرشلل مكحلا ةفلاخمو ىوعدلا يف يأرلا هجو يف يرهوجلا هريثأت مغر كلذ تابثإل ةليفكلا تاءارجإلا ذاختا مدعو صصحلا غلبم عفدب فنأتسملا نم ئدبملا يرهوجلا</w:t>
+        <w:br/>
+        <w:t>عليه دفع المبلغ مرتين مما يعد من قبل أكل أموال الناس بالباطل. فمن حيث أن الثابت من الحكم محل الاعتراض (بداية الصفحة3) أن المدعى عليه أصالة أجاب على استيضاح الدائرة</w:t>
+        <w:br/>
+        <w:t>بجلسة 09/11/1443ه عن واقعة قيامه بشراء حصة والده لنفسه في شركة أحمد زيني التجارية بمبلغ (450.000 ريال) فقطء في حين أن قيمتها وفقاًلدعوى المدعي أكثر من ذلك فأجاب</w:t>
+        <w:br/>
+        <w:t>المدعى عليه: (أنه اتفق مع والده حال حياته على أن يشتري منه جميع حصصه في جميع الشركات التي كان لوالده حصص فها في المملكة. وذلك مقابل مبلغ (120.000.000 ريال) مئة</w:t>
+        <w:br/>
+        <w:t>درجمب اهقوقح كونبلا تفوتسا دقو نويدلا كلت نم نيد لكب ةصاخلا ةيكنبلا هتاباسح يف غلابملا عاديإ لالخ نم كونبلل هدلاو نويد دادس لالخ نم اهدادس مت لاير نويلم نورشعو</w:t>
+        <w:br/>
+        <w:t>إيداع تلك المبالغ. وقدمت للمحكمة قبل سنوات في قضية المحكمة العامة الصادر بشأنه من قبل القاضي الزايديء وحيث إن البين من هذا الدفع أنه دفعاً جوهرياً ومنتج في تلك</w:t>
+        <w:br/>
+        <w:t>الدعوى حيث من شأنه التأثير في وجه الرأي في الدعوى إلا أن الدائرة أغفلته وكان الأولى بالدائرة اتخاذ الإجراءات التي من شأنها إثبات هذا الدفع من عدمه وعلى سبيل المثال لا الحصر:</w:t>
+        <w:br/>
+        <w:t>اهقوقحل نويدلا ءافيتسا ىدمو نويدلا كلت نم نيد لكب ةصاخلا ةيكنبلا هتاباسح يف غلابملا عاديإو غلبملا دادسب فنأتسملا ماق اذإ امع مالعتسالل يدوعسلا دقنلا ةسسؤم ةبطاخم 1-</w:t>
+        <w:br/>
+        <w:t>من المستأنف المدفوعة عن والده من عدمه. 2- مخاطبة المحكمة العامة بمحافظة جدة في الدائرة ناظرة الدعوى رقم (33286392) وتاريخ 8/6/1433ه لطلب المستندات المحاسبية</w:t>
+        <w:br/>
+        <w:t>المقدمة في تلك الدعوى لكونها في حوزة الدائرة. إلا.ان الدائرة أغفلت تلك الإجراءات وترتب على ذلك الإغفال صدور الحكم - محل الاعتراض - بإلزام المستأنف بدفع تلك المبالغ مرة</w:t>
+        <w:br/>
+        <w:t>هميدقت قبس املو هلك كلذل :تابلطلا .ءاغلإلاب ًايرح هلعجيو ةيمالسإلا ةعيرشلا ةفلاخمو روصقلاب مكحلا بيعي امم لطابلاب سانلا لاومأ لكأ ليبق نم دعي مكحلا اذه ناكاملو ءىرخأ</w:t>
+        <w:br/>
+        <w:t>ولما تراه الدائرة الموقرة من أسباب نطلب من فضيلتكم قبول الاستئناف شكلاً وفي الموضوع نقض الحكم الصادر والحكم مجدداً برد دعوى المدعي). وأكد وكيل المدعى عليه على ما ورد</w:t>
+        <w:br/>
+        <w:t>بلائحة الاعتراض. كما اطلعت الدائرة على لائحة الاعتراض المقدمة من وكيل المدعي وحاصلها: (نؤكد أن اعتراضنا منصب فقط على صيغة منطوق الحكم فالدائرة لم تفصل المنطوق</w:t>
+        <w:br/>
+        <w:t>على النحو الصحيح حيث إن الدائرة حكمت بإلزام المدعى عليه بسداد مبلغ (331,882,138 ريال) ثلاثمئة وواحد وثلاثون مليوناً وثمانمئة واثنان وثمانون ألفاً ومئة وثمانية وثلاثون ريالاً.</w:t>
+        <w:br/>
+        <w:t>بجوتي ماكحألا نأ مكتليضف ملع فيرش ىلع ىفخي.الو يلامجإلا غلبملا ركذب تفتكا امنإو مهددعت مغر ديدحتلا هجو ىلع نيعدملل ةقحتسملا غلابملا مكحلا ةردصم ةرئادلا حضوت ملو</w:t>
+        <w:br/>
+        <w:t>نظاماءأن تكون مفصلة حتى يمكن تنفيذها علماً أنه تم إفادة الدائرة بأن هناك وصية ثابتة بموجب حكم قضائي (229014721194320022) (مرفق صورة الصك) كما أن المدعى عليه</w:t>
+        <w:br/>
+        <w:t>هو أحد الورثة بموجب حصر الورثة رقم (38391575) و تاريخ 12/05/1438هء و عليه فإن بيان المستحقين حسب أنصبتهم الشرعية وبعد أخذ الوصية بعين الاعتبار ما يلي :-1 عدنان</w:t>
+        <w:br/>
+        <w:t>أحمد عباس زيني, هوية رقم (1017092733) وهو يستحق مبلغ وقدره (96.779.270ريال) ستة وتسعون مليوناً وسبعمئة وتسعة وسبعون ألفاً و مئتان وسبعون ريالاً. 2- عاتقة محمد</w:t>
+        <w:br/>
+        <w:t>يحيى محمد علي الحرازيء هوية رقم (1007056847) وهي تستحق مبلغ وقدره (27.651.219 ريال) سبعة وعشرون مليوناً وستمئة وواحد وخمسون ألفاً ومئتان وتسعة عشر ريالاً. 3-</w:t>
+        <w:br/>
+        <w:t>الوصية والتي أوصى بها مورث المتداعين والمستحقة مبلغ وقدره (110.672.379 ريال) مئة وعشرة مليون وستمئة واثنان وسبعون ألفاً وثلائمئة وتسعة وسبعون ريالاً. أصحاب الفضيلة</w:t>
+        <w:br/>
+        <w:t>وحيث تبين لمقام الدائرة الموقرة عدم تفصيل الحكم على النحو الصحيح وجوباً وعدم تفصيل مستحقات المدعين فإنني اطلب من مقام الدائرة الموقرة. أولاً: قبول الاستئناف شكلاً</w:t>
+        <w:br/>
+        <w:t>لتقديمه في المدة النظامية. ثانياً: الحكم بالزام المدعى عليه أن يدفع للمدعي عدنان أحمد عباس زيني, هوية رقم (1017092733) مبلغ إجمالي قدره (96.779.270ريال) ستة وتسعون</w:t>
+        <w:br/>
+        <w:t>مليوناً وسبعمئة وتسعة وسبعون ألفاً و مئتان و سبعون ريالا. وأن يدفع للمدعية عاتقة محمد يحيى محمد علي الحرازيء هوية رقم (1007056847) مبلغ قدره (27.651.219 ريال)</w:t>
+        <w:br/>
+        <w:t>سبعة وعشرون مليوناً وستمئة وواحد وخمسون ألفاً ومئتان وتسعة عشرربالاً والحكم بإلزام المدعى عليه أن يدفع المستحقي الوصية مبلغ وقدره (110.672.379 ريال) مئة وعشرة</w:t>
+        <w:br/>
+        <w:t>مليون وستمئة واثنان وسبعون ألفاً وثلائمئة وتسعة و سبعون ربالاً). وأكد وكيل المدعي على ما ورد بلائحة الاعتراض. كما اطلعت الدائرة على المذكرة المودعة في النظام بتاريخ 02-11-</w:t>
+        <w:br/>
+        <w:t>5ه. المقدمة من وكيل المدعي. ونصها: (جواباً على الاستئناف المقدم من المدعى عليه أسامة زيني» أود أن أبيّن لأصحاب الفضيلة أن جميع الطعون التي أثارها المدعى عليه لا ترق أن</w:t>
+        <w:br/>
+        <w:t>تغير نتيجة الحكم المعترض عليهء وسبق أن تمت الإجابة علها في حينه وني اسباب الحكم المعترض عليه ما يكفي للإجابة عللها ومن باب زيادة الإيضاح أقول: أولاً: أن دفع المدعى عليه</w:t>
+        <w:br/>
+        <w:t>بعدم جواز النظر لسبق الفصل فها لا.يصح ولا. محل له. وذلك لأن الحصة محل الدعوى هي ملك مورث موكلي أحمد زيني. والصلح المذكور إنما وقع على الحصة المملوكة لموكلي في</w:t>
+        <w:br/>
+        <w:t>الشركة آنذاكء ولم يكن المورث طرفاً في تلك الدعوىء واستناداً إلى المادة 87 من نظام الإثبات» والتي نصت: (ولا.تكون لتلك الأحكام الحجية إلا في نزاع قام بين الخصوم دون أن تتغير</w:t>
+        <w:br/>
+        <w:t>صفاتهم وتعلق بالحق ذاته محلاً وسبباً)ء وبالنظر في هذه المادة يتضح أن الصلح وقع على الحصة المملوكة للموكل وليس على حصص المورث أحمد زيني ‏ محل هذه الدعوى ‏ والذي كان</w:t>
+        <w:br/>
+        <w:t>في ذلك الوقت حياً يرزق» ولم يُختصم في الدعوىء وليس للموكل الحق في الصلح عنه أو تمثيله» وبالتالي فإن دفع المدعى عليه بعدم جواز النظر لا وجه له. ثانياً: إن ممايدل على أن البيع</w:t>
         <w:br/>
         <w:t>المزعوم الذي يستند عليه المدعي كان بدون ثمن هو تناقض المدعى عليه في قيمة الحصص محل هذه الدعوى فتارة يزعم بأن الثمن هو . 5 ألف ريال وتارة يزعم بأن الثمن هو ‎١١١‏</w:t>
         <w:br/>
@@ -673,19 +765,46 @@
     </w:p>
     <w:p>
       <w:pPr>
+        <w:pStyle w:val="Heading2"/>
         <w:jc w:val="right"/>
         <w:bidi/>
       </w:pPr>
       <w:r>
-        <w:rPr>
-          <w:b w:val="0"/>
-          <w:i w:val="0"/>
-        </w:rPr>
-        <w:t>[صفحة 5]</w:t>
+        <w:t>صفحة 5</w:t>
+      </w:r>
+    </w:p>
+    <w:p>
+      <w:pPr>
+        <w:pStyle w:val="Heading2"/>
+        <w:jc w:val="right"/>
+        <w:bidi/>
+      </w:pPr>
+      <w:r>
+        <w:t>[نص الضبط / الحكم — المتن الفعلي] ===</w:t>
         <w:br/>
         <w:t>!] ةيدومسنا ةيبرما ةعنش قل</w:t>
+      </w:r>
+    </w:p>
+    <w:p>
+      <w:pPr>
+        <w:pStyle w:val="Heading2"/>
+        <w:jc w:val="right"/>
+        <w:bidi/>
+      </w:pPr>
+      <w:r>
+        <w:t>[ترويسة / كليشة وزارة العدل — معلومات رسمية متكررة] ===</w:t>
         <w:br/>
         <w:t>01 وزارة العدل صك رقم 7١7.551557هغع‏ للم</w:t>
+      </w:r>
+    </w:p>
+    <w:p>
+      <w:pPr>
+        <w:pStyle w:val="Heading2"/>
+        <w:jc w:val="right"/>
+        <w:bidi/>
+      </w:pPr>
+      <w:r>
+        <w:t>[نص الضبط / الحكم — المتن الفعلي] ===</w:t>
         <w:br/>
         <w:t>5 --</w:t>
       </w:r>
@@ -705,104 +824,100 @@
     </w:p>
     <w:p>
       <w:pPr>
+        <w:pStyle w:val="Heading2"/>
         <w:jc w:val="right"/>
         <w:bidi/>
       </w:pPr>
       <w:r>
-        <w:rPr>
-          <w:b w:val="0"/>
-          <w:i w:val="0"/>
-        </w:rPr>
+        <w:t>[ترويسة / كليشة وزارة العدل — معلومات رسمية متكررة] ===</w:t>
+        <w:br/>
         <w:t>المحكمة التجارية بجدة رقم الصفحة: 4ه 2 1</w:t>
         <w:br/>
         <w:t>دائرة الاستئناف الثانية ‎١‏ تاريخ الصك: ‏ ١١/”./4؛4:١‏ 6ك 1 أ 5</w:t>
-        <w:br/>
-        <w:t>الرد علا بمايلي: أولا.: التأكيد على الدفع بسداد مبلغ بيع الحصص للديون المستحقة على مورث المدعي للبنوك: فمن حيث أن الثابت والبين من مدونات الحكم ان المدعى عليه -</w:t>
-        <w:br/>
-        <w:t>المستأنف - قد أثار دفعاً جوهرياً مفاده إبرام عقد بيع حصص مع مورث المدعي مدون به القيمة الفعلية للحصص والبالغة (120.000.000 ريال) ودفع بدفعه لذلك المبلغ من خلا.ل</w:t>
-        <w:br/>
-        <w:t>سداد ديون والده - مورث المدعي- للبنوك . وحيث إن المدعى عليه توصل لمستندات دامغة تثبت سداد المدعى عليه للمبلغ للبنوك. نوردها على سبيل المثال لا الحصر: شيك بنكي رقم</w:t>
-        <w:br/>
-        <w:t>غلبمب ينطولا يبرعلا كنبلل ينيز سابع دمحأ نم ةددسملا ةميقلا هنوكب ًاببسم ينطولا يبرعلا كنبلا حلاصل يسنرفلا يدوعسلا كنبلا ىلع بوحسم ه26/11/1431 خيراتو (599140/1)</w:t>
-        <w:br/>
-        <w:t>وقدره (3.000.000 ريال) ومذيل بتوقيع المدعى عليه (أسامة أحمد زيني). شيك بنكي آخر رقم (599139/1) وتاريخ 26/11/1431ه مسحوب على البنك السعودي الفرنبي لصالح البنك</w:t>
-        <w:br/>
-        <w:t>العربي الوطني مسبباً بكونه القيمة المسددة من أحمد عباس زيني للبنك العربي الوطني بمبلغ وقدره (3.000.000 ريال) ومذيل بتوقيع المدعى عليه (أسامة احمد زيني). وحيث إن هذين</w:t>
-        <w:br/>
-        <w:t>المستندين تعدان قرينة قوية ودامغة تثبت على دفع المدعى عليه بسداد القيمة الفعلية للحصص عن طريق دفع الديون المستحقة على مورث المدعي - بائع الحصص- للبنوك. وحيث</w:t>
-        <w:br/>
-        <w:t>إن تلك المستندات تعد مستندات جوهرية من شأنها التأثير في وجه الرأي في الدعوىء مما يتعين معه رد الدعوى. ثانياً: التأكيد والتمسك بكافة أوجه الطعون المقدمة من المدعى عليه</w:t>
-        <w:br/>
-        <w:t>على الحكم محل الطعن ولا.سيما (الدفع بعدم اختصاص المحكمة نوعياً بنظر الدعوى. وكذلك الدفع بعدم جواز نظر الدعوى لسبق الفصل فها بموجب أحكام قضبائية باتة حائزة</w:t>
-        <w:br/>
-        <w:t>يف روصقلا ىوعدلا رظنب ًايعون ةمكحملا صاصتخا مدعب - فانئتسالا رادم - مكحلا ىلع نعطلا هجو ىلإ فيضن :ًاثلاث .ىرخألا نوعطلا يقابب كسمتلا عم (هب يضقملا ءيشلا ةيجحل</w:t>
-        <w:br/>
-        <w:t>التسبيب فيما سببته باختصاصها بنظر الدعوىء فالبين من مدونات الحكم أن الدائرة سببت اختصاصها نصاً بناء على (ينبسط اختصاص المحكمة التجارية على تلك الدعوى وفق</w:t>
-        <w:br/>
-        <w:t>الفقرة (4) من المادة (16) من نظام المحاكم التجارية). وحيث إن ما سببته الدائرة تسبيب قاصر ومعيب ذلك أن: أنه بالرجوع للمادة المتساند علها فإنها تتعلق (بنظر المحاكم التجارية</w:t>
-        <w:br/>
-        <w:t>للدعاوى والمخالفات الناشئة عن تطبيق أحكام نظام الشركات). وحيث إن نظام الشركات يحتوي على العديد من النصوص النظامية التي تصل إلى ما يزيد عن 250 مادة وتشتمل على</w:t>
-        <w:br/>
-        <w:t>العديد من القواعد الآمرة وحيث أن الدائرة لم تحدد وجه المخالفة التي شابت العلاقة بيهما - على فرض صحتها والفرض يساوي العدم -. كما أن طبيعة هذه الدعوى تخرج خروجاً تاماً</w:t>
-        <w:br/>
-        <w:t>كلت رظنب اهصاصتخاب اهمكح سيسأت ةرئادلل غيسي ىوعدلا كلت ةعيبط يف ةفلاخم يأ دجوت.:ال اذإ تاكرشلا ماظن ماكحأ قيبطت نع ةئشانلا تافلاخملاب ةصاخلا ةرقفلا كلت نع</w:t>
-        <w:br/>
-        <w:t>الدعوى بناء على هذه المادة الآنفة البيان» مما يعيب الحكم بالقصور ويجعله حرياً بالإلغاء. ويضح لا. مناص من الحكم بعدم اختصاص المحكمة نوعياً بنظر الدعوى. رابعاً: الدفع</w:t>
-        <w:br/>
-        <w:t>بصرف النظر عن الدعوى لعدم تحريرها لكونها تنطوي على تناقضات يعيها بالتجهيل: لماكانت المادة (93) من نظام المحاكم التجارية نصت على أنه (فيما لم يرد فيه نص خا ص في</w:t>
-        <w:br/>
-        <w:t>النظام. تطبق أحكام نظام المرافعات الشرعية على الدعاوى التي تختص بنظرها المحكمة بما لا يخالف طبيعة الدعوى التجارية)ء وحيث إن المادة (66) من نظام المرافعات الشرعية قد</w:t>
-        <w:br/>
-        <w:t>استلزمت تحرير الدعوىء ولما قرره الفقهاء - رحمهم اللّه - من أن من شروط الدعوى أن تكون الدعوى محررة أي معلومة. معلومة المدعى بهء قال الموفق - رحمه الله تعالى - في المغني: "</w:t>
-        <w:br/>
-        <w:t>ولا.يسمع الحاكم الدعوى إلا. محررة" (8 /510), ولماكان من المقرر فقها ونظاما أن الدعوى لا.يصح السير فها قبل تحريرها قال الشيخ الهوتي: "ولا.تصح الدعوى إلا. محررة تحريراً</w:t>
-        <w:br/>
-        <w:t>يعلمه المدعي لأن الحاكم يسأل المدعى عليه عما ادعاه المدعي فإن اعترف به ألزمه ولا يمكنه أن يلزمه مجهولا" (كشاف القناع -) (6 -436-435). وحيث إنه بتمحيص لائحة الدعوى نجد</w:t>
-        <w:br/>
-        <w:t>أنها قد خلت من التحرير الواضح اللازم نظاماً حيث انطوت على تناقضات تعيب الدعوى بالتجهيل والغموض والإبهام ذلك أن المدعي قد ضِمّن دعواه وتساند فها على بطلان البيع بناء</w:t>
-        <w:br/>
-        <w:t>على ما أورده نصاً: (أن الوكالات التي أجريت بها عملية البيع وكالات باطلة بناء على فقدان المورث للأهلية أثناء فترة البيع). إلا.أنه ختم دعواه بما يناقض فحوى ومضمون دعواه-</w:t>
-        <w:br/>
-        <w:t>السابق التي كان يطالب فيها ببطلان عقد البيع نتيجة بطلان الوكالات - وطالب بإلزام المدعى عليه بدفع قيمة الحصص ثم عاد وأقر بصحة عقد البيع مرة أخرى مما يجعل الدعوى</w:t>
-        <w:br/>
-        <w:t>ةقتاع) اهلع ىعدملا باوجتسا بلطب عفدلا :ًاسماخ .ىوعدلا كلت نع رظنلا فرص هعم نيعتي امم ضومغلاو ماهبإلاو ليبجتلاب ىوعدلا بيعي يذلا ميسجلا ضقانتلا ىلع ةيوطنم</w:t>
-        <w:br/>
-        <w:t>الحرازي) لكون استجوابها من شأنه التأثير في وجه الرأي في الدعوى: بناء على نص المادة (20/2) من نظام الإثبات التي تنص على أنه: (2- لأي من الخصوم استجواب خصمه مباشرة)ء</w:t>
-        <w:br/>
-        <w:t>وتنص المادة (21/1) من ذات النظام على أنه: (للمحكمة - من تلقاء نفسها أو بناء على طلب أحد الخصوم- أن تأمر بحضور الخصم لاستجوابه: ويجب على من تقرر استجوابه أن يحضر</w:t>
-        <w:br/>
-        <w:t>الجلسة المحددة لذلك). ولماكان المدعى عليه قد أثار دفعاً امام المحكمة الابتدائية بطلب استجواب المدعى علهها (عاتقة الحرازي) إلا أن وكيل المدعي رفض بزعم عدم ضرورة ذلك دون</w:t>
-        <w:br/>
-        <w:t>مبرر واضح أو سبب سائغ واكتفى بالقول بأن المدعى عليها " على الحياد " في رد مهم وغير مفهوم وغير منطقي إذ لا يستساغ أن تقيم المدعى علها دعوى تطالب بها (ابنها - المدعى عليه) ثم</w:t>
-        <w:br/>
-        <w:t>تكون على الحياد . وقد انساقت الدائرة وراء رفضه دون سبب أو مبرر واضح على الرغم من كونه دفعاً جوهرياً يتعين تمحيصه وإجابته أو الرد عليه بسبب سائغ على نحو يعيب الحكم.</w:t>
-        <w:br/>
-        <w:t>وحيث نتمسك بطلب استجواب المدعى علهها وإحضارها للاستجواب لكون أقوالها ستكون مؤثرة في تلك الدعوى حيث سيثبت عدم رغبتها في رفع تلك الدعوى لثبوت استيفاء مورنها</w:t>
-        <w:br/>
-        <w:t>ومورث المدعي لقيمة الحصص ومن ثم فإن من شأنها التأثير في وجه الرأي في الدعوى. سادساً: التأكيد والتمسك بالدفع بعدم جواز الاستناد على التقييم المحاسبي الصادر من مكتب</w:t>
-        <w:br/>
-        <w:t>طلال أبو غزاله كأساس لتقييم الحصص: فالمدعى عليه أثار منذ فجر تلك الدعوى دفعاً جوهرياً مؤداه عدم جواز الاستناد على التقييم المحاسبي الصادر في دعوى التخارج المنظورة</w:t>
-        <w:br/>
-        <w:t>لدى المحكمة الإدارية ذلك أن:1. أن تلك الحصص المباعة قد تم تقديرها بعقد صحيح ومكتمل الأركان بين المدعى عليه ومورث المدعي وقد أقر المدعي بصحته والذي يتضمن تقدير</w:t>
-        <w:br/>
-        <w:t>قيمة حصص مورث المدعي بمبلغ وقدره (120.000.000 ريال) مئة وعشرون مليون ريالء وبما أن عقد البيع من العقود الرضائية وقد ارتضى البائع والمشتري تلك القيمة وهما بكامل</w:t>
-        <w:br/>
-        <w:t>اهليتهما المعتبرة شرعاً ونظاماً. إضافة إلى ذلك فإن المدعى عليه بعد شرائه حصص مورث المدعي وتملكه الحصة الأكبر في شركة احمد زيني التجارية بنسبة (96090- حصة والده) استمر</w:t>
-        <w:br/>
-        <w:t>المدعي في شراكته في الشركة مع المدعى عليه لمد</w:t>
       </w:r>
     </w:p>
     <w:p>
       <w:pPr>
+        <w:pStyle w:val="Heading2"/>
         <w:jc w:val="right"/>
         <w:bidi/>
       </w:pPr>
       <w:r>
-        <w:rPr>
-          <w:b w:val="0"/>
-          <w:i w:val="0"/>
-        </w:rPr>
-        <w:t>ة سنتين ولم يبد أي اعتراض بشأن ملكية المدعى عليه لحصص والدهثم قام بالتخارج من الشركة وبيع حصصه للمدعى عليه والتوقيع</w:t>
+        <w:t>[نص الضبط / الحكم — المتن الفعلي] ===</w:t>
+        <w:br/>
+        <w:t>الرد علا بمايلي: أولا.: التأكيد على الدفع بسداد مبلغ بيع الحصص للديون المستحقة على مورث المدعي للبنوك: فمن حيث أن الثابت والبين من مدونات الحكم ان المدعى عليه -</w:t>
+        <w:br/>
+        <w:t>المستأنف - قد أثار دفعاً جوهرياً مفاده إبرام عقد بيع حصص مع مورث المدعي مدون به القيمة الفعلية للحصص والبالغة (120.000.000 ريال) ودفع بدفعه لذلك المبلغ من خلا.ل</w:t>
+        <w:br/>
+        <w:t>سداد ديون والده - مورث المدعي- للبنوك . وحيث إن المدعى عليه توصل لمستندات دامغة تثبت سداد المدعى عليه للمبلغ للبنوك. نوردها على سبيل المثال لا الحصر: شيك بنكي رقم</w:t>
+        <w:br/>
+        <w:t>غلبمب ينطولا يبرعلا كنبلل ينيز سابع دمحأ نم ةددسملا ةميقلا هنوكب ًاببسم ينطولا يبرعلا كنبلا حلاصل يسنرفلا يدوعسلا كنبلا ىلع بوحسم ه26/11/1431 خيراتو (599140/1)</w:t>
+        <w:br/>
+        <w:t>وقدره (3.000.000 ريال) ومذيل بتوقيع المدعى عليه (أسامة أحمد زيني). شيك بنكي آخر رقم (599139/1) وتاريخ 26/11/1431ه مسحوب على البنك السعودي الفرنبي لصالح البنك</w:t>
+        <w:br/>
+        <w:t>العربي الوطني مسبباً بكونه القيمة المسددة من أحمد عباس زيني للبنك العربي الوطني بمبلغ وقدره (3.000.000 ريال) ومذيل بتوقيع المدعى عليه (أسامة احمد زيني). وحيث إن هذين</w:t>
+        <w:br/>
+        <w:t>المستندين تعدان قرينة قوية ودامغة تثبت على دفع المدعى عليه بسداد القيمة الفعلية للحصص عن طريق دفع الديون المستحقة على مورث المدعي - بائع الحصص- للبنوك. وحيث</w:t>
+        <w:br/>
+        <w:t>إن تلك المستندات تعد مستندات جوهرية من شأنها التأثير في وجه الرأي في الدعوىء مما يتعين معه رد الدعوى. ثانياً: التأكيد والتمسك بكافة أوجه الطعون المقدمة من المدعى عليه</w:t>
+        <w:br/>
+        <w:t>على الحكم محل الطعن ولا.سيما (الدفع بعدم اختصاص المحكمة نوعياً بنظر الدعوى. وكذلك الدفع بعدم جواز نظر الدعوى لسبق الفصل فها بموجب أحكام قضبائية باتة حائزة</w:t>
+        <w:br/>
+        <w:t>يف روصقلا ىوعدلا رظنب ًايعون ةمكحملا صاصتخا مدعب - فانئتسالا رادم - مكحلا ىلع نعطلا هجو ىلإ فيضن :ًاثلاث .ىرخألا نوعطلا يقابب كسمتلا عم (هب يضقملا ءيشلا ةيجحل</w:t>
+        <w:br/>
+        <w:t>التسبيب فيما سببته باختصاصها بنظر الدعوىء فالبين من مدونات الحكم أن الدائرة سببت اختصاصها نصاً بناء على (ينبسط اختصاص المحكمة التجارية على تلك الدعوى وفق</w:t>
+        <w:br/>
+        <w:t>الفقرة (4) من المادة (16) من نظام المحاكم التجارية). وحيث إن ما سببته الدائرة تسبيب قاصر ومعيب ذلك أن: أنه بالرجوع للمادة المتساند علها فإنها تتعلق (بنظر المحاكم التجارية</w:t>
+        <w:br/>
+        <w:t>للدعاوى والمخالفات الناشئة عن تطبيق أحكام نظام الشركات). وحيث إن نظام الشركات يحتوي على العديد من النصوص النظامية التي تصل إلى ما يزيد عن 250 مادة وتشتمل على</w:t>
+        <w:br/>
+        <w:t>العديد من القواعد الآمرة وحيث أن الدائرة لم تحدد وجه المخالفة التي شابت العلاقة بيهما - على فرض صحتها والفرض يساوي العدم -. كما أن طبيعة هذه الدعوى تخرج خروجاً تاماً</w:t>
+        <w:br/>
+        <w:t>كلت رظنب اهصاصتخاب اهمكح سيسأت ةرئادلل غيسي ىوعدلا كلت ةعيبط يف ةفلاخم يأ دجوت.:ال اذإ تاكرشلا ماظن ماكحأ قيبطت نع ةئشانلا تافلاخملاب ةصاخلا ةرقفلا كلت نع</w:t>
+        <w:br/>
+        <w:t>الدعوى بناء على هذه المادة الآنفة البيان» مما يعيب الحكم بالقصور ويجعله حرياً بالإلغاء. ويضح لا. مناص من الحكم بعدم اختصاص المحكمة نوعياً بنظر الدعوى. رابعاً: الدفع</w:t>
+        <w:br/>
+        <w:t>بصرف النظر عن الدعوى لعدم تحريرها لكونها تنطوي على تناقضات يعيها بالتجهيل: لماكانت المادة (93) من نظام المحاكم التجارية نصت على أنه (فيما لم يرد فيه نص خا ص في</w:t>
+        <w:br/>
+        <w:t>النظام. تطبق أحكام نظام المرافعات الشرعية على الدعاوى التي تختص بنظرها المحكمة بما لا يخالف طبيعة الدعوى التجارية)ء وحيث إن المادة (66) من نظام المرافعات الشرعية قد</w:t>
+        <w:br/>
+        <w:t>استلزمت تحرير الدعوىء ولما قرره الفقهاء - رحمهم اللّه - من أن من شروط الدعوى أن تكون الدعوى محررة أي معلومة. معلومة المدعى بهء قال الموفق - رحمه الله تعالى - في المغني: "</w:t>
+        <w:br/>
+        <w:t>ولا.يسمع الحاكم الدعوى إلا. محررة" (8 /510), ولماكان من المقرر فقها ونظاما أن الدعوى لا.يصح السير فها قبل تحريرها قال الشيخ الهوتي: "ولا.تصح الدعوى إلا. محررة تحريراً</w:t>
+        <w:br/>
+        <w:t>يعلمه المدعي لأن الحاكم يسأل المدعى عليه عما ادعاه المدعي فإن اعترف به ألزمه ولا يمكنه أن يلزمه مجهولا" (كشاف القناع -) (6 -436-435). وحيث إنه بتمحيص لائحة الدعوى نجد</w:t>
+        <w:br/>
+        <w:t>أنها قد خلت من التحرير الواضح اللازم نظاماً حيث انطوت على تناقضات تعيب الدعوى بالتجهيل والغموض والإبهام ذلك أن المدعي قد ضِمّن دعواه وتساند فها على بطلان البيع بناء</w:t>
+        <w:br/>
+        <w:t>على ما أورده نصاً: (أن الوكالات التي أجريت بها عملية البيع وكالات باطلة بناء على فقدان المورث للأهلية أثناء فترة البيع). إلا.أنه ختم دعواه بما يناقض فحوى ومضمون دعواه-</w:t>
+        <w:br/>
+        <w:t>السابق التي كان يطالب فيها ببطلان عقد البيع نتيجة بطلان الوكالات - وطالب بإلزام المدعى عليه بدفع قيمة الحصص ثم عاد وأقر بصحة عقد البيع مرة أخرى مما يجعل الدعوى</w:t>
+        <w:br/>
+        <w:t>ةقتاع) اهلع ىعدملا باوجتسا بلطب عفدلا :ًاسماخ .ىوعدلا كلت نع رظنلا فرص هعم نيعتي امم ضومغلاو ماهبإلاو ليبجتلاب ىوعدلا بيعي يذلا ميسجلا ضقانتلا ىلع ةيوطنم</w:t>
+        <w:br/>
+        <w:t>الحرازي) لكون استجوابها من شأنه التأثير في وجه الرأي في الدعوى: بناء على نص المادة (20/2) من نظام الإثبات التي تنص على أنه: (2- لأي من الخصوم استجواب خصمه مباشرة)ء</w:t>
+        <w:br/>
+        <w:t>وتنص المادة (21/1) من ذات النظام على أنه: (للمحكمة - من تلقاء نفسها أو بناء على طلب أحد الخصوم- أن تأمر بحضور الخصم لاستجوابه: ويجب على من تقرر استجوابه أن يحضر</w:t>
+        <w:br/>
+        <w:t>الجلسة المحددة لذلك). ولماكان المدعى عليه قد أثار دفعاً امام المحكمة الابتدائية بطلب استجواب المدعى علهها (عاتقة الحرازي) إلا أن وكيل المدعي رفض بزعم عدم ضرورة ذلك دون</w:t>
+        <w:br/>
+        <w:t>مبرر واضح أو سبب سائغ واكتفى بالقول بأن المدعى عليها " على الحياد " في رد مهم وغير مفهوم وغير منطقي إذ لا يستساغ أن تقيم المدعى علها دعوى تطالب بها (ابنها - المدعى عليه) ثم</w:t>
+        <w:br/>
+        <w:t>تكون على الحياد . وقد انساقت الدائرة وراء رفضه دون سبب أو مبرر واضح على الرغم من كونه دفعاً جوهرياً يتعين تمحيصه وإجابته أو الرد عليه بسبب سائغ على نحو يعيب الحكم.</w:t>
+        <w:br/>
+        <w:t>وحيث نتمسك بطلب استجواب المدعى علهها وإحضارها للاستجواب لكون أقوالها ستكون مؤثرة في تلك الدعوى حيث سيثبت عدم رغبتها في رفع تلك الدعوى لثبوت استيفاء مورنها</w:t>
+        <w:br/>
+        <w:t>ومورث المدعي لقيمة الحصص ومن ثم فإن من شأنها التأثير في وجه الرأي في الدعوى. سادساً: التأكيد والتمسك بالدفع بعدم جواز الاستناد على التقييم المحاسبي الصادر من مكتب</w:t>
+        <w:br/>
+        <w:t>طلال أبو غزاله كأساس لتقييم الحصص: فالمدعى عليه أثار منذ فجر تلك الدعوى دفعاً جوهرياً مؤداه عدم جواز الاستناد على التقييم المحاسبي الصادر في دعوى التخارج المنظورة</w:t>
+        <w:br/>
+        <w:t>لدى المحكمة الإدارية ذلك أن:1. أن تلك الحصص المباعة قد تم تقديرها بعقد صحيح ومكتمل الأركان بين المدعى عليه ومورث المدعي وقد أقر المدعي بصحته والذي يتضمن تقدير</w:t>
+        <w:br/>
+        <w:t>قيمة حصص مورث المدعي بمبلغ وقدره (120.000.000 ريال) مئة وعشرون مليون ريالء وبما أن عقد البيع من العقود الرضائية وقد ارتضى البائع والمشتري تلك القيمة وهما بكامل</w:t>
+        <w:br/>
+        <w:t>اهليتهما المعتبرة شرعاً ونظاماً. إضافة إلى ذلك فإن المدعى عليه بعد شرائه حصص مورث المدعي وتملكه الحصة الأكبر في شركة احمد زيني التجارية بنسبة (96090- حصة والده) استمر</w:t>
+        <w:br/>
+        <w:t>المدعي في شراكته في الشركة مع المدعى عليه لمدة سنتين ولم يبد أي اعتراض بشأن ملكية المدعى عليه لحصص والدهثم قام بالتخارج من الشركة وبيع حصصه للمدعى عليه والتوقيع</w:t>
         <w:br/>
         <w:t>على قرار الشركاء بتعديل عقد تأسيس شركة أحمد زيني التجارية - محل الدعوى- المبرم بتاربخ 21/11/1433ه والذي بموجبه تم الاتفاق على أن التوقيع على القرار يعد مخالصة تامة</w:t>
         <w:br/>
@@ -833,15 +948,22 @@
     </w:p>
     <w:p>
       <w:pPr>
+        <w:pStyle w:val="Heading2"/>
         <w:jc w:val="right"/>
         <w:bidi/>
       </w:pPr>
       <w:r>
-        <w:rPr>
-          <w:b w:val="0"/>
-          <w:i w:val="0"/>
-        </w:rPr>
-        <w:t>[صفحة 6]</w:t>
+        <w:t>صفحة 6</w:t>
+      </w:r>
+    </w:p>
+    <w:p>
+      <w:pPr>
+        <w:pStyle w:val="Heading2"/>
+        <w:jc w:val="right"/>
+        <w:bidi/>
+      </w:pPr>
+      <w:r>
+        <w:t>[نص الضبط / الحكم — المتن الفعلي] ===</w:t>
         <w:br/>
         <w:t>ةيدومسا ةيبرسنا ةعنمنا |</w:t>
         <w:br/>
@@ -865,104 +987,100 @@
     </w:p>
     <w:p>
       <w:pPr>
+        <w:pStyle w:val="Heading2"/>
         <w:jc w:val="right"/>
         <w:bidi/>
       </w:pPr>
       <w:r>
-        <w:rPr>
-          <w:b w:val="0"/>
-          <w:i w:val="0"/>
-        </w:rPr>
+        <w:t>[ترويسة / كليشة وزارة العدل — معلومات رسمية متكررة] ===</w:t>
+        <w:br/>
         <w:t>المحكمة التجارية بجدة رقم الصفحة: 5 2 1</w:t>
         <w:br/>
         <w:t>دائرة الاستئناف الثانية ‎١‏ تاريخ الصك: ‏ ١١/”./4؛4:١‏ 6ك 1 أ 2</w:t>
-        <w:br/>
-        <w:t>للتعاقد - والمدعى عليه بتاريخ 16/10/1431هء وقام مورث المدعي بالتوقيع على قرار التنازل عن الحصص بموجب التصديق الصادر من وزارة التجارة والمثبت أمام كاتب العدل بالغرفة</w:t>
-        <w:br/>
-        <w:t>التجارية بجدة تحت الرقم (257) صحيفة (172) مجلد (8/ع/ر) وتاريخ 16/10/1431هء ولم يتم تعيين ولياً عنه إلا.في عام 1436ه أي بعد ما يزيد على (5 سنوات كاملة) من تاريخ التوقيع</w:t>
-        <w:br/>
-        <w:t>على عقد بيع الحصص لامر الذي يثبت صحة العقد وموافقته لصحيح الشرع والنظام. وحيث ان عدم سلوك مورث المدعي - في ظل توافر أهليته - أي طريق للمطالبة بمقابل تلك</w:t>
-        <w:br/>
-        <w:t>الحصص أو حتى باستردادها يعد دليلاً قاطعاً على استيفائه لقيمة تلك الحصص محل الدعوى. ولماكان من المقرر قضباءً أنه "تقضي القواعد العامة بأن البيع يعد من أعمال التصرف</w:t>
-        <w:br/>
-        <w:t>سواء بالنسبة للبائع أو المشتري ومن ثم فإن العقد ينعقد ممن هو أهل للتصرف وهو من بلغ سن الرشد ولم يحجر عليه والعبرة بتوافر الأهلية للتصرف هي بوقت التصرف أي وقت</w:t>
-        <w:br/>
-        <w:t>انعقاد العقد ولا.أثر على صحة العقد ووجوده لما قد يطرأ على أهلية أي مهما بعد ذلك". ثامناً: انطواء ادعاءات المدعي على تناقضات وتدليس جلي: فبتمحيص ردود وادعاءات المدعي</w:t>
-        <w:br/>
-        <w:t>نجد أنهاران علها التدليس الواضح والتناقض الجليّ وتجلى ذلك فيما يلي: 1.في سبيل سعيه لتضليل الدائرة مصدرة الحكم طعن بتزوير العقد المبرم بين المدعى عليه ووالده مالك</w:t>
-        <w:br/>
-        <w:t>الحصص والذي يثبت قيمة الحصص الفعلية والقي تم التراضي علها بقيمة 120 مليون ربال» وزعم أنه أول مرة يسمع عنه أو يطلع عليه على الرغم من أنه أقام عديد الدعاوى لدى عدة</w:t>
-        <w:br/>
-        <w:t>جهات قضائية بذات الموضوع. 2.كما أنه المدعي كان يذكر دائماً بأن العقد المثبت لدى الجهات ذات العلاقة كان بالقيمة الاسمية وذكر نصاً أنه أحد وكلاء المدعى عليه ذكر في دعوى</w:t>
-        <w:br/>
-        <w:t>سابقة أن القيمة الفعلية للحصص هي 120 مليون ربال وأنها ثابتة في ضبط إحدى جلسات تلك الدعاوى, وهذا يثبت علمه بالعقد علماً يقيناً وعلمه بقيمته وصحته واطلاعه عليه سابقاً</w:t>
-        <w:br/>
-        <w:t>عند تقديمه في مواجهته في دعوى قضائية أخرى ولم يطعن عليه بالإنكار أو التزوير مما يسقط حقه في إنكاره أو إنكار صحته أو الطعن بتزويره ذلك أن سكوته أمام المحكمة يعتبر إقراراً</w:t>
-        <w:br/>
-        <w:t>بالعقد وبصحتهء ومن المقرر قضباءً "عدم جواز الرجوع في الإقرار في الحق الخاص". 3.كما أن ما يثبت تضليل المدعي على الدائرة استناد وكيله في دعواه على التقييم المحاسبي الصادر</w:t>
-        <w:br/>
-        <w:t>من مكتب طلا.ل أبو غزاله الصادر في دعوى التخارج التي كانت منظورة من الدائرة التجارية السابعة عشر بالمحكمة الادارية بجدة الصادر بها الحكم رقم (185/17/2) وتاريخ</w:t>
-        <w:br/>
-        <w:t>2 هادف حين أنه ينفي صلة تلك الدعوى بموضوع الدعوى وعدم ارتباطها وتعلقها بتلك الدعوى - على النحو الوارد في الحكم وكذلك في مذكرته الجوابية التي جاء فها نصاً: (أن</w:t>
-        <w:br/>
-        <w:t>دفع المدعى عليه بعدم جواز النظر في الدعوى لسبق الفصل فها بالحكم رقم ((185/17/2) وتاريخ 2/12/1432ه دفع لا يصح ولا محل له...)؛ مما يثبت ويؤكد تضبليل المدعي على الدائرة</w:t>
-        <w:br/>
-        <w:t>فنجده يجتزيء الوقائع بحيث يأخذ من تلك الدعوى ما يراه ويظنه لمصلحته ويترك ما يضره. 4. ومن تضليل المدعي أنه ذكر بأن وكيل أحمد زيني في نقل الحصص باسم أسامة هو موظف</w:t>
-        <w:br/>
-        <w:t>عند أسامة نجده هو نفسه من قام المدعي عدنان بتوكيله في إتمام عملية تخارجه من ذات الشركة بعد أكثر من سنتين أيضباً نقص الأهلية ليست من القواعد العامة التي تبطل العقد</w:t>
-        <w:br/>
-        <w:t>بطلاثًا مطلقا انما تعتبر من عيوب الارادة التي تجيز لصاحب المصلحة التمسك بها فالعقد هنا يصبح قابل للإيطال ولم نرى ان عدنان تمسك بحقه ان كان له حق في تلك الدعوى بل بعد</w:t>
-        <w:br/>
-        <w:t>سنة باع الحصص الخاصة به على المشتري نفسه فكيف تقبل منه هذه الدعوى. تاسعاً: الرد على الدفوع الموضوعية المقدمة من المدعي: جواباً على الدفع المبدئي من المدعي بعدم صحة</w:t>
-        <w:br/>
-        <w:t>الدفع بعدم جواز نظر الدعوى لسبق الفصل فهها تأسيساً على أن الحصة محل الدعوى ملك مورثه أحمد زيني وأن الصلح وقع على الحصة المملوكة لموكلي في الشركة فنجيب فضبيلتكم</w:t>
-        <w:br/>
-        <w:t>ةديقملاو ةدج ةظفاحمب ةماعلا ةمكحملا نم نيرداصلا نيمكحلا يف تلثمت هب يضقملا ءيشلا ةيجح تزاح ىرخأ ةتاب ةيئاضق ماكحأ ىلع هيلع ىعدملا دانتسا لفغأ يعدملا:-يلاتلاب</w:t>
-        <w:br/>
-        <w:t>بالمحكمة برقم (3218883) وتاريخ 4/3/1432ه لدى القاضي محمد بن مبارك الدعيلج. وكذلك الدعوى رقم (33286392) وتاريخ 8/6/1433ه بذات المحكمة ولدى القاضي صالح بن</w:t>
-        <w:br/>
-        <w:t>محمد الزايدي والتي طلب فهما إبطال البيع الذي تم بين المستأنف ومورثهما - والذي تضمن استلام مورث المدعي لقيمة الحصص المباعة وقد أثبتت المحكمة عقد البيع - المراد إبطاله</w:t>
-        <w:br/>
-        <w:t>- وأثبتت الدائرتان صحة البيع المبرم بيهما وصحة بنوده باستلام الثمن وتوافر كافة الأركان اللازمة لصحة العقد وإنتاج آثاره القانونية بحق المتعاقدين وقضى الحكمان برد الدعوى وقد</w:t>
-        <w:br/>
-        <w:t>اكتسبت تلك الأحكام الصفة الباتة وحازت حجية الشميء المقضي به ومن ثم فلا.يجوز إعادة إثارته مرة أخرى. أن ما ادعاه المدعي في جوابه بعدم جواز الاستناد على الحكم القضائي</w:t>
-        <w:br/>
-        <w:t>الصادر من الدائرة التجارية السابعة عشر الصادر برقم (185/17/2) وتاريخ 02/12/1432ه فهو مردود عليه ذلك أن: ب/1: المدعي قبل توقيعه على هذا الصاح المدون بالاتفاقية اطلع</w:t>
-        <w:br/>
-        <w:t>عيب اهف امب ةكرشلل يلاحلاو يضاملا يلاملاو ينوناقلا عضولا بناوج ةفاكب ًاماتًاملع ملعو - حلصلا نمضتملا مكحلا اذه رودص ءانثأ - ىوعدلا لحم ةكرشلل يلاملاو ينوناقلا عضولا ىلع</w:t>
-        <w:br/>
-        <w:t>مورثه للحصص التي كانت مملوكة له بالشركة للمدعى عليه وقد ارتضى هذا الوضع ولم يبدثمة معارضة على هذا الأمر ولم يبد دفعاً بعدم استيفاء ثمن تلك الحصص - على النحو</w:t>
-        <w:br/>
-        <w:t>الذي يدعيه- وبناء على ذلك وقّع على هذا الصلح المدون بالحكم القخائي الذي أثبت تصالح المستأنف والمستأنف ضده بشأن كل ما يتعلق بالشركة - محل الدعوى (شركة أحمد زيني</w:t>
-        <w:br/>
-        <w:t>التجاربة) سواء ما يتعلق بنسبة والده ال(9690) التي تنازل عنها بعوض للمدعى عليه قبل الحكم وعدم اعتراضه على هذا التنازل. وكذلك ما يتعلق بنصيبه في الشركة من نسبة ال(9610)</w:t>
-        <w:br/>
-        <w:t>بالشركة وأبرأ بموجب هذا الحكم ذمة المدعى عليه من أي مطالبات تتعلق بتلك الشركة أو حصصها ومن ثم إسقاط حقه في أي مطالبة - بما فها تلك المطالبة الراهنة. ب/2: ومما يؤكد</w:t>
-        <w:br/>
-        <w:t>جوازية الاستناد على هذا الحكم هو توقيع المدعي على قرار الشركاء بتعديل عقد تأسيس شركة أحمد زيني التجارية المبرم بتاريخ 21/11/1433ه والذي بموجبه أقر المدعي بصحة بيع</w:t>
-        <w:br/>
-        <w:t>مورئه لحصصه بشركة أحمد زيني التجارية إلى المدعى عليه عن طريق إقراره بالوضع القانوني الجديد للشركاء في شركة أحمد زيني التجارية وإقراره بشراكة أسامة بن أحمد عباس زيني -</w:t>
-        <w:br/>
-        <w:t>المدعى عليه - كشريك في الشركة والتي أصبح شريكاً منفرداً فها بناء على شراء حصص مورث المدعي في تلك الشركة وقد تم تأكيد ذلك بتسجيل قرار الشركاء لدى وزارة التجارة برقم</w:t>
-        <w:br/>
-        <w:t>(130- عدد7- مجلد 9/ع/2 لعام 1434ه بتاريخ 10/2/1434ه بخطاب كاتب العدل بالغرفة التجارية الصناعية بجدة رقم (7050/34) وتاريخ 10/2/1434ه. حيث أن قرار الشركاء</w:t>
-        <w:br/>
-        <w:t>ةحئال نم تباثلا :نأ كلذ ديدس ريغ عفدلا اذه ناب هيلع بيجنف .عئابلا لوق لوقلا نوكب عفدلاو يعدملا ءاعدا ىلع ًاباوج .نايبلا فنآلا يراجتلا مكحلا ىلع ًاينبم ءاج هيلع عيقوتلاو</w:t>
-        <w:br/>
-        <w:t>الدعوى اختلاف المدعي-م</w:t>
       </w:r>
     </w:p>
     <w:p>
       <w:pPr>
+        <w:pStyle w:val="Heading2"/>
         <w:jc w:val="right"/>
         <w:bidi/>
       </w:pPr>
       <w:r>
-        <w:rPr>
-          <w:b w:val="0"/>
-          <w:i w:val="0"/>
-        </w:rPr>
-        <w:t>ورث البائع للحصص - والمدعى عليه - المشتري للحصص - في خروج المال. وحيث أنه من المقرر في قضباء المحاكم التجارية أنه (إذا اختلف الباذل والمبذول له</w:t>
+        <w:t>[نص الضبط / الحكم — المتن الفعلي] ===</w:t>
+        <w:br/>
+        <w:t>للتعاقد - والمدعى عليه بتاريخ 16/10/1431هء وقام مورث المدعي بالتوقيع على قرار التنازل عن الحصص بموجب التصديق الصادر من وزارة التجارة والمثبت أمام كاتب العدل بالغرفة</w:t>
+        <w:br/>
+        <w:t>التجارية بجدة تحت الرقم (257) صحيفة (172) مجلد (8/ع/ر) وتاريخ 16/10/1431هء ولم يتم تعيين ولياً عنه إلا.في عام 1436ه أي بعد ما يزيد على (5 سنوات كاملة) من تاريخ التوقيع</w:t>
+        <w:br/>
+        <w:t>على عقد بيع الحصص لامر الذي يثبت صحة العقد وموافقته لصحيح الشرع والنظام. وحيث ان عدم سلوك مورث المدعي - في ظل توافر أهليته - أي طريق للمطالبة بمقابل تلك</w:t>
+        <w:br/>
+        <w:t>الحصص أو حتى باستردادها يعد دليلاً قاطعاً على استيفائه لقيمة تلك الحصص محل الدعوى. ولماكان من المقرر قضباءً أنه "تقضي القواعد العامة بأن البيع يعد من أعمال التصرف</w:t>
+        <w:br/>
+        <w:t>سواء بالنسبة للبائع أو المشتري ومن ثم فإن العقد ينعقد ممن هو أهل للتصرف وهو من بلغ سن الرشد ولم يحجر عليه والعبرة بتوافر الأهلية للتصرف هي بوقت التصرف أي وقت</w:t>
+        <w:br/>
+        <w:t>انعقاد العقد ولا.أثر على صحة العقد ووجوده لما قد يطرأ على أهلية أي مهما بعد ذلك". ثامناً: انطواء ادعاءات المدعي على تناقضات وتدليس جلي: فبتمحيص ردود وادعاءات المدعي</w:t>
+        <w:br/>
+        <w:t>نجد أنهاران علها التدليس الواضح والتناقض الجليّ وتجلى ذلك فيما يلي: 1.في سبيل سعيه لتضليل الدائرة مصدرة الحكم طعن بتزوير العقد المبرم بين المدعى عليه ووالده مالك</w:t>
+        <w:br/>
+        <w:t>الحصص والذي يثبت قيمة الحصص الفعلية والقي تم التراضي علها بقيمة 120 مليون ربال» وزعم أنه أول مرة يسمع عنه أو يطلع عليه على الرغم من أنه أقام عديد الدعاوى لدى عدة</w:t>
+        <w:br/>
+        <w:t>جهات قضائية بذات الموضوع. 2.كما أنه المدعي كان يذكر دائماً بأن العقد المثبت لدى الجهات ذات العلاقة كان بالقيمة الاسمية وذكر نصاً أنه أحد وكلاء المدعى عليه ذكر في دعوى</w:t>
+        <w:br/>
+        <w:t>سابقة أن القيمة الفعلية للحصص هي 120 مليون ربال وأنها ثابتة في ضبط إحدى جلسات تلك الدعاوى, وهذا يثبت علمه بالعقد علماً يقيناً وعلمه بقيمته وصحته واطلاعه عليه سابقاً</w:t>
+        <w:br/>
+        <w:t>عند تقديمه في مواجهته في دعوى قضائية أخرى ولم يطعن عليه بالإنكار أو التزوير مما يسقط حقه في إنكاره أو إنكار صحته أو الطعن بتزويره ذلك أن سكوته أمام المحكمة يعتبر إقراراً</w:t>
+        <w:br/>
+        <w:t>بالعقد وبصحتهء ومن المقرر قضباءً "عدم جواز الرجوع في الإقرار في الحق الخاص". 3.كما أن ما يثبت تضليل المدعي على الدائرة استناد وكيله في دعواه على التقييم المحاسبي الصادر</w:t>
+        <w:br/>
+        <w:t>من مكتب طلا.ل أبو غزاله الصادر في دعوى التخارج التي كانت منظورة من الدائرة التجارية السابعة عشر بالمحكمة الادارية بجدة الصادر بها الحكم رقم (185/17/2) وتاريخ</w:t>
+        <w:br/>
+        <w:t>2 هادف حين أنه ينفي صلة تلك الدعوى بموضوع الدعوى وعدم ارتباطها وتعلقها بتلك الدعوى - على النحو الوارد في الحكم وكذلك في مذكرته الجوابية التي جاء فها نصاً: (أن</w:t>
+        <w:br/>
+        <w:t>دفع المدعى عليه بعدم جواز النظر في الدعوى لسبق الفصل فها بالحكم رقم ((185/17/2) وتاريخ 2/12/1432ه دفع لا يصح ولا محل له...)؛ مما يثبت ويؤكد تضبليل المدعي على الدائرة</w:t>
+        <w:br/>
+        <w:t>فنجده يجتزيء الوقائع بحيث يأخذ من تلك الدعوى ما يراه ويظنه لمصلحته ويترك ما يضره. 4. ومن تضليل المدعي أنه ذكر بأن وكيل أحمد زيني في نقل الحصص باسم أسامة هو موظف</w:t>
+        <w:br/>
+        <w:t>عند أسامة نجده هو نفسه من قام المدعي عدنان بتوكيله في إتمام عملية تخارجه من ذات الشركة بعد أكثر من سنتين أيضباً نقص الأهلية ليست من القواعد العامة التي تبطل العقد</w:t>
+        <w:br/>
+        <w:t>بطلاثًا مطلقا انما تعتبر من عيوب الارادة التي تجيز لصاحب المصلحة التمسك بها فالعقد هنا يصبح قابل للإيطال ولم نرى ان عدنان تمسك بحقه ان كان له حق في تلك الدعوى بل بعد</w:t>
+        <w:br/>
+        <w:t>سنة باع الحصص الخاصة به على المشتري نفسه فكيف تقبل منه هذه الدعوى. تاسعاً: الرد على الدفوع الموضوعية المقدمة من المدعي: جواباً على الدفع المبدئي من المدعي بعدم صحة</w:t>
+        <w:br/>
+        <w:t>الدفع بعدم جواز نظر الدعوى لسبق الفصل فهها تأسيساً على أن الحصة محل الدعوى ملك مورثه أحمد زيني وأن الصلح وقع على الحصة المملوكة لموكلي في الشركة فنجيب فضبيلتكم</w:t>
+        <w:br/>
+        <w:t>ةديقملاو ةدج ةظفاحمب ةماعلا ةمكحملا نم نيرداصلا نيمكحلا يف تلثمت هب يضقملا ءيشلا ةيجح تزاح ىرخأ ةتاب ةيئاضق ماكحأ ىلع هيلع ىعدملا دانتسا لفغأ يعدملا:-يلاتلاب</w:t>
+        <w:br/>
+        <w:t>بالمحكمة برقم (3218883) وتاريخ 4/3/1432ه لدى القاضي محمد بن مبارك الدعيلج. وكذلك الدعوى رقم (33286392) وتاريخ 8/6/1433ه بذات المحكمة ولدى القاضي صالح بن</w:t>
+        <w:br/>
+        <w:t>محمد الزايدي والتي طلب فهما إبطال البيع الذي تم بين المستأنف ومورثهما - والذي تضمن استلام مورث المدعي لقيمة الحصص المباعة وقد أثبتت المحكمة عقد البيع - المراد إبطاله</w:t>
+        <w:br/>
+        <w:t>- وأثبتت الدائرتان صحة البيع المبرم بيهما وصحة بنوده باستلام الثمن وتوافر كافة الأركان اللازمة لصحة العقد وإنتاج آثاره القانونية بحق المتعاقدين وقضى الحكمان برد الدعوى وقد</w:t>
+        <w:br/>
+        <w:t>اكتسبت تلك الأحكام الصفة الباتة وحازت حجية الشميء المقضي به ومن ثم فلا.يجوز إعادة إثارته مرة أخرى. أن ما ادعاه المدعي في جوابه بعدم جواز الاستناد على الحكم القضائي</w:t>
+        <w:br/>
+        <w:t>الصادر من الدائرة التجارية السابعة عشر الصادر برقم (185/17/2) وتاريخ 02/12/1432ه فهو مردود عليه ذلك أن: ب/1: المدعي قبل توقيعه على هذا الصاح المدون بالاتفاقية اطلع</w:t>
+        <w:br/>
+        <w:t>عيب اهف امب ةكرشلل يلاحلاو يضاملا يلاملاو ينوناقلا عضولا بناوج ةفاكب ًاماتًاملع ملعو - حلصلا نمضتملا مكحلا اذه رودص ءانثأ - ىوعدلا لحم ةكرشلل يلاملاو ينوناقلا عضولا ىلع</w:t>
+        <w:br/>
+        <w:t>مورثه للحصص التي كانت مملوكة له بالشركة للمدعى عليه وقد ارتضى هذا الوضع ولم يبدثمة معارضة على هذا الأمر ولم يبد دفعاً بعدم استيفاء ثمن تلك الحصص - على النحو</w:t>
+        <w:br/>
+        <w:t>الذي يدعيه- وبناء على ذلك وقّع على هذا الصلح المدون بالحكم القخائي الذي أثبت تصالح المستأنف والمستأنف ضده بشأن كل ما يتعلق بالشركة - محل الدعوى (شركة أحمد زيني</w:t>
+        <w:br/>
+        <w:t>التجاربة) سواء ما يتعلق بنسبة والده ال(9690) التي تنازل عنها بعوض للمدعى عليه قبل الحكم وعدم اعتراضه على هذا التنازل. وكذلك ما يتعلق بنصيبه في الشركة من نسبة ال(9610)</w:t>
+        <w:br/>
+        <w:t>بالشركة وأبرأ بموجب هذا الحكم ذمة المدعى عليه من أي مطالبات تتعلق بتلك الشركة أو حصصها ومن ثم إسقاط حقه في أي مطالبة - بما فها تلك المطالبة الراهنة. ب/2: ومما يؤكد</w:t>
+        <w:br/>
+        <w:t>جوازية الاستناد على هذا الحكم هو توقيع المدعي على قرار الشركاء بتعديل عقد تأسيس شركة أحمد زيني التجارية المبرم بتاريخ 21/11/1433ه والذي بموجبه أقر المدعي بصحة بيع</w:t>
+        <w:br/>
+        <w:t>مورئه لحصصه بشركة أحمد زيني التجارية إلى المدعى عليه عن طريق إقراره بالوضع القانوني الجديد للشركاء في شركة أحمد زيني التجارية وإقراره بشراكة أسامة بن أحمد عباس زيني -</w:t>
+        <w:br/>
+        <w:t>المدعى عليه - كشريك في الشركة والتي أصبح شريكاً منفرداً فها بناء على شراء حصص مورث المدعي في تلك الشركة وقد تم تأكيد ذلك بتسجيل قرار الشركاء لدى وزارة التجارة برقم</w:t>
+        <w:br/>
+        <w:t>(130- عدد7- مجلد 9/ع/2 لعام 1434ه بتاريخ 10/2/1434ه بخطاب كاتب العدل بالغرفة التجارية الصناعية بجدة رقم (7050/34) وتاريخ 10/2/1434ه. حيث أن قرار الشركاء</w:t>
+        <w:br/>
+        <w:t>ةحئال نم تباثلا :نأ كلذ ديدس ريغ عفدلا اذه ناب هيلع بيجنف .عئابلا لوق لوقلا نوكب عفدلاو يعدملا ءاعدا ىلع ًاباوج .نايبلا فنآلا يراجتلا مكحلا ىلع ًاينبم ءاج هيلع عيقوتلاو</w:t>
+        <w:br/>
+        <w:t>الدعوى اختلاف المدعي-مورث البائع للحصص - والمدعى عليه - المشتري للحصص - في خروج المال. وحيث أنه من المقرر في قضباء المحاكم التجارية أنه (إذا اختلف الباذل والمبذول له</w:t>
         <w:br/>
         <w:t>فاشك . يطويسلل رئاظنلاو هابشألا , يشكرزلل روثنملا) ءاهقفلا ناكاملو .هجورخ ةفصو ةقيرطب ملعأ وهو لاملل كلام هنأ كلذ هنيمي عم لذابلا لوق لوقلاف هجورخ ةقيرط يف لاملا</w:t>
         <w:br/>
@@ -993,112 +1111,146 @@
     </w:p>
     <w:p>
       <w:pPr>
+        <w:pStyle w:val="Heading2"/>
         <w:jc w:val="right"/>
         <w:bidi/>
       </w:pPr>
       <w:r>
-        <w:rPr>
-          <w:b w:val="0"/>
-          <w:i w:val="0"/>
-        </w:rPr>
-        <w:t>[صفحة 7]</w:t>
-        <w:br/>
-        <w:t>!] ةيدومسنا ةيبرعن ةعنمن قل</w:t>
-        <w:br/>
-        <w:t>2 وزارة العدل صك رقم 7١7.551557هغع‏ 1ه</w:t>
-        <w:br/>
-        <w:t>7 لطر 7</w:t>
-        <w:br/>
-        <w:t>0 ‏١"‎ :ةحفصلا مق ةدجب ةبراجتلا ةمكحملا</w:t>
-        <w:br/>
-        <w:t>جارية بع رقم : ببح ل</w:t>
-        <w:br/>
-        <w:t>دائرة الاستئناف الثانية ‎١‏ تاريخ الصك: 7١/9./ه:5١‏ 10 9 5</w:t>
-        <w:br/>
-        <w:t>هيلع ىعدملا ثروم مالتسا تبثت يتلاو ةيجحلل ةبستكملاو قيثوتلاب طونملا (لدعلا بتاك) ماعلا فظوملا عيقوتب ةليذملاو هيلع ىعدملا نم ةعقوملا ءاكرشلا تارارق يف ةلثمتملاو هفانئتسا يف</w:t>
-        <w:br/>
-        <w:t>واستيفاء حقوقه عن بيع تلك الحصصء وحيث أن هذا المحرر يكتسب حجية في مواجهة المدعي وفقاً للمادة (26) من نظام الإثبات التي تنص على أنه: (المحرّر الرسمي حجة على الكافة</w:t>
-        <w:br/>
-        <w:t>بما دون فيه من أمور قام بها محرره في حدود مهمته أو حدثت من ذوي الشأن في حضوره؛ مالم يثبت تزويره بالطرق المقررة نظاماً). إضافة إلى ذلك فإن المدعى عليه قام بنشر عقد</w:t>
-        <w:br/>
-        <w:t>التأسيس بعد استرداد حصص مورث المدعي والمدعى عليه في الجريدة الرسمية ولم يعترض عليه المدعى أو يبد ثمة دفوع تتعلق بذلك مما يضى معه هذا النشر مكتسباًللحجية في</w:t>
-        <w:br/>
-        <w:t>مواجهة المدعي. الحادي عشر: الدفع بعدم قبول الدعوى لرفعها من غير ذي صفة: لماكان من المقرر نظاماً أن الدفع بعدم قبول الدعوى لرفعها من غير ذي صفة من الدفوع المتعلقة</w:t>
-        <w:br/>
-        <w:t>بالنظام العام التي يجوز الدفع بها في أي مرحلة تكون عليها الدعوىء وحيث إن من المقرر إذا رجع البطلان لاعتبارات موضوعية كما هو الحال في انعدام أحد أركان العقد الثلاثة الرضا أو</w:t>
-        <w:br/>
-        <w:t>المحل أو السبب أو الثمن فإن هذا البطلان هو الذي يخضع للقواعد العامة وتخلص في أن العقد الباطل منعدم كأصل ولا.ينتج أثرّاء ولا.يزول البطلان بالإجازة وفي حالة البطلان يعاد</w:t>
-        <w:br/>
-        <w:t>المتعاقدين الى الحالة التي كانا علها قبل التعاقدء وبما أن المدعي أقر بصحة العقد والدائرة قررت صحته أيضاً فيصبح والحال كذلك لا صفة للمدعي في طلب تقدير قيمة الحصص في</w:t>
-        <w:br/>
-        <w:t>عقد صحيح وليس للدائرة أيضاً ذلك الحق. وبناء على ما تقدّم نلتمس من فضيلتكم القضاء يمايلي: قبول الاستئناف شكلاً. في الموضوع: بإلغاء الحكم المستأنف والقضاء مجدداً برد</w:t>
-        <w:br/>
-        <w:t>الدعوى). فعقب وكيل المدعيين قائلاً: بأنه يطلب مهلة لتقديم جوابه. ثم طلبت الدائرة من الطرفين تقديم مذكرات ختامية للمدعي 3 أيام من تاربخه. وللمدعى عليه 3 أيام تالية لهاء</w:t>
-        <w:br/>
-        <w:t>على أن تكون المذكرات مختصرة وغير مكررة لما تم بيانه سابقاً وأن تشتمل المذكرات على التسلسل الزمني لواقعة البيع إلى حين تاربخ صدور حكم (قطعي) بإقامة قيّم على مورث</w:t>
-        <w:br/>
-        <w:t>الطرفينء مع ذكر التواريخ وإرفاق المستندات الدالة علهاء وتكون بصيغتي /0م و 0:0؛ كما أفهمت كل طرف بأن يكون الرد عبر النظامء على إنه إن تعذر إرسال الإجابة عبر النظام»</w:t>
-        <w:br/>
-        <w:t>فيمكن إرسالها عبر إيميل الدائرة التالي: 00[.507.52 ©001/11/12-(]][-4820 مع ضرورة أن يقوم كل طرف بتزويد الطرف الآخر بالإجابة عبر إيميل كل منهماء فتفهم كل طرف ذلك.</w:t>
-        <w:br/>
-        <w:t>وعليه تقرر الدائرة تأجيل نظر الدعوى. وفي جلسة 1445-03-04 ه, المنعقدة عبر الاتصال المرئي عن بعد والمبلغ بها أطرافها إلكترونياً. واطلعت الدائرة على ملف القخبيةء وعلى المذكرة</w:t>
-        <w:br/>
-        <w:t>المودعة في النظام من وكيل المدعيين (عدنان أحمد عباس زيني) و (عاتقة محمد يحيى محمد علي الحرازي) بتاريخ 02/25/ 1445ه وحاصلها: (في البداية وقبل أن ندلف في تفااصيل وقائع</w:t>
-        <w:br/>
-        <w:t>النزاع المائل نود أن نقدم لمقام الدائرة رسم بياني نبين فيه تسلسل وملاك الشركات المملوكة لأطراف الدعوى حتى نقطع أي محاولة للتشويش على فهم الدائرة ومن ثم الوصول بعد ذلك</w:t>
-        <w:br/>
-        <w:t>للحقيقة ناصعة جلية. (يُنظر للرسم البياني): من الرسم البياني أعلاه يتضضح لمقام الدائرة الآتي: أولاً: أن شركة أحمد زيني التجارية محل النزاع في هذه القضية يملكها عدة أطراف نسهم</w:t>
-        <w:br/>
-        <w:t>كمايلي:1- مورث موكلي أحمد زيني (96090) التي استحوذ علها المدعى عليه دون وجه حق. 2- شركة أحمد زيني وأولاده تمتلك ‎.)/٠١(‏ 3- وشركة أحمد زيني وأولاده يملكها عدة أطراف</w:t>
-        <w:br/>
-        <w:t>نسيهم كما يلي: أ- (9677) لأسامة زبني وشركة أوزكو بعد ذلك. ب- (960771) من هذه الشركة يملكها شركة أحمد زيني التجارية. ج- (9677) لعدنان زيني. د- (9071) يملكها أبناء غازي زبني</w:t>
-        <w:br/>
-        <w:t>وأولاده. ثم بناء على حكم الصلح (مرفق ‎)١‏ تنازل الموكل عدنان زيني وأبناء غازي زيني عن كامل الحصص ال مملوكة لهم بموجب عقد التأسيسء وقدتم إفراغ الحصص للمدعى عليه</w:t>
-        <w:br/>
-        <w:t>وهذا الصلح كان مُمَثلاً في أطراف النزاع آنذاك فقطء ولم يكن المورث أحمد زيني وما يملكه من نسب في كافة الشركات طرفاً فيه؛ لأنه كان على قيد الحياة. ثانياً: بتاريخ ‎4171-١0-1١‏ ١ه‏</w:t>
-        <w:br/>
-        <w:t>قام المدعي عليه أسامة بتعديل عقد شركة أحمد زيني التجارية: وباع لنفسه حصة مورث موكلي عدنان وعاتكة البالغة (9090): وهذا البيع هو محل نزاعنا ومطالبتنا الماثلة وهو بيع</w:t>
-        <w:br/>
-        <w:t>باطل شرعًا ونظاماً من عدة أوجه وبيانها كما يلي: ‎-١‏ بعد عقد البيع المزعوم من قبل المدعى عليه بأيام قليلة وبتاريخ 2010-11-09م الموافق 1431-11-03هء صدر تقرير طبي من مدينة</w:t>
-        <w:br/>
-        <w:t>فرصت يأ يلاتلابو «ةمدعنم يلكوم ثروم ةيلهأ نأ ينعي امم ؛كاردإلا فعضو مدقتملا يخوخيشلا فرخلا نم يناعي ينبز دمحأ بألا نأ نمضضت :ينطولا سرحلاب ةيبطلا هللا دبع كلما</w:t>
-        <w:br/>
-        <w:t>يُنسب له باطل وغير معتبر ولا.يترتب عليه أثره. ودليل ذلك: أن ورئة غازي أحمد زيني تقد موا بطلب إقامة قيم على الجد؛ لأن المدعى عليه أسامة أصبح ينقل أموال وأملاك والده إلى</w:t>
-        <w:br/>
-        <w:t>نفسه بالباطلء وآلت هذه المطالبة بصدور الحكم القضائي رقم (5545 ‎)١ 578١‏ وتاريخ 1434-07-26هء والمصادق عليه من محكمة الاستئناف برقم ‎)"1/١015957(‏ وتاريخ 05-09-</w:t>
-        <w:br/>
-        <w:t>7ه. القاضي بثبوت عدم أهلية أحمد زيني وإقامة حارس قضائي لثبوت عدم أهليته. (مرفق١).‏ وبهذا يتبين بجلاء لمقام الدائرة بطلان عقد البيع الذي بموجبه انتقلت الحصص محل</w:t>
-        <w:br/>
-        <w:t>الدعوى للمدعى عليه: ومما يدل على عدم علم مورث موكلي أحمد زيني رحمه اللّه ببيع الحصص أو عدم إدراكه - وكلاهما مسقطان للتصرف - وبعد واقعة انتقال الحصص بحوالي أربعة</w:t>
-        <w:br/>
-        <w:t>أشهر تقريباًء تم سؤاله من قبل قاضي الإنهاءات بالمحكمة العامة بجدة عن واقعة البيع؟ فأجاب بأنه لم يبع شيئاً وضبط جوابه. (مرفق؟). وهذا الضبط القضائي نص قاطع في محل</w:t>
-        <w:br/>
-        <w:t>النزاع يظهر استغلال المدعى عليه لمرض وعدم إدراك والده واستحوذ على الحصص دون وجه حق. ؟- بتاريخ ‎١578-4-7١‏ ههتوني مورث موكلي أحمد زيني وانتقلت حقوقه وأملاكه</w:t>
-        <w:br/>
-        <w:t>لورثته. وانحصر ورثته في زوجته المدعية عاتقة محمد الحرازي وولديه عدنان وأسامة. (مرفق صك حصر الإرث مرفق 5).ثالثاً: أقام موكلي عدنان وأمه هذه الدعوى المنظورة أمام</w:t>
-        <w:br/>
-        <w:t>ةبجاوم يف ةلداعلا صصحلا ةميقب همازتلا حبصأو .ًاناودعو ًاملظ هسفنل هيلع ىعدملا اهلقن يتلا ةيراجتلا ينيز دمحأ ةكرش نم ‏)/5٠(‎ ةغلابلا هدلاو صصح ةميقب ةبلاطملل ةرقوملا ةرئادلا</w:t>
-        <w:br/>
-        <w:t>موكلي شخصياً متعلقاً بذمته وليس عينياً في ذات الحصص, بعد أن قام بإنهاء الشركة وشطب سجلها بإرادته المنفردة ظناً منه أنه بهذا الإجراء سيفوت الحقوق المتعلقة بذمته بصفة</w:t>
-        <w:br/>
-        <w:t>شخصية. رابعاً: أما مايزعمه المدعى عليه بأن الصلح بات في هذا النزاع؛ فإنه دفع باطل وخارج محل النزاع. وبيان ذلك: أن صلح موكلي مع المدعى عليه المثبت وفق تقييم الخبير طلال</w:t>
-        <w:br/>
-        <w:t>أبو غزالة كان على الحصص العائدة له والبالغة (9623) من شركة أحمد زيني و أولاده. ولا علاقة لها بحصص والده أحمد زيني؛ لأن الأخير حي يرزق ولم يختصم في الدعوى. والاستحقاق</w:t>
-        <w:br/>
-        <w:t xml:space="preserve">نيبو هدلاو </w:t>
+        <w:t>صفحة 7</w:t>
       </w:r>
     </w:p>
     <w:p>
       <w:pPr>
+        <w:pStyle w:val="Heading2"/>
         <w:jc w:val="right"/>
         <w:bidi/>
       </w:pPr>
       <w:r>
-        <w:rPr>
-          <w:b w:val="0"/>
-          <w:i w:val="0"/>
-        </w:rPr>
-        <w:t>ةايح نايإ هيلع ىعدملاو يلكوم نيب لصح يذلا حلصلا نيب جزملا ةلواحمو ثرإلا ببسبب كلمتلا مهلإ لآو ءهّللا همحر ثروملا ةافو دعب ةبلاطملا لحم صصحلا يف يلكوملأشن</w:t>
+        <w:t>[نص الضبط / الحكم — المتن الفعلي] ===</w:t>
+        <w:br/>
+        <w:t>!] ةيدومسنا ةيبرعن ةعنمن قل</w:t>
+      </w:r>
+    </w:p>
+    <w:p>
+      <w:pPr>
+        <w:pStyle w:val="Heading2"/>
+        <w:jc w:val="right"/>
+        <w:bidi/>
+      </w:pPr>
+      <w:r>
+        <w:t>[ترويسة / كليشة وزارة العدل — معلومات رسمية متكررة] ===</w:t>
+        <w:br/>
+        <w:t>2 وزارة العدل صك رقم 7١7.551557هغع‏ 1ه</w:t>
+      </w:r>
+    </w:p>
+    <w:p>
+      <w:pPr>
+        <w:pStyle w:val="Heading2"/>
+        <w:jc w:val="right"/>
+        <w:bidi/>
+      </w:pPr>
+      <w:r>
+        <w:t>[نص الضبط / الحكم — المتن الفعلي] ===</w:t>
+        <w:br/>
+        <w:t>7 لطر 7</w:t>
+        <w:br/>
+        <w:t>0 ‏١"‎ :ةحفصلا مق ةدجب ةبراجتلا ةمكحملا</w:t>
+        <w:br/>
+        <w:t>جارية بع رقم : ببح ل</w:t>
+      </w:r>
+    </w:p>
+    <w:p>
+      <w:pPr>
+        <w:pStyle w:val="Heading2"/>
+        <w:jc w:val="right"/>
+        <w:bidi/>
+      </w:pPr>
+      <w:r>
+        <w:t>[ترويسة / كليشة وزارة العدل — معلومات رسمية متكررة] ===</w:t>
+        <w:br/>
+        <w:t>دائرة الاستئناف الثانية ‎١‏ تاريخ الصك: 7١/9./ه:5١‏ 10 9 5</w:t>
+      </w:r>
+    </w:p>
+    <w:p>
+      <w:pPr>
+        <w:pStyle w:val="Heading2"/>
+        <w:jc w:val="right"/>
+        <w:bidi/>
+      </w:pPr>
+      <w:r>
+        <w:t>[نص الضبط / الحكم — المتن الفعلي] ===</w:t>
+        <w:br/>
+        <w:t>هيلع ىعدملا ثروم مالتسا تبثت يتلاو ةيجحلل ةبستكملاو قيثوتلاب طونملا (لدعلا بتاك) ماعلا فظوملا عيقوتب ةليذملاو هيلع ىعدملا نم ةعقوملا ءاكرشلا تارارق يف ةلثمتملاو هفانئتسا يف</w:t>
+        <w:br/>
+        <w:t>واستيفاء حقوقه عن بيع تلك الحصصء وحيث أن هذا المحرر يكتسب حجية في مواجهة المدعي وفقاً للمادة (26) من نظام الإثبات التي تنص على أنه: (المحرّر الرسمي حجة على الكافة</w:t>
+        <w:br/>
+        <w:t>بما دون فيه من أمور قام بها محرره في حدود مهمته أو حدثت من ذوي الشأن في حضوره؛ مالم يثبت تزويره بالطرق المقررة نظاماً). إضافة إلى ذلك فإن المدعى عليه قام بنشر عقد</w:t>
+        <w:br/>
+        <w:t>التأسيس بعد استرداد حصص مورث المدعي والمدعى عليه في الجريدة الرسمية ولم يعترض عليه المدعى أو يبد ثمة دفوع تتعلق بذلك مما يضى معه هذا النشر مكتسباًللحجية في</w:t>
+        <w:br/>
+        <w:t>مواجهة المدعي. الحادي عشر: الدفع بعدم قبول الدعوى لرفعها من غير ذي صفة: لماكان من المقرر نظاماً أن الدفع بعدم قبول الدعوى لرفعها من غير ذي صفة من الدفوع المتعلقة</w:t>
+        <w:br/>
+        <w:t>بالنظام العام التي يجوز الدفع بها في أي مرحلة تكون عليها الدعوىء وحيث إن من المقرر إذا رجع البطلان لاعتبارات موضوعية كما هو الحال في انعدام أحد أركان العقد الثلاثة الرضا أو</w:t>
+        <w:br/>
+        <w:t>المحل أو السبب أو الثمن فإن هذا البطلان هو الذي يخضع للقواعد العامة وتخلص في أن العقد الباطل منعدم كأصل ولا.ينتج أثرّاء ولا.يزول البطلان بالإجازة وفي حالة البطلان يعاد</w:t>
+        <w:br/>
+        <w:t>المتعاقدين الى الحالة التي كانا علها قبل التعاقدء وبما أن المدعي أقر بصحة العقد والدائرة قررت صحته أيضاً فيصبح والحال كذلك لا صفة للمدعي في طلب تقدير قيمة الحصص في</w:t>
+        <w:br/>
+        <w:t>عقد صحيح وليس للدائرة أيضاً ذلك الحق. وبناء على ما تقدّم نلتمس من فضيلتكم القضاء يمايلي: قبول الاستئناف شكلاً. في الموضوع: بإلغاء الحكم المستأنف والقضاء مجدداً برد</w:t>
+        <w:br/>
+        <w:t>الدعوى). فعقب وكيل المدعيين قائلاً: بأنه يطلب مهلة لتقديم جوابه. ثم طلبت الدائرة من الطرفين تقديم مذكرات ختامية للمدعي 3 أيام من تاربخه. وللمدعى عليه 3 أيام تالية لهاء</w:t>
+        <w:br/>
+        <w:t>على أن تكون المذكرات مختصرة وغير مكررة لما تم بيانه سابقاً وأن تشتمل المذكرات على التسلسل الزمني لواقعة البيع إلى حين تاربخ صدور حكم (قطعي) بإقامة قيّم على مورث</w:t>
+        <w:br/>
+        <w:t>الطرفينء مع ذكر التواريخ وإرفاق المستندات الدالة علهاء وتكون بصيغتي /0م و 0:0؛ كما أفهمت كل طرف بأن يكون الرد عبر النظامء على إنه إن تعذر إرسال الإجابة عبر النظام»</w:t>
+        <w:br/>
+        <w:t>فيمكن إرسالها عبر إيميل الدائرة التالي: 00[.507.52 ©001/11/12-(]][-4820 مع ضرورة أن يقوم كل طرف بتزويد الطرف الآخر بالإجابة عبر إيميل كل منهماء فتفهم كل طرف ذلك.</w:t>
+        <w:br/>
+        <w:t>وعليه تقرر الدائرة تأجيل نظر الدعوى. وفي جلسة 1445-03-04 ه, المنعقدة عبر الاتصال المرئي عن بعد والمبلغ بها أطرافها إلكترونياً. واطلعت الدائرة على ملف القخبيةء وعلى المذكرة</w:t>
+        <w:br/>
+        <w:t>المودعة في النظام من وكيل المدعيين (عدنان أحمد عباس زيني) و (عاتقة محمد يحيى محمد علي الحرازي) بتاريخ 02/25/ 1445ه وحاصلها: (في البداية وقبل أن ندلف في تفااصيل وقائع</w:t>
+        <w:br/>
+        <w:t>النزاع المائل نود أن نقدم لمقام الدائرة رسم بياني نبين فيه تسلسل وملاك الشركات المملوكة لأطراف الدعوى حتى نقطع أي محاولة للتشويش على فهم الدائرة ومن ثم الوصول بعد ذلك</w:t>
+        <w:br/>
+        <w:t>للحقيقة ناصعة جلية. (يُنظر للرسم البياني): من الرسم البياني أعلاه يتضضح لمقام الدائرة الآتي: أولاً: أن شركة أحمد زيني التجارية محل النزاع في هذه القضية يملكها عدة أطراف نسهم</w:t>
+        <w:br/>
+        <w:t>كمايلي:1- مورث موكلي أحمد زيني (96090) التي استحوذ علها المدعى عليه دون وجه حق. 2- شركة أحمد زيني وأولاده تمتلك ‎.)/٠١(‏ 3- وشركة أحمد زيني وأولاده يملكها عدة أطراف</w:t>
+        <w:br/>
+        <w:t>نسيهم كما يلي: أ- (9677) لأسامة زبني وشركة أوزكو بعد ذلك. ب- (960771) من هذه الشركة يملكها شركة أحمد زيني التجارية. ج- (9677) لعدنان زيني. د- (9071) يملكها أبناء غازي زبني</w:t>
+        <w:br/>
+        <w:t>وأولاده. ثم بناء على حكم الصلح (مرفق ‎)١‏ تنازل الموكل عدنان زيني وأبناء غازي زيني عن كامل الحصص ال مملوكة لهم بموجب عقد التأسيسء وقدتم إفراغ الحصص للمدعى عليه</w:t>
+        <w:br/>
+        <w:t>وهذا الصلح كان مُمَثلاً في أطراف النزاع آنذاك فقطء ولم يكن المورث أحمد زيني وما يملكه من نسب في كافة الشركات طرفاً فيه؛ لأنه كان على قيد الحياة. ثانياً: بتاريخ ‎4171-١0-1١‏ ١ه‏</w:t>
+        <w:br/>
+        <w:t>قام المدعي عليه أسامة بتعديل عقد شركة أحمد زيني التجارية: وباع لنفسه حصة مورث موكلي عدنان وعاتكة البالغة (9090): وهذا البيع هو محل نزاعنا ومطالبتنا الماثلة وهو بيع</w:t>
+        <w:br/>
+        <w:t>باطل شرعًا ونظاماً من عدة أوجه وبيانها كما يلي: ‎-١‏ بعد عقد البيع المزعوم من قبل المدعى عليه بأيام قليلة وبتاريخ 2010-11-09م الموافق 1431-11-03هء صدر تقرير طبي من مدينة</w:t>
+        <w:br/>
+        <w:t>فرصت يأ يلاتلابو «ةمدعنم يلكوم ثروم ةيلهأ نأ ينعي امم ؛كاردإلا فعضو مدقتملا يخوخيشلا فرخلا نم يناعي ينبز دمحأ بألا نأ نمضضت :ينطولا سرحلاب ةيبطلا هللا دبع كلما</w:t>
+        <w:br/>
+        <w:t>يُنسب له باطل وغير معتبر ولا.يترتب عليه أثره. ودليل ذلك: أن ورئة غازي أحمد زيني تقد موا بطلب إقامة قيم على الجد؛ لأن المدعى عليه أسامة أصبح ينقل أموال وأملاك والده إلى</w:t>
+        <w:br/>
+        <w:t>نفسه بالباطلء وآلت هذه المطالبة بصدور الحكم القضائي رقم (5545 ‎)١ 578١‏ وتاريخ 1434-07-26هء والمصادق عليه من محكمة الاستئناف برقم ‎)"1/١015957(‏ وتاريخ 05-09-</w:t>
+        <w:br/>
+        <w:t>7ه. القاضي بثبوت عدم أهلية أحمد زيني وإقامة حارس قضائي لثبوت عدم أهليته. (مرفق١).‏ وبهذا يتبين بجلاء لمقام الدائرة بطلان عقد البيع الذي بموجبه انتقلت الحصص محل</w:t>
+        <w:br/>
+        <w:t>الدعوى للمدعى عليه: ومما يدل على عدم علم مورث موكلي أحمد زيني رحمه اللّه ببيع الحصص أو عدم إدراكه - وكلاهما مسقطان للتصرف - وبعد واقعة انتقال الحصص بحوالي أربعة</w:t>
+        <w:br/>
+        <w:t>أشهر تقريباًء تم سؤاله من قبل قاضي الإنهاءات بالمحكمة العامة بجدة عن واقعة البيع؟ فأجاب بأنه لم يبع شيئاً وضبط جوابه. (مرفق؟). وهذا الضبط القضائي نص قاطع في محل</w:t>
+        <w:br/>
+        <w:t>النزاع يظهر استغلال المدعى عليه لمرض وعدم إدراك والده واستحوذ على الحصص دون وجه حق. ؟- بتاريخ ‎١578-4-7١‏ ههتوني مورث موكلي أحمد زيني وانتقلت حقوقه وأملاكه</w:t>
+        <w:br/>
+        <w:t>لورثته. وانحصر ورثته في زوجته المدعية عاتقة محمد الحرازي وولديه عدنان وأسامة. (مرفق صك حصر الإرث مرفق 5).ثالثاً: أقام موكلي عدنان وأمه هذه الدعوى المنظورة أمام</w:t>
+        <w:br/>
+        <w:t>ةبجاوم يف ةلداعلا صصحلا ةميقب همازتلا حبصأو .ًاناودعو ًاملظ هسفنل هيلع ىعدملا اهلقن يتلا ةيراجتلا ينيز دمحأ ةكرش نم ‏)/5٠(‎ ةغلابلا هدلاو صصح ةميقب ةبلاطملل ةرقوملا ةرئادلا</w:t>
+        <w:br/>
+        <w:t>موكلي شخصياً متعلقاً بذمته وليس عينياً في ذات الحصص, بعد أن قام بإنهاء الشركة وشطب سجلها بإرادته المنفردة ظناً منه أنه بهذا الإجراء سيفوت الحقوق المتعلقة بذمته بصفة</w:t>
+        <w:br/>
+        <w:t>شخصية. رابعاً: أما مايزعمه المدعى عليه بأن الصلح بات في هذا النزاع؛ فإنه دفع باطل وخارج محل النزاع. وبيان ذلك: أن صلح موكلي مع المدعى عليه المثبت وفق تقييم الخبير طلال</w:t>
+        <w:br/>
+        <w:t>أبو غزالة كان على الحصص العائدة له والبالغة (9623) من شركة أحمد زيني و أولاده. ولا علاقة لها بحصص والده أحمد زيني؛ لأن الأخير حي يرزق ولم يختصم في الدعوى. والاستحقاق</w:t>
+        <w:br/>
+        <w:t>نيبو هدلاو ةايح نايإ هيلع ىعدملاو يلكوم نيب لصح يذلا حلصلا نيب جزملا ةلواحمو ثرإلا ببسبب كلمتلا مهلإ لآو ءهّللا همحر ثروملا ةافو دعب ةبلاطملا لحم صصحلا يف يلكوملأشن</w:t>
         <w:br/>
         <w:t>الاستحقاق بالإوث؛ لدرء وإسقاط حق موكلي في الإرث المستحوذ عليه بالباطل -الحصص 90990 من شركة أحمد زيني وأولاده التجارية -تشغيب وتشويش لن ينطلي على فهم الدائرة</w:t>
         <w:br/>
@@ -1131,112 +1283,146 @@
     </w:p>
     <w:p>
       <w:pPr>
+        <w:pStyle w:val="Heading2"/>
         <w:jc w:val="right"/>
         <w:bidi/>
       </w:pPr>
       <w:r>
-        <w:rPr>
-          <w:b w:val="0"/>
-          <w:i w:val="0"/>
-        </w:rPr>
-        <w:t>[صفحة 8]</w:t>
-        <w:br/>
-        <w:t>!] ةيدومسنا ةيبرعنا ةعنمن' قل</w:t>
-        <w:br/>
-        <w:t>5 وزارة العدل صك رقم 7١7.551557هغع‏ للم</w:t>
-        <w:br/>
-        <w:t>7 لطر 7</w:t>
-        <w:br/>
-        <w:t>0 / :ةحفصلا مق ةدجب ةبراجتلا ةمكحملا</w:t>
-        <w:br/>
-        <w:t>جارية بع رقم : ببح ل</w:t>
-        <w:br/>
-        <w:t>دائرة الاستئناف الثانية ‎١‏ تاريخ الصك: ‏ ١١/”./4؛4:١‏ 6ك 1 أ 2</w:t>
-        <w:br/>
-        <w:t>الشركات كأصول لها متداولة أو غير متداولة لا.تتغير قيمتها السوقية إلا.بتأثير إيجابي يطرأ على حقوق الملكية إما بضخ رأس مال جديد يظهر في قائمة المركز المالي أو ارتفاع في قيمة</w:t>
-        <w:br/>
-        <w:t>ةرئادلا مث نمو ًاقباس جراختلاب مكحلا هيلإ تدنتسا يذلاو ريبخلا لبق نم صصحلا مييقت نأ :يعوضوملا درلا نم يناثلا هجولاو .كلاملا مسا ًاعطق هببس نم سيل ًايقوس لوصألا</w:t>
-        <w:br/>
-        <w:t>الابتدائية في حكمها الآني كان محل رضا وقبول من المدعى عليه لا يجوز معه قبول الطعن والتشكيك في صحته من قبله» لماكان مثبتاً لحق في غير مصاحته والدائرة الابتدائية تطرقت</w:t>
-        <w:br/>
-        <w:t>لهذا التقرير مشكورة في تسبيها للحكم محل النظر. سابعاً: مورث موكلي رحمه الله أوصى بالثلث لمستحقيه بموجب حكم الوصية رقم ‎)١790151771151577..371(‏ وتاريخ 51717 ‎/1١‏</w:t>
-        <w:br/>
-        <w:t>‏هه (مرفق رقم 5) والتي تبلغ من قيمة الحصص مبلغ وقدره ‎)١١٠177,53759(‏ مئة وعشرة مليون وستمئة واثنان و سبعون ألفاً وثلائمئة وتسعة وسبعون ريالاً. والمدعى عليه هو</w:t>
-        <w:br/>
-        <w:t>الوصيء وباطراح مبلغ الوصية وتنفيذاً لها ووفقاً للأنصبة الشرعية؛ فإن موكلي يستحق كل مهما بناءً على مبلغ قيمة الحصص المحكوم به. فإن موكلي عدنان يستحق مبلغاً</w:t>
-        <w:br/>
-        <w:t>(17,779,77 ريال) ستة وتسعون مليون وسبعمئة وتسعة وسبعون ألفاً ومئتان وسبعون ربالا وموكلتي عاتقه تستحق مبلغاً وقدره ‎77,101,7١19(‏ ريال) سبعة وعشرون مليوناً</w:t>
-        <w:br/>
-        <w:t>وستمئة واحد وخمسون ألفاً ومئتان وتسعة عشر ربالا لذلك وبما أنه ثبت بموجب الحكم القضائي أن المورث - أثناء العقد المزعوم -كان فاقداً للأهلية ولا.يجوز التعاقد مع فاقد</w:t>
-        <w:br/>
-        <w:t>الأهلية» وبما أن على اليد ما أخذت حتى تؤديه» ويما أن الحصص تمت تصفيتها اختيارياً من المدعى عليه؛ وبما أنها أصبحت منعدمة ولم يبق إلا. قيمتهاء ويما أن جميع الأطراف اتفقوا</w:t>
-        <w:br/>
-        <w:t>وتخارجوا على هذا التقييم؛ لذلك ولما سبق عرضه وبيانه فإنني أطلب من مقام الدائرة الموقرة إحقاقاً للحق ونصرة للعدالة: الحكم بتأييد الحكم وتفصيل منطوقه وفق طلب الاستئناف</w:t>
-        <w:br/>
-        <w:t>المقدم من قبلنا). كما اطلعت الدائرة على المذكرة الختامية المقدمة من وكيل المدعى عليه والمودعة في النظام بتاريخ 29 / 02/ 1445ه وحا صلها: (بناءً على طلب الدائرة الموقرة بسرد</w:t>
-        <w:br/>
-        <w:t>ميدقت مدعل ؛ىوعدلا رظنب ًايعون ةمكحملا صاصتخا مدعب عفدلا ىلع ديكأتلاب ةرقوملا ةرئادلا حمستسن :ًالوأ :يلاتلا وحنلا ىلع انتركذمب مدقتن ءىوعدلا لحم عازنلل ينمزلا لسلستلا</w:t>
-        <w:br/>
-        <w:t>ىوعدلا ةماقإل قحال هنوكل يماظنلا صنلا ىلع دانتسالا ةيزاوج مدعو .ةيراجتلا ةمكحملل صاصتخالا داقعناو ىوعدلا رظنب ةماعلا ةمكحملا صاصتخا مدعب يضاقلا مكحلل يعدملا</w:t>
-        <w:br/>
-        <w:t>إعمالا"لمبدأ عدم رجعية تطبيق القوانين. 1- نشير إلى نص المادة (78/1/ ب) من اللائحة التنفيذية لنظام المرافعات الشرعية والمعدلة بقرار وزير العدل رقم (7414) وتاريخ 6/1441/</w:t>
-        <w:br/>
-        <w:t>6ه والتي نصت على أنه: (إذا رأت عدم اختصاصها النوعي بنظر القضية وأنها من اختصاص محكمة أخرى فتحكم بعدم الاختصاص فإذا اكتسب الحكم النهائية فتحيلها للمحكمة</w:t>
-        <w:br/>
-        <w:t>مدعب قباس مكح رودص ةرورض ىوعدلا رظنب ةصتخم (ةرقوملا مكتمكحم) ىرخألا ةمكحملا نوكتل مزلتسا هنأ صنلا اذه دافم ناكاملو .(اهرظنب اهلإ لاحملا ةمكحملا مزتلتو ةصتخملا</w:t>
-        <w:br/>
-        <w:t>الاختصا ص وأن يكتسب الصفة النهائية. 2- وبما أن المدعي قد زعم - في لائحة دعواه صدور حكم من المحكمة العامة بجدة رقم (3855849) وتاريخ 2/1438 /10ه يقضى بعدم</w:t>
-        <w:br/>
-        <w:t>اختصاصها بنظر الدعوى واختصاص القضاء التجاري بنظرهاء وحيث إنه بالبحث في أوراق الدعوى ومرفقاتها تبين عدم تقديم المدعي لهذا الحكم المزعوم صدوره. كما أنه بالبحث</w:t>
-        <w:br/>
-        <w:t>والتمحيص في القضايا الخاصة بالمدعى عليه تبين عدم وجود هذا الحكم في النظام الإلكتروني القضائي (ناجز) الخاص بالمدعى عليهء ولماكان ما تقدم فإنه بانتفاء وجود الحكم</w:t>
-        <w:br/>
-        <w:t>القاضي بعدم الاختصاص فإنه ينتفي معه إعمال نص المادة الآنفة البيان ويضح من المتعين معه إعمال الأصل وهو عدم اختصاص المحكمة التجارية بنظر تلك الدعوى. 3- وعلى</w:t>
-        <w:br/>
-        <w:t>1441/ خيراتب ةرداصلاو نايبلا ةفنآلا - ةيذيفنتلا ةحئاللاب ةدراولا ةداملا صن ىلع دانتسالا زاوج مدعب عفدن اننإف صاصتخالا مدعب مكحلا رودص ةحص مدعلا - يواسي ضرفلاو - ضرف</w:t>
-        <w:br/>
-        <w:t>6ه إعمالا:لمبدأ عدم رجعية تطبيق القوانين ذلك أن الحكم الصادر فيه عدم الاختصاص صدر في عام 1438ه أي قبل إعمال وتنفيذ تلك اللائحة في عام 1441ه مما لا.يجوز</w:t>
-        <w:br/>
-        <w:t>الاستناد على هذا النص النظامي. ثانياً: نتتمسك بالدفع المبدى سلفاً بطلب استجواب المدعية (عاتقة الحرازي) لكون استجوابها من شأنه التأثير في وجه الرأي في الدعوى: 1- بناء على نص</w:t>
-        <w:br/>
-        <w:t>المادة (20/2) من نظام الإثبات التي تنص على أنه: (2- لأي من الخصوم استجواب خصمه مباشرة). وتنص المادة (21/1) من ذات النظام على أنه للمحكمة - من تلقاء نفسها أو بناء على</w:t>
-        <w:br/>
-        <w:t>طلب أحد الخصوم - أن تأمر بحضور الخصم لاستجوابه» ويجب على من تقرر استجوابه أن يحضر الجلسة المحددة لذلك). وحيث إن المدعى عليه قد تحصل على دليل مادي دامغ</w:t>
-        <w:br/>
-        <w:t>عبارة عن مقطع فيديو تؤكد فيه (عاتقة الحرازي)ء صراحة عدم قيامها برفع الدعوى ضد أسامة زيني وأنها لم تقم بتوكيل أحد لإقامة تلك الدعوى على المدعى عليه (أسامة زيني) ولا</w:t>
-        <w:br/>
-        <w:t>تطالبه بأي مستحقات. وهذا دليل من شأنه التأثير في وجه الرأي في الدعوى إذ أن ثبوت ذلك من شأنه ثبوت ارتكاب المدعي والوكيل لجريمة تزوير مكتملة الأركان وفقاًللمادة (2) من</w:t>
-        <w:br/>
-        <w:t>النظام الجزائي لمكافحة التزوير مما يتعين معه إحالتهما للنيابة العامة. 3- كما أن المدعى عليه قد أثار دفعاً امام المحكمة الابتدائية بطلب استجواب (عاتقة الحرازي) إلا أن وكيل المدعي</w:t>
-        <w:br/>
-        <w:t>رفض ذلك بزعم عدم ضرورة إحضارها دون مبرر واضح أو سبب سائغ واكتفى بالقول بأن السيدة عائقة "على الحياد" في رد غير منطقي إذ لا يستساغ أن تقيم السيدة عاتقة الحرازي</w:t>
-        <w:br/>
-        <w:t>دعوى تطالب بها ابنها - المدعى عليه - ثم تكون على الحياد فهذا إقرار صريح بعدم توكيلها لمحامي لرفع دعوى ضد ابنها المدعى عليه وقد انساقت الدائرة وراء رفضه دون سبب أو مبرر</w:t>
-        <w:br/>
-        <w:t>واضح على الرغم من كونه دفعاً جوهرياً يتعين تمحيصه وإجابته أو الرد عليه ببسبب سائغ على نحو يعيب الحكم. 4- وحيث نتمسك بطلب استجواب المدعى علها وإحضارها للاستجواب</w:t>
-        <w:br/>
-        <w:t>لكون أقوالها ستكون مؤثرة في تلك الدعوى حيث سيثبت عدم رغبتها في رفع الدعوى لثبوت استيفاء مورثها ومورث المدعي لقيمة الحصص, ومن ثم فإن من شأنها التأثير في وجه الرأي في</w:t>
-        <w:br/>
-        <w:t>الدعوى ويتعين إجابتها وفقاً لما استقر عليه قضاء المحكمة العليا: (حيث إن الأصل أن تتصدى محكمة الموضوع لأي دفع جوهري في الدعوىء والذي لو صح لتغير به وجه الحكم في</w:t>
-        <w:br/>
-        <w:t>الدعوىء ومتى أغفل الحكم ذلك فإنه يكون معيباً بقصور في التسبيب وبتعين نقضه وإعادته للمحكمة مصدرة القرار) "قرار الدائرة الخامسة بالمحكمة العليا رقم: 4228122 وتاريخ:</w:t>
-        <w:br/>
-        <w:t>2 هه" ثالثاً: احتياطياً: الدفع بالقصور في الاستدلال على التقرير المحاسبي مع التمسك - بعدم صحة دعوى المدعي - فإن الدائرة قد ران على حكمها القصور في الاستدلال</w:t>
-        <w:br/>
-        <w:t>بتأسيس حكمها باستحقاق المدعي لمبلغ (331.882.138 ريال) تأسيساً على ما أوردته نصاً: (الدائرة تجد أعدل تقييم للحصص محل</w:t>
+        <w:t>صفحة 8</w:t>
       </w:r>
     </w:p>
     <w:p>
       <w:pPr>
+        <w:pStyle w:val="Heading2"/>
         <w:jc w:val="right"/>
         <w:bidi/>
       </w:pPr>
       <w:r>
-        <w:rPr>
-          <w:b w:val="0"/>
-          <w:i w:val="0"/>
-        </w:rPr>
-        <w:t xml:space="preserve"> الدعوى هو ماكان ذات الأطراف قد تراضوا عليه</w:t>
+        <w:t>[نص الضبط / الحكم — المتن الفعلي] ===</w:t>
+        <w:br/>
+        <w:t>!] ةيدومسنا ةيبرعنا ةعنمن' قل</w:t>
+      </w:r>
+    </w:p>
+    <w:p>
+      <w:pPr>
+        <w:pStyle w:val="Heading2"/>
+        <w:jc w:val="right"/>
+        <w:bidi/>
+      </w:pPr>
+      <w:r>
+        <w:t>[ترويسة / كليشة وزارة العدل — معلومات رسمية متكررة] ===</w:t>
+        <w:br/>
+        <w:t>5 وزارة العدل صك رقم 7١7.551557هغع‏ للم</w:t>
+      </w:r>
+    </w:p>
+    <w:p>
+      <w:pPr>
+        <w:pStyle w:val="Heading2"/>
+        <w:jc w:val="right"/>
+        <w:bidi/>
+      </w:pPr>
+      <w:r>
+        <w:t>[نص الضبط / الحكم — المتن الفعلي] ===</w:t>
+        <w:br/>
+        <w:t>7 لطر 7</w:t>
+        <w:br/>
+        <w:t>0 / :ةحفصلا مق ةدجب ةبراجتلا ةمكحملا</w:t>
+        <w:br/>
+        <w:t>جارية بع رقم : ببح ل</w:t>
+      </w:r>
+    </w:p>
+    <w:p>
+      <w:pPr>
+        <w:pStyle w:val="Heading2"/>
+        <w:jc w:val="right"/>
+        <w:bidi/>
+      </w:pPr>
+      <w:r>
+        <w:t>[ترويسة / كليشة وزارة العدل — معلومات رسمية متكررة] ===</w:t>
+        <w:br/>
+        <w:t>دائرة الاستئناف الثانية ‎١‏ تاريخ الصك: ‏ ١١/”./4؛4:١‏ 6ك 1 أ 2</w:t>
+      </w:r>
+    </w:p>
+    <w:p>
+      <w:pPr>
+        <w:pStyle w:val="Heading2"/>
+        <w:jc w:val="right"/>
+        <w:bidi/>
+      </w:pPr>
+      <w:r>
+        <w:t>[نص الضبط / الحكم — المتن الفعلي] ===</w:t>
+        <w:br/>
+        <w:t>الشركات كأصول لها متداولة أو غير متداولة لا.تتغير قيمتها السوقية إلا.بتأثير إيجابي يطرأ على حقوق الملكية إما بضخ رأس مال جديد يظهر في قائمة المركز المالي أو ارتفاع في قيمة</w:t>
+        <w:br/>
+        <w:t>ةرئادلا مث نمو ًاقباس جراختلاب مكحلا هيلإ تدنتسا يذلاو ريبخلا لبق نم صصحلا مييقت نأ :يعوضوملا درلا نم يناثلا هجولاو .كلاملا مسا ًاعطق هببس نم سيل ًايقوس لوصألا</w:t>
+        <w:br/>
+        <w:t>الابتدائية في حكمها الآني كان محل رضا وقبول من المدعى عليه لا يجوز معه قبول الطعن والتشكيك في صحته من قبله» لماكان مثبتاً لحق في غير مصاحته والدائرة الابتدائية تطرقت</w:t>
+        <w:br/>
+        <w:t>لهذا التقرير مشكورة في تسبيها للحكم محل النظر. سابعاً: مورث موكلي رحمه الله أوصى بالثلث لمستحقيه بموجب حكم الوصية رقم ‎)١790151771151577..371(‏ وتاريخ 51717 ‎/1١‏</w:t>
+        <w:br/>
+        <w:t>‏هه (مرفق رقم 5) والتي تبلغ من قيمة الحصص مبلغ وقدره ‎)١١٠177,53759(‏ مئة وعشرة مليون وستمئة واثنان و سبعون ألفاً وثلائمئة وتسعة وسبعون ريالاً. والمدعى عليه هو</w:t>
+        <w:br/>
+        <w:t>الوصيء وباطراح مبلغ الوصية وتنفيذاً لها ووفقاً للأنصبة الشرعية؛ فإن موكلي يستحق كل مهما بناءً على مبلغ قيمة الحصص المحكوم به. فإن موكلي عدنان يستحق مبلغاً</w:t>
+        <w:br/>
+        <w:t>(17,779,77 ريال) ستة وتسعون مليون وسبعمئة وتسعة وسبعون ألفاً ومئتان وسبعون ربالا وموكلتي عاتقه تستحق مبلغاً وقدره ‎77,101,7١19(‏ ريال) سبعة وعشرون مليوناً</w:t>
+        <w:br/>
+        <w:t>وستمئة واحد وخمسون ألفاً ومئتان وتسعة عشر ربالا لذلك وبما أنه ثبت بموجب الحكم القضائي أن المورث - أثناء العقد المزعوم -كان فاقداً للأهلية ولا.يجوز التعاقد مع فاقد</w:t>
+        <w:br/>
+        <w:t>الأهلية» وبما أن على اليد ما أخذت حتى تؤديه» ويما أن الحصص تمت تصفيتها اختيارياً من المدعى عليه؛ وبما أنها أصبحت منعدمة ولم يبق إلا. قيمتهاء ويما أن جميع الأطراف اتفقوا</w:t>
+        <w:br/>
+        <w:t>وتخارجوا على هذا التقييم؛ لذلك ولما سبق عرضه وبيانه فإنني أطلب من مقام الدائرة الموقرة إحقاقاً للحق ونصرة للعدالة: الحكم بتأييد الحكم وتفصيل منطوقه وفق طلب الاستئناف</w:t>
+        <w:br/>
+        <w:t>المقدم من قبلنا). كما اطلعت الدائرة على المذكرة الختامية المقدمة من وكيل المدعى عليه والمودعة في النظام بتاريخ 29 / 02/ 1445ه وحا صلها: (بناءً على طلب الدائرة الموقرة بسرد</w:t>
+        <w:br/>
+        <w:t>ميدقت مدعل ؛ىوعدلا رظنب ًايعون ةمكحملا صاصتخا مدعب عفدلا ىلع ديكأتلاب ةرقوملا ةرئادلا حمستسن :ًالوأ :يلاتلا وحنلا ىلع انتركذمب مدقتن ءىوعدلا لحم عازنلل ينمزلا لسلستلا</w:t>
+        <w:br/>
+        <w:t>ىوعدلا ةماقإل قحال هنوكل يماظنلا صنلا ىلع دانتسالا ةيزاوج مدعو .ةيراجتلا ةمكحملل صاصتخالا داقعناو ىوعدلا رظنب ةماعلا ةمكحملا صاصتخا مدعب يضاقلا مكحلل يعدملا</w:t>
+        <w:br/>
+        <w:t>إعمالا"لمبدأ عدم رجعية تطبيق القوانين. 1- نشير إلى نص المادة (78/1/ ب) من اللائحة التنفيذية لنظام المرافعات الشرعية والمعدلة بقرار وزير العدل رقم (7414) وتاريخ 6/1441/</w:t>
+        <w:br/>
+        <w:t>6ه والتي نصت على أنه: (إذا رأت عدم اختصاصها النوعي بنظر القضية وأنها من اختصاص محكمة أخرى فتحكم بعدم الاختصاص فإذا اكتسب الحكم النهائية فتحيلها للمحكمة</w:t>
+        <w:br/>
+        <w:t>مدعب قباس مكح رودص ةرورض ىوعدلا رظنب ةصتخم (ةرقوملا مكتمكحم) ىرخألا ةمكحملا نوكتل مزلتسا هنأ صنلا اذه دافم ناكاملو .(اهرظنب اهلإ لاحملا ةمكحملا مزتلتو ةصتخملا</w:t>
+        <w:br/>
+        <w:t>الاختصا ص وأن يكتسب الصفة النهائية. 2- وبما أن المدعي قد زعم - في لائحة دعواه صدور حكم من المحكمة العامة بجدة رقم (3855849) وتاريخ 2/1438 /10ه يقضى بعدم</w:t>
+        <w:br/>
+        <w:t>اختصاصها بنظر الدعوى واختصاص القضاء التجاري بنظرهاء وحيث إنه بالبحث في أوراق الدعوى ومرفقاتها تبين عدم تقديم المدعي لهذا الحكم المزعوم صدوره. كما أنه بالبحث</w:t>
+        <w:br/>
+        <w:t>والتمحيص في القضايا الخاصة بالمدعى عليه تبين عدم وجود هذا الحكم في النظام الإلكتروني القضائي (ناجز) الخاص بالمدعى عليهء ولماكان ما تقدم فإنه بانتفاء وجود الحكم</w:t>
+        <w:br/>
+        <w:t>القاضي بعدم الاختصاص فإنه ينتفي معه إعمال نص المادة الآنفة البيان ويضح من المتعين معه إعمال الأصل وهو عدم اختصاص المحكمة التجارية بنظر تلك الدعوى. 3- وعلى</w:t>
+        <w:br/>
+        <w:t>1441/ خيراتب ةرداصلاو نايبلا ةفنآلا - ةيذيفنتلا ةحئاللاب ةدراولا ةداملا صن ىلع دانتسالا زاوج مدعب عفدن اننإف صاصتخالا مدعب مكحلا رودص ةحص مدعلا - يواسي ضرفلاو - ضرف</w:t>
+        <w:br/>
+        <w:t>6ه إعمالا:لمبدأ عدم رجعية تطبيق القوانين ذلك أن الحكم الصادر فيه عدم الاختصاص صدر في عام 1438ه أي قبل إعمال وتنفيذ تلك اللائحة في عام 1441ه مما لا.يجوز</w:t>
+        <w:br/>
+        <w:t>الاستناد على هذا النص النظامي. ثانياً: نتتمسك بالدفع المبدى سلفاً بطلب استجواب المدعية (عاتقة الحرازي) لكون استجوابها من شأنه التأثير في وجه الرأي في الدعوى: 1- بناء على نص</w:t>
+        <w:br/>
+        <w:t>المادة (20/2) من نظام الإثبات التي تنص على أنه: (2- لأي من الخصوم استجواب خصمه مباشرة). وتنص المادة (21/1) من ذات النظام على أنه للمحكمة - من تلقاء نفسها أو بناء على</w:t>
+        <w:br/>
+        <w:t>طلب أحد الخصوم - أن تأمر بحضور الخصم لاستجوابه» ويجب على من تقرر استجوابه أن يحضر الجلسة المحددة لذلك). وحيث إن المدعى عليه قد تحصل على دليل مادي دامغ</w:t>
+        <w:br/>
+        <w:t>عبارة عن مقطع فيديو تؤكد فيه (عاتقة الحرازي)ء صراحة عدم قيامها برفع الدعوى ضد أسامة زيني وأنها لم تقم بتوكيل أحد لإقامة تلك الدعوى على المدعى عليه (أسامة زيني) ولا</w:t>
+        <w:br/>
+        <w:t>تطالبه بأي مستحقات. وهذا دليل من شأنه التأثير في وجه الرأي في الدعوى إذ أن ثبوت ذلك من شأنه ثبوت ارتكاب المدعي والوكيل لجريمة تزوير مكتملة الأركان وفقاًللمادة (2) من</w:t>
+        <w:br/>
+        <w:t>النظام الجزائي لمكافحة التزوير مما يتعين معه إحالتهما للنيابة العامة. 3- كما أن المدعى عليه قد أثار دفعاً امام المحكمة الابتدائية بطلب استجواب (عاتقة الحرازي) إلا أن وكيل المدعي</w:t>
+        <w:br/>
+        <w:t>رفض ذلك بزعم عدم ضرورة إحضارها دون مبرر واضح أو سبب سائغ واكتفى بالقول بأن السيدة عائقة "على الحياد" في رد غير منطقي إذ لا يستساغ أن تقيم السيدة عاتقة الحرازي</w:t>
+        <w:br/>
+        <w:t>دعوى تطالب بها ابنها - المدعى عليه - ثم تكون على الحياد فهذا إقرار صريح بعدم توكيلها لمحامي لرفع دعوى ضد ابنها المدعى عليه وقد انساقت الدائرة وراء رفضه دون سبب أو مبرر</w:t>
+        <w:br/>
+        <w:t>واضح على الرغم من كونه دفعاً جوهرياً يتعين تمحيصه وإجابته أو الرد عليه ببسبب سائغ على نحو يعيب الحكم. 4- وحيث نتمسك بطلب استجواب المدعى علها وإحضارها للاستجواب</w:t>
+        <w:br/>
+        <w:t>لكون أقوالها ستكون مؤثرة في تلك الدعوى حيث سيثبت عدم رغبتها في رفع الدعوى لثبوت استيفاء مورثها ومورث المدعي لقيمة الحصص, ومن ثم فإن من شأنها التأثير في وجه الرأي في</w:t>
+        <w:br/>
+        <w:t>الدعوى ويتعين إجابتها وفقاً لما استقر عليه قضاء المحكمة العليا: (حيث إن الأصل أن تتصدى محكمة الموضوع لأي دفع جوهري في الدعوىء والذي لو صح لتغير به وجه الحكم في</w:t>
+        <w:br/>
+        <w:t>الدعوىء ومتى أغفل الحكم ذلك فإنه يكون معيباً بقصور في التسبيب وبتعين نقضه وإعادته للمحكمة مصدرة القرار) "قرار الدائرة الخامسة بالمحكمة العليا رقم: 4228122 وتاريخ:</w:t>
+        <w:br/>
+        <w:t>2 هه" ثالثاً: احتياطياً: الدفع بالقصور في الاستدلال على التقرير المحاسبي مع التمسك - بعدم صحة دعوى المدعي - فإن الدائرة قد ران على حكمها القصور في الاستدلال</w:t>
+        <w:br/>
+        <w:t>بتأسيس حكمها باستحقاق المدعي لمبلغ (331.882.138 ريال) تأسيساً على ما أوردته نصاً: (الدائرة تجد أعدل تقييم للحصص محل الدعوى هو ماكان ذات الأطراف قد تراضوا عليه</w:t>
         <w:br/>
         <w:t>وتخارجوا على وفقه في دعوى التخارج والمتمثل بتقرير الخبير المحاسبي طلال أبو غزاله وشركاه الذي اشتمل على تقييم إجمالي قيمة حصص الشركة بمبلغ (368.757.931 ريال) تمثل</w:t>
         <w:br/>
@@ -1269,19 +1455,46 @@
     </w:p>
     <w:p>
       <w:pPr>
+        <w:pStyle w:val="Heading2"/>
         <w:jc w:val="right"/>
         <w:bidi/>
       </w:pPr>
       <w:r>
-        <w:rPr>
-          <w:b w:val="0"/>
-          <w:i w:val="0"/>
-        </w:rPr>
-        <w:t>[صفحة 9]</w:t>
+        <w:t>صفحة 9</w:t>
+      </w:r>
+    </w:p>
+    <w:p>
+      <w:pPr>
+        <w:pStyle w:val="Heading2"/>
+        <w:jc w:val="right"/>
+        <w:bidi/>
+      </w:pPr>
+      <w:r>
+        <w:t>[نص الضبط / الحكم — المتن الفعلي] ===</w:t>
         <w:br/>
         <w:t>!] ةيدومسنا ةيبرعن ةعنمن قل</w:t>
+      </w:r>
+    </w:p>
+    <w:p>
+      <w:pPr>
+        <w:pStyle w:val="Heading2"/>
+        <w:jc w:val="right"/>
+        <w:bidi/>
+      </w:pPr>
+      <w:r>
+        <w:t>[ترويسة / كليشة وزارة العدل — معلومات رسمية متكررة] ===</w:t>
         <w:br/>
         <w:t>5 وزارة العدل صك رقم 7١7.551557هغع‏ للم</w:t>
+      </w:r>
+    </w:p>
+    <w:p>
+      <w:pPr>
+        <w:pStyle w:val="Heading2"/>
+        <w:jc w:val="right"/>
+        <w:bidi/>
+      </w:pPr>
+      <w:r>
+        <w:t>[نص الضبط / الحكم — المتن الفعلي] ===</w:t>
         <w:br/>
         <w:t>5 --</w:t>
       </w:r>
@@ -1301,102 +1514,98 @@
     </w:p>
     <w:p>
       <w:pPr>
+        <w:pStyle w:val="Heading2"/>
         <w:jc w:val="right"/>
         <w:bidi/>
       </w:pPr>
       <w:r>
-        <w:rPr>
-          <w:b w:val="0"/>
-          <w:i w:val="0"/>
-        </w:rPr>
+        <w:t>[ترويسة / كليشة وزارة العدل — معلومات رسمية متكررة] ===</w:t>
+        <w:br/>
         <w:t>المحكمة التجارية بجدة رقم الصفحة: ه 2 1</w:t>
         <w:br/>
         <w:t>دائرة الاستئناف الثانية ‎١‏ تاريخ الصك: ‏ ١١/”./4؛4:١‏ 6ك 1 أ 2</w:t>
-        <w:br/>
-        <w:t>مورث المدعي وبناء على هذا العقد فقد تم تحرير قرار الشركاء الذي تضمن نصاً: (استوفى الطرف المتنازل - أحمد زيني مورث المدعي حقه من الطرف المشتري - المدعى عليه - الشريك</w:t>
-        <w:br/>
-        <w:t>الجديد في الشركة ويعتبر توقيع كل منهما بمثابة مخالصة تامة ونهائية وإبراء لذمة الطرف المشتري. لذا فقد قرر أغلبية الشركاء الذين يملكون أكثر من رأس المال والتي تعادل 9097.7 -</w:t>
-        <w:br/>
-        <w:t>ومنهم المدعي عدنان زبني). كما جاء في القرار أيضاً: (يقر الشركاء بصحة توزيع الحصص فيما بينهم): ومن ثم فإن هذا القرار يُعد إقراراً من المدعي بصحة البيع وترسيخاً لاستلام الشريك</w:t>
-        <w:br/>
-        <w:t>(أحمد عباس زيني) مورث المدعي نصيبه من المدعى عليه من هذا التنازل وإقراراً بصحة توزيع تلك الحصص التي آلت للمدعى عليه مرفق قرار الشركاء. (مستند رقم 5)» ولماكانت القاعدة</w:t>
-        <w:br/>
-        <w:t>امم :(هلامهإ نم ىلوأ مالكلا لامعإ) :نأ ةدعاقلل.الامعإ ءاكرشلا رارقو دقعلا كلذ لامعإ نيعتي هنإف مث نمو :(موزللاو ةحصلا طورشلاو دوقعلا يف لصألا نأ) :ىلع صنت ةيعرشلا</w:t>
-        <w:br/>
-        <w:t>يتعين معه والحال كذلك إبراء ذمة المدعى عليه ورد دعوى المدعي. 4- استمر المدعي (عدنان زيني - بصفته شريكاً بشركة أحمد زيني وأولاده) شريكاً مع المدعى عليه (أسامة زيني) في شركة</w:t>
-        <w:br/>
-        <w:t>أحمد زيني التجارية لمدة سنتين. بعد شراء أسامة لحصص والده دون إبداء ثمة اعتراض على تملك أسامة زيني لنسبة والده التي اشتراها منه. وتخارجت شركة أحمد زيني وأولاده (عدنان</w:t>
-        <w:br/>
-        <w:t>أحد الشركاء بها) من شركة أحمد زيني التجارية لصالح شركة أوزكو المحدودة - المملوكة لأسامة زيني - بموجب قرار الشركاء الموثق في 10/2/1434ه ودون أي تحفظ أو معارضه أيضاً على</w:t>
-        <w:br/>
-        <w:t>نسبة تملك المدعى عليه لنسبة والده - مورث المدعي - وأبرأ ذمة المدعى عليه من أيه حقوق تتعلق بتلك الشركة حيث تضمن إقرار المدعي نصاً: (حيث استوف الطرف المتنازل حقه من</w:t>
-        <w:br/>
-        <w:t>ماق دقو مهيب اميف صصحلا عيزوت ةحصب ًارارقإو «(يرتشملا ةمذل ءاربإو ةيئاهنو ةمات ةصلاخم ةباثمب امهم لك عيقوت ربتعيو -ينيز ةماسأ - ةكرشلا يف ديدجلا كيرشلا يرتشملا فرطلا</w:t>
-        <w:br/>
-        <w:t>المدعي بتذييل قرار الشركاء بتوقيعه مرفق قرار الشركاء. (مستند رقم6). ولماكان ما تقدم فإنه لا يجوز للمدعي الرجوع عما تم على يديه وفقاً للقاعدة الشرعية التي تنص على أنه: (من</w:t>
-        <w:br/>
-        <w:t>سى في نقض ماتم من جهته فسعيه مردود عليه). 5- وبعد موافقه المدعي على قرار شراء المدعى عليه للحصص في شركة أحمد زيني التجارية أقام المدعي عدنان زيني وآخرين الدعوى</w:t>
-        <w:br/>
-        <w:t>ةكرشل ةعباتلا تاكرشلا نم جراختلا ًابلاط ةدج ةظفاحمب ةيرادإلا ةمكحملاب ةرشع ةعباسلا ةيراجتلا ةرئادلا ىدل ينيز ةماسأ /هيلع ىعدملا دض ه1431 ماعل (ق 5798/ 2/) مقر ةبراجتلا</w:t>
-        <w:br/>
-        <w:t>أحمد زيني وأولاده وشركة أحمد زيني التجارية» ونظراً للإختلاف حول تقدير قيمة الحصص بالشركات فقد تمت إحالتها لخبير محاسبي مكتب طلال أبو غزاله محاسبون ومراجعون. 6-</w:t>
-        <w:br/>
-        <w:t>وبتاريخ 2011 /6/ 27م أصدر الخبير المحاسبي تقريره في النزاع (وأثبت أن حصة المدعى عليه أسامة أحمد زيني بشركة أحمد زيني التجارية 9090 وقيم ملكية الشركاء بالشركة على هذا</w:t>
-        <w:br/>
-        <w:t>الأساس) وقدر قيمة شركة أحمد زيني التجارية بمبلغ وقدره (79.924.901 ريال) تسعة وسبعون مليوناً وتسعمئة وأربعة وعشرون ألفاً وتسعمئة وواحد ريال (مرفق التقرير المحاسبي -</w:t>
-        <w:br/>
-        <w:t>مستند رقم7). وقد سجل المدعى عليه تحفظه على التقريرء لكونه اعتبر التقدير جزافياً وبخالف الواقع والحقيقة. 7- ونظراً لعدم اتفاق الطرفين على التقرير تدخلت الدائرة ممثلة في</w:t>
-        <w:br/>
-        <w:t>رئيسها بتقريب وجهات النظر وتم التوصل لاتفاقية الصلح (والتي أثبتت في محضر الجلسة وحكمت الدائرة: باعتماد الصلح بين أطراف الدعوى وإجراء مضمونه واعتباره ملزماً لهم</w:t>
-        <w:br/>
-        <w:t>ومنهياً للخصومة بينهم في القضيتين) التي تم الاتفاق فها على إقرار المدعي (عدنان زيني) بمايلي: (يقر الطرف الثاني بتنازله نهائياً عن كافة حصصه وقدرها 9023 في شركة أحمد زبني</w:t>
-        <w:br/>
-        <w:t>وأولاده بمالها من حصص وشركات في الشركات المذكورة (الشركات التابعة لشركة أحمد زيني وأولاده والشركات التابعة لشركة احمد زيني التجارية)» وأنه ليس له أي حق بمطالبة الطرف</w:t>
-        <w:br/>
-        <w:t>ربتعيو تاكرشلا كلت لامعأب ةقلعتم اهبس وأ اهعون ناكامهم ةبلاطم يأب اهل ةعباتلا عورفلاو ىوعدلا هذه لحم تاكرشلا وأ تاكرشلا كلتل ريدم وأ كيرش هتفصب ءاوس ثلاثلاو لوألا</w:t>
-        <w:br/>
-        <w:t>وأ اهعون ناكامهم ىوعد وأ بلطم يأ يف مهقحل طاقسإو.الماشو ًامات ءاربإ اهنع جراختملا تاكرشلل ةرادإلا لامعأ نع لوألا فرطلا ةمذل يئاهنو لماش ةمذ ءاربإ حلصلاب جراختلا اذه</w:t>
-        <w:br/>
-        <w:t>سببها في الماضي والحاضر والمستقبل فيما يتعلق بتلك الشركات...). وعليه أصدرت الدائرة حكمها رقم (185/17/2) لعام 1432ه الصادر بتاريخ 2/12/1432ه بإثبات الصلح بين</w:t>
-        <w:br/>
-        <w:t>المدعي والمدعى عليه وما تضمنه من إقرار المدعي للمدعى عليه بإبراء ذمة المدعى عليه (مرفق الحكم مستند رقم 8). 8- وحيث أن تخارج المدعي على النحو المبين باتفاقية الصلح الصادر</w:t>
-        <w:br/>
-        <w:t>بها الحكم من تلك الشركات أثناء تملك المدعى عليه لما نسبته 9054 من تلك الشركات تحصل علهها جراء استحواذه على نسبة (9690) من الحصص - محل النزاع - وهذا يعد إقراراً واضحاً</w:t>
-        <w:br/>
-        <w:t>ماتلا جراختلا نم مغرلا ىلعو .اههف كش.ال ةصلاخو ةمات ةيكلم - عازنلا رادم - هدلاو صصحل هيلع ىعدملا كلمتو يعدملا ثرومو هيلع ىعدملا نيب مربملا عيبلا ةحصب يعدملا نم ًاحيرصو</w:t>
-        <w:br/>
-        <w:t>بموجب الحكم القضائي السالف الذكر إلا أن المدعي أقام العديد من الدعاوى التي تم ردها جميعاً لأسباب عديدة» ومنها على سبيل المثال لا الحصر: الدعوى رقم (421254094) وتاريخ</w:t>
-        <w:br/>
-        <w:t>0 ا المقامة من المدعي ضد المدعى عليه لدى محكمة التنفيذ بجدة طلب تعويض عن ضرر التخارج من الشركات وقد قضت محكمة الاستئناف بجدة برفض الاستئناف من</w:t>
-        <w:br/>
-        <w:t>عدنان برقم صك (5 ‎4777١77.‏ وتاريخ 01/09/1442ه). وبعد رفض هذه الدعوى أقام عدنان زيني دعوى برقم (42823620 وتاريخ 11/1442/ 06ه) بالمحكمة التجارية بجدة الدائرة</w:t>
-        <w:br/>
-        <w:t>الثانية وقضت المحكمة برد الدعوى. كذلك أقام المدعي ضد المدعى عليه الدعوى رقم (421323538) وتاريخ 02/2021/ 03م لدى الدائرة التنفيذية الأولى بمحكمة التنفيذ بمحافظة</w:t>
-        <w:br/>
-        <w:t>جدةء وقضت المحكمة بصرف النظر عن الدعوى. إضافة إلى العديد من الدعاوى التي أقامها المدعي ومنها هذه الدعوى مما يثبت محاولة المدعي الكيد بأخيه المدعى عليه. خامساً: الرد</w:t>
-        <w:br/>
-        <w:t>على ادعاءات المدعي: بالإشارة إلى المذكرة الختامية المقدمة من المدعي والمقدمة في 2/1445/ 25ه. وحيث انطوت على ادعاءات متناقضة يتعين الرد علها على النحو الآتي: 1- جواباً على</w:t>
-        <w:br/>
-        <w:t>ما ادعاه بتنازل المدعي عدنان وأبناء غازي زبني - بحكم الصلح - عن كامل الحصص المملوكة لهم بموجب عقد التأسيس وتم إفراغ الحصص للمدعى عليه وأن الصلح كان ممثلاًفي</w:t>
-        <w:br/>
-        <w:t>أطراف النزاع» ولم يكن المورث أحمد زيني وما يملكه من نسب في كافة الشركات طرفاً فيه لأنه كان على قيد الحياة. الجواب: فإن ما ادعاه المدعي غير صحيح فإن الدعوى التي أقامها</w:t>
-        <w:br/>
-        <w:t>عدنان على أسامة كانت بسبب استحواذه على حصص والده البالغة (9090) في شركة أحمد زيني التجارية وقد تم الصلح والتخارج على ذلك الأساسء, فقد كانت نسبة أسامه من تملك</w:t>
-        <w:br/>
-        <w:t>ةيساسألا ىوعدلا كلت روحم يه تناك عازنلا لحم صصحلا ناف يلاتلابو .(9046) لداعت نيعمتجم يزاغ ءانبأو ناندع صصح ةبسنو تاكرشلا صصح نم (54/)</w:t>
       </w:r>
     </w:p>
     <w:p>
       <w:pPr>
+        <w:pStyle w:val="Heading2"/>
         <w:jc w:val="right"/>
         <w:bidi/>
       </w:pPr>
       <w:r>
-        <w:rPr>
-          <w:b w:val="0"/>
-          <w:i w:val="0"/>
-        </w:rPr>
-        <w:t xml:space="preserve"> لداعت صصحلا</w:t>
+        <w:t>[نص الضبط / الحكم — المتن الفعلي] ===</w:t>
+        <w:br/>
+        <w:t>مورث المدعي وبناء على هذا العقد فقد تم تحرير قرار الشركاء الذي تضمن نصاً: (استوفى الطرف المتنازل - أحمد زيني مورث المدعي حقه من الطرف المشتري - المدعى عليه - الشريك</w:t>
+        <w:br/>
+        <w:t>الجديد في الشركة ويعتبر توقيع كل منهما بمثابة مخالصة تامة ونهائية وإبراء لذمة الطرف المشتري. لذا فقد قرر أغلبية الشركاء الذين يملكون أكثر من رأس المال والتي تعادل 9097.7 -</w:t>
+        <w:br/>
+        <w:t>ومنهم المدعي عدنان زبني). كما جاء في القرار أيضاً: (يقر الشركاء بصحة توزيع الحصص فيما بينهم): ومن ثم فإن هذا القرار يُعد إقراراً من المدعي بصحة البيع وترسيخاً لاستلام الشريك</w:t>
+        <w:br/>
+        <w:t>(أحمد عباس زيني) مورث المدعي نصيبه من المدعى عليه من هذا التنازل وإقراراً بصحة توزيع تلك الحصص التي آلت للمدعى عليه مرفق قرار الشركاء. (مستند رقم 5)» ولماكانت القاعدة</w:t>
+        <w:br/>
+        <w:t>امم :(هلامهإ نم ىلوأ مالكلا لامعإ) :نأ ةدعاقلل.الامعإ ءاكرشلا رارقو دقعلا كلذ لامعإ نيعتي هنإف مث نمو :(موزللاو ةحصلا طورشلاو دوقعلا يف لصألا نأ) :ىلع صنت ةيعرشلا</w:t>
+        <w:br/>
+        <w:t>يتعين معه والحال كذلك إبراء ذمة المدعى عليه ورد دعوى المدعي. 4- استمر المدعي (عدنان زيني - بصفته شريكاً بشركة أحمد زيني وأولاده) شريكاً مع المدعى عليه (أسامة زيني) في شركة</w:t>
+        <w:br/>
+        <w:t>أحمد زيني التجارية لمدة سنتين. بعد شراء أسامة لحصص والده دون إبداء ثمة اعتراض على تملك أسامة زيني لنسبة والده التي اشتراها منه. وتخارجت شركة أحمد زيني وأولاده (عدنان</w:t>
+        <w:br/>
+        <w:t>أحد الشركاء بها) من شركة أحمد زيني التجارية لصالح شركة أوزكو المحدودة - المملوكة لأسامة زيني - بموجب قرار الشركاء الموثق في 10/2/1434ه ودون أي تحفظ أو معارضه أيضاً على</w:t>
+        <w:br/>
+        <w:t>نسبة تملك المدعى عليه لنسبة والده - مورث المدعي - وأبرأ ذمة المدعى عليه من أيه حقوق تتعلق بتلك الشركة حيث تضمن إقرار المدعي نصاً: (حيث استوف الطرف المتنازل حقه من</w:t>
+        <w:br/>
+        <w:t>ماق دقو مهيب اميف صصحلا عيزوت ةحصب ًارارقإو «(يرتشملا ةمذل ءاربإو ةيئاهنو ةمات ةصلاخم ةباثمب امهم لك عيقوت ربتعيو -ينيز ةماسأ - ةكرشلا يف ديدجلا كيرشلا يرتشملا فرطلا</w:t>
+        <w:br/>
+        <w:t>المدعي بتذييل قرار الشركاء بتوقيعه مرفق قرار الشركاء. (مستند رقم6). ولماكان ما تقدم فإنه لا يجوز للمدعي الرجوع عما تم على يديه وفقاً للقاعدة الشرعية التي تنص على أنه: (من</w:t>
+        <w:br/>
+        <w:t>سى في نقض ماتم من جهته فسعيه مردود عليه). 5- وبعد موافقه المدعي على قرار شراء المدعى عليه للحصص في شركة أحمد زيني التجارية أقام المدعي عدنان زيني وآخرين الدعوى</w:t>
+        <w:br/>
+        <w:t>ةكرشل ةعباتلا تاكرشلا نم جراختلا ًابلاط ةدج ةظفاحمب ةيرادإلا ةمكحملاب ةرشع ةعباسلا ةيراجتلا ةرئادلا ىدل ينيز ةماسأ /هيلع ىعدملا دض ه1431 ماعل (ق 5798/ 2/) مقر ةبراجتلا</w:t>
+        <w:br/>
+        <w:t>أحمد زيني وأولاده وشركة أحمد زيني التجارية» ونظراً للإختلاف حول تقدير قيمة الحصص بالشركات فقد تمت إحالتها لخبير محاسبي مكتب طلال أبو غزاله محاسبون ومراجعون. 6-</w:t>
+        <w:br/>
+        <w:t>وبتاريخ 2011 /6/ 27م أصدر الخبير المحاسبي تقريره في النزاع (وأثبت أن حصة المدعى عليه أسامة أحمد زيني بشركة أحمد زيني التجارية 9090 وقيم ملكية الشركاء بالشركة على هذا</w:t>
+        <w:br/>
+        <w:t>الأساس) وقدر قيمة شركة أحمد زيني التجارية بمبلغ وقدره (79.924.901 ريال) تسعة وسبعون مليوناً وتسعمئة وأربعة وعشرون ألفاً وتسعمئة وواحد ريال (مرفق التقرير المحاسبي -</w:t>
+        <w:br/>
+        <w:t>مستند رقم7). وقد سجل المدعى عليه تحفظه على التقريرء لكونه اعتبر التقدير جزافياً وبخالف الواقع والحقيقة. 7- ونظراً لعدم اتفاق الطرفين على التقرير تدخلت الدائرة ممثلة في</w:t>
+        <w:br/>
+        <w:t>رئيسها بتقريب وجهات النظر وتم التوصل لاتفاقية الصلح (والتي أثبتت في محضر الجلسة وحكمت الدائرة: باعتماد الصلح بين أطراف الدعوى وإجراء مضمونه واعتباره ملزماً لهم</w:t>
+        <w:br/>
+        <w:t>ومنهياً للخصومة بينهم في القضيتين) التي تم الاتفاق فها على إقرار المدعي (عدنان زيني) بمايلي: (يقر الطرف الثاني بتنازله نهائياً عن كافة حصصه وقدرها 9023 في شركة أحمد زبني</w:t>
+        <w:br/>
+        <w:t>وأولاده بمالها من حصص وشركات في الشركات المذكورة (الشركات التابعة لشركة أحمد زيني وأولاده والشركات التابعة لشركة احمد زيني التجارية)» وأنه ليس له أي حق بمطالبة الطرف</w:t>
+        <w:br/>
+        <w:t>ربتعيو تاكرشلا كلت لامعأب ةقلعتم اهبس وأ اهعون ناكامهم ةبلاطم يأب اهل ةعباتلا عورفلاو ىوعدلا هذه لحم تاكرشلا وأ تاكرشلا كلتل ريدم وأ كيرش هتفصب ءاوس ثلاثلاو لوألا</w:t>
+        <w:br/>
+        <w:t>وأ اهعون ناكامهم ىوعد وأ بلطم يأ يف مهقحل طاقسإو.الماشو ًامات ءاربإ اهنع جراختملا تاكرشلل ةرادإلا لامعأ نع لوألا فرطلا ةمذل يئاهنو لماش ةمذ ءاربإ حلصلاب جراختلا اذه</w:t>
+        <w:br/>
+        <w:t>سببها في الماضي والحاضر والمستقبل فيما يتعلق بتلك الشركات...). وعليه أصدرت الدائرة حكمها رقم (185/17/2) لعام 1432ه الصادر بتاريخ 2/12/1432ه بإثبات الصلح بين</w:t>
+        <w:br/>
+        <w:t>المدعي والمدعى عليه وما تضمنه من إقرار المدعي للمدعى عليه بإبراء ذمة المدعى عليه (مرفق الحكم مستند رقم 8). 8- وحيث أن تخارج المدعي على النحو المبين باتفاقية الصلح الصادر</w:t>
+        <w:br/>
+        <w:t>بها الحكم من تلك الشركات أثناء تملك المدعى عليه لما نسبته 9054 من تلك الشركات تحصل علهها جراء استحواذه على نسبة (9690) من الحصص - محل النزاع - وهذا يعد إقراراً واضحاً</w:t>
+        <w:br/>
+        <w:t>ماتلا جراختلا نم مغرلا ىلعو .اههف كش.ال ةصلاخو ةمات ةيكلم - عازنلا رادم - هدلاو صصحل هيلع ىعدملا كلمتو يعدملا ثرومو هيلع ىعدملا نيب مربملا عيبلا ةحصب يعدملا نم ًاحيرصو</w:t>
+        <w:br/>
+        <w:t>بموجب الحكم القضائي السالف الذكر إلا أن المدعي أقام العديد من الدعاوى التي تم ردها جميعاً لأسباب عديدة» ومنها على سبيل المثال لا الحصر: الدعوى رقم (421254094) وتاريخ</w:t>
+        <w:br/>
+        <w:t>0 ا المقامة من المدعي ضد المدعى عليه لدى محكمة التنفيذ بجدة طلب تعويض عن ضرر التخارج من الشركات وقد قضت محكمة الاستئناف بجدة برفض الاستئناف من</w:t>
+        <w:br/>
+        <w:t>عدنان برقم صك (5 ‎4777١77.‏ وتاريخ 01/09/1442ه). وبعد رفض هذه الدعوى أقام عدنان زيني دعوى برقم (42823620 وتاريخ 11/1442/ 06ه) بالمحكمة التجارية بجدة الدائرة</w:t>
+        <w:br/>
+        <w:t>الثانية وقضت المحكمة برد الدعوى. كذلك أقام المدعي ضد المدعى عليه الدعوى رقم (421323538) وتاريخ 02/2021/ 03م لدى الدائرة التنفيذية الأولى بمحكمة التنفيذ بمحافظة</w:t>
+        <w:br/>
+        <w:t>جدةء وقضت المحكمة بصرف النظر عن الدعوى. إضافة إلى العديد من الدعاوى التي أقامها المدعي ومنها هذه الدعوى مما يثبت محاولة المدعي الكيد بأخيه المدعى عليه. خامساً: الرد</w:t>
+        <w:br/>
+        <w:t>على ادعاءات المدعي: بالإشارة إلى المذكرة الختامية المقدمة من المدعي والمقدمة في 2/1445/ 25ه. وحيث انطوت على ادعاءات متناقضة يتعين الرد علها على النحو الآتي: 1- جواباً على</w:t>
+        <w:br/>
+        <w:t>ما ادعاه بتنازل المدعي عدنان وأبناء غازي زبني - بحكم الصلح - عن كامل الحصص المملوكة لهم بموجب عقد التأسيس وتم إفراغ الحصص للمدعى عليه وأن الصلح كان ممثلاًفي</w:t>
+        <w:br/>
+        <w:t>أطراف النزاع» ولم يكن المورث أحمد زيني وما يملكه من نسب في كافة الشركات طرفاً فيه لأنه كان على قيد الحياة. الجواب: فإن ما ادعاه المدعي غير صحيح فإن الدعوى التي أقامها</w:t>
+        <w:br/>
+        <w:t>عدنان على أسامة كانت بسبب استحواذه على حصص والده البالغة (9090) في شركة أحمد زيني التجارية وقد تم الصلح والتخارج على ذلك الأساسء, فقد كانت نسبة أسامه من تملك</w:t>
+        <w:br/>
+        <w:t>ةيساسألا ىوعدلا كلت روحم يه تناك عازنلا لحم صصحلا ناف يلاتلابو .(9046) لداعت نيعمتجم يزاغ ءانبأو ناندع صصح ةبسنو تاكرشلا صصح نم (54/) لداعت صصحلا</w:t>
         <w:br/>
         <w:t>صصخح عيب نالطبب ىعدملا عفد ىلع ًاباوج 2- .ليلضضتلا يف يعدملا هيلإ لصو يذلا ىدملا رهظي انه نمو ءمكحلا كص هب ليذملا ءاربإلاو يضارتلاو حلصلا مت اهلعو اهل ثعابلاو كرحملا يهو</w:t>
         <w:br/>
@@ -1429,19 +1638,46 @@
     </w:p>
     <w:p>
       <w:pPr>
+        <w:pStyle w:val="Heading2"/>
         <w:jc w:val="right"/>
         <w:bidi/>
       </w:pPr>
       <w:r>
-        <w:rPr>
-          <w:b w:val="0"/>
-          <w:i w:val="0"/>
-        </w:rPr>
-        <w:t>[صفحة 10]</w:t>
+        <w:t>صفحة 10</w:t>
+      </w:r>
+    </w:p>
+    <w:p>
+      <w:pPr>
+        <w:pStyle w:val="Heading2"/>
+        <w:jc w:val="right"/>
+        <w:bidi/>
+      </w:pPr>
+      <w:r>
+        <w:t>[نص الضبط / الحكم — المتن الفعلي] ===</w:t>
         <w:br/>
         <w:t>!] ةيدومسنا ةيبرعنا ةعنمن' قل</w:t>
+      </w:r>
+    </w:p>
+    <w:p>
+      <w:pPr>
+        <w:pStyle w:val="Heading2"/>
+        <w:jc w:val="right"/>
+        <w:bidi/>
+      </w:pPr>
+      <w:r>
+        <w:t>[ترويسة / كليشة وزارة العدل — معلومات رسمية متكررة] ===</w:t>
         <w:br/>
         <w:t>2 وزارة العدل صك رقم 7١7.551557هغع‏ 1ه</w:t>
+      </w:r>
+    </w:p>
+    <w:p>
+      <w:pPr>
+        <w:pStyle w:val="Heading2"/>
+        <w:jc w:val="right"/>
+        <w:bidi/>
+      </w:pPr>
+      <w:r>
+        <w:t>[نص الضبط / الحكم — المتن الفعلي] ===</w:t>
         <w:br/>
         <w:t>5 --</w:t>
       </w:r>
@@ -1461,104 +1697,120 @@
     </w:p>
     <w:p>
       <w:pPr>
+        <w:pStyle w:val="Heading2"/>
         <w:jc w:val="right"/>
         <w:bidi/>
       </w:pPr>
       <w:r>
-        <w:rPr>
-          <w:b w:val="0"/>
-          <w:i w:val="0"/>
-        </w:rPr>
+        <w:t>[ترويسة / كليشة وزارة العدل — معلومات رسمية متكررة] ===</w:t>
+        <w:br/>
         <w:t>المحكمة التجارية يجدة رقم الصفحة: ‎١٠١‏ 2 لبت</w:t>
         <w:br/>
         <w:t>دائرة الاستئناف الثانية ‎١‏ تاريخ الصك: 7١/9./ه:5١‏ 10 9 5</w:t>
-        <w:br/>
-        <w:t>الحاضر عن المدعى عدنان زيني بأن المحكمة تغاضت عن هذا التقرير ولم تأخذ به إلا.أنه يحاول جاهداً التحايل على الواقع وإمهام المحكمة بصحة ما يزعمه ولم يتطرق لتقرير الصحة</w:t>
-        <w:br/>
-        <w:t>دتعيبو نيبراشتسا نم رداصو لماش ريرقت وه ةيسفنلا ةحصلا ريرقت نأ وعمجأ ثيح .ةدجب ةيحصلا نوئشلا ريدم باطخ وأ ةحصلا ريزو باطخ وأ لدعلا ريزو باطخ وأ ةيسفنلا</w:t>
-        <w:br/>
-        <w:t>بهء وأما التقرير الصادر من مدينة الملك عبد اللّه الطبية هو تقرير من عيادات خارجية مدفوعة الأجر ولم تطلبه المحكمة, بل إن المحكمة تغاضت عنه وطلبت التقرير من مستشفى</w:t>
-        <w:br/>
-        <w:t>الصحة النفسية بجدة. ب - كما أن المدعي يناقض نفسه فيما استند عليه في ادعائه على تقرير طبي صادر بتاريخ 11/1431/ 3ه يزعم تضمنه أن مورثه يعاني من الخرف الشيخوخي</w:t>
-        <w:br/>
-        <w:t>المتقدم وضعف الإدراك ومن ثم انعدام أهليته وفي ذات الدفع يستند على مستند صادر في تاريخ 2/1432/ 18ه - أي بعد تاريخ هذا التقرير ب3 شهور - ويدفع بأنه كان كامل الأهلية وأنه</w:t>
-        <w:br/>
-        <w:t>ذكر أنه لم يبع شيئاًء في دفع يثبت التناقض الجسيم في أقوال المدعي. ت - كما أن مما يناقض ادعاء المدعي أن عقد بيع الحصص كان بتاريخ 1431/20/9ه وقد سبق وأن أقام المدعي</w:t>
-        <w:br/>
-        <w:t>بعد إبرام العقد دعوى تعيين ولي ضد مورثه. وقد صدرتقرير اللجنة الطبية بمستشفى الصحة النفسية بجدة الصادر برقم (1951) وتاريخ 1432/ 6/ 8ه - أي بعد تاريخ ابرام عقد بيع</w:t>
-        <w:br/>
-        <w:t>الحصص - وتضمن أن المذكور هاديء ومتعاون ولم تظهر عليه أعراض مرض عقلي وكان إدراكه ووعيه وذاكرته في الحدود الطبيعية وأن المذكور قادر على القيام بشؤونه ولا.يحتاج</w:t>
-        <w:br/>
-        <w:t>لتعيين قيم وقد ذيل التقرير بتوقيع الأطباء التابعين لوزارة الصحية - الموظفين العموميين - مرفق التقرير الطبي الصادر من مستشفى الصحة النفسية - (مستند رقم 10). كما أثبت</w:t>
-        <w:br/>
-        <w:t>47/) مقر ةدجب ةماعلا ةمكحملا سيئرل لسرملا هباطخ بجومب عئابلا - يعدملا ثرومل ةيلقعلا ىوقلا ةمالسو نايبلا فلاسلا يبطلا ريرقتلا ةحص ةدج ةظفاحمب ةيحصلا نوؤشلا ريدم</w:t>
-        <w:br/>
-        <w:t>9292913 وتاريخ 4/8/1432ه (مرفق الخطاب - مستند رقم 11). ج- كما أثبت صاحب الفضيلة وزير العدل في خطابه رقم (33/ 21/567889) وتاريخ 17/4/1433هء بالتقرير</w:t>
-        <w:br/>
-        <w:t>ًايفوتسم ربتعي ه8 6/1432/ خيراتو 1 مقرب ةيسفنلا ضارمألا ىفشتسم نم رداصلا يميفنلا يبطلا ريرقتلا نأ ًاصن ةرازولا باطخ ركذو هب درو ام ةحصو - نايبلا فنآلا - يبطلا</w:t>
-        <w:br/>
-        <w:t>لجميع المعلومات الأساسية..... وبناءً على هذا الخطاب وبناءً على القرار رقم 33125567 وتاريخ 12/3/1433 ه المصادق عليه من محكمة الاستئناف بمكة المكرمة والمتضمن: (وبدراسة</w:t>
-        <w:br/>
-        <w:t>صورة الضبط واللوائح الاعتراضية تقرر الموافقة على الإجراء الأخير لفضيلة القاضي)ء وقررت رفع الحجز التحفظي عن أرصدة أحمد زيني الذي تم بناءً على طلب المهيين وكالة طالب</w:t>
-        <w:br/>
-        <w:t>إقامة مجلس الولاية» وبناء على هذا الخطاب فقد قضت المحكمة العامة بمحافظة جدة بإثبات مضمون هذا التقرير في دعوى الإنهاء التي أقامها المدعي ضد والده لتعيين ولي عنه</w:t>
-        <w:br/>
-        <w:t>وقضت المحكمة بالحكم رقم (33286392) وتاريخ 8/6/1433ه (بصرف النظر عن طلب المهين إقامة مجلس ولاية على أحمد زيني). (مرفق الحكم الصادر من المحكمة العامة بجدة.</w:t>
-        <w:br/>
-        <w:t>مستند رقم (12). ح- وأما استناد المدعي على الحكم القضائي الصادر من محكمة الاستئناف برقم (37153592) فإن الثابت من هذا الحكم أنه صدر في عام 1437ه أي بعد ما يزيد عن</w:t>
-        <w:br/>
-        <w:t>6 سنوات من توقيع العقدء كما أنه صادر في دعوى مقامة في عام 1434ه وهذا إثبات لسلامة القوى العقلية لمورث المدعي فلوكان مصاباً بالشيخوخة كما يدي المدعي لقضي على</w:t>
-        <w:br/>
-        <w:t>هتاءاعدا ةحص مدع تبثي يذلا رمألا .مكحلا رودص ىتح ةيلقعلا هاوق ةمالسل ةتبثملا ةيبطلا ريراقتلا نم ديدعلا تردص هنأ.الإ هتافرصت ةيزاوج مدع توبثو هيلع يلو نييعتب روفلا</w:t>
-        <w:br/>
-        <w:t>وتدليسه على دائرتكم الموقرة. خ- حتى لو افترضنا جدلاالأخذ بهذا الحكم فإن دعوى الولاية التي بموجها تم تعيين ولي عن مورث المدعي قد رفعت لشأن بطلان هذا العقد محل الدعوى</w:t>
-        <w:br/>
-        <w:t>وبعد تعيين ولي على تصرفات مورث المدعي لم يبد أي اعتراض على عقد بيع الحصص مما يثبت نفاذ التصرفء وحيث أن سكوت الولي عن الطعن عن هذا التصرف إقراراً به ولماكانت</w:t>
-        <w:br/>
-        <w:t>القاعدة الشرعية: "أن السكوت في معرض الحاجة إلى البيان بيان". 5- جواباً على استناد المدعي على صك الإنهاء الصادر من قاضي الإنهاءات بالمحكمة العامة بجدة المتضمن إجابة</w:t>
-        <w:br/>
-        <w:t>مورثه أنه لم يبيع شيئاً الجواب: فنجيب على ذلك: أ- المدعي يناقض نفسه في هذا الادعاء حيث أنه كان قد ادعى بأن مورثه بتاريخ 3/11/1431هكان يعاني من الخرف وكان منعدم</w:t>
-        <w:br/>
-        <w:t>الأهلية. ب - أن هذا يناهضه إقرار المدعي سلفاً بصحة عقد بيع الحصص من مورثه وكذلك تأكيد الدائرة على ذلك الإقرار في تسبها أن الدعوى لم تتمخض عن طعن في صحة البيع أو</w:t>
-        <w:br/>
-        <w:t>تمسك ببطلانه. ت - وعلى فرض والفرض يساوي العدم - الاعتداد بهذا الصك فإن الثابت من الصك حضور مورث المدعي لتوكيل أسامة زيني وعدنان زيني وأنه قد تم سؤاله هل بعت أو</w:t>
-        <w:br/>
-        <w:t>تنازلت عن شيء من أملاكك الأحد من أبنائك؟ قال لا.لم أبع شيء. وحيث إن المدعي يحاول ربط تلك الإجابة ببيع الحصص للمدعىى عليه وهو استدلال قاصر ومحاولة لإدخال اللبس</w:t>
-        <w:br/>
-        <w:t>على دائرتكم الموقرة بعدم بيع مورث المدعي لحصصه للمدىى عليه وهو غير صحيح. حيث اجتزأ المدعي مضمون الصكء. فالدائرة أثبتت نصاً أن مورث المدعى (أحمد زيني) حضر</w:t>
-        <w:br/>
-        <w:t>ووجدته الدائرة مدرك لأشياء قليلة وغير مدرك للأشياء الماضية. وقدكان سؤال الدائرة وإجابة مورث المدعى تتعلق ببيع أياً من املاكه أثناء الإنهاء دون امتداد ذلك للتصرفات السابقة</w:t>
-        <w:br/>
-        <w:t>ولا سيما وأن الدائرة أثبتت إدراكه لأشياء قليلة وغير مدرك للأشياء الماضية» ومن ثم فإنه من غير المستساغ ثبوت ذلك للدائرة ثم تسأله عن تصرفات مضى علها ما يقارب ال6 أشهر. ث</w:t>
-        <w:br/>
-        <w:t>- وقد أثبت ذات - قاضي الإنهاء اللحيدان - بموجب حكم قضائي مكتسب القطعية أهلية مورث المدعي بعد توقيع عقد بيع الحصص محل الدعوى بموجب تقرير طبي رسمي سبق</w:t>
-        <w:br/>
-        <w:t>الإشارة إليه ومن ثم صحة ونفاذ التصرفات الصادرة منه والسابقة لهذا الحكمء ولماكان من المقرر قضاء: (أن الأصل في التصرفات حملها على الصحة ما دام لم يثبت خلاف ذلك</w:t>
-        <w:br/>
-        <w:t>4/1434/ خيراتو (34200931) مقر رارقلاب فانئتسالا ةمكحم نم قدصملا ه6 2/1434/ خيراتو (3431443) كصلا مقر 1434 ماعل ةيئاضقلا ماكحألا ةنودم) (يماظن وأ يعرش ىضتقمب</w:t>
-        <w:br/>
-        <w:t>9ه). 5- وأما ما دفع به المدعى في الدفع (ثالثاًء ورابعاً) تكرار مخل للد فوع السابقة وسبق الرد عليه ولا يعدو إلا أن يكون جدلاً موضوعياً. 6- جواباً على ادعاء المدعى بتناقض المدعى</w:t>
-        <w:br/>
-        <w:t>عليه في قيمة الحصص وأنه تارة يزعم أن الثمن 450 ألف ريال وتارة أخرى يزعم بأن الثمن 120 مليون ريال. الجواب: فنجيب على ذلك بأن هذا الادعاء غير صحيح والمدعي يحاول إبهام</w:t>
-        <w:br/>
-        <w:t>غلبمب يعدملا ثروم نيبو هنيب مربملا ءاكرشلا رارق يف ةيمسإلا ةميقلاب مت .ةصح (450) ةغلابلا هثرومل ةكولمم لا صصحلا عيب نأب عفد هيلع ىعدملاف 1- :نأ كلذ ضقانت دوجوب ةرئادلا</w:t>
-        <w:br/>
-        <w:t>(450.000 ريال) في حين أن العقد المبرم والمتعلق ببيع ذات الحصص قد تم بالقيمة الفعلية لتلك الحصص وذلك بمبلغ (120 مليون ريال): وما تم بهذا الشأن من العرف المتعارف عليه بين</w:t>
-        <w:br/>
-        <w:t>التجار. (وهذه القيمة الفعلية قد تم الإشارة إلها بقيمة 120.000.000 مليون ريال في صك الحكم ر</w:t>
       </w:r>
     </w:p>
     <w:p>
       <w:pPr>
+        <w:pStyle w:val="Heading2"/>
         <w:jc w:val="right"/>
         <w:bidi/>
       </w:pPr>
       <w:r>
-        <w:rPr>
-          <w:b w:val="0"/>
-          <w:i w:val="0"/>
-        </w:rPr>
-        <w:t>قم 342881449 وتاريخ 26/7/1434 ه صفحة رقم (5) السطرين الأخيرين: وبالصفحة</w:t>
+        <w:t>[نص الضبط / الحكم — المتن الفعلي] ===</w:t>
+        <w:br/>
+        <w:t>الحاضر عن المدعى عدنان زيني بأن المحكمة تغاضت عن هذا التقرير ولم تأخذ به إلا.أنه يحاول جاهداً التحايل على الواقع وإمهام المحكمة بصحة ما يزعمه ولم يتطرق لتقرير الصحة</w:t>
+        <w:br/>
+        <w:t>دتعيبو نيبراشتسا نم رداصو لماش ريرقت وه ةيسفنلا ةحصلا ريرقت نأ وعمجأ ثيح .ةدجب ةيحصلا نوئشلا ريدم باطخ وأ ةحصلا ريزو باطخ وأ لدعلا ريزو باطخ وأ ةيسفنلا</w:t>
+        <w:br/>
+        <w:t>بهء وأما التقرير الصادر من مدينة الملك عبد اللّه الطبية هو تقرير من عيادات خارجية مدفوعة الأجر ولم تطلبه المحكمة, بل إن المحكمة تغاضت عنه وطلبت التقرير من مستشفى</w:t>
+        <w:br/>
+        <w:t>الصحة النفسية بجدة. ب - كما أن المدعي يناقض نفسه فيما استند عليه في ادعائه على تقرير طبي صادر بتاريخ 11/1431/ 3ه يزعم تضمنه أن مورثه يعاني من الخرف الشيخوخي</w:t>
+        <w:br/>
+        <w:t>المتقدم وضعف الإدراك ومن ثم انعدام أهليته وفي ذات الدفع يستند على مستند صادر في تاريخ 2/1432/ 18ه - أي بعد تاريخ هذا التقرير ب3 شهور - ويدفع بأنه كان كامل الأهلية وأنه</w:t>
+        <w:br/>
+        <w:t>ذكر أنه لم يبع شيئاًء في دفع يثبت التناقض الجسيم في أقوال المدعي. ت - كما أن مما يناقض ادعاء المدعي أن عقد بيع الحصص كان بتاريخ 1431/20/9ه وقد سبق وأن أقام المدعي</w:t>
+        <w:br/>
+        <w:t>بعد إبرام العقد دعوى تعيين ولي ضد مورثه. وقد صدرتقرير اللجنة الطبية بمستشفى الصحة النفسية بجدة الصادر برقم (1951) وتاريخ 1432/ 6/ 8ه - أي بعد تاريخ ابرام عقد بيع</w:t>
+        <w:br/>
+        <w:t>الحصص - وتضمن أن المذكور هاديء ومتعاون ولم تظهر عليه أعراض مرض عقلي وكان إدراكه ووعيه وذاكرته في الحدود الطبيعية وأن المذكور قادر على القيام بشؤونه ولا.يحتاج</w:t>
+        <w:br/>
+        <w:t>لتعيين قيم وقد ذيل التقرير بتوقيع الأطباء التابعين لوزارة الصحية - الموظفين العموميين - مرفق التقرير الطبي الصادر من مستشفى الصحة النفسية - (مستند رقم 10). كما أثبت</w:t>
+        <w:br/>
+        <w:t>47/) مقر ةدجب ةماعلا ةمكحملا سيئرل لسرملا هباطخ بجومب عئابلا - يعدملا ثرومل ةيلقعلا ىوقلا ةمالسو نايبلا فلاسلا يبطلا ريرقتلا ةحص ةدج ةظفاحمب ةيحصلا نوؤشلا ريدم</w:t>
+        <w:br/>
+        <w:t>9292913 وتاريخ 4/8/1432ه (مرفق الخطاب - مستند رقم 11). ج- كما أثبت صاحب الفضيلة وزير العدل في خطابه رقم (33/ 21/567889) وتاريخ 17/4/1433هء بالتقرير</w:t>
+        <w:br/>
+        <w:t>ًايفوتسم ربتعي ه8 6/1432/ خيراتو 1 مقرب ةيسفنلا ضارمألا ىفشتسم نم رداصلا يميفنلا يبطلا ريرقتلا نأ ًاصن ةرازولا باطخ ركذو هب درو ام ةحصو - نايبلا فنآلا - يبطلا</w:t>
+        <w:br/>
+        <w:t>لجميع المعلومات الأساسية..... وبناءً على هذا الخطاب وبناءً على القرار رقم 33125567 وتاريخ 12/3/1433 ه المصادق عليه من محكمة الاستئناف بمكة المكرمة والمتضمن: (وبدراسة</w:t>
+        <w:br/>
+        <w:t>صورة الضبط واللوائح الاعتراضية تقرر الموافقة على الإجراء الأخير لفضيلة القاضي)ء وقررت رفع الحجز التحفظي عن أرصدة أحمد زيني الذي تم بناءً على طلب المهيين وكالة طالب</w:t>
+        <w:br/>
+        <w:t>إقامة مجلس الولاية» وبناء على هذا الخطاب فقد قضت المحكمة العامة بمحافظة جدة بإثبات مضمون هذا التقرير في دعوى الإنهاء التي أقامها المدعي ضد والده لتعيين ولي عنه</w:t>
+        <w:br/>
+        <w:t>وقضت المحكمة بالحكم رقم (33286392) وتاريخ 8/6/1433ه (بصرف النظر عن طلب المهين إقامة مجلس ولاية على أحمد زيني). (مرفق الحكم الصادر من المحكمة العامة بجدة.</w:t>
+        <w:br/>
+        <w:t>مستند رقم (12). ح- وأما استناد المدعي على الحكم القضائي الصادر من محكمة الاستئناف برقم (37153592) فإن الثابت من هذا الحكم أنه صدر في عام 1437ه أي بعد ما يزيد عن</w:t>
+        <w:br/>
+        <w:t>6 سنوات من توقيع العقدء كما أنه صادر في دعوى مقامة في عام 1434ه وهذا إثبات لسلامة القوى العقلية لمورث المدعي فلوكان مصاباً بالشيخوخة كما يدي المدعي لقضي على</w:t>
+        <w:br/>
+        <w:t>هتاءاعدا ةحص مدع تبثي يذلا رمألا .مكحلا رودص ىتح ةيلقعلا هاوق ةمالسل ةتبثملا ةيبطلا ريراقتلا نم ديدعلا تردص هنأ.الإ هتافرصت ةيزاوج مدع توبثو هيلع يلو نييعتب روفلا</w:t>
+        <w:br/>
+        <w:t>وتدليسه على دائرتكم الموقرة. خ- حتى لو افترضنا جدلاالأخذ بهذا الحكم فإن دعوى الولاية التي بموجها تم تعيين ولي عن مورث المدعي قد رفعت لشأن بطلان هذا العقد محل الدعوى</w:t>
+        <w:br/>
+        <w:t>وبعد تعيين ولي على تصرفات مورث المدعي لم يبد أي اعتراض على عقد بيع الحصص مما يثبت نفاذ التصرفء وحيث أن سكوت الولي عن الطعن عن هذا التصرف إقراراً به ولماكانت</w:t>
+        <w:br/>
+        <w:t>القاعدة الشرعية: "أن السكوت في معرض الحاجة إلى البيان بيان". 5- جواباً على استناد المدعي على صك الإنهاء الصادر من قاضي الإنهاءات بالمحكمة العامة بجدة المتضمن إجابة</w:t>
+        <w:br/>
+        <w:t>مورثه أنه لم يبيع شيئاً الجواب: فنجيب على ذلك: أ- المدعي يناقض نفسه في هذا الادعاء حيث أنه كان قد ادعى بأن مورثه بتاريخ 3/11/1431هكان يعاني من الخرف وكان منعدم</w:t>
+        <w:br/>
+        <w:t>الأهلية. ب - أن هذا يناهضه إقرار المدعي سلفاً بصحة عقد بيع الحصص من مورثه وكذلك تأكيد الدائرة على ذلك الإقرار في تسبها أن الدعوى لم تتمخض عن طعن في صحة البيع أو</w:t>
+        <w:br/>
+        <w:t>تمسك ببطلانه. ت - وعلى فرض والفرض يساوي العدم - الاعتداد بهذا الصك فإن الثابت من الصك حضور مورث المدعي لتوكيل أسامة زيني وعدنان زيني وأنه قد تم سؤاله هل بعت أو</w:t>
+        <w:br/>
+        <w:t>تنازلت عن شيء من أملاكك الأحد من أبنائك؟ قال لا.لم أبع شيء. وحيث إن المدعي يحاول ربط تلك الإجابة ببيع الحصص للمدعىى عليه وهو استدلال قاصر ومحاولة لإدخال اللبس</w:t>
+        <w:br/>
+        <w:t>على دائرتكم الموقرة بعدم بيع مورث المدعي لحصصه للمدىى عليه وهو غير صحيح. حيث اجتزأ المدعي مضمون الصكء. فالدائرة أثبتت نصاً أن مورث المدعى (أحمد زيني) حضر</w:t>
+        <w:br/>
+        <w:t>ووجدته الدائرة مدرك لأشياء قليلة وغير مدرك للأشياء الماضية. وقدكان سؤال الدائرة وإجابة مورث المدعى تتعلق ببيع أياً من املاكه أثناء الإنهاء دون امتداد ذلك للتصرفات السابقة</w:t>
+        <w:br/>
+        <w:t>ولا سيما وأن الدائرة أثبتت إدراكه لأشياء قليلة وغير مدرك للأشياء الماضية» ومن ثم فإنه من غير المستساغ ثبوت ذلك للدائرة ثم تسأله عن تصرفات مضى علها ما يقارب ال6 أشهر. ث</w:t>
+        <w:br/>
+        <w:t>- وقد أثبت ذات - قاضي الإنهاء اللحيدان - بموجب حكم قضائي مكتسب القطعية أهلية مورث المدعي بعد توقيع عقد بيع الحصص محل الدعوى بموجب تقرير طبي رسمي سبق</w:t>
+        <w:br/>
+        <w:t>الإشارة إليه ومن ثم صحة ونفاذ التصرفات الصادرة منه والسابقة لهذا الحكمء ولماكان من المقرر قضاء: (أن الأصل في التصرفات حملها على الصحة ما دام لم يثبت خلاف ذلك</w:t>
+        <w:br/>
+        <w:t>4/1434/ خيراتو (34200931) مقر رارقلاب فانئتسالا ةمكحم نم قدصملا ه6 2/1434/ خيراتو (3431443) كصلا مقر 1434 ماعل ةيئاضقلا ماكحألا ةنودم) (يماظن وأ يعرش ىضتقمب</w:t>
+        <w:br/>
+        <w:t>9ه). 5- وأما ما دفع به المدعى في الدفع (ثالثاًء ورابعاً) تكرار مخل للد فوع السابقة وسبق الرد عليه ولا يعدو إلا أن يكون جدلاً موضوعياً. 6- جواباً على ادعاء المدعى بتناقض المدعى</w:t>
+        <w:br/>
+        <w:t>عليه في قيمة الحصص وأنه تارة يزعم أن الثمن 450 ألف ريال وتارة أخرى يزعم بأن الثمن 120 مليون ريال. الجواب: فنجيب على ذلك بأن هذا الادعاء غير صحيح والمدعي يحاول إبهام</w:t>
+        <w:br/>
+        <w:t>غلبمب يعدملا ثروم نيبو هنيب مربملا ءاكرشلا رارق يف ةيمسإلا ةميقلاب مت .ةصح (450) ةغلابلا هثرومل ةكولمم لا صصحلا عيب نأب عفد هيلع ىعدملاف 1- :نأ كلذ ضقانت دوجوب ةرئادلا</w:t>
+        <w:br/>
+        <w:t>(450.000 ريال) في حين أن العقد المبرم والمتعلق ببيع ذات الحصص قد تم بالقيمة الفعلية لتلك الحصص وذلك بمبلغ (120 مليون ريال): وما تم بهذا الشأن من العرف المتعارف عليه بين</w:t>
+      </w:r>
+    </w:p>
+    <w:p>
+      <w:pPr>
+        <w:pStyle w:val="Heading2"/>
+        <w:jc w:val="right"/>
+        <w:bidi/>
+      </w:pPr>
+      <w:r>
+        <w:t>[ترويسة / كليشة وزارة العدل — معلومات رسمية متكررة] ===</w:t>
+        <w:br/>
+        <w:t>التجار. (وهذه القيمة الفعلية قد تم الإشارة إلها بقيمة 120.000.000 مليون ريال في صك الحكم رقم 342881449 وتاريخ 26/7/1434 ه صفحة رقم (5) السطرين الأخيرين: وبالصفحة</w:t>
+      </w:r>
+    </w:p>
+    <w:p>
+      <w:pPr>
+        <w:pStyle w:val="Heading2"/>
+        <w:jc w:val="right"/>
+        <w:bidi/>
+      </w:pPr>
+      <w:r>
+        <w:t>[نص الضبط / الحكم — المتن الفعلي] ===</w:t>
         <w:br/>
         <w:t>رقم (6) السطر الثاني وكذا الصفحة رقم (8) سطر (13) والسطرين الأخيرين (مرفق رقم 2.)13- وأما عن سداد المبلغ فإنه لم يكن به تناقض مطلقاً حيث إن المدعى عليه دفع منذ فجر</w:t>
         <w:br/>
@@ -1589,112 +1841,166 @@
     </w:p>
     <w:p>
       <w:pPr>
+        <w:pStyle w:val="Heading2"/>
         <w:jc w:val="right"/>
         <w:bidi/>
       </w:pPr>
       <w:r>
-        <w:rPr>
-          <w:b w:val="0"/>
-          <w:i w:val="0"/>
-        </w:rPr>
-        <w:t>[صفحة 11]</w:t>
-        <w:br/>
-        <w:t>!] ةيبومسا ةيبرعناةعنن قل</w:t>
-        <w:br/>
-        <w:t>5 وزارة العدل صك رقم 7١7.551557هغع‏ للم</w:t>
-        <w:br/>
-        <w:t>7 لطر 7</w:t>
-        <w:br/>
-        <w:t>0 ‏١١‎ :ةحفصلا مق ةدجب ةيراجتلا ةمكحملا</w:t>
-        <w:br/>
-        <w:t>جارية بع رقم : ببح ل</w:t>
-        <w:br/>
-        <w:t>دائرة الاستئناف الثانية ‎١‏ تاريخ الصك: ‏ ١١/”./4؛4:١‏ 6ك 1 أ 2</w:t>
-        <w:br/>
-        <w:t>تقديم أي دليل او دفع حا لكان من شأنه التأثير ني وجه الرأي في الدعوى. 8- وأما استناد المدعي على حكم الوصية: فنجيب على ذلك: 1- أن المدعي يقر إقراراً واضحا وصريحاً بأهلية</w:t>
-        <w:br/>
-        <w:t>مورثه ويتمسك بالوصية الصادرة في تاربخ 12/2/1432 ويطالب بمستحقات مالية ناشئة عن تلك الوصية في حين أنه يدعي ببطلان عقد بيع الحصص محل الدعوى المؤرخ بتاريخ سابق</w:t>
-        <w:br/>
-        <w:t>لتلك الوصية في تناقض تام لادعاءاته السابقة: فلو سلمنا ببطلان عقد بيع الحصص؛ فإنه من باب أولى عدم استحقاق أي مبالغ ناشئة عن تلك الوصية. وبناءً على ما تقدم نلتمس من</w:t>
-        <w:br/>
-        <w:t>فضيلتكم القضاء بمايلي: إلغاء الحكم المستأنف والقضاء مجدداً برد دعوى المدعي؛ لعدم الاستحقاق). كما اطلعت الدائرة على المذكرة الإلحاقية المقدمة من وكيل المدعيين عدنان</w:t>
-        <w:br/>
-        <w:t>أحمد عباس زيني) و (عاتقة محمد يحيى محمد علي الحرازي) والمودعة في مرفقات القضية بتاريخ 29/ 02/ 1445 ه وحاصلها: (إلحاقاً لمذكرتنا التفصيلية المقدمة بتاريخ 1445-02-24ه.</w:t>
-        <w:br/>
-        <w:t>ًافنآ اهلإ راشملا ةيليصفتلا ةركذملا يف اوهس طقس هنا ةرقوملا ةرئادلا ةيانع تفلن هيلعو ينمزلا عئاقولا لسلست اهف ىعاري ةيليصفت ةركذم ميدقتب ةريخألا ةسلجلا يف ةرئادلا بلط ىلع ًءانبو</w:t>
-        <w:br/>
-        <w:t>التنويه على مسألتين في غاية الاهمية ومؤثرة جداً على النظر القضائي ومسار القخبية: أولا دفع وكيل المدعى عليه بعدم اختصاص المحكمة التجارية بنظر هذه الدعوى وانها من</w:t>
-        <w:br/>
-        <w:t>اختصاص محكمة الاحوال الشخصية وهذا الدفع باطل من وجوه: أن النزاع والخلاف مع المدعى عليه متعلق بقيمة حصص استحوذ علها دون وجه حق كما هو مبين في مذكرتنا</w:t>
-        <w:br/>
-        <w:t>السابقة والاختصاص منعقد كما لا.يخفى على شريف علم الدائرة للمحكمة التجارية بموجب المادة السادسة عشرة من نظام المحكمة التجاربة والتي نصت على: (تختص المحكمة</w:t>
-        <w:br/>
-        <w:t>ةبلاطملا ةميق تناك ىتم ,ةيراجتلا دوقعلا تاعزانم يف رجاتلا ىلع ةماقملا ىواعدلا .؟ .ةيعبتلا وأ ةيلصألا ةيراجتلا مهلامعأ ببسب راجتلا نيب أشنت يتلا تاعزانملا ‏.١‎ :يتآلا يفرظنلاب</w:t>
-        <w:br/>
-        <w:t>ماظن ماكحأ قيبطت نع ةئشانلا تافلاخملاو ىواعدلا 4. .ةبراضملا ةكرش يف ءاكرشلا تاعزانم .ةميقلا هذه ةدايز ءابضتقالا دنع سلجمللو «لابر فلأ ةئام ىلع ديزت ىوعدلا يف ةيلصألا</w:t>
-        <w:br/>
-        <w:t>يف ةيلصألا ةبلاطملا ةميق تناك ىتم «ةيراجتلا دوقعلا تاعزانم يف رجاتلا ىلع ةماقملا ىواعدلا يف ةيراجتلا مكاحملا صتخت يعونلا صاصتخالا :نوثالثلاو ةيداحلا ةداملا كلذكو .(تاكرشلا</w:t>
-        <w:br/>
-        <w:t>الدعوى تزيد على خمسمئة ألف ريال). والخلاف منصب على بيع وقيمة حصص في شركة تجارية نظامية والدفع من قبل المدعى عليه بعدم الاختصاص القصد منه مضارة موكلي</w:t>
-        <w:br/>
-        <w:t>ومماطلتها فقط وقد جرت أحكام القضاء على عدم اختصاص محاكم الأحوال بالنظر في منازعات الشركات التجارية والخلاف على الحصص أو القيمة. ثانياً: سقط سهواً أن نرفق</w:t>
-        <w:br/>
-        <w:t>مستند في غاية الأهمية إذ أننا بينا في الفقرة رقم ‎)١(‏ من البند (ثانياً) من مذكرتنا الإلحاقية الأخيرة الإشارة إلى صدور تقرير طبي من مستشفى الحرس الوطني بتاريخ 9.-1١-١1١١٠ام‏</w:t>
-        <w:br/>
-        <w:t>الموافق ‎١41721-1١7-.37‏ هه أي بعد تاريخ عقد بيع الحصص محل النزاع بأيام قليلة» وتضمن التقرير أن الأب - مورث موكي - يعاني من الحرف الشيخوخي المقدم وضعف الإدراك (مرفق).</w:t>
-        <w:br/>
-        <w:t>أي أن المورث فاقد للأهلية وغير مدرك قبل هذا التاريخ بكثير وبالتالي فإن عقد البيع ساقط وغير معتبر شرعاً ونظاماً وغير منتج لآثاره النظامية وكذلك من مسقطات عقد البيع على</w:t>
-        <w:br/>
-        <w:t>افتراض صحته عدم دفع القيمة العادلة للحصص بل إنه لم يسلم منها شيئاً وتناقض المدعى عليه في بيان آلية سداد الثمن كما هو مفصل في المذكرة السابقة وفصلته الدائرة الابتدائية</w:t>
-        <w:br/>
-        <w:t>بجلاء في تسبيها للحكم محل النظر ونحيل لما سبق منعاً للتكرار وحفظاً لوقت الدائرة الثمين. وهذا ما جعلنا نعدل عن الدفع بتزوير عقد البيع فهو دفع غير مؤثر وغير منتج بعد</w:t>
-        <w:br/>
-        <w:t>تصفية الشركة اختيارياً من قبل المدعى عليه فهذا العقد تعددت أسباب سقوطه ركناً ومحلاً بعدم أهلية أحد العاقدين ابتداءً ثم بتخلف الثمن الحقيقي العادل للمبيع وثبوت انتفاءه.</w:t>
-        <w:br/>
-        <w:t>هذا ما أردت بيانه). ثم عقب وكيل المدعى عليه بالتأكيد على أن والدة المدعى عليه محتجزة لدى المدعي» وأن هناك تسجيل فيديو تم قبل أسبوعين تظهر فيه المدعية عاتقة وهي تقول</w:t>
-        <w:br/>
-        <w:t>بأنها لااتطالب ابنها أسامة بأي مطالبة, وأنها لم توكّل أي محامي ولا.تعرف عن القخبية شيئاًء والذي قام بتصوير الفيديو هو أخوها مرزوق الحرازيء وتم بعثه على البريد الإلكتروني</w:t>
-        <w:br/>
-        <w:t>الخاص بالدائرة, وأنه يطلب استجوابها بنا على المادة 20/2 من نظام الإثبات فعقب وكيل المدعي انه بعث بجوابة عبر حقل المحادثة ونصه: (ما ذكره المدعى عليه من احتجاز والدة</w:t>
-        <w:br/>
-        <w:t>موكلي عدنان وأنها لم توكل فهذا الكلام غير صحيح ولايجوز الطعن في الأوراق الرسمية إلا بالتزوير وليس هذا من اختصاص المحكمة التجارية: وبإمكان المدعي التقدم للجهات</w:t>
-        <w:br/>
-        <w:t>المختصة. ثم إن المدعى عليه أقام دعوى ضد والدته برقم 4570053093 يطالها بتسليم 130 مليون ريالء ولازالت قيد النظر بالمحكمة العامة). فعقب وكيل المدعى عليه بجوابه عبر</w:t>
-        <w:br/>
-        <w:t>حقل المحادثة ونصه: (الدعوى المذكورة ليس لها علاقة بهذه الدعوى. وقد سبق للدائرة الابتدائية أن طلبت حضور السيدة عاتقة لسماع مالديهاء ولكن الوكيل ذكر نصاً أنها تقف على</w:t>
-        <w:br/>
-        <w:t>الحياد بين ابنها ولا.يرى ضرورة لإحضارها وقد استجابت له الدائرة ولا.نعرف أي سبب يمنع من حضورها للمحكمة لسماع مالدها). ثم أفهمت الدائرة الخبير بالحضور في الجلسة</w:t>
-        <w:br/>
-        <w:t>القادمة وتزويد الدائرة بوسائل التواصل مع الخبيرء وأفهمت وكيل المدعيين بالرد على ما تضمنه جواب وكيل المدعى عليه بشأن القيمة التي قدّرها الخبير. كما أفهمت وكيل المدعى</w:t>
-        <w:br/>
-        <w:t>عليه بالرد على ما ذكره المدعيين بجلسة اليوم بشأن مسألة الاحتجاز والشكوى لدى الجهات المختصة, وتقديم إجابته خلال مهلة لا تتجاوز يوم واحد عبر النظام ء بصيغتي 06م و 060/لا</w:t>
-        <w:br/>
-        <w:t>كما أفهمت كل طرف بالرد عبر النظام على ما سيقدمه الأطراف خلال مهلة تالية وقدرها يوم واحدء على إنه إن تعذر إرسال الإجابة عبر النظام» فيمكن إرسالها عبر إيميل الدائرة التالي:</w:t>
-        <w:br/>
-        <w:t>3 01/12©10- 458-100 مع ضرورة أن يقوم كل طرف بتزويد الطرف الآخر بالإجابة عبر إيميل كل منهماء فتفهم كل طرف ذلك. وعليه تقرر الدائرة تأجيل نظر الدعوى. وني</w:t>
-        <w:br/>
-        <w:t>جلسة 1445-03-11هء المنعقدة عبر الاتصال المرئي عن بعد والمبلغ بها أطرافها إلكترونياًء واطلعت الدائرة على ملف القخبية» وعلى المذكرة المقدمة وكيل المدعيين (عدنان أحمد عباس</w:t>
-        <w:br/>
-        <w:t>زيني) و(عاتقة محمد يحيى محمد علي الحرازي) والمودعة بمرفقات القضية بتاربخ 10/ 03/ 1445ه وحا صلها: (نوضح لمقام الدائرة الآتي رداً على ما أثاره وكيل المدعى عليه المضبوطة في</w:t>
-        <w:br/>
-        <w:t>الجلسة السابقة والتيكانت بتاريخ 4 ‎5/.7/٠.‏ 5 ١ه‏ أولا فيما يتعلق بدفع المدعى عليه بأن التقرير المحاسبي الصادر من الخبير المحاسبي طلال أبو غزاله قد تضمن أن قيمة حصص</w:t>
-        <w:br/>
-        <w:t>المورث أحمد زيني رحمة الله محل هذا النزاع -تقدر بمبلغ وقدره (. . .,. . ‎79,٠.‏ مليون ريال) فهذا الدفع باطل ومردود شكلاً وموضوعاً. فمن الناحية الشكلية فقد نصت المادة (١؟)‏</w:t>
-        <w:br/>
-        <w:t>من اللائحة التنفيذية لطرق الاعتراض</w:t>
+        <w:t>صفحة 11</w:t>
       </w:r>
     </w:p>
     <w:p>
       <w:pPr>
+        <w:pStyle w:val="Heading2"/>
         <w:jc w:val="right"/>
         <w:bidi/>
       </w:pPr>
       <w:r>
-        <w:rPr>
-          <w:b w:val="0"/>
-          <w:i w:val="0"/>
-        </w:rPr>
-        <w:t xml:space="preserve"> على: (لا.تقبل المحكمة - أي الاستئناف - أي أدلة لم تكن معروضة أمام محكمة الدرجة الأولى وكان بإمكان الخصوم تقديمها...). وبما أن المدعى</w:t>
+        <w:t>[نص الضبط / الحكم — المتن الفعلي] ===</w:t>
+        <w:br/>
+        <w:t>!] ةيبومسا ةيبرعناةعنن قل</w:t>
+      </w:r>
+    </w:p>
+    <w:p>
+      <w:pPr>
+        <w:pStyle w:val="Heading2"/>
+        <w:jc w:val="right"/>
+        <w:bidi/>
+      </w:pPr>
+      <w:r>
+        <w:t>[ترويسة / كليشة وزارة العدل — معلومات رسمية متكررة] ===</w:t>
+        <w:br/>
+        <w:t>5 وزارة العدل صك رقم 7١7.551557هغع‏ للم</w:t>
+      </w:r>
+    </w:p>
+    <w:p>
+      <w:pPr>
+        <w:pStyle w:val="Heading2"/>
+        <w:jc w:val="right"/>
+        <w:bidi/>
+      </w:pPr>
+      <w:r>
+        <w:t>[نص الضبط / الحكم — المتن الفعلي] ===</w:t>
+        <w:br/>
+        <w:t>7 لطر 7</w:t>
+        <w:br/>
+        <w:t>0 ‏١١‎ :ةحفصلا مق ةدجب ةيراجتلا ةمكحملا</w:t>
+        <w:br/>
+        <w:t>جارية بع رقم : ببح ل</w:t>
+      </w:r>
+    </w:p>
+    <w:p>
+      <w:pPr>
+        <w:pStyle w:val="Heading2"/>
+        <w:jc w:val="right"/>
+        <w:bidi/>
+      </w:pPr>
+      <w:r>
+        <w:t>[ترويسة / كليشة وزارة العدل — معلومات رسمية متكررة] ===</w:t>
+        <w:br/>
+        <w:t>دائرة الاستئناف الثانية ‎١‏ تاريخ الصك: ‏ ١١/”./4؛4:١‏ 6ك 1 أ 2</w:t>
+      </w:r>
+    </w:p>
+    <w:p>
+      <w:pPr>
+        <w:pStyle w:val="Heading2"/>
+        <w:jc w:val="right"/>
+        <w:bidi/>
+      </w:pPr>
+      <w:r>
+        <w:t>[نص الضبط / الحكم — المتن الفعلي] ===</w:t>
+        <w:br/>
+        <w:t>تقديم أي دليل او دفع حا لكان من شأنه التأثير ني وجه الرأي في الدعوى. 8- وأما استناد المدعي على حكم الوصية: فنجيب على ذلك: 1- أن المدعي يقر إقراراً واضحا وصريحاً بأهلية</w:t>
+        <w:br/>
+        <w:t>مورثه ويتمسك بالوصية الصادرة في تاربخ 12/2/1432 ويطالب بمستحقات مالية ناشئة عن تلك الوصية في حين أنه يدعي ببطلان عقد بيع الحصص محل الدعوى المؤرخ بتاريخ سابق</w:t>
+        <w:br/>
+        <w:t>لتلك الوصية في تناقض تام لادعاءاته السابقة: فلو سلمنا ببطلان عقد بيع الحصص؛ فإنه من باب أولى عدم استحقاق أي مبالغ ناشئة عن تلك الوصية. وبناءً على ما تقدم نلتمس من</w:t>
+        <w:br/>
+        <w:t>فضيلتكم القضاء بمايلي: إلغاء الحكم المستأنف والقضاء مجدداً برد دعوى المدعي؛ لعدم الاستحقاق). كما اطلعت الدائرة على المذكرة الإلحاقية المقدمة من وكيل المدعيين عدنان</w:t>
+        <w:br/>
+        <w:t>أحمد عباس زيني) و (عاتقة محمد يحيى محمد علي الحرازي) والمودعة في مرفقات القضية بتاريخ 29/ 02/ 1445 ه وحاصلها: (إلحاقاً لمذكرتنا التفصيلية المقدمة بتاريخ 1445-02-24ه.</w:t>
+        <w:br/>
+        <w:t>ًافنآ اهلإ راشملا ةيليصفتلا ةركذملا يف اوهس طقس هنا ةرقوملا ةرئادلا ةيانع تفلن هيلعو ينمزلا عئاقولا لسلست اهف ىعاري ةيليصفت ةركذم ميدقتب ةريخألا ةسلجلا يف ةرئادلا بلط ىلع ًءانبو</w:t>
+        <w:br/>
+        <w:t>التنويه على مسألتين في غاية الاهمية ومؤثرة جداً على النظر القضائي ومسار القخبية: أولا دفع وكيل المدعى عليه بعدم اختصاص المحكمة التجارية بنظر هذه الدعوى وانها من</w:t>
+        <w:br/>
+        <w:t>اختصاص محكمة الاحوال الشخصية وهذا الدفع باطل من وجوه: أن النزاع والخلاف مع المدعى عليه متعلق بقيمة حصص استحوذ علها دون وجه حق كما هو مبين في مذكرتنا</w:t>
+        <w:br/>
+        <w:t>السابقة والاختصاص منعقد كما لا.يخفى على شريف علم الدائرة للمحكمة التجارية بموجب المادة السادسة عشرة من نظام المحكمة التجاربة والتي نصت على: (تختص المحكمة</w:t>
+        <w:br/>
+        <w:t>ةبلاطملا ةميق تناك ىتم ,ةيراجتلا دوقعلا تاعزانم يف رجاتلا ىلع ةماقملا ىواعدلا .؟ .ةيعبتلا وأ ةيلصألا ةيراجتلا مهلامعأ ببسب راجتلا نيب أشنت يتلا تاعزانملا ‏.١‎ :يتآلا يفرظنلاب</w:t>
+        <w:br/>
+        <w:t>ماظن ماكحأ قيبطت نع ةئشانلا تافلاخملاو ىواعدلا 4. .ةبراضملا ةكرش يف ءاكرشلا تاعزانم .ةميقلا هذه ةدايز ءابضتقالا دنع سلجمللو «لابر فلأ ةئام ىلع ديزت ىوعدلا يف ةيلصألا</w:t>
+        <w:br/>
+        <w:t>يف ةيلصألا ةبلاطملا ةميق تناك ىتم «ةيراجتلا دوقعلا تاعزانم يف رجاتلا ىلع ةماقملا ىواعدلا يف ةيراجتلا مكاحملا صتخت يعونلا صاصتخالا :نوثالثلاو ةيداحلا ةداملا كلذكو .(تاكرشلا</w:t>
+        <w:br/>
+        <w:t>الدعوى تزيد على خمسمئة ألف ريال). والخلاف منصب على بيع وقيمة حصص في شركة تجارية نظامية والدفع من قبل المدعى عليه بعدم الاختصاص القصد منه مضارة موكلي</w:t>
+        <w:br/>
+        <w:t>ومماطلتها فقط وقد جرت أحكام القضاء على عدم اختصاص محاكم الأحوال بالنظر في منازعات الشركات التجارية والخلاف على الحصص أو القيمة. ثانياً: سقط سهواً أن نرفق</w:t>
+        <w:br/>
+        <w:t>مستند في غاية الأهمية إذ أننا بينا في الفقرة رقم ‎)١(‏ من البند (ثانياً) من مذكرتنا الإلحاقية الأخيرة الإشارة إلى صدور تقرير طبي من مستشفى الحرس الوطني بتاريخ 9.-1١-١1١١٠ام‏</w:t>
+        <w:br/>
+        <w:t>الموافق ‎١41721-1١7-.37‏ هه أي بعد تاريخ عقد بيع الحصص محل النزاع بأيام قليلة» وتضمن التقرير أن الأب - مورث موكي - يعاني من الحرف الشيخوخي المقدم وضعف الإدراك (مرفق).</w:t>
+        <w:br/>
+        <w:t>أي أن المورث فاقد للأهلية وغير مدرك قبل هذا التاريخ بكثير وبالتالي فإن عقد البيع ساقط وغير معتبر شرعاً ونظاماً وغير منتج لآثاره النظامية وكذلك من مسقطات عقد البيع على</w:t>
+        <w:br/>
+        <w:t>افتراض صحته عدم دفع القيمة العادلة للحصص بل إنه لم يسلم منها شيئاً وتناقض المدعى عليه في بيان آلية سداد الثمن كما هو مفصل في المذكرة السابقة وفصلته الدائرة الابتدائية</w:t>
+        <w:br/>
+        <w:t>بجلاء في تسبيها للحكم محل النظر ونحيل لما سبق منعاً للتكرار وحفظاً لوقت الدائرة الثمين. وهذا ما جعلنا نعدل عن الدفع بتزوير عقد البيع فهو دفع غير مؤثر وغير منتج بعد</w:t>
+        <w:br/>
+        <w:t>تصفية الشركة اختيارياً من قبل المدعى عليه فهذا العقد تعددت أسباب سقوطه ركناً ومحلاً بعدم أهلية أحد العاقدين ابتداءً ثم بتخلف الثمن الحقيقي العادل للمبيع وثبوت انتفاءه.</w:t>
+        <w:br/>
+        <w:t>هذا ما أردت بيانه). ثم عقب وكيل المدعى عليه بالتأكيد على أن والدة المدعى عليه محتجزة لدى المدعي» وأن هناك تسجيل فيديو تم قبل أسبوعين تظهر فيه المدعية عاتقة وهي تقول</w:t>
+      </w:r>
+    </w:p>
+    <w:p>
+      <w:pPr>
+        <w:pStyle w:val="Heading2"/>
+        <w:jc w:val="right"/>
+        <w:bidi/>
+      </w:pPr>
+      <w:r>
+        <w:t>[ترويسة / كليشة وزارة العدل — معلومات رسمية متكررة] ===</w:t>
+        <w:br/>
+        <w:t>بأنها لااتطالب ابنها أسامة بأي مطالبة, وأنها لم توكّل أي محامي ولا.تعرف عن القخبية شيئاًء والذي قام بتصوير الفيديو هو أخوها مرزوق الحرازيء وتم بعثه على البريد الإلكتروني</w:t>
+      </w:r>
+    </w:p>
+    <w:p>
+      <w:pPr>
+        <w:pStyle w:val="Heading2"/>
+        <w:jc w:val="right"/>
+        <w:bidi/>
+      </w:pPr>
+      <w:r>
+        <w:t>[نص الضبط / الحكم — المتن الفعلي] ===</w:t>
+        <w:br/>
+        <w:t>الخاص بالدائرة, وأنه يطلب استجوابها بنا على المادة 20/2 من نظام الإثبات فعقب وكيل المدعي انه بعث بجوابة عبر حقل المحادثة ونصه: (ما ذكره المدعى عليه من احتجاز والدة</w:t>
+        <w:br/>
+        <w:t>موكلي عدنان وأنها لم توكل فهذا الكلام غير صحيح ولايجوز الطعن في الأوراق الرسمية إلا بالتزوير وليس هذا من اختصاص المحكمة التجارية: وبإمكان المدعي التقدم للجهات</w:t>
+        <w:br/>
+        <w:t>المختصة. ثم إن المدعى عليه أقام دعوى ضد والدته برقم 4570053093 يطالها بتسليم 130 مليون ريالء ولازالت قيد النظر بالمحكمة العامة). فعقب وكيل المدعى عليه بجوابه عبر</w:t>
+        <w:br/>
+        <w:t>حقل المحادثة ونصه: (الدعوى المذكورة ليس لها علاقة بهذه الدعوى. وقد سبق للدائرة الابتدائية أن طلبت حضور السيدة عاتقة لسماع مالديهاء ولكن الوكيل ذكر نصاً أنها تقف على</w:t>
+        <w:br/>
+        <w:t>الحياد بين ابنها ولا.يرى ضرورة لإحضارها وقد استجابت له الدائرة ولا.نعرف أي سبب يمنع من حضورها للمحكمة لسماع مالدها). ثم أفهمت الدائرة الخبير بالحضور في الجلسة</w:t>
+        <w:br/>
+        <w:t>القادمة وتزويد الدائرة بوسائل التواصل مع الخبيرء وأفهمت وكيل المدعيين بالرد على ما تضمنه جواب وكيل المدعى عليه بشأن القيمة التي قدّرها الخبير. كما أفهمت وكيل المدعى</w:t>
+        <w:br/>
+        <w:t>عليه بالرد على ما ذكره المدعيين بجلسة اليوم بشأن مسألة الاحتجاز والشكوى لدى الجهات المختصة, وتقديم إجابته خلال مهلة لا تتجاوز يوم واحد عبر النظام ء بصيغتي 06م و 060/لا</w:t>
+        <w:br/>
+        <w:t>كما أفهمت كل طرف بالرد عبر النظام على ما سيقدمه الأطراف خلال مهلة تالية وقدرها يوم واحدء على إنه إن تعذر إرسال الإجابة عبر النظام» فيمكن إرسالها عبر إيميل الدائرة التالي:</w:t>
+        <w:br/>
+        <w:t>3 01/12©10- 458-100 مع ضرورة أن يقوم كل طرف بتزويد الطرف الآخر بالإجابة عبر إيميل كل منهماء فتفهم كل طرف ذلك. وعليه تقرر الدائرة تأجيل نظر الدعوى. وني</w:t>
+        <w:br/>
+        <w:t>جلسة 1445-03-11هء المنعقدة عبر الاتصال المرئي عن بعد والمبلغ بها أطرافها إلكترونياًء واطلعت الدائرة على ملف القخبية» وعلى المذكرة المقدمة وكيل المدعيين (عدنان أحمد عباس</w:t>
+        <w:br/>
+        <w:t>زيني) و(عاتقة محمد يحيى محمد علي الحرازي) والمودعة بمرفقات القضية بتاربخ 10/ 03/ 1445ه وحا صلها: (نوضح لمقام الدائرة الآتي رداً على ما أثاره وكيل المدعى عليه المضبوطة في</w:t>
+        <w:br/>
+        <w:t>الجلسة السابقة والتيكانت بتاريخ 4 ‎5/.7/٠.‏ 5 ١ه‏ أولا فيما يتعلق بدفع المدعى عليه بأن التقرير المحاسبي الصادر من الخبير المحاسبي طلال أبو غزاله قد تضمن أن قيمة حصص</w:t>
+        <w:br/>
+        <w:t>المورث أحمد زيني رحمة الله محل هذا النزاع -تقدر بمبلغ وقدره (. . .,. . ‎79,٠.‏ مليون ريال) فهذا الدفع باطل ومردود شكلاً وموضوعاً. فمن الناحية الشكلية فقد نصت المادة (١؟)‏</w:t>
+        <w:br/>
+        <w:t>من اللائحة التنفيذية لطرق الاعتراض على: (لا.تقبل المحكمة - أي الاستئناف - أي أدلة لم تكن معروضة أمام محكمة الدرجة الأولى وكان بإمكان الخصوم تقديمها...). وبما أن المدعى</w:t>
         <w:br/>
         <w:t>عليه لم يثر هذا الدفع أمام محكمة الدرجة الأولى مع أن الحاجة ماسة لتمسكه بهذا الدفع لوكان يؤمن بصحته والتقرير المحاسبي ليس حديث الصدور والنشأة حتى يقبل منه عدم</w:t>
         <w:br/>
@@ -1727,19 +2033,46 @@
     </w:p>
     <w:p>
       <w:pPr>
+        <w:pStyle w:val="Heading2"/>
         <w:jc w:val="right"/>
         <w:bidi/>
       </w:pPr>
       <w:r>
-        <w:rPr>
-          <w:b w:val="0"/>
-          <w:i w:val="0"/>
-        </w:rPr>
-        <w:t>[صفحة 12]</w:t>
+        <w:t>صفحة 12</w:t>
+      </w:r>
+    </w:p>
+    <w:p>
+      <w:pPr>
+        <w:pStyle w:val="Heading2"/>
+        <w:jc w:val="right"/>
+        <w:bidi/>
+      </w:pPr>
+      <w:r>
+        <w:t>[نص الضبط / الحكم — المتن الفعلي] ===</w:t>
         <w:br/>
         <w:t>!] ةيدومسنا ةيبرما ةعنش قل</w:t>
+      </w:r>
+    </w:p>
+    <w:p>
+      <w:pPr>
+        <w:pStyle w:val="Heading2"/>
+        <w:jc w:val="right"/>
+        <w:bidi/>
+      </w:pPr>
+      <w:r>
+        <w:t>[ترويسة / كليشة وزارة العدل — معلومات رسمية متكررة] ===</w:t>
         <w:br/>
         <w:t>25 وزارة العدل صك رقم 751511757. 547 [ص] مو عب 08</w:t>
+      </w:r>
+    </w:p>
+    <w:p>
+      <w:pPr>
+        <w:pStyle w:val="Heading2"/>
+        <w:jc w:val="right"/>
+        <w:bidi/>
+      </w:pPr>
+      <w:r>
+        <w:t>[نص الضبط / الحكم — المتن الفعلي] ===</w:t>
         <w:br/>
         <w:t>ل رد</w:t>
       </w:r>
@@ -1759,102 +2092,118 @@
     </w:p>
     <w:p>
       <w:pPr>
+        <w:pStyle w:val="Heading2"/>
         <w:jc w:val="right"/>
         <w:bidi/>
       </w:pPr>
       <w:r>
-        <w:rPr>
-          <w:b w:val="0"/>
-          <w:i w:val="0"/>
-        </w:rPr>
+        <w:t>[ترويسة / كليشة وزارة العدل — معلومات رسمية متكررة] ===</w:t>
+        <w:br/>
         <w:t>المحكمة التجارية بجدة رقم الصفحة: ‎١١‏ 2 1</w:t>
         <w:br/>
         <w:t>دائرة الاستئناف الثانية ‎١‏ تاريخ الصك: 7١/9./ه:5١‏ 1-7 9 ع</w:t>
-        <w:br/>
-        <w:t>والتشغيب علها وهذا ما نتيقن أنه لن ينطلي على نظر وبصيرة الدائرة وفهمها الثاقب بعد عون الله وتأييده وقد شهد عليه أحفادها من ابها غازي (مرفق ‎٠‏ صورة الإقرار)ء ونود أن ننوه</w:t>
-        <w:br/>
-        <w:t>الدائرة الموقرة أن الخصومة بين موكلي والمدعى عليه محتدمة فقد أقام المدعى عليه دعوى ضد موكلتي لإلزامها بأن تدفع له مبلغ (. . ......8؟١‏ ريال) وهي منظورة بالمحكمة العامة</w:t>
-        <w:br/>
-        <w:t>بجدة برقم (401..517.97) وأنا وكيلها ومحامها في تلك الدعوى؛ مما يبين وجود الخصومة والخلاف بين الأطراف وتهافت هذا الدفع من المدعى عليه. ثالثاً: نرغب أن تأذن لنا الدائرة</w:t>
-        <w:br/>
-        <w:t>الموقرة في مزيد بيان وإيضاح حول مسألة طلب تفصيل منطوق الحكم والتنصيص على نصيب موكلي في قيمة الحصص المحكوم بها مع وجود وصية من المورث رحمه الله واجبة النفاذء</w:t>
-        <w:br/>
-        <w:t>وبالاطلاع والتأمل على صك الوصية (مرفق 4 صك الوصية) نجد أن المورث رحمه الله قد أوصى بثلث تركته وفق مصارف الوصية المثبتة بصك إثبات الوصيةء فبعد أن نص على نسبة</w:t>
-        <w:br/>
-        <w:t>5 كوقف لآل زيني وعشرة ملايين كوقف علمي وخمسة ملايين لإحياء أرض جدة بوادي فاطمة بعد هذا كله تم النص على: ((وما تبقى من الثلث يوزع على احفادي... إلخ)), مما يعني أن</w:t>
-        <w:br/>
-        <w:t>ليصفتلا قفو دافحألا ىلع عزوي ةددحملا ةثالثلا فراصملا هذه دعب ثلثلا اذه نم ىقبتي امو ثلثلا جراخ تسيلو ةيصولا ثلث نم مصخت نييالم ةسمخلاو نييالم ةرشعلاو /,5 ةبسنلا</w:t>
-        <w:br/>
-        <w:t>المثنبت بالوصيةء وقد ترى الدائرة الموقرة أن صك إثبات الوصية ابتدأ بأن مصارف الثلث الثلاثة» ثم نص على أن ما تبقى من هذا الثلث يوزع على الأحفاد والتقديم والتأخير في رصد</w:t>
-        <w:br/>
-        <w:t>رغبات المورث في وصيته لا.يغير من أن الوصية هي الثلث دون زيادة أو نقصان, وبإنزال هذا التقرير الشرعي على المبلغ المحكوم به وبعد الاطلاع على صك حصر الإرث (مرفق ه حصر</w:t>
-        <w:br/>
-        <w:t>هردق و غلبم هردقو ًاغلبم كلذ يلامجإ نوكيو اهفراصم بسح فرصي ثلثلا :ةيصولا ‏-١‎ :يلاتلاك حبصت هب موكحملا غلبملا ةميق نأ اهملع فيرش ىلع ىفخي الو ةرقوملا ةرئادلل رهظي «(ثرإلا</w:t>
-        <w:br/>
-        <w:t>‎)١1٠١77,/9(‏ مئة وعشرة مليون وستمئة واثنان وسبعون ألفاً وثلائمئة وتسعة وسبعون ريالاً. ‎-١‏ موكلي عدنان زيني: بعد خصم مبلغ الثلث للوصية والثمن لموكتي بالمناصفة مع</w:t>
-        <w:br/>
-        <w:t>المدعي عليه يستحق مبلغاً وقدره (17,779,770 ريال) ستة وتسعون مليوناً وسبعمائة وتسعة وسبعون ألفاً ومئتان و سبعون ربالاً. 3- موكلتي عاتقة الحراري.: بعد خصم مبلغ الث</w:t>
-        <w:br/>
-        <w:t>للوصية بصبح الحمن المستحق لها شرعاً مبلغاً وقدره ‎772١501,715(‏ ريال) سبعة وعشرون مليوناً وستمئة وواحد وخمسون ألفاً ومئتان وتسعة عشر ربالاًء ولكل ما سبق بيانه في</w:t>
-        <w:br/>
-        <w:t>انتركذم يف هانحضو امو ًاثلاث دنبلا يف فنآلا ليصفتلا قفو ةقوطنم ليصفت عم رظنلا لحم ىلوألا ةجردلا ةمكحم مكح دييأت ةرئادلا ماقم نم بلطن ةقباسلا تاركذملاو ةركذملا هذه</w:t>
-        <w:br/>
-        <w:t>رمألا ةيجح ماكحألا بستكتو عطاقو تاب لكشب تاعزانملا يف لصفلا يف ةيئاضقلا ماكحألا نم ةياغلا ققحتت ىتح المجم ءاج يذلا مكحلا قوطنم ليصفتب اهف انبلاط يتلا ةيضارتعالا</w:t>
-        <w:br/>
-        <w:t>المقضي به). كما اطلعت الدائرة على المذكرة المقدمة وكيل المدعى عليه (أسامة احمد عباس زيني) والمودعة بمرفقات القضية بتاريخ 10/ 03/ 1445ه وحاصلها: (أولاً: نتتمسك بكافة أوجه</w:t>
-        <w:br/>
-        <w:t>ةقتاع) هتدلاول هدض فنأتسملا زاجتحا نأشب ةرئادلا راسفتسا ىلع ًاباوج :ًايناث .ةركذملا كلت نم أزجتي ال ءزج اهب ةدراولا عوفدلا ةفاكربتعنو ةقباسلا تاركذملاب ةادبملا عوفدلاو عافدلا</w:t>
-        <w:br/>
-        <w:t>هقتاع) هيلع ىعدملا ةدلاوو هتدلاو سبحب يعدملا ماق ىلاعت هللا رمأل لثتميو هتدلاول نسحي نأ نم ًالدبو (ًاناسحإ نيدلاولابو هايإ.الإ اودبعت.الأ كبر ىضقو) ىلاعت لاق 1- . (يزارحلا</w:t>
-        <w:br/>
-        <w:t>نم مهريذحتو ةيلزنملا ةلامعلا ديدهتو لكش يأب اهعم لصاوتلا نم يعدملا عنمو اهلاوج بحس ماقو يعدملا لزنم نم روبعلاب الإ لخدم اهتيبل دعي مل ذإ اهتيب باب ةلازإو اهزاجتحاو (يزارحلا</w:t>
-        <w:br/>
-        <w:t>تمكينه من مكالمها عن طريقهم للاطمئنان على صحتها ولا.سيما وأنها سيدة طاعنة في السن وبلغت من الكبر عتياً وصحتها سيئة ولديها من الأمراض التي يستلزم مراجعتها وأخذها</w:t>
-        <w:br/>
-        <w:t>للمستشفيات لمراجعة الأطباء المشرفين على صحتهاء وقد منع المدعى عليه من الاطمئنان علها وعلى صحتها كما قام طرد ثلائة من العاملين لديها ليس بسبب أنه يتهمهم بتمكين المدعي</w:t>
-        <w:br/>
-        <w:t>من الاتصال بوالدته وكذلك قام بتوكيل نفسه وتوكيل محاميه بعد استيلائه على أرقام منصة أبشر وقد لاحظنا أن وكالة الوالدة للمدعي كانت في شهر جمادى الثانية 1444 ه وتوكيله</w:t>
-        <w:br/>
-        <w:t>ةحص ىدم ثحبو كلذ ةظحإلم ةرقوملا ةرئادلا ماقم نم سمتلن ءتاونس عضب اهل ءه 1442 ةنس ةماقم ىوعدلا هذه نأ نيح يفه 1444 ةدعقلا يذ رهش يف اهع رضاحلا يماحملل</w:t>
-        <w:br/>
-        <w:t>تمثلها منذ بدء الدعوى. أيضاً نقل بيتها باسمه بثمن لم تقبضه وبوكالة ليس فهها حق البيع لنفسه ونقل عقاراتها أيضاً باسمه وأكثر من ذلك فإنه من أكثر من عشر سنوات حتى الآن</w:t>
-        <w:br/>
-        <w:t>ميدقت ررقو يعدملا نم ةنيشملا تافرصتلا كلت ءازإ هيلع ىعدملا تكسي مل 2- .اهب ةصاخلا ةيلزنملا ةلامعلا بتاور عفدو ءابرهكلاو ءاملا ريتاوف ديدستو اهلع فرصلا ىلوتي نم هيلع ىعدملاو</w:t>
-        <w:br/>
-        <w:t>شكوى ضده لدى مركز شرطة السلامة إلا أمارفضت ذلك بسبب الصفة ولأنها كاملة الأهلية وعدم وجود ما يثبت عدم قدرتها على ذلكء كما أن المدعى عليه قام بمراجعة إمارة منطقة</w:t>
-        <w:br/>
-        <w:t>مكة المكرمة لتقديم شكوى ضده إلا أنها رفضت الشكوى لذات السبب أيضاً. 3- كما أن أخو والدة المتداعين السيد مرزوق الحرازي قام بإحضارها للشرطة لتمكيها من تقديم الشكوى</w:t>
-        <w:br/>
-        <w:t>لفك حبسها إلا أن المدعي حضر بصحبه ولده (غسان عدنان زيني) وقام بالتعدي على خاله: مرزوق وضربه في صدره وقال له لفظاً (والله لأربيك مثل ماربيت غيرك), وقام بأخذ والدته</w:t>
-        <w:br/>
-        <w:t>وإعادتها لمكان حبسها واحتجازها دون تمكينها من تقديم الشكوى.4- بعد أن أبلغت السيدة عائقة ابها المدعى عليه بقيام عدنان وابنه غسان بوضع بصمتها على عدة أوراق لا.تعلم</w:t>
-        <w:br/>
-        <w:t>ماهيتها ولا تعرف مضمونها ومحتواها قام المدعى عليه برفع برقية عاجلة لسمو وزير الداخلية تقيدت برقم 2307033671544 وتاريخ 2023/09/20م وبرقية أخرى لفضيلة معالي النائب</w:t>
-        <w:br/>
-        <w:t>العام تقيدت برقم 2307033671543 وتاريخ 2023/09/20م. وبناء على ما تقدم فإنه يثبت لفضيلتكم سلوك المدعى عليه لكافة السبل والطرق وعدم سكوته عن حماية والدته إلا.أن</w:t>
-        <w:br/>
-        <w:t>يبساحملا ريرقتلا ريدقتب عفدلا زاوج مدعب يلكشلا عفدلا ىلع ًاباوج1- :(ناندع) هدبض فنأتسملا ليكو نم ةمدقملا ةيعوضوملاو ةيلكشلا عوفدلا ىلع درلا :ًاثلاث كلذ نود لاح يعدملا</w:t>
-        <w:br/>
-        <w:t>للشركة بمبلغ (79.000.000 ريال) على سند من المادة (21) من اللائحة التنفيذية لطرق الاعتراض؛ فنجيب على ذلك بأن هذا الدفع غير سديد وفي غير محله ذلك أن: أ- إصرار وكيل</w:t>
-        <w:br/>
-        <w:t>المدعي على عدم جواز الاستناد على التقرير المحاسبي الذي يذكر أن تقييم حصص شركة أحمد زيني التجارية بمبلغ (79 مليون ريال) (مستند رقم 1) هو محاولة منه للتغطية على</w:t>
-        <w:br/>
-        <w:t>ممارسات الغش والتضليل الممارسة على الدائرة بالإهام بزعم تضمن التقرير تقييم الحصص بمبلغ (368 مليون ريال) (مستند رقم 2). في حين أن هذا المستند قد طالته أيدي العبث</w:t>
-        <w:br/>
-        <w:t>والتعديل من وكيل المستأنف ضده حيث قام بحذف التاريخ المذيل بكل صفحة من صفحات التاريخ كي لا يتطابق مع التاريخ المدون بالصفحة الأولى بمقدمة التقرير وكي يمكن لنفس</w:t>
       </w:r>
     </w:p>
     <w:p>
       <w:pPr>
+        <w:pStyle w:val="Heading2"/>
         <w:jc w:val="right"/>
         <w:bidi/>
       </w:pPr>
       <w:r>
-        <w:rPr>
-          <w:b w:val="0"/>
-          <w:i w:val="0"/>
-        </w:rPr>
-        <w:t>ه من</w:t>
+        <w:t>[نص الضبط / الحكم — المتن الفعلي] ===</w:t>
+        <w:br/>
+        <w:t>والتشغيب علها وهذا ما نتيقن أنه لن ينطلي على نظر وبصيرة الدائرة وفهمها الثاقب بعد عون الله وتأييده وقد شهد عليه أحفادها من ابها غازي (مرفق ‎٠‏ صورة الإقرار)ء ونود أن ننوه</w:t>
+        <w:br/>
+        <w:t>الدائرة الموقرة أن الخصومة بين موكلي والمدعى عليه محتدمة فقد أقام المدعى عليه دعوى ضد موكلتي لإلزامها بأن تدفع له مبلغ (. . ......8؟١‏ ريال) وهي منظورة بالمحكمة العامة</w:t>
+        <w:br/>
+        <w:t>بجدة برقم (401..517.97) وأنا وكيلها ومحامها في تلك الدعوى؛ مما يبين وجود الخصومة والخلاف بين الأطراف وتهافت هذا الدفع من المدعى عليه. ثالثاً: نرغب أن تأذن لنا الدائرة</w:t>
+        <w:br/>
+        <w:t>الموقرة في مزيد بيان وإيضاح حول مسألة طلب تفصيل منطوق الحكم والتنصيص على نصيب موكلي في قيمة الحصص المحكوم بها مع وجود وصية من المورث رحمه الله واجبة النفاذء</w:t>
+        <w:br/>
+        <w:t>وبالاطلاع والتأمل على صك الوصية (مرفق 4 صك الوصية) نجد أن المورث رحمه الله قد أوصى بثلث تركته وفق مصارف الوصية المثبتة بصك إثبات الوصيةء فبعد أن نص على نسبة</w:t>
+        <w:br/>
+        <w:t>5 كوقف لآل زيني وعشرة ملايين كوقف علمي وخمسة ملايين لإحياء أرض جدة بوادي فاطمة بعد هذا كله تم النص على: ((وما تبقى من الثلث يوزع على احفادي... إلخ)), مما يعني أن</w:t>
+        <w:br/>
+        <w:t>ليصفتلا قفو دافحألا ىلع عزوي ةددحملا ةثالثلا فراصملا هذه دعب ثلثلا اذه نم ىقبتي امو ثلثلا جراخ تسيلو ةيصولا ثلث نم مصخت نييالم ةسمخلاو نييالم ةرشعلاو /,5 ةبسنلا</w:t>
+        <w:br/>
+        <w:t>المثنبت بالوصيةء وقد ترى الدائرة الموقرة أن صك إثبات الوصية ابتدأ بأن مصارف الثلث الثلاثة» ثم نص على أن ما تبقى من هذا الثلث يوزع على الأحفاد والتقديم والتأخير في رصد</w:t>
+        <w:br/>
+        <w:t>رغبات المورث في وصيته لا.يغير من أن الوصية هي الثلث دون زيادة أو نقصان, وبإنزال هذا التقرير الشرعي على المبلغ المحكوم به وبعد الاطلاع على صك حصر الإرث (مرفق ه حصر</w:t>
+        <w:br/>
+        <w:t>هردق و غلبم هردقو ًاغلبم كلذ يلامجإ نوكيو اهفراصم بسح فرصي ثلثلا :ةيصولا ‏-١‎ :يلاتلاك حبصت هب موكحملا غلبملا ةميق نأ اهملع فيرش ىلع ىفخي الو ةرقوملا ةرئادلل رهظي «(ثرإلا</w:t>
+        <w:br/>
+        <w:t>‎)١1٠١77,/9(‏ مئة وعشرة مليون وستمئة واثنان وسبعون ألفاً وثلائمئة وتسعة وسبعون ريالاً. ‎-١‏ موكلي عدنان زيني: بعد خصم مبلغ الثلث للوصية والثمن لموكتي بالمناصفة مع</w:t>
+        <w:br/>
+        <w:t>المدعي عليه يستحق مبلغاً وقدره (17,779,770 ريال) ستة وتسعون مليوناً وسبعمائة وتسعة وسبعون ألفاً ومئتان و سبعون ربالاً. 3- موكلتي عاتقة الحراري.: بعد خصم مبلغ الث</w:t>
+        <w:br/>
+        <w:t>للوصية بصبح الحمن المستحق لها شرعاً مبلغاً وقدره ‎772١501,715(‏ ريال) سبعة وعشرون مليوناً وستمئة وواحد وخمسون ألفاً ومئتان وتسعة عشر ربالاًء ولكل ما سبق بيانه في</w:t>
+        <w:br/>
+        <w:t>انتركذم يف هانحضو امو ًاثلاث دنبلا يف فنآلا ليصفتلا قفو ةقوطنم ليصفت عم رظنلا لحم ىلوألا ةجردلا ةمكحم مكح دييأت ةرئادلا ماقم نم بلطن ةقباسلا تاركذملاو ةركذملا هذه</w:t>
+        <w:br/>
+        <w:t>رمألا ةيجح ماكحألا بستكتو عطاقو تاب لكشب تاعزانملا يف لصفلا يف ةيئاضقلا ماكحألا نم ةياغلا ققحتت ىتح المجم ءاج يذلا مكحلا قوطنم ليصفتب اهف انبلاط يتلا ةيضارتعالا</w:t>
+        <w:br/>
+        <w:t>المقضي به). كما اطلعت الدائرة على المذكرة المقدمة وكيل المدعى عليه (أسامة احمد عباس زيني) والمودعة بمرفقات القضية بتاريخ 10/ 03/ 1445ه وحاصلها: (أولاً: نتتمسك بكافة أوجه</w:t>
+        <w:br/>
+        <w:t>ةقتاع) هتدلاول هدض فنأتسملا زاجتحا نأشب ةرئادلا راسفتسا ىلع ًاباوج :ًايناث .ةركذملا كلت نم أزجتي ال ءزج اهب ةدراولا عوفدلا ةفاكربتعنو ةقباسلا تاركذملاب ةادبملا عوفدلاو عافدلا</w:t>
+        <w:br/>
+        <w:t>هقتاع) هيلع ىعدملا ةدلاوو هتدلاو سبحب يعدملا ماق ىلاعت هللا رمأل لثتميو هتدلاول نسحي نأ نم ًالدبو (ًاناسحإ نيدلاولابو هايإ.الإ اودبعت.الأ كبر ىضقو) ىلاعت لاق 1- . (يزارحلا</w:t>
+        <w:br/>
+        <w:t>نم مهريذحتو ةيلزنملا ةلامعلا ديدهتو لكش يأب اهعم لصاوتلا نم يعدملا عنمو اهلاوج بحس ماقو يعدملا لزنم نم روبعلاب الإ لخدم اهتيبل دعي مل ذإ اهتيب باب ةلازإو اهزاجتحاو (يزارحلا</w:t>
+        <w:br/>
+        <w:t>تمكينه من مكالمها عن طريقهم للاطمئنان على صحتها ولا.سيما وأنها سيدة طاعنة في السن وبلغت من الكبر عتياً وصحتها سيئة ولديها من الأمراض التي يستلزم مراجعتها وأخذها</w:t>
+        <w:br/>
+        <w:t>للمستشفيات لمراجعة الأطباء المشرفين على صحتهاء وقد منع المدعى عليه من الاطمئنان علها وعلى صحتها كما قام طرد ثلائة من العاملين لديها ليس بسبب أنه يتهمهم بتمكين المدعي</w:t>
+        <w:br/>
+        <w:t>من الاتصال بوالدته وكذلك قام بتوكيل نفسه وتوكيل محاميه بعد استيلائه على أرقام منصة أبشر وقد لاحظنا أن وكالة الوالدة للمدعي كانت في شهر جمادى الثانية 1444 ه وتوكيله</w:t>
+        <w:br/>
+        <w:t>ةحص ىدم ثحبو كلذ ةظحإلم ةرقوملا ةرئادلا ماقم نم سمتلن ءتاونس عضب اهل ءه 1442 ةنس ةماقم ىوعدلا هذه نأ نيح يفه 1444 ةدعقلا يذ رهش يف اهع رضاحلا يماحملل</w:t>
+        <w:br/>
+        <w:t>تمثلها منذ بدء الدعوى. أيضاً نقل بيتها باسمه بثمن لم تقبضه وبوكالة ليس فهها حق البيع لنفسه ونقل عقاراتها أيضاً باسمه وأكثر من ذلك فإنه من أكثر من عشر سنوات حتى الآن</w:t>
+        <w:br/>
+        <w:t>ميدقت ررقو يعدملا نم ةنيشملا تافرصتلا كلت ءازإ هيلع ىعدملا تكسي مل 2- .اهب ةصاخلا ةيلزنملا ةلامعلا بتاور عفدو ءابرهكلاو ءاملا ريتاوف ديدستو اهلع فرصلا ىلوتي نم هيلع ىعدملاو</w:t>
+        <w:br/>
+        <w:t>شكوى ضده لدى مركز شرطة السلامة إلا أمارفضت ذلك بسبب الصفة ولأنها كاملة الأهلية وعدم وجود ما يثبت عدم قدرتها على ذلكء كما أن المدعى عليه قام بمراجعة إمارة منطقة</w:t>
+        <w:br/>
+        <w:t>مكة المكرمة لتقديم شكوى ضده إلا أنها رفضت الشكوى لذات السبب أيضاً. 3- كما أن أخو والدة المتداعين السيد مرزوق الحرازي قام بإحضارها للشرطة لتمكيها من تقديم الشكوى</w:t>
+        <w:br/>
+        <w:t>لفك حبسها إلا أن المدعي حضر بصحبه ولده (غسان عدنان زيني) وقام بالتعدي على خاله: مرزوق وضربه في صدره وقال له لفظاً (والله لأربيك مثل ماربيت غيرك), وقام بأخذ والدته</w:t>
+        <w:br/>
+        <w:t>وإعادتها لمكان حبسها واحتجازها دون تمكينها من تقديم الشكوى.4- بعد أن أبلغت السيدة عائقة ابها المدعى عليه بقيام عدنان وابنه غسان بوضع بصمتها على عدة أوراق لا.تعلم</w:t>
+        <w:br/>
+        <w:t>ماهيتها ولا تعرف مضمونها ومحتواها قام المدعى عليه برفع برقية عاجلة لسمو وزير الداخلية تقيدت برقم 2307033671544 وتاريخ 2023/09/20م وبرقية أخرى لفضيلة معالي النائب</w:t>
+        <w:br/>
+        <w:t>العام تقيدت برقم 2307033671543 وتاريخ 2023/09/20م. وبناء على ما تقدم فإنه يثبت لفضيلتكم سلوك المدعى عليه لكافة السبل والطرق وعدم سكوته عن حماية والدته إلا.أن</w:t>
+        <w:br/>
+        <w:t>يبساحملا ريرقتلا ريدقتب عفدلا زاوج مدعب يلكشلا عفدلا ىلع ًاباوج1- :(ناندع) هدبض فنأتسملا ليكو نم ةمدقملا ةيعوضوملاو ةيلكشلا عوفدلا ىلع درلا :ًاثلاث كلذ نود لاح يعدملا</w:t>
+        <w:br/>
+        <w:t>للشركة بمبلغ (79.000.000 ريال) على سند من المادة (21) من اللائحة التنفيذية لطرق الاعتراض؛ فنجيب على ذلك بأن هذا الدفع غير سديد وفي غير محله ذلك أن: أ- إصرار وكيل</w:t>
+        <w:br/>
+        <w:t>المدعي على عدم جواز الاستناد على التقرير المحاسبي الذي يذكر أن تقييم حصص شركة أحمد زيني التجارية بمبلغ (79 مليون ريال) (مستند رقم 1) هو محاولة منه للتغطية على</w:t>
+        <w:br/>
+        <w:t>ممارسات الغش والتضليل الممارسة على الدائرة بالإهام بزعم تضمن التقرير تقييم الحصص بمبلغ (368 مليون ريال) (مستند رقم 2). في حين أن هذا المستند قد طالته أيدي العبث</w:t>
+      </w:r>
+    </w:p>
+    <w:p>
+      <w:pPr>
+        <w:pStyle w:val="Heading2"/>
+        <w:jc w:val="right"/>
+        <w:bidi/>
+      </w:pPr>
+      <w:r>
+        <w:t>[ترويسة / كليشة وزارة العدل — معلومات رسمية متكررة] ===</w:t>
+        <w:br/>
+        <w:t>والتعديل من وكيل المستأنف ضده حيث قام بحذف التاريخ المذيل بكل صفحة من صفحات التاريخ كي لا يتطابق مع التاريخ المدون بالصفحة الأولى بمقدمة التقرير وكي يمكن لنفسه من</w:t>
+      </w:r>
+    </w:p>
+    <w:p>
+      <w:pPr>
+        <w:pStyle w:val="Heading2"/>
+        <w:jc w:val="right"/>
+        <w:bidi/>
+      </w:pPr>
+      <w:r>
+        <w:t>[نص الضبط / الحكم — المتن الفعلي] ===</w:t>
         <w:br/>
         <w:t>مدقملا ريرقتلل عوجرلاب هنأ كلذ ةلالدو عقاولاو ةقيقحلا عم ىفانتي عورشم ريغ قحب ماهإلاو ةمكحملا ىلع سيلدتلا ىلإ ةياهنلا يف يدؤي امب يناثلا ريرقتلا ةمدقم عم لوألا ريرقتلا قافرإ</w:t>
         <w:br/>
@@ -1887,19 +2236,46 @@
     </w:p>
     <w:p>
       <w:pPr>
+        <w:pStyle w:val="Heading2"/>
         <w:jc w:val="right"/>
         <w:bidi/>
       </w:pPr>
       <w:r>
-        <w:rPr>
-          <w:b w:val="0"/>
-          <w:i w:val="0"/>
-        </w:rPr>
-        <w:t>[صفحة 13]</w:t>
+        <w:t>صفحة 13</w:t>
+      </w:r>
+    </w:p>
+    <w:p>
+      <w:pPr>
+        <w:pStyle w:val="Heading2"/>
+        <w:jc w:val="right"/>
+        <w:bidi/>
+      </w:pPr>
+      <w:r>
+        <w:t>[نص الضبط / الحكم — المتن الفعلي] ===</w:t>
         <w:br/>
         <w:t>!] ةيدومسنا ةيبرعنا ةعنمن' قل</w:t>
+      </w:r>
+    </w:p>
+    <w:p>
+      <w:pPr>
+        <w:pStyle w:val="Heading2"/>
+        <w:jc w:val="right"/>
+        <w:bidi/>
+      </w:pPr>
+      <w:r>
+        <w:t>[ترويسة / كليشة وزارة العدل — معلومات رسمية متكررة] ===</w:t>
         <w:br/>
         <w:t>01 وزارة العدل صك رقم 7١7.551557هغع‏ للم</w:t>
+      </w:r>
+    </w:p>
+    <w:p>
+      <w:pPr>
+        <w:pStyle w:val="Heading2"/>
+        <w:jc w:val="right"/>
+        <w:bidi/>
+      </w:pPr>
+      <w:r>
+        <w:t>[نص الضبط / الحكم — المتن الفعلي] ===</w:t>
         <w:br/>
         <w:t>5 --</w:t>
       </w:r>
@@ -1919,104 +2295,100 @@
     </w:p>
     <w:p>
       <w:pPr>
+        <w:pStyle w:val="Heading2"/>
         <w:jc w:val="right"/>
         <w:bidi/>
       </w:pPr>
       <w:r>
-        <w:rPr>
-          <w:b w:val="0"/>
-          <w:i w:val="0"/>
-        </w:rPr>
+        <w:t>[ترويسة / كليشة وزارة العدل — معلومات رسمية متكررة] ===</w:t>
+        <w:br/>
         <w:t>المحكمة التجارية بجدة رقم الصفحة: ‎١‏ 2 1</w:t>
         <w:br/>
         <w:t>دائرة الاستئناف الثانية ‎١‏ تاريخ الصك: ‏ ١١/”./4؛4:١‏ 6ك 1 أ 2</w:t>
-        <w:br/>
-        <w:t>وجه الحكم في الدعوى. ومتى أغفل الحكم ذلك فإنه يكون معيباً بقصور في التسبيب ويتعين نقضه وإعادته للمحكمة مصدرة القرار. " قرار الدائرة الخامسة بالمحكمة العليا رقم:</w:t>
-        <w:br/>
-        <w:t>2 وتاريخ: 1ه" 2- جواباً على دفع المستأنف ضده بأن قيمة شركة أحمد زيني التجارية مبلغ (367.757.931 ريال) في التقرير فنجيب على ذلك بأن هذا يتناف مع أبسط</w:t>
-        <w:br/>
-        <w:t>ةموعزملا - هقوقح لصف دق هدض فنأتسملا نأ كلذ عازنلا فارطأ نيب يضارتلاو حلصلا تابثإب رداصلا يعطقلا مكحلا فلاخيو قاروألاب تباثلا عم ضقانتيو قطنملاو لقعلا تايضتقم</w:t>
-        <w:br/>
-        <w:t>وزعم بأن حصته الشرعية من إرث والده في شركة أحمد زيني التجارية بمبلغ وقدره (96.779.270 ريال) وهنا نتساءل كيف للمدعى أن يتخارج بحصته من جميع الشركات بشركة أحمد</w:t>
-        <w:br/>
-        <w:t>!!؟؟ لاير 96.779.270 تاكرشلا كلت نم ةدحاو ةكرش يف هتصحب بلاطي فيكو :(نكياد يتكرش ةلماش) .لابر نويلم (170.000.000) هتصح نوكتو ةكرش (11) اهددعو هدالوأو يخبز</w:t>
-        <w:br/>
-        <w:t>سؤال يؤكد ويثبت عدم صحة دعوى المدعي وأن دعواه ناشئة عن حسابات ظنية ووهمية غايتها الإضرار بالمستأنف. 3- وأما جواباً على استناد المدعي على التقرير للخبير المحاسبي</w:t>
-        <w:br/>
-        <w:t>واعتباره بمنزل الرضا أو عدم الاعتراض ولا.يقبل إسقاطه أو التشكيك في صحته فإننا نستغرب التناقض الواضح والصريح الصادر من المدعي: أ- يبدأ مذكرته برفض الخوض في ذلك</w:t>
-        <w:br/>
-        <w:t>التقرير وبحاول جاهداً ثني المحكمة من الاطلاع على ما سنبينه ونكشفه من تسليط الضوء على ذاك التقرير وما أحدثه به من تحريف وتغيير متعمد لما به من بيانات نهائية من جهة</w:t>
-        <w:br/>
-        <w:t>وناحية أخرى نجد أنه يتمسك بالتقرير المحاسبي ويعتبره بمنزله الرضا ولا.يجوز إسقاطه. في حين أنه يطالب بإسقاط الحكم القضائي من الدائرة التجارية السابعة عشر الصادر برقم</w:t>
-        <w:br/>
-        <w:t>(2/17/185) وتاريخ 1432/12/2ه). (مستند رقم 3). والذي أقر فيه المستأنف ضده بالبند (1/4) من الحكم بأنه ليس له أي حق في مطالبة الطرف الأول - المستأنف سواء بصفته شريك</w:t>
-        <w:br/>
-        <w:t>أو مدير للشركات محل الدعوى - ومنها شركة أحمد زيني التجارية والفروع التابعة لها بأي مطالبة مهماكان نوعها أو سبها ويعتبر التخارج بالصلح إبراء ذمة شامل ونهائي لذمة الطرف</w:t>
-        <w:br/>
-        <w:t>الأول وإسقاطاً لحقهم في أي مطلب أو دعوى مهماكان نوعها أو سبها في الماضي والحاضر والمستقبل فيما يتعلق بتلك الشركات ما عدا ما سبق رفعه من دعاوى سابقة وكان أيضاً في</w:t>
-        <w:br/>
-        <w:t>منزلة الرضا وعدم الاعتراض من المستأنف ضده. ب - كذلك نستغرب التمسك بالرضا في تقرير محاسبي وبتجاهل الرضا التام الصادر من مورث المستأنف ضده بقرار الشركاء المؤرخ في</w:t>
-        <w:br/>
-        <w:t>0ه (مستند رقم 4) الذي يعد محرراً رسمياً والذي تضمن أنه: (استوف الطرف المتنازل - أحمد زبني مورث المدعي حقه من الطرف المشتري - المدعى عليه - الشريك الجديد في</w:t>
-        <w:br/>
-        <w:t>الشركة ويعتبر توقيع كل منهما بمثابة مخالصة تامة ونهائية وإبراء لذمة الطرف المشتري . لذا فقد قرر أغلبية الشركاء الذين يملكون أكثر من 96 رأس المال والتي تعادل 9097.7 - ومنهم</w:t>
-        <w:br/>
-        <w:t>المدعي عدنان زيني). كما جاء في القرار أيضاً: (يقر الشركاء - ومنهم المستأنف ضده بصحة توزيع الحصص فيما بينهم): ومن ثم فإن هذا القرار يعد إقراراً ورضاء من المستأنف ضده</w:t>
-        <w:br/>
-        <w:t>بصحة البيع وترسيخاً لاستلام الشريك (أحمد عباس زبني) مورث المدعي نصيبه من المدعى عليه من هذا التنازل وإقراراً بصحة توزيع تلك الحصص التي آلت للمستأنف. ت - كذلك</w:t>
-        <w:br/>
-        <w:t>تجاهل وكيل المستأنف ضده استمرار موكله (عدنان زيني - بصفته شريكاً بشركة أحمد زيني وأولاده) شريكاً مع المدعى عليه (أسامة زيني) في شركة أحمد زيني التجارية لمدة سنتين بعد</w:t>
-        <w:br/>
-        <w:t>شراء أسامة لحصص والده دون إبداء ثمة اعتراض على تملك أسامة زبني لنسبة والده التي اشتراها منه. وكذلك تجاهل قرار الشركاء الموثق في 1434/2/10ه. (مستند رقم 5). الذي أبرأ</w:t>
-        <w:br/>
-        <w:t>ذمة المدعى عليه من أية حقوق تتعلق بتلك الشركة حيث تضمن إقرار المدعي المستأنف ضده - نصاً أنه: (استوف الطرف المتنازل - المستأنف ضده - حقه من الطرف المشتري الشريك</w:t>
-        <w:br/>
-        <w:t>ءاكرشلا رارق لييذتب يعدملا ماق دقو , مهيب اميف صصحلا عبزوت ةحصب ًارارقإو (يرتشملا ةمذل ءاربإو ةيئاهنو ةمات ةصلاخم ةباثمب امهم لك عيقوت ربتعيو - ينبز ةماسأ - ةكرشلا يف ديدجلا</w:t>
-        <w:br/>
-        <w:t>بتوقيعه. ولماكان ما تقدم فإنه لا.يجوز للمدعي الرجوع عماتم على يديه وفقاًللقاعدة الشرعية التي تنص على أنه: (من سعى في نقض ماتم من جهته فسعيه مردود عليه). أصحاب</w:t>
-        <w:br/>
-        <w:t>الفضيلة: نحيط فضيلتكم علما بأن شركة أحمد زيني التجارية هي شركة ورقية وقيمتها تأنتي من حصصها في الشركات التي تملكها في شركة أحمد زبني وأولاده وعددها (7) شركات بواقع</w:t>
-        <w:br/>
-        <w:t>ينيز دمحأ ةكرشو) .نويلم 270ًابيرقت ةيلامجالا اهتميقو (ةنيحطلاو تايولحلا عنصم ةكرشو) .نويلم 37 ًابيرقت ةيلامجإلا اهتميقو (ةمطاف يداو ةعرزم ةكرش) يهو ةكرش لك ين 0</w:t>
-        <w:br/>
-        <w:t>ًابيرقت ةيلامجإلا اهتميقو (تامدخلاو ةرادإلل ةينطولا ةكرشلاو) .نويلم 31 ًابيرقت ةيلامجإلا اهتميقو (فييكتلاو ءابرهكلل ينيز دمحأ ةكرشو) .(نويلم 15 ًابيرقت ةيلامجإلا اهتميقو (نيومتلل</w:t>
-        <w:br/>
-        <w:t>نويلم 622 غلبم وه تاكرشلا كلت ةميق عومجم نأ ينعي اذهو .نويلم 14 ًابيرقت ةيلامجإلا اهتميقو (انيتروك ةكرشو) .نويلم 17 ابيرقت ةيلامجإلا اهتميقو (ةريمخلا ةكرشو) .نويلم 3</w:t>
-        <w:br/>
-        <w:t>ريال ستمئة واثنان وعشرين مليون ريال تقريباً. بما معنى أن نسبة ال (9010) لتلك الشركات كما في المسودة الأولى مبلغ 68 مليونء وفي المسودة الثانية بتاريخ 2011-06-27م» مبلغ 79</w:t>
-        <w:br/>
-        <w:t>مليونء وللعلم فإنه تم الاعتراض على التقريرين وتم تخارج الشركاء بالصلح والتراضيء وبالتخارج لم يعد للمدعيين أي حقوق بشركة أحمد زيني التجارية التي تخارج منها المدعي عدنان</w:t>
-        <w:br/>
-        <w:t>بشخصه وباقي الشركاء بشركة أحمد زيني وأولاده عن النسبة التي كانت متبقية وهي 9610. وبعد ذلك تم تصفية الشركة حسب النظام في عام 1437 ه. 4- جواباً على طعن وكيل المستأنف</w:t>
-        <w:br/>
-        <w:t>ضده في دفع المستأنف بعدم توكيلها له للمطالبة بحقوقها في إرث زوجها المتوفي أحمد زيني فنجيب على ذلك: أ- نتمسك باستدعاء السيدة (عائقة الحرازي) لاستجوابها وذلك لسؤالها</w:t>
-        <w:br/>
-        <w:t>عما إذاكانت تطالب المدعى عليه بتلك الدعوى من عدمه إذ أن ذلك من شأنه التأثير ني وجه الرأي في الدعوى لقطع دابر الادعاءات من التأكيد على توكيلها من ناحية ونفي توكلها من</w:t>
-        <w:br/>
-        <w:t>ناحية أخرى. ب - وأما جواباً على طعن المستأنف ضده على التسجيل وعدم علم ظروف وتوقيت التسجيل وإرفاقه إقرار - مزعوم صدوره من المدعية على إصرارها على المطالبة بحقها-</w:t>
-        <w:br/>
-        <w:t>» فنجيب على ذلك: ت/1: ندفع بإنكار صحة تلك الورقة جملة وتفصيلاً. ت/2: إن وكيل المستأنف ضده لازال يسلك كافة سبل التناقض والاستغراب في دفوعه حيث يطعن على</w:t>
-        <w:br/>
-        <w:t>تسجيل الفيديو وعدم علم ظروفه وصحته في حين يحكم من تلقاء نفسه على الإقرار المزعوم بصحته وغض الطرف عن ظروف توقيع السيدة عاتقة الحرازي على تلك الورقة التي</w:t>
-        <w:br/>
-        <w:t>تتضمن إقرارها المزعوم رغم أنها قد بلغت من الكبر عتياً وبلغت أربعة وتسعين عاماً وأصبحت عاجزة عن قراءة الكلمات والدراية بما تتضمنه تلك الورقة المتساند علهاء كما أن محتوى</w:t>
-        <w:br/>
-        <w:t>الورقة ينم عن مضمون قانوني قوي لا.يصدر الا من قانوني» ولوكانت على دراية بمضمونه لكانت وقعت بدلاً من بصمتها ولا.سيما وأنها على قدر من التعليم الذي يمكنها من الكتابة</w:t>
-        <w:br/>
-        <w:t>نيب ترج يتلا ةملاكملل يتوص ليجست مكل مد</w:t>
       </w:r>
     </w:p>
     <w:p>
       <w:pPr>
+        <w:pStyle w:val="Heading2"/>
         <w:jc w:val="right"/>
         <w:bidi/>
       </w:pPr>
       <w:r>
-        <w:rPr>
-          <w:b w:val="0"/>
-          <w:i w:val="0"/>
-        </w:rPr>
-        <w:t>قن .(قهاز وه اذإف هغم ديف لطابلا ىلع قحلاب فذقن لب)) :ىلاعت هّللا لاق 5- .انع تافتلالا نيعتيو ةقرولا كلت ةحص يف نعطي يذلا رمألا</w:t>
+        <w:t>[نص الضبط / الحكم — المتن الفعلي] ===</w:t>
+        <w:br/>
+        <w:t>وجه الحكم في الدعوى. ومتى أغفل الحكم ذلك فإنه يكون معيباً بقصور في التسبيب ويتعين نقضه وإعادته للمحكمة مصدرة القرار. " قرار الدائرة الخامسة بالمحكمة العليا رقم:</w:t>
+        <w:br/>
+        <w:t>2 وتاريخ: 1ه" 2- جواباً على دفع المستأنف ضده بأن قيمة شركة أحمد زيني التجارية مبلغ (367.757.931 ريال) في التقرير فنجيب على ذلك بأن هذا يتناف مع أبسط</w:t>
+        <w:br/>
+        <w:t>ةموعزملا - هقوقح لصف دق هدض فنأتسملا نأ كلذ عازنلا فارطأ نيب يضارتلاو حلصلا تابثإب رداصلا يعطقلا مكحلا فلاخيو قاروألاب تباثلا عم ضقانتيو قطنملاو لقعلا تايضتقم</w:t>
+        <w:br/>
+        <w:t>وزعم بأن حصته الشرعية من إرث والده في شركة أحمد زيني التجارية بمبلغ وقدره (96.779.270 ريال) وهنا نتساءل كيف للمدعى أن يتخارج بحصته من جميع الشركات بشركة أحمد</w:t>
+        <w:br/>
+        <w:t>!!؟؟ لاير 96.779.270 تاكرشلا كلت نم ةدحاو ةكرش يف هتصحب بلاطي فيكو :(نكياد يتكرش ةلماش) .لابر نويلم (170.000.000) هتصح نوكتو ةكرش (11) اهددعو هدالوأو يخبز</w:t>
+        <w:br/>
+        <w:t>سؤال يؤكد ويثبت عدم صحة دعوى المدعي وأن دعواه ناشئة عن حسابات ظنية ووهمية غايتها الإضرار بالمستأنف. 3- وأما جواباً على استناد المدعي على التقرير للخبير المحاسبي</w:t>
+        <w:br/>
+        <w:t>واعتباره بمنزل الرضا أو عدم الاعتراض ولا.يقبل إسقاطه أو التشكيك في صحته فإننا نستغرب التناقض الواضح والصريح الصادر من المدعي: أ- يبدأ مذكرته برفض الخوض في ذلك</w:t>
+        <w:br/>
+        <w:t>التقرير وبحاول جاهداً ثني المحكمة من الاطلاع على ما سنبينه ونكشفه من تسليط الضوء على ذاك التقرير وما أحدثه به من تحريف وتغيير متعمد لما به من بيانات نهائية من جهة</w:t>
+        <w:br/>
+        <w:t>وناحية أخرى نجد أنه يتمسك بالتقرير المحاسبي ويعتبره بمنزله الرضا ولا.يجوز إسقاطه. في حين أنه يطالب بإسقاط الحكم القضائي من الدائرة التجارية السابعة عشر الصادر برقم</w:t>
+        <w:br/>
+        <w:t>(2/17/185) وتاريخ 1432/12/2ه). (مستند رقم 3). والذي أقر فيه المستأنف ضده بالبند (1/4) من الحكم بأنه ليس له أي حق في مطالبة الطرف الأول - المستأنف سواء بصفته شريك</w:t>
+        <w:br/>
+        <w:t>أو مدير للشركات محل الدعوى - ومنها شركة أحمد زيني التجارية والفروع التابعة لها بأي مطالبة مهماكان نوعها أو سبها ويعتبر التخارج بالصلح إبراء ذمة شامل ونهائي لذمة الطرف</w:t>
+        <w:br/>
+        <w:t>الأول وإسقاطاً لحقهم في أي مطلب أو دعوى مهماكان نوعها أو سبها في الماضي والحاضر والمستقبل فيما يتعلق بتلك الشركات ما عدا ما سبق رفعه من دعاوى سابقة وكان أيضاً في</w:t>
+        <w:br/>
+        <w:t>منزلة الرضا وعدم الاعتراض من المستأنف ضده. ب - كذلك نستغرب التمسك بالرضا في تقرير محاسبي وبتجاهل الرضا التام الصادر من مورث المستأنف ضده بقرار الشركاء المؤرخ في</w:t>
+        <w:br/>
+        <w:t>0ه (مستند رقم 4) الذي يعد محرراً رسمياً والذي تضمن أنه: (استوف الطرف المتنازل - أحمد زبني مورث المدعي حقه من الطرف المشتري - المدعى عليه - الشريك الجديد في</w:t>
+        <w:br/>
+        <w:t>الشركة ويعتبر توقيع كل منهما بمثابة مخالصة تامة ونهائية وإبراء لذمة الطرف المشتري . لذا فقد قرر أغلبية الشركاء الذين يملكون أكثر من 96 رأس المال والتي تعادل 9097.7 - ومنهم</w:t>
+        <w:br/>
+        <w:t>المدعي عدنان زيني). كما جاء في القرار أيضاً: (يقر الشركاء - ومنهم المستأنف ضده بصحة توزيع الحصص فيما بينهم): ومن ثم فإن هذا القرار يعد إقراراً ورضاء من المستأنف ضده</w:t>
+        <w:br/>
+        <w:t>بصحة البيع وترسيخاً لاستلام الشريك (أحمد عباس زبني) مورث المدعي نصيبه من المدعى عليه من هذا التنازل وإقراراً بصحة توزيع تلك الحصص التي آلت للمستأنف. ت - كذلك</w:t>
+        <w:br/>
+        <w:t>تجاهل وكيل المستأنف ضده استمرار موكله (عدنان زيني - بصفته شريكاً بشركة أحمد زيني وأولاده) شريكاً مع المدعى عليه (أسامة زيني) في شركة أحمد زيني التجارية لمدة سنتين بعد</w:t>
+        <w:br/>
+        <w:t>شراء أسامة لحصص والده دون إبداء ثمة اعتراض على تملك أسامة زبني لنسبة والده التي اشتراها منه. وكذلك تجاهل قرار الشركاء الموثق في 1434/2/10ه. (مستند رقم 5). الذي أبرأ</w:t>
+        <w:br/>
+        <w:t>ذمة المدعى عليه من أية حقوق تتعلق بتلك الشركة حيث تضمن إقرار المدعي المستأنف ضده - نصاً أنه: (استوف الطرف المتنازل - المستأنف ضده - حقه من الطرف المشتري الشريك</w:t>
+        <w:br/>
+        <w:t>ءاكرشلا رارق لييذتب يعدملا ماق دقو , مهيب اميف صصحلا عبزوت ةحصب ًارارقإو (يرتشملا ةمذل ءاربإو ةيئاهنو ةمات ةصلاخم ةباثمب امهم لك عيقوت ربتعيو - ينبز ةماسأ - ةكرشلا يف ديدجلا</w:t>
+        <w:br/>
+        <w:t>بتوقيعه. ولماكان ما تقدم فإنه لا.يجوز للمدعي الرجوع عماتم على يديه وفقاًللقاعدة الشرعية التي تنص على أنه: (من سعى في نقض ماتم من جهته فسعيه مردود عليه). أصحاب</w:t>
+        <w:br/>
+        <w:t>الفضيلة: نحيط فضيلتكم علما بأن شركة أحمد زيني التجارية هي شركة ورقية وقيمتها تأنتي من حصصها في الشركات التي تملكها في شركة أحمد زبني وأولاده وعددها (7) شركات بواقع</w:t>
+        <w:br/>
+        <w:t>ينيز دمحأ ةكرشو) .نويلم 270ًابيرقت ةيلامجالا اهتميقو (ةنيحطلاو تايولحلا عنصم ةكرشو) .نويلم 37 ًابيرقت ةيلامجإلا اهتميقو (ةمطاف يداو ةعرزم ةكرش) يهو ةكرش لك ين 0</w:t>
+        <w:br/>
+        <w:t>ًابيرقت ةيلامجإلا اهتميقو (تامدخلاو ةرادإلل ةينطولا ةكرشلاو) .نويلم 31 ًابيرقت ةيلامجإلا اهتميقو (فييكتلاو ءابرهكلل ينيز دمحأ ةكرشو) .(نويلم 15 ًابيرقت ةيلامجإلا اهتميقو (نيومتلل</w:t>
+        <w:br/>
+        <w:t>نويلم 622 غلبم وه تاكرشلا كلت ةميق عومجم نأ ينعي اذهو .نويلم 14 ًابيرقت ةيلامجإلا اهتميقو (انيتروك ةكرشو) .نويلم 17 ابيرقت ةيلامجإلا اهتميقو (ةريمخلا ةكرشو) .نويلم 3</w:t>
+        <w:br/>
+        <w:t>ريال ستمئة واثنان وعشرين مليون ريال تقريباً. بما معنى أن نسبة ال (9010) لتلك الشركات كما في المسودة الأولى مبلغ 68 مليونء وفي المسودة الثانية بتاريخ 2011-06-27م» مبلغ 79</w:t>
+        <w:br/>
+        <w:t>مليونء وللعلم فإنه تم الاعتراض على التقريرين وتم تخارج الشركاء بالصلح والتراضيء وبالتخارج لم يعد للمدعيين أي حقوق بشركة أحمد زيني التجارية التي تخارج منها المدعي عدنان</w:t>
+        <w:br/>
+        <w:t>بشخصه وباقي الشركاء بشركة أحمد زيني وأولاده عن النسبة التي كانت متبقية وهي 9610. وبعد ذلك تم تصفية الشركة حسب النظام في عام 1437 ه. 4- جواباً على طعن وكيل المستأنف</w:t>
+        <w:br/>
+        <w:t>ضده في دفع المستأنف بعدم توكيلها له للمطالبة بحقوقها في إرث زوجها المتوفي أحمد زيني فنجيب على ذلك: أ- نتمسك باستدعاء السيدة (عائقة الحرازي) لاستجوابها وذلك لسؤالها</w:t>
+        <w:br/>
+        <w:t>عما إذاكانت تطالب المدعى عليه بتلك الدعوى من عدمه إذ أن ذلك من شأنه التأثير ني وجه الرأي في الدعوى لقطع دابر الادعاءات من التأكيد على توكيلها من ناحية ونفي توكلها من</w:t>
+        <w:br/>
+        <w:t>ناحية أخرى. ب - وأما جواباً على طعن المستأنف ضده على التسجيل وعدم علم ظروف وتوقيت التسجيل وإرفاقه إقرار - مزعوم صدوره من المدعية على إصرارها على المطالبة بحقها-</w:t>
+        <w:br/>
+        <w:t>» فنجيب على ذلك: ت/1: ندفع بإنكار صحة تلك الورقة جملة وتفصيلاً. ت/2: إن وكيل المستأنف ضده لازال يسلك كافة سبل التناقض والاستغراب في دفوعه حيث يطعن على</w:t>
+        <w:br/>
+        <w:t>تسجيل الفيديو وعدم علم ظروفه وصحته في حين يحكم من تلقاء نفسه على الإقرار المزعوم بصحته وغض الطرف عن ظروف توقيع السيدة عاتقة الحرازي على تلك الورقة التي</w:t>
+        <w:br/>
+        <w:t>تتضمن إقرارها المزعوم رغم أنها قد بلغت من الكبر عتياً وبلغت أربعة وتسعين عاماً وأصبحت عاجزة عن قراءة الكلمات والدراية بما تتضمنه تلك الورقة المتساند علهاء كما أن محتوى</w:t>
+        <w:br/>
+        <w:t>الورقة ينم عن مضمون قانوني قوي لا.يصدر الا من قانوني» ولوكانت على دراية بمضمونه لكانت وقعت بدلاً من بصمتها ولا.سيما وأنها على قدر من التعليم الذي يمكنها من الكتابة</w:t>
+        <w:br/>
+        <w:t>نيب ترج يتلا ةملاكملل يتوص ليجست مكل مدقن .(قهاز وه اذإف هغم ديف لطابلا ىلع قحلاب فذقن لب)) :ىلاعت هّللا لاق 5- .انع تافتلالا نيعتيو ةقرولا كلت ةحص يف نعطي يذلا رمألا</w:t>
         <w:br/>
         <w:t>المستأنف و والدته ليلة وضع بصمتها على عدد من الأوراق منها ماتم تقديمه بالمذكرة الأخيرة وتبين من المكالمة الممارسة الخاطئة والظالمة من المدعي مع والدته باصطحاها لطبيب</w:t>
         <w:br/>
@@ -2047,114 +2419,188 @@
     </w:p>
     <w:p>
       <w:pPr>
+        <w:pStyle w:val="Heading2"/>
         <w:jc w:val="right"/>
         <w:bidi/>
       </w:pPr>
       <w:r>
-        <w:rPr>
-          <w:b w:val="0"/>
-          <w:i w:val="0"/>
-        </w:rPr>
-        <w:t>[صفحة 14]</w:t>
-        <w:br/>
-        <w:t>1 ةيدوعسلا ةيبرعلا ةكلمملا</w:t>
-        <w:br/>
-        <w:t>2 وزارة العدل صك رقم 7١7.551557هغع‏ 1ه</w:t>
-        <w:br/>
-        <w:t>7 لطر 7</w:t>
-        <w:br/>
-        <w:t>0 جلا م ةدجب ةبراجتلا ةمكحملا</w:t>
-        <w:br/>
-        <w:t>لح جارية بج رقم الصفحة: ‎١4‏ 1</w:t>
-        <w:br/>
-        <w:t>دائرة الاستئناف الثانية ‎١‏ تاريخ الصك: 7١/9./ه:5١‏ 10 9 5</w:t>
-        <w:br/>
-        <w:t>.هاوعد ىلع باوجلاب هتدلاو ينتلكو دقو ءةدجب ةماعلا ةمكحملاب رظنلا ديق لازت.الو ء.نويلم 135 غلبمب هتدلاو ىلع ىوعد ماقأ هيلع ىعدملا نأ ًاملع ءةديدجلا تابلطلا ةراثإب ةيضقلا</w:t>
-        <w:br/>
-        <w:t>عفدلا ببسو .ةئرولا عيمج ىلع لب هتدلاو ىلع ةرصتقم تسيل يهو ةيقيقح ةمصاخم تسيلو (ةماسأ) يعدملا ثرإ تابثإل ةماعلا ةمكحملا يف ىوعدلا نأب :هيلع ىعدملا ليكو بقعف</w:t>
-        <w:br/>
-        <w:t>الجديد هو أن وكيل المدعيين تقدم بوكالة مؤرخة 16/11/1444 ه من المدعي عدنان بصفته وكيلاً عن والدته عاتقة ووكالة عاتقة لابها عدنان مؤرخة في 26/06/1444 ه في حيين أن</w:t>
-        <w:br/>
-        <w:t>الدعوى مقامة منذ عام 1442 ه. فعقب وكيل المدعيين بأن وكالته منذ 7 أشهر تقريباً. وأنه لم يذكر أنه كان وكيلاً عنهم منذ بداية الدعوى. ثم قرر الأطراف الاكتفاءء ولصلاحية القضية</w:t>
-        <w:br/>
-        <w:t>للفصل فها رفعت الجلسة للمداولة.</w:t>
-        <w:br/>
-        <w:t>وبإحالة القضية لهذه الدائرة اطلعت على أوراقها وعلى الحكم الصادر فهها وعلى الاعتراضين المُقدّمين عليه فاتضح لها أن الاعتراضين قد قندما خلال الأجل المحدد نظاماً ومن ثم</w:t>
-        <w:br/>
-        <w:t>فهو مقبولان شكلاً. وأما عن الموضوع: وبعد الاطلاع على أسباب الحكم الابتدائي. تضيف هذه الدائرة: ولايُنال من ذلك ما أثاره وكيل المدعى عليه من عدم اختصاص المحاكم التجارية</w:t>
-        <w:br/>
-        <w:t>مقر كصلا اهب رداصلاو ءه1432-03-04 خيراتو (3218883) مقر ةيضقلا يف ةدج ةظفاحمب ةماعلا ةمكحملاب ةرشع ةثلاثلا ةيقوقحلا ةرئادلا مكح رودص تباثلا نأ كلذ ءىوعدلا رظنب</w:t>
-        <w:br/>
-        <w:t>(3855849) وتاريخ 1438-10-25هء والقاضي بما نصه: (صرف النظر عن الدعوى لعدم الاختصاصء. وهي من اختصا ص الدوائر التجارية بديوان المظالم): والمصادق عليه من الدائرة</w:t>
-        <w:br/>
-        <w:t>الحقوقية السابعة بمحكمة الاستئناف بمكة المكرمة بالقرار رقم (38403785)» وتاريخ 1438-11-25 ه. وعليه واستناداً على المادة: (78) من اللائحة التنفيذية لنظام المرافعات الشريعة</w:t>
-        <w:br/>
-        <w:t>والتي نصت على أنه: (إذا رفعت القضية لمحكمة, ورأت أنها غير مختصة فيكون نظرها وفقاً للأحوال الآتية: (ب) إذا رأت عدم اختصاصها النوعي بنظر القضية وأنها من اختصاص</w:t>
-        <w:br/>
-        <w:t>محكمة أخرى فتحكم بعدم الاختصاص. فإذا اكتسب الحكم الصفة النهائية. فتحيلها إلى المحكمة المختصة, وتلتزم المحكمة المحال إلها الدعوى بنظرها). وعليه فإن هذه الدعوى</w:t>
-        <w:br/>
-        <w:t>تكون من اختصاص المحاكم التجارية. ولايُنال منه دفع المدعى عليه بأن اللائحة التنفيذية المدذكورة صدرت بعد حكم المحكمة العامة بجدة. وأن النظام لايسري بأثر رجعي. ذلك أن</w:t>
-        <w:br/>
-        <w:t>الدعوى ‏ محل الاستئناف ‏ قُيدت لدى هذه المحكمة بعد سريان التعديل اللائحي المذكورء وعليه فتكون مُلزمة بنظرهاء وفقاً لحكم المحكمة العامة بجدة. فضلاً عن كونها مطالبة</w:t>
-        <w:br/>
-        <w:t>بقيمة حصة في شركة مباعة من مورث المدعيين للمدعى عليهء وهي من اختصا ص المحاكم التجارية» وفقاً للفقرة الرابعة من المادة السادسة عشرة من نظام المحاكم التجارية. وأما عن</w:t>
-        <w:br/>
-        <w:t>جواب وكيل المدعى عليه بأن التصرف تم في وقت كان المورث فيه خالياً من كافة العوارضء فإنه يعارضه اضطراب المدعى عليه في دفوعه. وفقاً لما ساقته أسباب محكمة أول درجة,</w:t>
-        <w:br/>
-        <w:t>فضلاً عن أن خطاب قاضي المحكمة العامة بجدة المؤرخ في 1442-02-18ه. والذي حضر فيه المورث أمامه من أجل توكيل ابنه أسامة. أقر (المورث) بأنه لم يبع أي شيء من أملاكه</w:t>
-        <w:br/>
-        <w:t>لأحد أبنائه. (والمثبت بالصك رقم (33286392) وتاريخ 1433-06-08ه. في الصفحة الرابعة منهء الصادر عن المحكمة العامة بجدة). والإقرار حجة لايعوزه دليل إلى إثباته. ولم يكن ثمة</w:t>
-        <w:br/>
-        <w:t>هززعو .ثروملا كاردإ مدع نيبي .ه1431-12-02 خيراتب (ينطولا سرحلا ىفشتسم) ةيبطلا زيزعلادبع كلملا ةنيدم نم يبط ريرقت رودص تباثلا نأ امك ءروكذملا رارقإلا ىلع بيع ءاعدا</w:t>
-        <w:br/>
-        <w:t>تقرير مستشفى الصحة النفسية المؤرخ في 1432-06-08ه. حيث أثبت (في طياته) أن المورث يعاني من النسيان. وبما أن تقرير طلا.ل أبو غزالة هو التقرير الذي ارتضاه الأطراف (بعد</w:t>
-        <w:br/>
-        <w:t>مقر مكحلا امه رداصلا .(ه1432 ماعل ق2/1375/ و .ه1431 ماعل ق 2/5798/) مقر نيتيضقلا يف ةدجب ةيرادإلا ةمكحملا مامأ ةروظنملا ةيضقلا ءاهنإل .(هل ةمكحملا فيلكت</w:t>
-        <w:br/>
-        <w:t>(185/17/2 لعام 1432ه) بتاربخ 1432-12-02هء المحكوم فهما صلحاً. لذا فيكون التقرير بمثابة التقدير الصحيح لهاء فضلاً عن أن طلب المدعي في هذه الدعوى هو عن حصته في</w:t>
-        <w:br/>
-        <w:t>الإرث في البيع الذي تم بين المدعى عليه والمورث. وليس عن حصته الأصلية» والتي كانت محل النزاع في الدعوى السابقة (المنتهية صلحاً)ء وعليه فلا يصدق على النزاع الماثل سبق الفصل»</w:t>
-        <w:br/>
-        <w:t>استناداً على المادة السادسة والثمانون من نظام الإثباتء والتي نصت: (ولا-تكون لتلك الأحكام الحجية إلا.في نزاع قام بهن الخصوم دون أن تتغير صفاتهم وتعلق بالحق ذاته محلاً</w:t>
-        <w:br/>
-        <w:t>وسبباً)ء وبالنظر في هذه المادة يتضح أن الصلح وقع على الحصة المملوكة للمدعي وليس على حصص المورث أحمد زبني ‏ محل هذه الدعوى ‏ والذي كان في ذلك الوقت على قيد الحياة.</w:t>
-        <w:br/>
-        <w:t>ولم يُختصم في تلك الدعوى. ولا.يغيّر من ذلك انقضضاء الشركة: (تصفية شركة أحمد زيني التجارية): ذلك أنه قد ثبت تحقق الغبن الفاحش. والمدعى عليه في حكم المشرف المتصرف في</w:t>
-        <w:br/>
-        <w:t>عازنلا يف لصفلا قبسب هيلع ىعدملا عفد كلذ نم لانُيالو .قرفلا دادسب وأ خسفلاب امإ نباغلا ىلع عوجرلا قح هتثرو وأ نوبغملل هب لعجيو ؛(هتايح لاح هنع تالاكوب هثروم لام) «لاملا</w:t>
-        <w:br/>
-        <w:t>أمام المحكمة العامة بمحافظة جدة في القضية برقم (3216104) وتاريخ 1432-02-22ه. وكذلك القضية رقم (3218883) وتاريخ 1432-03-04هء إذ أن الدعويين وإنكانا قد تناولا</w:t>
-        <w:br/>
-        <w:t>الدفوع في البيع ‏ محل هذه الدعوى إلا أنهما لم يفصلا في النزاعء فالدعوى الأولى متعلقة بإقامة قيّم على المورثء وانتهت بإقامة شركة عبدالرزاق ولي سيت قيّماً. ولم تفصل في صحة</w:t>
-        <w:br/>
-        <w:t>البيع من عدمه. وأما الدعوى الأخرى. وإ ن كان الطلب فها إبطال البيع . محل هذه الدعوى إلا أن المحكمة حكمت بعدم اختصاصها النوعي بنظرهاء وأن الاختصاص منعقد للدوائر</w:t>
-        <w:br/>
-        <w:t>التجارية. وعليه فدفع المدعى عليه بسبق الفصلء لايتوافق مع سير القخبيتين. كما لاينال من ذلك ادعاء المدعى عليه من أن التقرير الذي اعتمدت عليه الدائرة: (... قد طالته أيدي</w:t>
-        <w:br/>
-        <w:t>العبث والتعديل من وكيل المستأنف ضده حيث قام بحذف التاريخ المذيل بكل صفحة من صفحات التاريخ كي لا.يتطابق مع التاريخ المدون بالصفحة الأولى بمقدمة التقرير وكي يمكن</w:t>
-        <w:br/>
-        <w:t>لنفسه من إرفاق التقرير الأول مع مقدمة التقرير الثاني بما يؤدي في النهاية إلى التدليس على المحكمة والإمهام بحق غير مشروع يتناف مع الحقيقة والواقع... إلخ)؛ فإن هذا الدفع يضاف</w:t>
-        <w:br/>
-        <w:t>إلى دفوع المدعى عليه المتناقضة السابقة, إذ أن التقرير التي أسست عليه الدائرة حكمها هو التقرير المؤرخ في المؤرخ في 1432-11-07هء الموافق 2011-10-05م»: وقد ورد فيه بأن القيمة</w:t>
-        <w:br/>
-        <w:t>الإجمالية للحصص هي بمبلغ قدره: (368.757.931) ريالء ولم يدع أي من الطرفهن تزويره؛ بل إن المدعى عليه ناقشه في عدة مواضع منها: 1- أمام الدائرة الابتدائية السابعة عشرة في</w:t>
-        <w:br/>
-        <w:t>المحكمة الإدارية بجدة في القضيتين رقم (2/5798/ ق لعام 1431ه. و 2/1375/ ق لعام 1432ه)ء الصادر بهما الحكم رقم (185/17/2 لعام 1432ه)). المنتبية صلحاًء في عدة بنود من</w:t>
-        <w:br/>
-        <w:t xml:space="preserve">وثيقة الصلحء وفقاً لما هو وارد </w:t>
+        <w:t>صفحة 14</w:t>
       </w:r>
     </w:p>
     <w:p>
       <w:pPr>
+        <w:pStyle w:val="Heading2"/>
         <w:jc w:val="right"/>
         <w:bidi/>
       </w:pPr>
       <w:r>
-        <w:rPr>
-          <w:b w:val="0"/>
-          <w:i w:val="0"/>
-        </w:rPr>
-        <w:t>في الصفحتين (10 و11) من صك الحكم. 2- أمام المحكمة العامة في جدة في القضية برقم (3216104) وتاريخ 1432-02-22 ه. في الصك رقم (34281449)</w:t>
+        <w:t>[نص الضبط / الحكم — المتن الفعلي] ===</w:t>
+        <w:br/>
+        <w:t>1 ةيدوعسلا ةيبرعلا ةكلمملا</w:t>
+      </w:r>
+    </w:p>
+    <w:p>
+      <w:pPr>
+        <w:pStyle w:val="Heading2"/>
+        <w:jc w:val="right"/>
+        <w:bidi/>
+      </w:pPr>
+      <w:r>
+        <w:t>[ترويسة / كليشة وزارة العدل — معلومات رسمية متكررة] ===</w:t>
+        <w:br/>
+        <w:t>2 وزارة العدل صك رقم 7١7.551557هغع‏ 1ه</w:t>
+      </w:r>
+    </w:p>
+    <w:p>
+      <w:pPr>
+        <w:pStyle w:val="Heading2"/>
+        <w:jc w:val="right"/>
+        <w:bidi/>
+      </w:pPr>
+      <w:r>
+        <w:t>[نص الضبط / الحكم — المتن الفعلي] ===</w:t>
+        <w:br/>
+        <w:t>7 لطر 7</w:t>
+        <w:br/>
+        <w:t>0 جلا م ةدجب ةبراجتلا ةمكحملا</w:t>
+      </w:r>
+    </w:p>
+    <w:p>
+      <w:pPr>
+        <w:pStyle w:val="Heading2"/>
+        <w:jc w:val="right"/>
+        <w:bidi/>
+      </w:pPr>
+      <w:r>
+        <w:t>[ترويسة / كليشة وزارة العدل — معلومات رسمية متكررة] ===</w:t>
+        <w:br/>
+        <w:t>لح جارية بج رقم الصفحة: ‎١4‏ 1</w:t>
+        <w:br/>
+        <w:t>دائرة الاستئناف الثانية ‎١‏ تاريخ الصك: 7١/9./ه:5١‏ 10 9 5</w:t>
+      </w:r>
+    </w:p>
+    <w:p>
+      <w:pPr>
+        <w:pStyle w:val="Heading2"/>
+        <w:jc w:val="right"/>
+        <w:bidi/>
+      </w:pPr>
+      <w:r>
+        <w:t>[نص الضبط / الحكم — المتن الفعلي] ===</w:t>
+        <w:br/>
+        <w:t>.هاوعد ىلع باوجلاب هتدلاو ينتلكو دقو ءةدجب ةماعلا ةمكحملاب رظنلا ديق لازت.الو ء.نويلم 135 غلبمب هتدلاو ىلع ىوعد ماقأ هيلع ىعدملا نأ ًاملع ءةديدجلا تابلطلا ةراثإب ةيضقلا</w:t>
+        <w:br/>
+        <w:t>عفدلا ببسو .ةئرولا عيمج ىلع لب هتدلاو ىلع ةرصتقم تسيل يهو ةيقيقح ةمصاخم تسيلو (ةماسأ) يعدملا ثرإ تابثإل ةماعلا ةمكحملا يف ىوعدلا نأب :هيلع ىعدملا ليكو بقعف</w:t>
+        <w:br/>
+        <w:t>الجديد هو أن وكيل المدعيين تقدم بوكالة مؤرخة 16/11/1444 ه من المدعي عدنان بصفته وكيلاً عن والدته عاتقة ووكالة عاتقة لابها عدنان مؤرخة في 26/06/1444 ه في حيين أن</w:t>
+        <w:br/>
+        <w:t>الدعوى مقامة منذ عام 1442 ه. فعقب وكيل المدعيين بأن وكالته منذ 7 أشهر تقريباً. وأنه لم يذكر أنه كان وكيلاً عنهم منذ بداية الدعوى. ثم قرر الأطراف الاكتفاءء ولصلاحية القضية</w:t>
+        <w:br/>
+        <w:t>للفصل فها رفعت الجلسة للمداولة.</w:t>
+        <w:br/>
+        <w:t>وبإحالة القضية لهذه الدائرة اطلعت على أوراقها وعلى الحكم الصادر فهها وعلى الاعتراضين المُقدّمين عليه فاتضح لها أن الاعتراضين قد قندما خلال الأجل المحدد نظاماً ومن ثم</w:t>
+        <w:br/>
+        <w:t>فهو مقبولان شكلاً. وأما عن الموضوع: وبعد الاطلاع على أسباب الحكم الابتدائي. تضيف هذه الدائرة: ولايُنال من ذلك ما أثاره وكيل المدعى عليه من عدم اختصاص المحاكم التجارية</w:t>
+        <w:br/>
+        <w:t>مقر كصلا اهب رداصلاو ءه1432-03-04 خيراتو (3218883) مقر ةيضقلا يف ةدج ةظفاحمب ةماعلا ةمكحملاب ةرشع ةثلاثلا ةيقوقحلا ةرئادلا مكح رودص تباثلا نأ كلذ ءىوعدلا رظنب</w:t>
+        <w:br/>
+        <w:t>(3855849) وتاريخ 1438-10-25هء والقاضي بما نصه: (صرف النظر عن الدعوى لعدم الاختصاصء. وهي من اختصا ص الدوائر التجارية بديوان المظالم): والمصادق عليه من الدائرة</w:t>
+        <w:br/>
+        <w:t>الحقوقية السابعة بمحكمة الاستئناف بمكة المكرمة بالقرار رقم (38403785)» وتاريخ 1438-11-25 ه. وعليه واستناداً على المادة: (78) من اللائحة التنفيذية لنظام المرافعات الشريعة</w:t>
+        <w:br/>
+        <w:t>والتي نصت على أنه: (إذا رفعت القضية لمحكمة, ورأت أنها غير مختصة فيكون نظرها وفقاً للأحوال الآتية: (ب) إذا رأت عدم اختصاصها النوعي بنظر القضية وأنها من اختصاص</w:t>
+        <w:br/>
+        <w:t>محكمة أخرى فتحكم بعدم الاختصاص. فإذا اكتسب الحكم الصفة النهائية. فتحيلها إلى المحكمة المختصة, وتلتزم المحكمة المحال إلها الدعوى بنظرها). وعليه فإن هذه الدعوى</w:t>
+        <w:br/>
+        <w:t>تكون من اختصاص المحاكم التجارية. ولايُنال منه دفع المدعى عليه بأن اللائحة التنفيذية المدذكورة صدرت بعد حكم المحكمة العامة بجدة. وأن النظام لايسري بأثر رجعي. ذلك أن</w:t>
+        <w:br/>
+        <w:t>الدعوى ‏ محل الاستئناف ‏ قُيدت لدى هذه المحكمة بعد سريان التعديل اللائحي المذكورء وعليه فتكون مُلزمة بنظرهاء وفقاً لحكم المحكمة العامة بجدة. فضلاً عن كونها مطالبة</w:t>
+        <w:br/>
+        <w:t>بقيمة حصة في شركة مباعة من مورث المدعيين للمدعى عليهء وهي من اختصا ص المحاكم التجارية» وفقاً للفقرة الرابعة من المادة السادسة عشرة من نظام المحاكم التجارية. وأما عن</w:t>
+        <w:br/>
+        <w:t>جواب وكيل المدعى عليه بأن التصرف تم في وقت كان المورث فيه خالياً من كافة العوارضء فإنه يعارضه اضطراب المدعى عليه في دفوعه. وفقاً لما ساقته أسباب محكمة أول درجة,</w:t>
+        <w:br/>
+        <w:t>فضلاً عن أن خطاب قاضي المحكمة العامة بجدة المؤرخ في 1442-02-18ه. والذي حضر فيه المورث أمامه من أجل توكيل ابنه أسامة. أقر (المورث) بأنه لم يبع أي شيء من أملاكه</w:t>
+      </w:r>
+    </w:p>
+    <w:p>
+      <w:pPr>
+        <w:pStyle w:val="Heading2"/>
+        <w:jc w:val="right"/>
+        <w:bidi/>
+      </w:pPr>
+      <w:r>
+        <w:t>[ترويسة / كليشة وزارة العدل — معلومات رسمية متكررة] ===</w:t>
+        <w:br/>
+        <w:t>لأحد أبنائه. (والمثبت بالصك رقم (33286392) وتاريخ 1433-06-08ه. في الصفحة الرابعة منهء الصادر عن المحكمة العامة بجدة). والإقرار حجة لايعوزه دليل إلى إثباته. ولم يكن ثمة</w:t>
+      </w:r>
+    </w:p>
+    <w:p>
+      <w:pPr>
+        <w:pStyle w:val="Heading2"/>
+        <w:jc w:val="right"/>
+        <w:bidi/>
+      </w:pPr>
+      <w:r>
+        <w:t>[نص الضبط / الحكم — المتن الفعلي] ===</w:t>
+        <w:br/>
+        <w:t>هززعو .ثروملا كاردإ مدع نيبي .ه1431-12-02 خيراتب (ينطولا سرحلا ىفشتسم) ةيبطلا زيزعلادبع كلملا ةنيدم نم يبط ريرقت رودص تباثلا نأ امك ءروكذملا رارقإلا ىلع بيع ءاعدا</w:t>
+        <w:br/>
+        <w:t>تقرير مستشفى الصحة النفسية المؤرخ في 1432-06-08ه. حيث أثبت (في طياته) أن المورث يعاني من النسيان. وبما أن تقرير طلا.ل أبو غزالة هو التقرير الذي ارتضاه الأطراف (بعد</w:t>
+        <w:br/>
+        <w:t>مقر مكحلا امه رداصلا .(ه1432 ماعل ق2/1375/ و .ه1431 ماعل ق 2/5798/) مقر نيتيضقلا يف ةدجب ةيرادإلا ةمكحملا مامأ ةروظنملا ةيضقلا ءاهنإل .(هل ةمكحملا فيلكت</w:t>
+        <w:br/>
+        <w:t>(185/17/2 لعام 1432ه) بتاربخ 1432-12-02هء المحكوم فهما صلحاً. لذا فيكون التقرير بمثابة التقدير الصحيح لهاء فضلاً عن أن طلب المدعي في هذه الدعوى هو عن حصته في</w:t>
+        <w:br/>
+        <w:t>الإرث في البيع الذي تم بين المدعى عليه والمورث. وليس عن حصته الأصلية» والتي كانت محل النزاع في الدعوى السابقة (المنتهية صلحاً)ء وعليه فلا يصدق على النزاع الماثل سبق الفصل»</w:t>
+        <w:br/>
+        <w:t>استناداً على المادة السادسة والثمانون من نظام الإثباتء والتي نصت: (ولا-تكون لتلك الأحكام الحجية إلا.في نزاع قام بهن الخصوم دون أن تتغير صفاتهم وتعلق بالحق ذاته محلاً</w:t>
+        <w:br/>
+        <w:t>وسبباً)ء وبالنظر في هذه المادة يتضح أن الصلح وقع على الحصة المملوكة للمدعي وليس على حصص المورث أحمد زبني ‏ محل هذه الدعوى ‏ والذي كان في ذلك الوقت على قيد الحياة.</w:t>
+        <w:br/>
+        <w:t>ولم يُختصم في تلك الدعوى. ولا.يغيّر من ذلك انقضضاء الشركة: (تصفية شركة أحمد زيني التجارية): ذلك أنه قد ثبت تحقق الغبن الفاحش. والمدعى عليه في حكم المشرف المتصرف في</w:t>
+        <w:br/>
+        <w:t>عازنلا يف لصفلا قبسب هيلع ىعدملا عفد كلذ نم لانُيالو .قرفلا دادسب وأ خسفلاب امإ نباغلا ىلع عوجرلا قح هتثرو وأ نوبغملل هب لعجيو ؛(هتايح لاح هنع تالاكوب هثروم لام) «لاملا</w:t>
+        <w:br/>
+        <w:t>أمام المحكمة العامة بمحافظة جدة في القضية برقم (3216104) وتاريخ 1432-02-22ه. وكذلك القضية رقم (3218883) وتاريخ 1432-03-04هء إذ أن الدعويين وإنكانا قد تناولا</w:t>
+        <w:br/>
+        <w:t>الدفوع في البيع ‏ محل هذه الدعوى إلا أنهما لم يفصلا في النزاعء فالدعوى الأولى متعلقة بإقامة قيّم على المورثء وانتهت بإقامة شركة عبدالرزاق ولي سيت قيّماً. ولم تفصل في صحة</w:t>
+        <w:br/>
+        <w:t>البيع من عدمه. وأما الدعوى الأخرى. وإ ن كان الطلب فها إبطال البيع . محل هذه الدعوى إلا أن المحكمة حكمت بعدم اختصاصها النوعي بنظرهاء وأن الاختصاص منعقد للدوائر</w:t>
+        <w:br/>
+        <w:t>التجارية. وعليه فدفع المدعى عليه بسبق الفصلء لايتوافق مع سير القخبيتين. كما لاينال من ذلك ادعاء المدعى عليه من أن التقرير الذي اعتمدت عليه الدائرة: (... قد طالته أيدي</w:t>
+      </w:r>
+    </w:p>
+    <w:p>
+      <w:pPr>
+        <w:pStyle w:val="Heading2"/>
+        <w:jc w:val="right"/>
+        <w:bidi/>
+      </w:pPr>
+      <w:r>
+        <w:t>[ترويسة / كليشة وزارة العدل — معلومات رسمية متكررة] ===</w:t>
+        <w:br/>
+        <w:t>العبث والتعديل من وكيل المستأنف ضده حيث قام بحذف التاريخ المذيل بكل صفحة من صفحات التاريخ كي لا.يتطابق مع التاريخ المدون بالصفحة الأولى بمقدمة التقرير وكي يمكن</w:t>
+      </w:r>
+    </w:p>
+    <w:p>
+      <w:pPr>
+        <w:pStyle w:val="Heading2"/>
+        <w:jc w:val="right"/>
+        <w:bidi/>
+      </w:pPr>
+      <w:r>
+        <w:t>[نص الضبط / الحكم — المتن الفعلي] ===</w:t>
+        <w:br/>
+        <w:t>لنفسه من إرفاق التقرير الأول مع مقدمة التقرير الثاني بما يؤدي في النهاية إلى التدليس على المحكمة والإمهام بحق غير مشروع يتناف مع الحقيقة والواقع... إلخ)؛ فإن هذا الدفع يضاف</w:t>
+        <w:br/>
+        <w:t>إلى دفوع المدعى عليه المتناقضة السابقة, إذ أن التقرير التي أسست عليه الدائرة حكمها هو التقرير المؤرخ في المؤرخ في 1432-11-07هء الموافق 2011-10-05م»: وقد ورد فيه بأن القيمة</w:t>
+        <w:br/>
+        <w:t>الإجمالية للحصص هي بمبلغ قدره: (368.757.931) ريالء ولم يدع أي من الطرفهن تزويره؛ بل إن المدعى عليه ناقشه في عدة مواضع منها: 1- أمام الدائرة الابتدائية السابعة عشرة في</w:t>
+        <w:br/>
+        <w:t>المحكمة الإدارية بجدة في القضيتين رقم (2/5798/ ق لعام 1431ه. و 2/1375/ ق لعام 1432ه)ء الصادر بهما الحكم رقم (185/17/2 لعام 1432ه)). المنتبية صلحاًء في عدة بنود من</w:t>
+        <w:br/>
+        <w:t>وثيقة الصلحء وفقاً لما هو وارد في الصفحتين (10 و11) من صك الحكم. 2- أمام المحكمة العامة في جدة في القضية برقم (3216104) وتاريخ 1432-02-22 ه. في الصك رقم (34281449)</w:t>
         <w:br/>
         <w:t>وتاريخ 1434-07-26ه. في عدة مواضعء ومنها الصفحتين السابعة والثامنة منهء إذ نص المدعي في تلك الدعوى على التقرير المعد من أبو غزالة. والمؤرخ في 1432-11-07هء. وأجاب عنه</w:t>
         <w:br/>
@@ -2177,112 +2623,146 @@
     </w:p>
     <w:p>
       <w:pPr>
+        <w:pStyle w:val="Heading2"/>
         <w:jc w:val="right"/>
         <w:bidi/>
       </w:pPr>
       <w:r>
-        <w:rPr>
-          <w:b w:val="0"/>
-          <w:i w:val="0"/>
-        </w:rPr>
-        <w:t>[صفحة 15]</w:t>
-        <w:br/>
-        <w:t>!] ةيدومسنا ةيبرعنا ةعنمن' قل</w:t>
-        <w:br/>
-        <w:t>2 وزارة العدل صك رقم 7١7.551557هغع‏ 1ه</w:t>
-        <w:br/>
-        <w:t>7 لطر 7</w:t>
-        <w:br/>
-        <w:t>0 ا ‏ ةةجهسلا ع ةدجب ةبراجتلا ةمكحملا</w:t>
-        <w:br/>
-        <w:t>0 رقم 1 ببح ل</w:t>
-        <w:br/>
-        <w:t>دائرة الاستئناف الثانية ‎١‏ تاريخ الصك: 7١/9./ه:5١‏ 10 9 5</w:t>
-        <w:br/>
-        <w:t>طلال أبو غزالة» في البند "ثانياً: صافي الحقوق الدفترية المعدلة للشركاء" (مرفق رقم 2) والذي يظهر أن قيمة شركة أحمد زيني التجارية بمبلغ وقدره (79.924.901 ريال) وتجلى ذلك في</w:t>
-        <w:br/>
-        <w:t>يعدملا 6- .(...ءاغلإلاب ًايرح ىضيو لالدتسالا يف روصقلاب ابيعم مكحلا هعم ىضي يذلا رمألا ,بيبستلاب دراولا وحنلا ىلع (لاير 368.757.931) سيلو ريرقتلا نم .8 .6 4ةحفصلا</w:t>
-        <w:br/>
-        <w:t>كان عَمََدُه في الدعوى التقرير الصادر من أبو غزالة, والمؤرخ في 1432-11-07هء وقد أشار إليه في غير ما موضع أمام الدائرة الابتدائية: ولم يطعن فيه المدعى عليه, بل كان دفعه بأن</w:t>
-        <w:br/>
-        <w:t>القيمة الإسمية هي (450.000) ريالء وأن القيمة المسددة هي (120.000.000) ربالء وأن هناك عقد بيع مع والده. ويتمسك بالحكم المنتبي صلحاً. كما يتمسك بتعديلات عقد</w:t>
-        <w:br/>
-        <w:t>التأسيس والوفاء بالقيمة... إلى آخر دفوعه الخالية من الطعن على التقريرء بل أجاب عن تقرير أبو غزالة في الجلسة المعقودة أمام الدائرة الابتدائية المؤرخة في 1444-12-02ه. بما</w:t>
-        <w:br/>
-        <w:t>نصه: (... وأما عن تقييم أبو غزالة فإن موكله لم يوافق عليه وإنما وافق على الصلح في التخارج...). وفي مذكرته المقدمة لدائرة الاستئناف في الجلسة المؤرخة في 1445-02-20 ه.ء وصف</w:t>
-        <w:br/>
-        <w:t>دعوى المدعي بأها غير محررةء مما يعد تناقضاً مع ماسبق له الجواب به. وعن عدم اتخاذ الدائرة الإجراء النظامي حيال الدفع بالتزوير للعقد. وحيث نصت المادة (41) من نظام</w:t>
-        <w:br/>
-        <w:t>الإثبات على أنه: (1.تحدد المحكمة جلسة لحضور الخصوم لتقديم مالدهم من محررات للمضاهاة. 2. يجب على الخصم الذي ينازع في صحة المحرر أن يحضر بنفسه للاستكتاب في</w:t>
-        <w:br/>
-        <w:t>الموعد المحدد لذلك)». ويما أن من يُراد مضاهاة توقيعه متوفىء وعليه فلا يمكن مضاهاة التوقيع بإجراء الاستكتابء أو بعث المستندات للجهة المختصة أو لخبير متخصص. والدائرة</w:t>
-        <w:br/>
-        <w:t>رأت إعمال الأصل في ضوء ما سبق بيانهء من أن الاضطراب يوجب السقوط. وأنه لاحجة مع التناقضء ووقائع الدعوى أضحت منتجة في النزاع» بما لايلزم منه النظر في صحة العقد أو</w:t>
-        <w:br/>
-        <w:t>عدمهاء ولما نصت عليه المادة الأربعون من نظام الإثبات على أنه: (إذا أنكر من احتج عليه بالمحرّر العادي خطه أو إمضاءه أو ختمه أو بصمته. أو أنكر ذلك خلفه أو نائبه أو نفي علمه</w:t>
-        <w:br/>
-        <w:t>رمأتف ؛ةمصبلا وأ متخلا وأ ءاضمإلا وأ طخلا ةحصب ةمكحملا عانقإ يف اهتادنتسمو ىوعدلا عئاقو فكت ملو ,عازنلا يف ًاجتنم ررحملا ناكو ,ررحملاب ًاكسمتم رخآلا مصخلا لظو ءهب</w:t>
-        <w:br/>
-        <w:t>المحكمة بالتحقيق بالمضاهاة: أو بسماع الشهود أو بكلهماء وفقاً للقواعد والإجراءات المنصوص علها في هذا النظام. ولا.تسمع الشهادة إلا. فيما يتعلق بإثبات حصول الكتابة أو</w:t>
-        <w:br/>
-        <w:t>ووذ اهف عزاني مل يتلا يداعلا ررحملا ةروصب دتعي) :هنأ ىلع تابثإلا ماظنل ةيئارجإلا ةلدألا نم نوعبرألا ةداملا نم ىلوألا ةرقفلا هيلع تصن املو ء(ررحملا ىلع ةمصبلا وأ متخلا وأ ءاضمإلا</w:t>
-        <w:br/>
-        <w:t>الشأن. وتعد مطابقة لأصلها)ء وبما أن القرائن محتفة بعدم صحة عقد البيع. ووقوع الغبن الفاحش فيه. على القول بصحته. والدائرة القضائية غير ملزمة بتحقيقه إلا إذاكانت وقائع</w:t>
-        <w:br/>
-        <w:t>الدعوى ومستنداتها لم تتضمن ما يكفي للقضاء بصحة المحرر أو تزويره أو عدم صحته. إذ أن للدائرة فحص القرائن ووزنها بغية للوصول للنتيجة المنتجة في الدعوى. فضلاً عن</w:t>
-        <w:br/>
-        <w:t>الدعوى الماثلة متوجهة ليس لإنكار واقعة البيع وعدم صحتهاء بل للغبن في قيمة المبيع ليس إلا.. ولما نصت عليه الفقرة الأولى من المادة التاسعة من نظام الإثبات على أنه: (للمحكمة أن</w:t>
-        <w:br/>
-        <w:t>تعدل عما أمرت به من إجراءات الإثبات؛ بشرط أن تبين أسباب العدول في محضر الجلسة)ء فضلاً عن أن وكيل المدعي في الجلسة المعقودة أمام الدائرة الابتدائية في تاريخ 11-17-</w:t>
-        <w:br/>
-        <w:t>4 ه. قرر بما نصه: (... بأن البينات التي يتمسك به موكليه كافية في إثبات دعواهم دون الحاجة إلى ما يتعلق بالتزوير). كما قرر أمام دائرة الاستئناف في مذكرته المؤرخة في 02-29-</w:t>
-        <w:br/>
-        <w:t>5ه . بما نصة: (... وهذا ما جعلنا نعدل عن الدفع بتزوير عقد البيع فهو دفع غير مؤثر وغير منتج بعد تصفية الشركة اختيارياً من قبل المدعى عليه فهذا العقد تعددت أسباب</w:t>
-        <w:br/>
-        <w:t>سقوطه ركناً ومحلاً بعدم أهلية أحد العاقدين ابتداءً ثم بتخلف الثمن الحقيقي العادل للمبيع وثبوت انتفائه...). كما لايُنال من ذلك دفع المدعى عليه صدور قرار الشركاء ببيع الحخمصص</w:t>
-        <w:br/>
-        <w:t>من المورث له وتوثيقه أمام وزارة التجارة وكاتب العدل. حيث إن المدعى عليه اضطرب في جوابه على دفعه لقيمة الحصص المشتراة منه.ء حيث يدعي أنه بموجب عقد التأسيسء والذي</w:t>
-        <w:br/>
-        <w:t>نص على استيفاء كامل الحصص من قبل جميع الشركاءء بمبلغ قدره (450.000) ربالء ثم ادعى أنه اتفق مع والده على سداد مديونات عليه بمبلغ قدره (120.000.000) ريال» ثم ادعى</w:t>
-        <w:br/>
-        <w:t>بأنه بموجب عقد بيع واتفاق مؤرخ في 1431-09-20 ه. والذي يدعي أنه يقع ضمن مشموله قيمة المبيع. مع ما ورد في العقد من التزامات على المدعى عليه تجاه والده. وقد اطرحته</w:t>
-        <w:br/>
-        <w:t>محكمة أول درجة مسببة في ذلك بما نصه: (...أنه أشار إلى جملة وقائع قانونية وتاريخية سابقة أساساً على تأسيس الشركة محل الدعوى بسنوات طويلة وجملتها لا يتعلق بالشركة ولا</w:t>
-        <w:br/>
-        <w:t>ريغ ىرخأ تاكرش ىتح صخت ةقباس لمع ةرجأ وأ ةيلئاع فيراصم لمحتك هتّقد وأ هتحص نم ققحتلا ناكمإ روصتملا ريغ نم يميق ٍلباقم نم هيلع لمتشا امع كيهان ءاهلامعأ</w:t>
-        <w:br/>
-        <w:t>الشركة محل الدعوى. فضلاً عن ذلك كله عدم تقديم المستند المشار إليه إطلاقاً في أي مرحلة سابقة في الدعوى؛ بل حتى لم يشر المدعى عليه أصالةً إلى وجود المستند في جلسة</w:t>
-        <w:br/>
-        <w:t>3 هه بل ذكر ما يناقض ما اشتمل عليه المستند تماماً. وهو ماكانت الدائرة قد استغنت بجملة ما أشير إليه عن استكمال إجراءات فحص المستند وفق ما ساقته</w:t>
-        <w:br/>
-        <w:t>الوقائع...).أ.ه ثم ادعى أخيراً في مذكرته المقدمة في 1445-02-29ه. بأن سداد المبلغ كان عن طريق سداد التزامات مورث المدعي البنكية (بإجمالي مبلغ مدفوع من المدعى عليه/ أسامة</w:t>
-        <w:br/>
-        <w:t>أحمد زيني. عن والده المرحوم أحمد عباس زيني, بواقع: 135.446.186) مئة وخمسة وثلاثون مليوناً وأربعمئة وستة وأربعون ألفاً ومئة وستة وثمانون ريالا): وهذا مثبت بالتقرير</w:t>
-        <w:br/>
-        <w:t>المحاسبي (كي بي إم جي الفوزان وشركاه)ء وحيث إن حاصل جواب المدعى عليه يُثبت الإقرار بأن ثمن الحصة - موضووع النزاع- ليس هو الثمن المدون في تعديل عقد الشركة وماذكره</w:t>
-        <w:br/>
-        <w:t>المدعى عليه لإثبات سداد قيمة الحصة فإنه بتفحص البينة الأولى يتبين أن مجرد التوقيع على عقد التأسيس الذي نص على استيفاء كامل الحصص من الشركاء لا.يعني بالضرورة</w:t>
-        <w:br/>
-        <w:t>حدوثهء كما أنه يعارضها ادعاءات المدعى عليه الأخرى التي يدعي أنه تم سداد رأس المال عن طريق سداد مديونيات على والدهء أو تكليفات كلفها بها والده منها: الصرف عليهء فضلاً عن</w:t>
-        <w:br/>
-        <w:t>كونه طلب أمام دائرة الاستئناف مهلة لتقديم مايثبت السداد.ء ولم يقدم ذلك؛ وبالتالي فبي ليست بينة كافية على قيام المدعى عليه بدفع القيمة. فضلاً عن أن تقرير (كي بي إم جي</w:t>
-        <w:br/>
-        <w:t>الفوزان وشركاه)» تبين أنه لم يقم بفحص كافة المستندات, وإنما نتيجته أتت على نحو من فحص عينات منها فحسب. علاوة على اشتماله على ماليس له علاقة بقيمة الحصص.</w:t>
-        <w:br/>
-        <w:t>وحيث إن الأصل أن تكون مثل هذه الأموال مما يحتاط لهاء ويتم إثباتها بموجب حوالة بن</w:t>
+        <w:t>صفحة 15</w:t>
       </w:r>
     </w:p>
     <w:p>
       <w:pPr>
+        <w:pStyle w:val="Heading2"/>
         <w:jc w:val="right"/>
         <w:bidi/>
       </w:pPr>
       <w:r>
-        <w:rPr>
-          <w:b w:val="0"/>
-          <w:i w:val="0"/>
-        </w:rPr>
-        <w:t>كية ونحوها من المستندات المثبتة؛ حفظاً لحقوق الشركاء المتبايعين. كما أنه ولماكانت</w:t>
+        <w:t>[نص الضبط / الحكم — المتن الفعلي] ===</w:t>
+        <w:br/>
+        <w:t>!] ةيدومسنا ةيبرعنا ةعنمن' قل</w:t>
+      </w:r>
+    </w:p>
+    <w:p>
+      <w:pPr>
+        <w:pStyle w:val="Heading2"/>
+        <w:jc w:val="right"/>
+        <w:bidi/>
+      </w:pPr>
+      <w:r>
+        <w:t>[ترويسة / كليشة وزارة العدل — معلومات رسمية متكررة] ===</w:t>
+        <w:br/>
+        <w:t>2 وزارة العدل صك رقم 7١7.551557هغع‏ 1ه</w:t>
+      </w:r>
+    </w:p>
+    <w:p>
+      <w:pPr>
+        <w:pStyle w:val="Heading2"/>
+        <w:jc w:val="right"/>
+        <w:bidi/>
+      </w:pPr>
+      <w:r>
+        <w:t>[نص الضبط / الحكم — المتن الفعلي] ===</w:t>
+        <w:br/>
+        <w:t>7 لطر 7</w:t>
+        <w:br/>
+        <w:t>0 ا ‏ ةةجهسلا ع ةدجب ةبراجتلا ةمكحملا</w:t>
+        <w:br/>
+        <w:t>0 رقم 1 ببح ل</w:t>
+      </w:r>
+    </w:p>
+    <w:p>
+      <w:pPr>
+        <w:pStyle w:val="Heading2"/>
+        <w:jc w:val="right"/>
+        <w:bidi/>
+      </w:pPr>
+      <w:r>
+        <w:t>[ترويسة / كليشة وزارة العدل — معلومات رسمية متكررة] ===</w:t>
+        <w:br/>
+        <w:t>دائرة الاستئناف الثانية ‎١‏ تاريخ الصك: 7١/9./ه:5١‏ 10 9 5</w:t>
+      </w:r>
+    </w:p>
+    <w:p>
+      <w:pPr>
+        <w:pStyle w:val="Heading2"/>
+        <w:jc w:val="right"/>
+        <w:bidi/>
+      </w:pPr>
+      <w:r>
+        <w:t>[نص الضبط / الحكم — المتن الفعلي] ===</w:t>
+        <w:br/>
+        <w:t>طلال أبو غزالة» في البند "ثانياً: صافي الحقوق الدفترية المعدلة للشركاء" (مرفق رقم 2) والذي يظهر أن قيمة شركة أحمد زيني التجارية بمبلغ وقدره (79.924.901 ريال) وتجلى ذلك في</w:t>
+        <w:br/>
+        <w:t>يعدملا 6- .(...ءاغلإلاب ًايرح ىضيو لالدتسالا يف روصقلاب ابيعم مكحلا هعم ىضي يذلا رمألا ,بيبستلاب دراولا وحنلا ىلع (لاير 368.757.931) سيلو ريرقتلا نم .8 .6 4ةحفصلا</w:t>
+        <w:br/>
+        <w:t>كان عَمََدُه في الدعوى التقرير الصادر من أبو غزالة, والمؤرخ في 1432-11-07هء وقد أشار إليه في غير ما موضع أمام الدائرة الابتدائية: ولم يطعن فيه المدعى عليه, بل كان دفعه بأن</w:t>
+        <w:br/>
+        <w:t>القيمة الإسمية هي (450.000) ريالء وأن القيمة المسددة هي (120.000.000) ربالء وأن هناك عقد بيع مع والده. ويتمسك بالحكم المنتبي صلحاً. كما يتمسك بتعديلات عقد</w:t>
+        <w:br/>
+        <w:t>التأسيس والوفاء بالقيمة... إلى آخر دفوعه الخالية من الطعن على التقريرء بل أجاب عن تقرير أبو غزالة في الجلسة المعقودة أمام الدائرة الابتدائية المؤرخة في 1444-12-02ه. بما</w:t>
+        <w:br/>
+        <w:t>نصه: (... وأما عن تقييم أبو غزالة فإن موكله لم يوافق عليه وإنما وافق على الصلح في التخارج...). وفي مذكرته المقدمة لدائرة الاستئناف في الجلسة المؤرخة في 1445-02-20 ه.ء وصف</w:t>
+        <w:br/>
+        <w:t>دعوى المدعي بأها غير محررةء مما يعد تناقضاً مع ماسبق له الجواب به. وعن عدم اتخاذ الدائرة الإجراء النظامي حيال الدفع بالتزوير للعقد. وحيث نصت المادة (41) من نظام</w:t>
+        <w:br/>
+        <w:t>الإثبات على أنه: (1.تحدد المحكمة جلسة لحضور الخصوم لتقديم مالدهم من محررات للمضاهاة. 2. يجب على الخصم الذي ينازع في صحة المحرر أن يحضر بنفسه للاستكتاب في</w:t>
+        <w:br/>
+        <w:t>الموعد المحدد لذلك)». ويما أن من يُراد مضاهاة توقيعه متوفىء وعليه فلا يمكن مضاهاة التوقيع بإجراء الاستكتابء أو بعث المستندات للجهة المختصة أو لخبير متخصص. والدائرة</w:t>
+        <w:br/>
+        <w:t>رأت إعمال الأصل في ضوء ما سبق بيانهء من أن الاضطراب يوجب السقوط. وأنه لاحجة مع التناقضء ووقائع الدعوى أضحت منتجة في النزاع» بما لايلزم منه النظر في صحة العقد أو</w:t>
+        <w:br/>
+        <w:t>عدمهاء ولما نصت عليه المادة الأربعون من نظام الإثبات على أنه: (إذا أنكر من احتج عليه بالمحرّر العادي خطه أو إمضاءه أو ختمه أو بصمته. أو أنكر ذلك خلفه أو نائبه أو نفي علمه</w:t>
+        <w:br/>
+        <w:t>رمأتف ؛ةمصبلا وأ متخلا وأ ءاضمإلا وأ طخلا ةحصب ةمكحملا عانقإ يف اهتادنتسمو ىوعدلا عئاقو فكت ملو ,عازنلا يف ًاجتنم ررحملا ناكو ,ررحملاب ًاكسمتم رخآلا مصخلا لظو ءهب</w:t>
+        <w:br/>
+        <w:t>المحكمة بالتحقيق بالمضاهاة: أو بسماع الشهود أو بكلهماء وفقاً للقواعد والإجراءات المنصوص علها في هذا النظام. ولا.تسمع الشهادة إلا. فيما يتعلق بإثبات حصول الكتابة أو</w:t>
+        <w:br/>
+        <w:t>ووذ اهف عزاني مل يتلا يداعلا ررحملا ةروصب دتعي) :هنأ ىلع تابثإلا ماظنل ةيئارجإلا ةلدألا نم نوعبرألا ةداملا نم ىلوألا ةرقفلا هيلع تصن املو ء(ررحملا ىلع ةمصبلا وأ متخلا وأ ءاضمإلا</w:t>
+        <w:br/>
+        <w:t>الشأن. وتعد مطابقة لأصلها)ء وبما أن القرائن محتفة بعدم صحة عقد البيع. ووقوع الغبن الفاحش فيه. على القول بصحته. والدائرة القضائية غير ملزمة بتحقيقه إلا إذاكانت وقائع</w:t>
+        <w:br/>
+        <w:t>الدعوى ومستنداتها لم تتضمن ما يكفي للقضاء بصحة المحرر أو تزويره أو عدم صحته. إذ أن للدائرة فحص القرائن ووزنها بغية للوصول للنتيجة المنتجة في الدعوى. فضلاً عن</w:t>
+        <w:br/>
+        <w:t>الدعوى الماثلة متوجهة ليس لإنكار واقعة البيع وعدم صحتهاء بل للغبن في قيمة المبيع ليس إلا.. ولما نصت عليه الفقرة الأولى من المادة التاسعة من نظام الإثبات على أنه: (للمحكمة أن</w:t>
+        <w:br/>
+        <w:t>تعدل عما أمرت به من إجراءات الإثبات؛ بشرط أن تبين أسباب العدول في محضر الجلسة)ء فضلاً عن أن وكيل المدعي في الجلسة المعقودة أمام الدائرة الابتدائية في تاريخ 11-17-</w:t>
+        <w:br/>
+        <w:t>4 ه. قرر بما نصه: (... بأن البينات التي يتمسك به موكليه كافية في إثبات دعواهم دون الحاجة إلى ما يتعلق بالتزوير). كما قرر أمام دائرة الاستئناف في مذكرته المؤرخة في 02-29-</w:t>
+        <w:br/>
+        <w:t>5ه . بما نصة: (... وهذا ما جعلنا نعدل عن الدفع بتزوير عقد البيع فهو دفع غير مؤثر وغير منتج بعد تصفية الشركة اختيارياً من قبل المدعى عليه فهذا العقد تعددت أسباب</w:t>
+        <w:br/>
+        <w:t>سقوطه ركناً ومحلاً بعدم أهلية أحد العاقدين ابتداءً ثم بتخلف الثمن الحقيقي العادل للمبيع وثبوت انتفائه...). كما لايُنال من ذلك دفع المدعى عليه صدور قرار الشركاء ببيع الحخمصص</w:t>
+        <w:br/>
+        <w:t>من المورث له وتوثيقه أمام وزارة التجارة وكاتب العدل. حيث إن المدعى عليه اضطرب في جوابه على دفعه لقيمة الحصص المشتراة منه.ء حيث يدعي أنه بموجب عقد التأسيسء والذي</w:t>
+        <w:br/>
+        <w:t>نص على استيفاء كامل الحصص من قبل جميع الشركاءء بمبلغ قدره (450.000) ربالء ثم ادعى أنه اتفق مع والده على سداد مديونات عليه بمبلغ قدره (120.000.000) ريال» ثم ادعى</w:t>
+        <w:br/>
+        <w:t>بأنه بموجب عقد بيع واتفاق مؤرخ في 1431-09-20 ه. والذي يدعي أنه يقع ضمن مشموله قيمة المبيع. مع ما ورد في العقد من التزامات على المدعى عليه تجاه والده. وقد اطرحته</w:t>
+        <w:br/>
+        <w:t>محكمة أول درجة مسببة في ذلك بما نصه: (...أنه أشار إلى جملة وقائع قانونية وتاريخية سابقة أساساً على تأسيس الشركة محل الدعوى بسنوات طويلة وجملتها لا يتعلق بالشركة ولا</w:t>
+        <w:br/>
+        <w:t>ريغ ىرخأ تاكرش ىتح صخت ةقباس لمع ةرجأ وأ ةيلئاع فيراصم لمحتك هتّقد وأ هتحص نم ققحتلا ناكمإ روصتملا ريغ نم يميق ٍلباقم نم هيلع لمتشا امع كيهان ءاهلامعأ</w:t>
+        <w:br/>
+        <w:t>الشركة محل الدعوى. فضلاً عن ذلك كله عدم تقديم المستند المشار إليه إطلاقاً في أي مرحلة سابقة في الدعوى؛ بل حتى لم يشر المدعى عليه أصالةً إلى وجود المستند في جلسة</w:t>
+        <w:br/>
+        <w:t>3 هه بل ذكر ما يناقض ما اشتمل عليه المستند تماماً. وهو ماكانت الدائرة قد استغنت بجملة ما أشير إليه عن استكمال إجراءات فحص المستند وفق ما ساقته</w:t>
+        <w:br/>
+        <w:t>الوقائع...).أ.ه ثم ادعى أخيراً في مذكرته المقدمة في 1445-02-29ه. بأن سداد المبلغ كان عن طريق سداد التزامات مورث المدعي البنكية (بإجمالي مبلغ مدفوع من المدعى عليه/ أسامة</w:t>
+        <w:br/>
+        <w:t>أحمد زيني. عن والده المرحوم أحمد عباس زيني, بواقع: 135.446.186) مئة وخمسة وثلاثون مليوناً وأربعمئة وستة وأربعون ألفاً ومئة وستة وثمانون ريالا): وهذا مثبت بالتقرير</w:t>
+        <w:br/>
+        <w:t>المحاسبي (كي بي إم جي الفوزان وشركاه)ء وحيث إن حاصل جواب المدعى عليه يُثبت الإقرار بأن ثمن الحصة - موضووع النزاع- ليس هو الثمن المدون في تعديل عقد الشركة وماذكره</w:t>
+        <w:br/>
+        <w:t>المدعى عليه لإثبات سداد قيمة الحصة فإنه بتفحص البينة الأولى يتبين أن مجرد التوقيع على عقد التأسيس الذي نص على استيفاء كامل الحصص من الشركاء لا.يعني بالضرورة</w:t>
+        <w:br/>
+        <w:t>حدوثهء كما أنه يعارضها ادعاءات المدعى عليه الأخرى التي يدعي أنه تم سداد رأس المال عن طريق سداد مديونيات على والدهء أو تكليفات كلفها بها والده منها: الصرف عليهء فضلاً عن</w:t>
+        <w:br/>
+        <w:t>كونه طلب أمام دائرة الاستئناف مهلة لتقديم مايثبت السداد.ء ولم يقدم ذلك؛ وبالتالي فبي ليست بينة كافية على قيام المدعى عليه بدفع القيمة. فضلاً عن أن تقرير (كي بي إم جي</w:t>
+        <w:br/>
+        <w:t>الفوزان وشركاه)» تبين أنه لم يقم بفحص كافة المستندات, وإنما نتيجته أتت على نحو من فحص عينات منها فحسب. علاوة على اشتماله على ماليس له علاقة بقيمة الحصص.</w:t>
+        <w:br/>
+        <w:t>وحيث إن الأصل أن تكون مثل هذه الأموال مما يحتاط لهاء ويتم إثباتها بموجب حوالة بنكية ونحوها من المستندات المثبتة؛ حفظاً لحقوق الشركاء المتبايعين. كما أنه ولماكانت</w:t>
         <w:br/>
         <w:t>الالتزامات والحقوق الناشئة عن العقد و الوفاء بها من شأنها أن تظهر إذاكانت صحيحة من تاربخ قرار الشركاء بيع الحصص وإشهارهاء ودون ظهور ما يعارضهاء وحيث وإن كان البيع</w:t>
         <w:br/>
@@ -2315,15 +2795,22 @@
     </w:p>
     <w:p>
       <w:pPr>
+        <w:pStyle w:val="Heading2"/>
         <w:jc w:val="right"/>
         <w:bidi/>
       </w:pPr>
       <w:r>
-        <w:rPr>
-          <w:b w:val="0"/>
-          <w:i w:val="0"/>
-        </w:rPr>
-        <w:t>[صفحة 16]</w:t>
+        <w:t>صفحة 16</w:t>
+      </w:r>
+    </w:p>
+    <w:p>
+      <w:pPr>
+        <w:pStyle w:val="Heading2"/>
+        <w:jc w:val="right"/>
+        <w:bidi/>
+      </w:pPr>
+      <w:r>
+        <w:t>[نص الضبط / الحكم — المتن الفعلي] ===</w:t>
         <w:br/>
         <w:t>ةيد اةيبرعلاةكلمملا</w:t>
         <w:br/>
@@ -2334,102 +2821,98 @@
     </w:p>
     <w:p>
       <w:pPr>
+        <w:pStyle w:val="Heading2"/>
         <w:jc w:val="right"/>
         <w:bidi/>
       </w:pPr>
       <w:r>
-        <w:rPr>
-          <w:b w:val="0"/>
-          <w:i w:val="0"/>
-        </w:rPr>
+        <w:t>[ترويسة / كليشة وزارة العدل — معلومات رسمية متكررة] ===</w:t>
+        <w:br/>
         <w:t>المحكمة التجارية بجدة رقم الصفحة: ‎١5‏ 00 1</w:t>
         <w:br/>
         <w:t>دائرة الاستئناف الثانية تاريخ الصك: 7١/9./ه:5١‏ 10 9 5</w:t>
-        <w:br/>
-        <w:t>بثمنها الحقيقي. فإذا انقضت ثلاثون يومّا من تاريخ الإخطار دون أن يستعمل أحد الشركاء حقه في الاسترداد كان لصاحب الحصة الحق في التصرف فها مع مراعاة حكم الفقرة الثانية</w:t>
-        <w:br/>
-        <w:t>من المادة (157)» وإذا استعمل حق الاسترداد أكثر من شريك وكان التنازل يتعلق بجملة حصص قسمت هذه الحصص بين طالبي الاسترداد بنسبة حصة كل منهم في رأس المالء» وإذا تعلق</w:t>
-        <w:br/>
-        <w:t>التنازل بحصة واحدة أعطيت هذه الحصة للشركاء الذين طلبوا الاسترداد مع مراعاة حكم الفقرة الثانية من المادة (158). ب ولماكان مفاد تلك المادة أنها أجازت للشريك التنازل عن</w:t>
-        <w:br/>
-        <w:t>حصته لأحد الشركاء وأجازت لأي من الشركاء بعضهم أو جميعهم حق الاسترداد وطلب الحصول على تلك الحصص بعوضء وحيث إن الثابت - وبإقرار المدعي- طلب المدعى عليه</w:t>
-        <w:br/>
-        <w:t>(أسامة زبني) استرداد الحصص المملوكة لمورثئه ومورث المدعين. وحيث إن المدعي لم يطلب حق الاسترداد أو حق الشفعة بشأن تلك الحصص ولم يبد ثمة اعتراض على البيع لتلك</w:t>
-        <w:br/>
-        <w:t>الحصصء ومن ثم عدم جوازية مطالبته بتلك الدعوى).أ.ه. ذلك أن المدعي لم يطلب الاسترداد لهاء ولم ينكر واقعة البيع لباء إنما يطعن في صحة القيمة التي ابتاعها المدعى عليهء وفقاً</w:t>
-        <w:br/>
-        <w:t>لما أسس به الدعوى من وجود الغبن الفاحش. وكون المورث فاقداً للأهلية والإدراك: وعليه فلايمكن إعمال هذه المواد آنفة الذكر على الواقعة محل الدعوى. وأما طلب المدعى عليه</w:t>
-        <w:br/>
-        <w:t>بالكتابة للبنك المركزي والبنوك ذات العلاقة أو المحكمة العامة بجدة من أجل استجلاب دليل له على كونه قام ببسداد قيمة الحصصء فإن من ادعى شيئاً فعليه تقديم مايثبته, وأما</w:t>
-        <w:br/>
-        <w:t>تكليف المحكمة بصنع الدليلء ففيه تناقض لمبدأ حياد القضاءء لما نصت عليه الفقرة الأولى من المادة الثانية من نظام الإثبات على أنه: (على المدعي أن يثبت مايدعيه من حق)ء وما</w:t>
-        <w:br/>
-        <w:t>نصت عليه الفقرة الأولى من المادة الثالثة من ذات النظام على أنه: (البينة على من ادعى...). وبما أن المدعى عليه في جلسة 1445-02-20ه. ادعى أنه تقدم بصور شيكات تثبت سداده</w:t>
-        <w:br/>
-        <w:t>لقيمة الحصص. وباطلاع الدائرة على ما أرفقه (عبر النظام) اتضح عدم تقديمه لأي مستند يدل على ذلك. سوى توثيق كاتب العدل وعقد التأسيس المعدل (مكرر مرتين): ولما نصت</w:t>
-        <w:br/>
-        <w:t>عليه الفقرة الأولى من المادة السادسة عشرة من الأدلة الإجرائية لنظام الإثبات: (فيما لم يرد به نص خاص؛ يجب عند تقديم أي دليل من أدلة الإثبات للمحكمة. إرفاق نسخة واضحة</w:t>
-        <w:br/>
-        <w:t>من الدليل... مرفقاً به الآتي: أ- مذكرة تبين نوع الدليل وبياناته. ب- صلته بالدعوى وأثره فها)ء وبما أن المدعى عليه حتى تاريخه. لم يقدم ما التزم بتقديمه من بينته على السدادء مما</w:t>
-        <w:br/>
-        <w:t>يكون معه تجسد صحة دعوى المدعين. وأما الشيك بقيمة (450.000) ربال» برقم (000844) وتاريخ 2010-10-04مء الممسحوب على بنك سامباء فإنه لم يكن عمد المدعى عليه في دعواه</w:t>
-        <w:br/>
-        <w:t>بالسداد.ء إذ اضطرب - كما سبق بيانه - في دفوعه في قيمة الحصص والمسدد منهاء فضلاً عن كون الشيك تاريخه لاحق لتاريخ البيع» إذ أن تاريخ البيع كان في 2010-08-30م» وتوثيقه</w:t>
-        <w:br/>
-        <w:t>أمام كاتب العدل كان في تاريخ 2010-09-25م» علاوة على خلو الشيك من أي شرح عليه يبين سبب تحريره. ولاينال من ذلك ما أثاره المدعى عليه في مذكرته المقدمة في تاريخ 1445-02-29 ه.</w:t>
-        <w:br/>
-        <w:t>من أن قيمة شركة أحمد زيني التجارية وفقاً لتقرير طلال أبو غزالة ليست كما قررته محكمة أول درجة من أنها: (368.757.931) ربالء حيث يدعي أنها بقيمة قدرها: (79.924.901</w:t>
-        <w:br/>
-        <w:t>ريال)ء وبما أن هذا الدفع يضاف إلى دفوع المدعى عليه المتناقضة السابق ذكرهاء إذ يدعي أن التقرير مسودة. ثم يدعي أنه لم يوافق عليه وإنما وافق على الصلح في التخارج» ثم يطعن في</w:t>
-        <w:br/>
-        <w:t>تقرير اعتماد الدائرة عليه ثم الآن يطلب تصحيح القيمة الفعلية للشركة. كما أن ما أثاره المدعى عليه من صحة عقد البيع المبرم مع مورثه. فقد تناولت محكمة أول درجة الرد عليه بما</w:t>
-        <w:br/>
-        <w:t>فيه الكفايةء علاوة إلى أنه بعد اطلاع الدائرة على التقرير (تقرير طلال أبو غزالة): استبان أن الخبير أورد المبلغ المقدر ب: (79.924.901 ريال).» في تقريره المبدئي المؤرخ في 1432-07-25ه.</w:t>
-        <w:br/>
-        <w:t>؛يئدبملا ال يئاهنلا ريرقتلاب ةربعلاو م2011-10-05 قفاوملا .ه1432-11-07 يف خرؤملا يئاهنلا هريرقت يف ريبخلا هدروأ ءلابر (368.757.931) ب ردقملا غلبملا نأ نيح يف ءم2011-06-27 قفاوملا</w:t>
-        <w:br/>
-        <w:t>فضلاً عن أن حكم الصلح صدر في تاريخ لاحق عن هذا التقريرء حيث صدر الحكم في 1432-12-02ه. مُؤَسَ سا على ماقدمه الخبير في التقرير (الأخير) آنف الذكرء وأقر الأطراف</w:t>
-        <w:br/>
-        <w:t>نم ةرشع ةيداحلا ةحفصلا يف تبثملا حلصلا نم سداسلا دنبلاو ءمكحلا كص نم ةرشاعلا ةحفصلا يف ةتبثملا حلصلا ةقيثو نم عبارلا دنبلا نم ةعبارلا ةرقفلا يف ريرقتلا ىلع مهعالطاب</w:t>
-        <w:br/>
-        <w:t>صك الحكم. علاوة إلى أن (تقرير طلالى أبو غزالة). استبان أن الخبير ذكر مبلغ (68.424.362) ربالء على أنه: (ملخص حقوق الملكية الدفترية التابعة المعدلة بالتقييم كما في 03-31-</w:t>
-        <w:br/>
-        <w:t>1م ). في حيدن أن الخبير فصل المبلغ الآخر وقدره: (368.757.931) ريال على أنه: (صافي حقوق الشركاء الدفترية المعدلة بالتقييم وأثر التجاوزات): وعليه فإن الرقم الأخير هو</w:t>
-        <w:br/>
-        <w:t>المعتمد من الخبير المحاسبي في القيمة الحقيقية للشركة؛ لكونها اشتملت على صافي الحقوق واحتساب تجاوزات المدعى عليه فهاء وليس كما ادعاه المدعى عليه من كونه الرقم الأول»</w:t>
-        <w:br/>
-        <w:t>وهو ما أكد عليه الخبير المنتدب في نهاية الفقرة (ج) من البند ثانياًء بما نصه: (توزيع صافي حقوق الشركاء في شركة أحمد زيني التجارية» على الشركاء بعد إعادة توزيع حصة شركة أحمد</w:t>
-        <w:br/>
-        <w:t>زيني وأولاده التجارية..). وعليه وتأسيساً عن عدول الدائرة حيال استدعاء الخبير (طلال أبو غزالة)» لما نصت عليه الفقرة الأولى من المادة التاسعة من نظام الإثبات على أنه: (للمحكمة</w:t>
-        <w:br/>
-        <w:t>أن تعدل عما أمرت به من إجراءات الإثبات؛ بشرط أن تبين أسباب العدول في محضر الجلسة)» وبما أنه استبان للدائرة إبَان فحصها للتقريرين المبدئي والنهائي. زوال الاستشكال الذي</w:t>
-        <w:br/>
-        <w:t>أورده المدعى عليه في قيمة الحصص. مما لايكون معه محل لاستدعاء الخبير المنتدب؛ لانتفاء سببه. وأما عن طلب المدعى عليه (استجواب والدته: عاتقة). ولما نصت عليه المادة</w:t>
-        <w:br/>
-        <w:t>(21/1) من نظام الإثبات على أنه: (للمحكمة - من تلقاء نفسها أو بناء على طلب أحد الخصوم- أن تأمر بحضور الخصم لاستجوابه. ويجب على من تقرر استجوابه أن يحضر الجلسة</w:t>
-        <w:br/>
-        <w:t>المحددة لذلك). ولما نصت عليه المادة الخامسة والثلاثون من الأدلة الإجرائية لنظام الإثبات على أنه: (يجوز للمحكمة - من تلقاء نفسها أو بناء على طلب أحد الخصوم- إجراء</w:t>
-        <w:br/>
-        <w:t>الاستجواب في أي مرحلة كانت عليها الدعوى).» وبما أن الإجراء جوازي لا.وجوبي, وبما أن دائرة الاستئناف رأت عدم الحاجة إليهء لكفاية وقائع الدعوى في الفصل في النزاع. فضلاً عن</w:t>
-        <w:br/>
-        <w:t>كون غاية المدعى عليه من الاستجواب هو التوصل إلى إيطال الوكالة الشرعية الصادرة منها للمدعي» والتي هي محرر رسمي له حجيته القائمة بذاته» ولم يتم الطعن فها بالتزويرء كما أن</w:t>
-        <w:br/>
-        <w:t>الدائرة باشرت الاطلاع على الفيديو المرسل من وكيل المدعى عليه على بريد الدائرة الإلكتروني. والذي تم فيه تسجيل منسوب ل والدة طرفي الدعوى. ورأت أنه أتى على نحو ابتغى منه</w:t>
-        <w:br/>
-        <w:t xml:space="preserve">المدعى عليه الوصول إلى نتيجة إبطال الوكالات الصادرة عن والدتهم للمدعي. دون سند صحيح. لذا فيكون </w:t>
       </w:r>
     </w:p>
     <w:p>
       <w:pPr>
+        <w:pStyle w:val="Heading2"/>
         <w:jc w:val="right"/>
         <w:bidi/>
       </w:pPr>
       <w:r>
-        <w:rPr>
-          <w:b w:val="0"/>
-          <w:i w:val="0"/>
-        </w:rPr>
-        <w:t>طلب المدعى عليه (استجواب والدته) غير مقبول. وفيما يتعلق بتنفيذ</w:t>
+        <w:t>[نص الضبط / الحكم — المتن الفعلي] ===</w:t>
+        <w:br/>
+        <w:t>بثمنها الحقيقي. فإذا انقضت ثلاثون يومّا من تاريخ الإخطار دون أن يستعمل أحد الشركاء حقه في الاسترداد كان لصاحب الحصة الحق في التصرف فها مع مراعاة حكم الفقرة الثانية</w:t>
+        <w:br/>
+        <w:t>من المادة (157)» وإذا استعمل حق الاسترداد أكثر من شريك وكان التنازل يتعلق بجملة حصص قسمت هذه الحصص بين طالبي الاسترداد بنسبة حصة كل منهم في رأس المالء» وإذا تعلق</w:t>
+        <w:br/>
+        <w:t>التنازل بحصة واحدة أعطيت هذه الحصة للشركاء الذين طلبوا الاسترداد مع مراعاة حكم الفقرة الثانية من المادة (158). ب ولماكان مفاد تلك المادة أنها أجازت للشريك التنازل عن</w:t>
+        <w:br/>
+        <w:t>حصته لأحد الشركاء وأجازت لأي من الشركاء بعضهم أو جميعهم حق الاسترداد وطلب الحصول على تلك الحصص بعوضء وحيث إن الثابت - وبإقرار المدعي- طلب المدعى عليه</w:t>
+        <w:br/>
+        <w:t>(أسامة زبني) استرداد الحصص المملوكة لمورثئه ومورث المدعين. وحيث إن المدعي لم يطلب حق الاسترداد أو حق الشفعة بشأن تلك الحصص ولم يبد ثمة اعتراض على البيع لتلك</w:t>
+        <w:br/>
+        <w:t>الحصصء ومن ثم عدم جوازية مطالبته بتلك الدعوى).أ.ه. ذلك أن المدعي لم يطلب الاسترداد لهاء ولم ينكر واقعة البيع لباء إنما يطعن في صحة القيمة التي ابتاعها المدعى عليهء وفقاً</w:t>
+        <w:br/>
+        <w:t>لما أسس به الدعوى من وجود الغبن الفاحش. وكون المورث فاقداً للأهلية والإدراك: وعليه فلايمكن إعمال هذه المواد آنفة الذكر على الواقعة محل الدعوى. وأما طلب المدعى عليه</w:t>
+        <w:br/>
+        <w:t>بالكتابة للبنك المركزي والبنوك ذات العلاقة أو المحكمة العامة بجدة من أجل استجلاب دليل له على كونه قام ببسداد قيمة الحصصء فإن من ادعى شيئاً فعليه تقديم مايثبته, وأما</w:t>
+        <w:br/>
+        <w:t>تكليف المحكمة بصنع الدليلء ففيه تناقض لمبدأ حياد القضاءء لما نصت عليه الفقرة الأولى من المادة الثانية من نظام الإثبات على أنه: (على المدعي أن يثبت مايدعيه من حق)ء وما</w:t>
+        <w:br/>
+        <w:t>نصت عليه الفقرة الأولى من المادة الثالثة من ذات النظام على أنه: (البينة على من ادعى...). وبما أن المدعى عليه في جلسة 1445-02-20ه. ادعى أنه تقدم بصور شيكات تثبت سداده</w:t>
+        <w:br/>
+        <w:t>لقيمة الحصص. وباطلاع الدائرة على ما أرفقه (عبر النظام) اتضح عدم تقديمه لأي مستند يدل على ذلك. سوى توثيق كاتب العدل وعقد التأسيس المعدل (مكرر مرتين): ولما نصت</w:t>
+        <w:br/>
+        <w:t>عليه الفقرة الأولى من المادة السادسة عشرة من الأدلة الإجرائية لنظام الإثبات: (فيما لم يرد به نص خاص؛ يجب عند تقديم أي دليل من أدلة الإثبات للمحكمة. إرفاق نسخة واضحة</w:t>
+        <w:br/>
+        <w:t>من الدليل... مرفقاً به الآتي: أ- مذكرة تبين نوع الدليل وبياناته. ب- صلته بالدعوى وأثره فها)ء وبما أن المدعى عليه حتى تاريخه. لم يقدم ما التزم بتقديمه من بينته على السدادء مما</w:t>
+        <w:br/>
+        <w:t>يكون معه تجسد صحة دعوى المدعين. وأما الشيك بقيمة (450.000) ربال» برقم (000844) وتاريخ 2010-10-04مء الممسحوب على بنك سامباء فإنه لم يكن عمد المدعى عليه في دعواه</w:t>
+        <w:br/>
+        <w:t>بالسداد.ء إذ اضطرب - كما سبق بيانه - في دفوعه في قيمة الحصص والمسدد منهاء فضلاً عن كون الشيك تاريخه لاحق لتاريخ البيع» إذ أن تاريخ البيع كان في 2010-08-30م» وتوثيقه</w:t>
+        <w:br/>
+        <w:t>أمام كاتب العدل كان في تاريخ 2010-09-25م» علاوة على خلو الشيك من أي شرح عليه يبين سبب تحريره. ولاينال من ذلك ما أثاره المدعى عليه في مذكرته المقدمة في تاريخ 1445-02-29 ه.</w:t>
+        <w:br/>
+        <w:t>من أن قيمة شركة أحمد زيني التجارية وفقاً لتقرير طلال أبو غزالة ليست كما قررته محكمة أول درجة من أنها: (368.757.931) ربالء حيث يدعي أنها بقيمة قدرها: (79.924.901</w:t>
+        <w:br/>
+        <w:t>ريال)ء وبما أن هذا الدفع يضاف إلى دفوع المدعى عليه المتناقضة السابق ذكرهاء إذ يدعي أن التقرير مسودة. ثم يدعي أنه لم يوافق عليه وإنما وافق على الصلح في التخارج» ثم يطعن في</w:t>
+        <w:br/>
+        <w:t>تقرير اعتماد الدائرة عليه ثم الآن يطلب تصحيح القيمة الفعلية للشركة. كما أن ما أثاره المدعى عليه من صحة عقد البيع المبرم مع مورثه. فقد تناولت محكمة أول درجة الرد عليه بما</w:t>
+        <w:br/>
+        <w:t>فيه الكفايةء علاوة إلى أنه بعد اطلاع الدائرة على التقرير (تقرير طلال أبو غزالة): استبان أن الخبير أورد المبلغ المقدر ب: (79.924.901 ريال).» في تقريره المبدئي المؤرخ في 1432-07-25ه.</w:t>
+        <w:br/>
+        <w:t>؛يئدبملا ال يئاهنلا ريرقتلاب ةربعلاو م2011-10-05 قفاوملا .ه1432-11-07 يف خرؤملا يئاهنلا هريرقت يف ريبخلا هدروأ ءلابر (368.757.931) ب ردقملا غلبملا نأ نيح يف ءم2011-06-27 قفاوملا</w:t>
+        <w:br/>
+        <w:t>فضلاً عن أن حكم الصلح صدر في تاريخ لاحق عن هذا التقريرء حيث صدر الحكم في 1432-12-02ه. مُؤَسَ سا على ماقدمه الخبير في التقرير (الأخير) آنف الذكرء وأقر الأطراف</w:t>
+        <w:br/>
+        <w:t>نم ةرشع ةيداحلا ةحفصلا يف تبثملا حلصلا نم سداسلا دنبلاو ءمكحلا كص نم ةرشاعلا ةحفصلا يف ةتبثملا حلصلا ةقيثو نم عبارلا دنبلا نم ةعبارلا ةرقفلا يف ريرقتلا ىلع مهعالطاب</w:t>
+        <w:br/>
+        <w:t>صك الحكم. علاوة إلى أن (تقرير طلالى أبو غزالة). استبان أن الخبير ذكر مبلغ (68.424.362) ربالء على أنه: (ملخص حقوق الملكية الدفترية التابعة المعدلة بالتقييم كما في 03-31-</w:t>
+        <w:br/>
+        <w:t>1م ). في حيدن أن الخبير فصل المبلغ الآخر وقدره: (368.757.931) ريال على أنه: (صافي حقوق الشركاء الدفترية المعدلة بالتقييم وأثر التجاوزات): وعليه فإن الرقم الأخير هو</w:t>
+        <w:br/>
+        <w:t>المعتمد من الخبير المحاسبي في القيمة الحقيقية للشركة؛ لكونها اشتملت على صافي الحقوق واحتساب تجاوزات المدعى عليه فهاء وليس كما ادعاه المدعى عليه من كونه الرقم الأول»</w:t>
+        <w:br/>
+        <w:t>وهو ما أكد عليه الخبير المنتدب في نهاية الفقرة (ج) من البند ثانياًء بما نصه: (توزيع صافي حقوق الشركاء في شركة أحمد زيني التجارية» على الشركاء بعد إعادة توزيع حصة شركة أحمد</w:t>
+        <w:br/>
+        <w:t>زيني وأولاده التجارية..). وعليه وتأسيساً عن عدول الدائرة حيال استدعاء الخبير (طلال أبو غزالة)» لما نصت عليه الفقرة الأولى من المادة التاسعة من نظام الإثبات على أنه: (للمحكمة</w:t>
+        <w:br/>
+        <w:t>أن تعدل عما أمرت به من إجراءات الإثبات؛ بشرط أن تبين أسباب العدول في محضر الجلسة)» وبما أنه استبان للدائرة إبَان فحصها للتقريرين المبدئي والنهائي. زوال الاستشكال الذي</w:t>
+        <w:br/>
+        <w:t>أورده المدعى عليه في قيمة الحصص. مما لايكون معه محل لاستدعاء الخبير المنتدب؛ لانتفاء سببه. وأما عن طلب المدعى عليه (استجواب والدته: عاتقة). ولما نصت عليه المادة</w:t>
+        <w:br/>
+        <w:t>(21/1) من نظام الإثبات على أنه: (للمحكمة - من تلقاء نفسها أو بناء على طلب أحد الخصوم- أن تأمر بحضور الخصم لاستجوابه. ويجب على من تقرر استجوابه أن يحضر الجلسة</w:t>
+        <w:br/>
+        <w:t>المحددة لذلك). ولما نصت عليه المادة الخامسة والثلاثون من الأدلة الإجرائية لنظام الإثبات على أنه: (يجوز للمحكمة - من تلقاء نفسها أو بناء على طلب أحد الخصوم- إجراء</w:t>
+        <w:br/>
+        <w:t>الاستجواب في أي مرحلة كانت عليها الدعوى).» وبما أن الإجراء جوازي لا.وجوبي, وبما أن دائرة الاستئناف رأت عدم الحاجة إليهء لكفاية وقائع الدعوى في الفصل في النزاع. فضلاً عن</w:t>
+        <w:br/>
+        <w:t>كون غاية المدعى عليه من الاستجواب هو التوصل إلى إيطال الوكالة الشرعية الصادرة منها للمدعي» والتي هي محرر رسمي له حجيته القائمة بذاته» ولم يتم الطعن فها بالتزويرء كما أن</w:t>
+        <w:br/>
+        <w:t>الدائرة باشرت الاطلاع على الفيديو المرسل من وكيل المدعى عليه على بريد الدائرة الإلكتروني. والذي تم فيه تسجيل منسوب ل والدة طرفي الدعوى. ورأت أنه أتى على نحو ابتغى منه</w:t>
+        <w:br/>
+        <w:t>المدعى عليه الوصول إلى نتيجة إبطال الوكالات الصادرة عن والدتهم للمدعي. دون سند صحيح. لذا فيكون طلب المدعى عليه (استجواب والدته) غير مقبول. وفيما يتعلق بتنفيذ</w:t>
         <w:br/>
         <w:t>الوصية بصرف (905) لأوجه البر والخيرء وصرف المتبقي من الثلث لأبناء المتوفى (غازي)» وبما أن هذا الطلب لم تتناوله محكمة أول درجة ولم تفصل فيهء حيث لم تبين فيه من الملزم</w:t>
         <w:br/>
@@ -2465,21 +2948,48 @@
     </w:p>
     <w:p>
       <w:pPr>
+        <w:pStyle w:val="Heading2"/>
         <w:jc w:val="right"/>
         <w:bidi/>
       </w:pPr>
       <w:r>
-        <w:rPr>
-          <w:b w:val="0"/>
-          <w:i w:val="0"/>
-        </w:rPr>
-        <w:t>[صفحة 17]</w:t>
+        <w:t>صفحة 17</w:t>
+      </w:r>
+    </w:p>
+    <w:p>
+      <w:pPr>
+        <w:pStyle w:val="Heading2"/>
+        <w:jc w:val="right"/>
+        <w:bidi/>
+      </w:pPr>
+      <w:r>
+        <w:t>[نص الضبط / الحكم — المتن الفعلي] ===</w:t>
         <w:br/>
         <w:t>ةيدوعسلا ةيبرعلا ةكلمملا ملا</w:t>
         <w:br/>
         <w:t>ل 0 7 6ه ُ 5 ‎٠‏</w:t>
+      </w:r>
+    </w:p>
+    <w:p>
+      <w:pPr>
+        <w:pStyle w:val="Heading2"/>
+        <w:jc w:val="right"/>
+        <w:bidi/>
+      </w:pPr>
+      <w:r>
+        <w:t>[ترويسة / كليشة وزارة العدل — معلومات رسمية متكررة] ===</w:t>
         <w:br/>
         <w:t>‏5ه وزارة العدل صك رقم 440141157 لس ف لك</w:t>
+      </w:r>
+    </w:p>
+    <w:p>
+      <w:pPr>
+        <w:pStyle w:val="Heading2"/>
+        <w:jc w:val="right"/>
+        <w:bidi/>
+      </w:pPr>
+      <w:r>
+        <w:t>[نص الضبط / الحكم — المتن الفعلي] ===</w:t>
         <w:br/>
         <w:t>ماس</w:t>
         <w:br/>
@@ -2488,10 +2998,30 @@
         <w:t>ل 2 3 ل</w:t>
         <w:br/>
         <w:t>0م ا 5</w:t>
+      </w:r>
+    </w:p>
+    <w:p>
+      <w:pPr>
+        <w:pStyle w:val="Heading2"/>
+        <w:jc w:val="right"/>
+        <w:bidi/>
+      </w:pPr>
+      <w:r>
+        <w:t>[ترويسة / كليشة وزارة العدل — معلومات رسمية متكررة] ===</w:t>
         <w:br/>
         <w:t>المحكمة التجارية بجدة رقم الصفحة: ‎١7‏ ا</w:t>
         <w:br/>
         <w:t>دائرة الاستئناف الثانية تاريخ الصك: ‎١444/./١‏ 1 / ]</w:t>
+      </w:r>
+    </w:p>
+    <w:p>
+      <w:pPr>
+        <w:pStyle w:val="Heading2"/>
+        <w:jc w:val="right"/>
+        <w:bidi/>
+      </w:pPr>
+      <w:r>
+        <w:t>[نص الضبط / الحكم — المتن الفعلي] ===</w:t>
         <w:br/>
         <w:t>(1017092733): مبلغاً قدره: (17,1/75,770) ستة وتسعون مليوناً وسبعمئة وتسعة وسبعون ألفاً ومئتان وسبعون ربالا)؛ لما هو موضح بالأسباب. والله</w:t>
         <w:br/>

--- a/zaini_case_audit_output/outputs/word/documents/024_صك حكم نهائي ضد الشيخ اسامة زيني ـ دعوى 42824717 - 13-03-1445 هـ.docx
+++ b/zaini_case_audit_output/outputs/word/documents/024_صك حكم نهائي ضد الشيخ اسامة زيني ـ دعوى 42824717 - 13-03-1445 هـ.docx
@@ -88,8 +88,18 @@
         <w:t>[نص الضبط / الحكم — المتن الفعلي] ===</w:t>
         <w:br/>
         <w:t>2</w:t>
-        <w:br/>
-        <w:t>' ةيدوعسلا ةيبرعلا ةعلمملا | ككل</w:t>
+      </w:r>
+    </w:p>
+    <w:p>
+      <w:pPr>
+        <w:pStyle w:val="Heading2"/>
+        <w:jc w:val="right"/>
+        <w:bidi/>
+      </w:pPr>
+      <w:r>
+        <w:t>[بيانات الأطراف: المدعي / المدعى عليه / الحاضرون] ===</w:t>
+        <w:br/>
+        <w:t>لكك | المملعة العربية السعودية '</w:t>
       </w:r>
     </w:p>
     <w:p>
@@ -143,7 +153,7 @@
         <w:br/>
         <w:t>فلدى دائرة الاستئناف الثانية وبناء على القضية رقم /١/ا‏ 578175 وتاريخ ‎١557/١7/78‏ ه</w:t>
         <w:br/>
-        <w:t>كا آ#جآآجط!ط!|/!|!|!|!|آ ل ةيضقلا قارطللق دل</w:t>
+        <w:t>لد قللطراق القضية ل آ|!|!|!|!/|!ط!طجآآج#آ اك</w:t>
       </w:r>
     </w:p>
     <w:p>
@@ -187,7 +197,7 @@
         <w:br/>
         <w:t>المدعي والمدعى عليه ووالدتهما بموجب صك حصر الورثة رقم (38391575) وتاربخ 12/05/1438هء وطلب ابتداءً الحكم بإلزام المدعى عليه بأن يدفع قيمة الحصص المباعة وقدرها</w:t>
         <w:br/>
-        <w:t>يذلا .ه1445-01-01 يف خرؤملا اهمكح اهنأشب تردصأو اهطوبضب حضوملا وحنلا ىلع اهترظن ةدجب ةيراجتلا ةمكحملاب ىلوألا ةيراجتلا ةرئادلا ىلإ ةيضقلا ةلاحإبو .(لاير 368.757.931)</w:t>
+        <w:t>(368.757.931 ريال). وبإحالة القضية إلى الدائرة التجارية الأولى بالمحكمة التجارية بجدة نظرتها على النحو الموضح بضبوطها وأصدرت بشأنها حكمها المؤرخ في 1445-01-01ه. الذي</w:t>
         <w:br/>
         <w:t>قضى (بإلزام أسامة بن أحمد بن عباس زينيء هوية وطنية رقم (1008017301) بأن يدفع لورئة أحمد بن عباس بن زيني ء هوية وطنية رقم (1007056839) بموجب صك حصر</w:t>
         <w:br/>
@@ -363,7 +373,7 @@
         <w:br/>
         <w:t>- بأنه ليس له أي حق في مطالبة الطرف الأول - المستأنف- سواء بصفته شريك أو مدير للشركات محل الدعوى - ومنها شركة أحمد زيني التجارية- والفروع التابعة لها بأي مطالبة مهما</w:t>
         <w:br/>
-        <w:t>لبقتسملاو رضاحلاو يضاملا يف اههبس وأ اهعون ناكامبم ىوعد وا بلطم يأ يف مهقحل ًاطاقسإو لوألا فرطلا ةمذل يئاهنو لماش ةمذ ًءاربإ حلصلاب جراختلا ربتعيو اههبس وأ اهعون ناك</w:t>
+        <w:t>كان نوعها أو سبهها ويعتبر التخارج بالصلح إبراءً ذمة شامل ونهائي لذمة الطرف الأول وإسقاطاً لحقهم في أي مطلب او دعوى مبماكان نوعها أو سبهها في الماضي والحاضر والمستقبل</w:t>
         <w:br/>
         <w:t>فيما يتعلق بتلك الشركات ما عدا ما سبق رفعه من دعاوى سابقة) (مرفق الحكم - مستند رقم2).: ولماكان مفاد هذا الحكم أنه قد قطع أي نزاع مستقبلي بين المستأنف والمستأنف</w:t>
         <w:br/>
@@ -549,7 +559,7 @@
         <w:br/>
         <w:t>هصصح لماك نع عيبلاب لزانت ينيز سابع دمحأ ديسلا) :ًاصن نمضت يذلاو -ةيلقعلا هاوق لماكب - نيعادتملا ثرومو فنأتسملا نم عقوملا ءاكرشلا رارقب فنأتسملا كسمتو ىوعدلا</w:t>
         <w:br/>
-        <w:t>عيقوت ربتعيو ةكرشلا يف ديدجلا كيرشلا يرتشملا فرطلا نم هقح لزانتملا فرطلا ىفوتسا ثيحو .لزانتلا اذه لبق يذلا ينيز سابع دمحأ ةماسأ ديسلا ىلإ ةصح 450 اهددعو ةكرشلاب</w:t>
+        <w:t>بالشركة وعددها 450 حصة إلى السيد أسامة أحمد عباس زيني الذي قبل هذا التنازل. وحيث استوفى الطرف المتنازل حقه من الطرف المشتري الشريك الجديد في الشركة ويعتبر توقيع</w:t>
         <w:br/>
         <w:t>ةبراجتلا ةفرغلا ىدل لدعلا ةباتك مامأ تبثملاو ةراجتلا ةرازو لبق نم ققدملاو (...مقر دنتسم - ءاكرشلا رارق قفرم) (...يرتشملا ةمذل ءاربإو ةيئاهنو ةمات ةصلاخم ةباثمب امهنم لك</w:t>
         <w:br/>
@@ -1242,7 +1252,7 @@
         <w:br/>
         <w:t>لورثته. وانحصر ورثته في زوجته المدعية عاتقة محمد الحرازي وولديه عدنان وأسامة. (مرفق صك حصر الإرث مرفق 5).ثالثاً: أقام موكلي عدنان وأمه هذه الدعوى المنظورة أمام</w:t>
         <w:br/>
-        <w:t>ةبجاوم يف ةلداعلا صصحلا ةميقب همازتلا حبصأو .ًاناودعو ًاملظ هسفنل هيلع ىعدملا اهلقن يتلا ةيراجتلا ينيز دمحأ ةكرش نم ‏)/5٠(‎ ةغلابلا هدلاو صصح ةميقب ةبلاطملل ةرقوملا ةرئادلا</w:t>
+        <w:t>الدائرة الموقرة للمطالبة بقيمة حصص والده البالغة ‎)/5٠(‏ من شركة أحمد زيني التجارية التي نقلها المدعى عليه لنفسه ظلماً وعدواناً. وأصبح التزامه بقيمة الحصص العادلة في مواجبة</w:t>
         <w:br/>
         <w:t>موكلي شخصياً متعلقاً بذمته وليس عينياً في ذات الحصص, بعد أن قام بإنهاء الشركة وشطب سجلها بإرادته المنفردة ظناً منه أنه بهذا الإجراء سيفوت الحقوق المتعلقة بذمته بصفة</w:t>
         <w:br/>
@@ -1585,7 +1595,7 @@
         <w:br/>
         <w:t>بها الحكم من تلك الشركات أثناء تملك المدعى عليه لما نسبته 9054 من تلك الشركات تحصل علهها جراء استحواذه على نسبة (9690) من الحصص - محل النزاع - وهذا يعد إقراراً واضحاً</w:t>
         <w:br/>
-        <w:t>ماتلا جراختلا نم مغرلا ىلعو .اههف كش.ال ةصلاخو ةمات ةيكلم - عازنلا رادم - هدلاو صصحل هيلع ىعدملا كلمتو يعدملا ثرومو هيلع ىعدملا نيب مربملا عيبلا ةحصب يعدملا نم ًاحيرصو</w:t>
+        <w:t>وصريحاً من المدعي بصحة البيع المبرم بين المدعى عليه ومورث المدعي وتملك المدعى عليه لحصص والده - مدار النزاع - ملكية تامة وخالصة لا.شك فهها. وعلى الرغم من التخارج التام</w:t>
         <w:br/>
         <w:t>بموجب الحكم القضائي السالف الذكر إلا أن المدعي أقام العديد من الدعاوى التي تم ردها جميعاً لأسباب عديدة» ومنها على سبيل المثال لا الحصر: الدعوى رقم (421254094) وتاريخ</w:t>
         <w:br/>
@@ -1883,8 +1893,28 @@
         <w:t>[نص الضبط / الحكم — المتن الفعلي] ===</w:t>
         <w:br/>
         <w:t>7 لطر 7</w:t>
-        <w:br/>
-        <w:t>0 ‏١١‎ :ةحفصلا مق ةدجب ةيراجتلا ةمكحملا</w:t>
+      </w:r>
+    </w:p>
+    <w:p>
+      <w:pPr>
+        <w:pStyle w:val="Heading2"/>
+        <w:jc w:val="right"/>
+        <w:bidi/>
+      </w:pPr>
+      <w:r>
+        <w:t>[ترويسة / كليشة وزارة العدل — معلومات رسمية متكررة] ===</w:t>
+        <w:br/>
+        <w:t>المحكمة التجارية بجدة قم الصفحة: ‎١١‏ 0</w:t>
+      </w:r>
+    </w:p>
+    <w:p>
+      <w:pPr>
+        <w:pStyle w:val="Heading2"/>
+        <w:jc w:val="right"/>
+        <w:bidi/>
+      </w:pPr>
+      <w:r>
+        <w:t>[نص الضبط / الحكم — المتن الفعلي] ===</w:t>
         <w:br/>
         <w:t>جارية بع رقم : ببح ل</w:t>
       </w:r>
@@ -1920,7 +1950,7 @@
         <w:br/>
         <w:t>أحمد عباس زيني) و (عاتقة محمد يحيى محمد علي الحرازي) والمودعة في مرفقات القضية بتاريخ 29/ 02/ 1445 ه وحاصلها: (إلحاقاً لمذكرتنا التفصيلية المقدمة بتاريخ 1445-02-24ه.</w:t>
         <w:br/>
-        <w:t>ًافنآ اهلإ راشملا ةيليصفتلا ةركذملا يف اوهس طقس هنا ةرقوملا ةرئادلا ةيانع تفلن هيلعو ينمزلا عئاقولا لسلست اهف ىعاري ةيليصفت ةركذم ميدقتب ةريخألا ةسلجلا يف ةرئادلا بلط ىلع ًءانبو</w:t>
+        <w:t>وبناءً على طلب الدائرة في الجلسة الأخيرة بتقديم مذكرة تفصيلية يراعى فها تسلسل الوقائع الزمني وعليه نلفت عناية الدائرة الموقرة انه سقط سهوا في المذكرة التفصيلية المشار إلها آنفاً</w:t>
         <w:br/>
         <w:t>التنويه على مسألتين في غاية الاهمية ومؤثرة جداً على النظر القضائي ومسار القخبية: أولا دفع وكيل المدعى عليه بعدم اختصاص المحكمة التجارية بنظر هذه الدعوى وانها من</w:t>
         <w:br/>
@@ -2157,11 +2187,11 @@
         <w:br/>
         <w:t>من الاتصال بوالدته وكذلك قام بتوكيل نفسه وتوكيل محاميه بعد استيلائه على أرقام منصة أبشر وقد لاحظنا أن وكالة الوالدة للمدعي كانت في شهر جمادى الثانية 1444 ه وتوكيله</w:t>
         <w:br/>
-        <w:t>ةحص ىدم ثحبو كلذ ةظحإلم ةرقوملا ةرئادلا ماقم نم سمتلن ءتاونس عضب اهل ءه 1442 ةنس ةماقم ىوعدلا هذه نأ نيح يفه 1444 ةدعقلا يذ رهش يف اهع رضاحلا يماحملل</w:t>
+        <w:t>للمحامي الحاضر عها في شهر ذي القعدة 1444 هفي حين أن هذه الدعوى مقامة سنة 1442 هء لها بضع سنواتء نلتمس من مقام الدائرة الموقرة ملإحظة ذلك وبحث مدى صحة</w:t>
         <w:br/>
         <w:t>تمثلها منذ بدء الدعوى. أيضاً نقل بيتها باسمه بثمن لم تقبضه وبوكالة ليس فهها حق البيع لنفسه ونقل عقاراتها أيضاً باسمه وأكثر من ذلك فإنه من أكثر من عشر سنوات حتى الآن</w:t>
         <w:br/>
-        <w:t>ميدقت ررقو يعدملا نم ةنيشملا تافرصتلا كلت ءازإ هيلع ىعدملا تكسي مل 2- .اهب ةصاخلا ةيلزنملا ةلامعلا بتاور عفدو ءابرهكلاو ءاملا ريتاوف ديدستو اهلع فرصلا ىلوتي نم هيلع ىعدملاو</w:t>
+        <w:t>والمدعى عليه من يتولى الصرف علها وتسديد فواتير الماء والكهرباء ودفع رواتب العمالة المنزلية الخاصة بها. 2- لم يسكت المدعى عليه إزاء تلك التصرفات المشينة من المدعي وقرر تقديم</w:t>
         <w:br/>
         <w:t>شكوى ضده لدى مركز شرطة السلامة إلا أمارفضت ذلك بسبب الصفة ولأنها كاملة الأهلية وعدم وجود ما يثبت عدم قدرتها على ذلكء كما أن المدعى عليه قام بمراجعة إمارة منطقة</w:t>
         <w:br/>
@@ -2434,9 +2464,9 @@
         <w:bidi/>
       </w:pPr>
       <w:r>
-        <w:t>[نص الضبط / الحكم — المتن الفعلي] ===</w:t>
-        <w:br/>
-        <w:t>1 ةيدوعسلا ةيبرعلا ةكلمملا</w:t>
+        <w:t>[بيانات الأطراف: المدعي / المدعى عليه / الحاضرون] ===</w:t>
+        <w:br/>
+        <w:t>المملكة العربية السعودية 1</w:t>
       </w:r>
     </w:p>
     <w:p>
@@ -2488,9 +2518,9 @@
       <w:r>
         <w:t>[نص الضبط / الحكم — المتن الفعلي] ===</w:t>
         <w:br/>
-        <w:t>.هاوعد ىلع باوجلاب هتدلاو ينتلكو دقو ءةدجب ةماعلا ةمكحملاب رظنلا ديق لازت.الو ء.نويلم 135 غلبمب هتدلاو ىلع ىوعد ماقأ هيلع ىعدملا نأ ًاملع ءةديدجلا تابلطلا ةراثإب ةيضقلا</w:t>
-        <w:br/>
-        <w:t>عفدلا ببسو .ةئرولا عيمج ىلع لب هتدلاو ىلع ةرصتقم تسيل يهو ةيقيقح ةمصاخم تسيلو (ةماسأ) يعدملا ثرإ تابثإل ةماعلا ةمكحملا يف ىوعدلا نأب :هيلع ىعدملا ليكو بقعف</w:t>
+        <w:t>القضية بإثارة الطلبات الجديدةء علماً أن المدعى عليه أقام دعوى على والدته بمبلغ 135 مليون.ء ولا.تزال قيد النظر بالمحكمة العامة بجدةء وقد وكلتني والدته بالجواب على دعواه.</w:t>
+        <w:br/>
+        <w:t>فعقب وكيل المدعى عليه: بأن الدعوى في المحكمة العامة لإثبات إرث المدعي (أسامة) وليست مخاصمة حقيقية وهي ليست مقتصرة على والدته بل على جميع الورئة. وسبب الدفع</w:t>
         <w:br/>
         <w:t>الجديد هو أن وكيل المدعيين تقدم بوكالة مؤرخة 16/11/1444 ه من المدعي عدنان بصفته وكيلاً عن والدته عاتقة ووكالة عاتقة لابها عدنان مؤرخة في 26/06/1444 ه في حيين أن</w:t>
         <w:br/>
@@ -2560,7 +2590,7 @@
         <w:br/>
         <w:t>ولم يُختصم في تلك الدعوى. ولا.يغيّر من ذلك انقضضاء الشركة: (تصفية شركة أحمد زيني التجارية): ذلك أنه قد ثبت تحقق الغبن الفاحش. والمدعى عليه في حكم المشرف المتصرف في</w:t>
         <w:br/>
-        <w:t>عازنلا يف لصفلا قبسب هيلع ىعدملا عفد كلذ نم لانُيالو .قرفلا دادسب وأ خسفلاب امإ نباغلا ىلع عوجرلا قح هتثرو وأ نوبغملل هب لعجيو ؛(هتايح لاح هنع تالاكوب هثروم لام) «لاملا</w:t>
+        <w:t>المال» (مال مورثه بوكالات عنه حال حياته)؛ ويجعل به للمغبون أو ورثته حق الرجوع على الغابن إما بالفسخ أو بسداد الفرق. ولايُنال من ذلك دفع المدعى عليه بسبق الفصل في النزاع</w:t>
         <w:br/>
         <w:t>أمام المحكمة العامة بمحافظة جدة في القضية برقم (3216104) وتاريخ 1432-02-22ه. وكذلك القضية رقم (3218883) وتاريخ 1432-03-04هء إذ أن الدعويين وإنكانا قد تناولا</w:t>
         <w:br/>
@@ -2812,7 +2842,7 @@
       <w:r>
         <w:t>[نص الضبط / الحكم — المتن الفعلي] ===</w:t>
         <w:br/>
-        <w:t>ةيد اةيبرعلاةكلمملا</w:t>
+        <w:t>المملكةالعربيةا دية</w:t>
         <w:br/>
         <w:t>ا ا و صك رقم ‎441١541155‏ اتيك</w:t>
         <w:br/>
@@ -2885,8 +2915,28 @@
         <w:t>؛يئدبملا ال يئاهنلا ريرقتلاب ةربعلاو م2011-10-05 قفاوملا .ه1432-11-07 يف خرؤملا يئاهنلا هريرقت يف ريبخلا هدروأ ءلابر (368.757.931) ب ردقملا غلبملا نأ نيح يف ءم2011-06-27 قفاوملا</w:t>
         <w:br/>
         <w:t>فضلاً عن أن حكم الصلح صدر في تاريخ لاحق عن هذا التقريرء حيث صدر الحكم في 1432-12-02ه. مُؤَسَ سا على ماقدمه الخبير في التقرير (الأخير) آنف الذكرء وأقر الأطراف</w:t>
-        <w:br/>
-        <w:t>نم ةرشع ةيداحلا ةحفصلا يف تبثملا حلصلا نم سداسلا دنبلاو ءمكحلا كص نم ةرشاعلا ةحفصلا يف ةتبثملا حلصلا ةقيثو نم عبارلا دنبلا نم ةعبارلا ةرقفلا يف ريرقتلا ىلع مهعالطاب</w:t>
+      </w:r>
+    </w:p>
+    <w:p>
+      <w:pPr>
+        <w:pStyle w:val="Heading2"/>
+        <w:jc w:val="right"/>
+        <w:bidi/>
+      </w:pPr>
+      <w:r>
+        <w:t>[ترويسة / كليشة وزارة العدل — معلومات رسمية متكررة] ===</w:t>
+        <w:br/>
+        <w:t>باطلاعهم على التقرير في الفقرة الرابعة من البند الرابع من وثيقة الصلح المثبتة في الصفحة العاشرة من صك الحكمء والبند السادس من الصلح المثبت في الصفحة الحادية عشرة من</w:t>
+      </w:r>
+    </w:p>
+    <w:p>
+      <w:pPr>
+        <w:pStyle w:val="Heading2"/>
+        <w:jc w:val="right"/>
+        <w:bidi/>
+      </w:pPr>
+      <w:r>
+        <w:t>[نص الضبط / الحكم — المتن الفعلي] ===</w:t>
         <w:br/>
         <w:t>صك الحكم. علاوة إلى أن (تقرير طلالى أبو غزالة). استبان أن الخبير ذكر مبلغ (68.424.362) ربالء على أنه: (ملخص حقوق الملكية الدفترية التابعة المعدلة بالتقييم كما في 03-31-</w:t>
         <w:br/>
@@ -2963,9 +3013,19 @@
         <w:bidi/>
       </w:pPr>
       <w:r>
+        <w:t>[بيانات الأطراف: المدعي / المدعى عليه / الحاضرون] ===</w:t>
+        <w:br/>
+        <w:t>الم المملكة العربية السعودية</w:t>
+      </w:r>
+    </w:p>
+    <w:p>
+      <w:pPr>
+        <w:pStyle w:val="Heading2"/>
+        <w:jc w:val="right"/>
+        <w:bidi/>
+      </w:pPr>
+      <w:r>
         <w:t>[نص الضبط / الحكم — المتن الفعلي] ===</w:t>
-        <w:br/>
-        <w:t>ةيدوعسلا ةيبرعلا ةكلمملا ملا</w:t>
         <w:br/>
         <w:t>ل 0 7 6ه ُ 5 ‎٠‏</w:t>
       </w:r>

--- a/zaini_case_audit_output/outputs/word/documents/024_صك حكم نهائي ضد الشيخ اسامة زيني ـ دعوى 42824717 - 13-03-1445 هـ.docx
+++ b/zaini_case_audit_output/outputs/word/documents/024_صك حكم نهائي ضد الشيخ اسامة زيني ـ دعوى 42824717 - 13-03-1445 هـ.docx
@@ -85,7 +85,7 @@
         <w:bidi/>
       </w:pPr>
       <w:r>
-        <w:t>[نص الضبط / الحكم — المتن الفعلي] ===</w:t>
+        <w:t>[المتن الفعلي: الوقائع / الأسباب / المنطوق] ===</w:t>
         <w:br/>
         <w:t>2</w:t>
       </w:r>
@@ -109,7 +109,7 @@
         <w:bidi/>
       </w:pPr>
       <w:r>
-        <w:t>[ترويسة / كليشة وزارة العدل — معلومات رسمية متكررة] ===</w:t>
+        <w:t>[ترويسة / كليشة رسمية — معلومات متكررة] ===</w:t>
         <w:br/>
         <w:t>5 وزارة العدل صك رقم 7١7.551557هغع‏ للم</w:t>
       </w:r>
@@ -121,7 +121,7 @@
         <w:bidi/>
       </w:pPr>
       <w:r>
-        <w:t>[نص الضبط / الحكم — المتن الفعلي] ===</w:t>
+        <w:t>[المتن الفعلي: الوقائع / الأسباب / المنطوق] ===</w:t>
         <w:br/>
         <w:t>3 5-0</w:t>
       </w:r>
@@ -133,7 +133,7 @@
         <w:bidi/>
       </w:pPr>
       <w:r>
-        <w:t>[ترويسة / كليشة وزارة العدل — معلومات رسمية متكررة] ===</w:t>
+        <w:t>[ترويسة / كليشة رسمية — معلومات متكررة] ===</w:t>
         <w:br/>
         <w:t>المحكمة التجارية بجدة رقم الصفحة: ‎١‏ 2 2</w:t>
         <w:br/>
@@ -147,7 +147,7 @@
         <w:bidi/>
       </w:pPr>
       <w:r>
-        <w:t>[نص الضبط / الحكم — المتن الفعلي] ===</w:t>
+        <w:t>[المتن الفعلي: الوقائع / الأسباب / المنطوق] ===</w:t>
         <w:br/>
         <w:t>الحمد لله والصلاة والسلام على رسول الله أما بعد:</w:t>
         <w:br/>
@@ -179,7 +179,7 @@
         <w:bidi/>
       </w:pPr>
       <w:r>
-        <w:t>[نص الضبط / الحكم — المتن الفعلي] ===</w:t>
+        <w:t>[المتن الفعلي: الوقائع / الأسباب / المنطوق] ===</w:t>
         <w:br/>
         <w:t>وبما أن وقائع هذه القضية قد أوردها حكم الدائرة الابتدائية. فإن هذه الدائرة تحيل إليه تأسيساً على الفقرة الثانية من المادة السادسة والسبعون من نظام المحاكم التجارية,</w:t>
         <w:br/>
@@ -265,7 +265,7 @@
         <w:bidi/>
       </w:pPr>
       <w:r>
-        <w:t>[نص الضبط / الحكم — المتن الفعلي] ===</w:t>
+        <w:t>[المتن الفعلي: الوقائع / الأسباب / المنطوق] ===</w:t>
         <w:br/>
         <w:t>!] ةيدومسنا ةيبرعنا ةعنمن' قل</w:t>
       </w:r>
@@ -277,7 +277,7 @@
         <w:bidi/>
       </w:pPr>
       <w:r>
-        <w:t>[ترويسة / كليشة وزارة العدل — معلومات رسمية متكررة] ===</w:t>
+        <w:t>[ترويسة / كليشة رسمية — معلومات متكررة] ===</w:t>
         <w:br/>
         <w:t>5 وزارة العدل صك رقم 7١7.551557هغع‏ للم</w:t>
       </w:r>
@@ -289,7 +289,7 @@
         <w:bidi/>
       </w:pPr>
       <w:r>
-        <w:t>[نص الضبط / الحكم — المتن الفعلي] ===</w:t>
+        <w:t>[المتن الفعلي: الوقائع / الأسباب / المنطوق] ===</w:t>
         <w:br/>
         <w:t>3 5-0</w:t>
       </w:r>
@@ -301,7 +301,7 @@
         <w:bidi/>
       </w:pPr>
       <w:r>
-        <w:t>[ترويسة / كليشة وزارة العدل — معلومات رسمية متكررة] ===</w:t>
+        <w:t>[ترويسة / كليشة رسمية — معلومات متكررة] ===</w:t>
         <w:br/>
         <w:t>المحكمة التجارية يجدة رقم الصفحة: 2 ” 0</w:t>
         <w:br/>
@@ -315,7 +315,7 @@
         <w:bidi/>
       </w:pPr>
       <w:r>
-        <w:t>[نص الضبط / الحكم — المتن الفعلي] ===</w:t>
+        <w:t>[المتن الفعلي: الوقائع / الأسباب / المنطوق] ===</w:t>
         <w:br/>
         <w:t>المورث قد غبن في التنازل ببيع حصصه لموكلي وبناء على ادعائهم تم الرد علهم وإرفاق العقد المبرم محل الدعوى. 2- بالاطلاع على أسباب الحكم المعترض عليه فنجد أن صاحب الفضيلة</w:t>
         <w:br/>
@@ -367,7 +367,7 @@
         <w:br/>
         <w:t>ومورث المدعي وما تضمنه من بنود وصحة آثارهما القانونية بحق المتعاقدين وقضت برد الدعوى (مرفق صورة الحكمين - مستند رقم1) وقد اكتسبت تلك الأحكام الصفة الباتة</w:t>
         <w:br/>
-        <w:t>فنأتسملا حلاصت تبثأ يذلاو ه2/12/1432 خيراتو (185/17/2) مقرب رداصلا رشع ةعباسلا ةيراجتلا ةرئادلا نم يئاضقلا مكحلا ردص كلذك -ب .هب يضقملا ءيشلا ةيجح تزاحو</w:t>
+        <w:t>وحازت حجية الشيء المقضي به. ب- كذلك صدر الحكم القضائي من الدائرة التجارية السابعة عشر الصادر برقم (185/17/2) وتاريخ 2/12/1432ه والذي أثبت تصالح المستأنف</w:t>
         <w:br/>
         <w:t>والمستأنف ضده بشأن كل ما يتعلق بالشركة - محل الدعوى (شركة أحمد زيني التجارية) - والتزام المستأنف ضده بالبند (4/1) من الحكم على أن (يقر الطرف الثاني - المستأنف ضده</w:t>
         <w:br/>
@@ -435,7 +435,7 @@
         <w:bidi/>
       </w:pPr>
       <w:r>
-        <w:t>[نص الضبط / الحكم — المتن الفعلي] ===</w:t>
+        <w:t>[المتن الفعلي: الوقائع / الأسباب / المنطوق] ===</w:t>
         <w:br/>
         <w:t>‏٠‎ ةيدومسنا ةيبرمناةعننا مقل</w:t>
       </w:r>
@@ -447,7 +447,7 @@
         <w:bidi/>
       </w:pPr>
       <w:r>
-        <w:t>[ترويسة / كليشة وزارة العدل — معلومات رسمية متكررة] ===</w:t>
+        <w:t>[ترويسة / كليشة رسمية — معلومات متكررة] ===</w:t>
         <w:br/>
         <w:t>5 وزارة العدل صك رقم 7١7.551557هغع‏ للم</w:t>
       </w:r>
@@ -459,7 +459,7 @@
         <w:bidi/>
       </w:pPr>
       <w:r>
-        <w:t>[نص الضبط / الحكم — المتن الفعلي] ===</w:t>
+        <w:t>[المتن الفعلي: الوقائع / الأسباب / المنطوق] ===</w:t>
         <w:br/>
         <w:t>5 --</w:t>
         <w:br/>
@@ -473,7 +473,7 @@
         <w:bidi/>
       </w:pPr>
       <w:r>
-        <w:t>[ترويسة / كليشة وزارة العدل — معلومات رسمية متكررة] ===</w:t>
+        <w:t>[ترويسة / كليشة رسمية — معلومات متكررة] ===</w:t>
         <w:br/>
         <w:t>المحكمة التجارية بجدة رقم الصفحة: ‏ " 2 1</w:t>
         <w:br/>
@@ -487,7 +487,7 @@
         <w:bidi/>
       </w:pPr>
       <w:r>
-        <w:t>[نص الضبط / الحكم — المتن الفعلي] ===</w:t>
+        <w:t>[المتن الفعلي: الوقائع / الأسباب / المنطوق] ===</w:t>
         <w:br/>
         <w:t>المقدم في مواجهته العقد - في الطعن في الجوانب الشكلية للعقد من إنكار الخط أو الإمضاء أو الختم أو البصمة ومن ثم بقاء حجية المحرر العادي وسريانه في مواجية المستأنف ضدهء</w:t>
         <w:br/>
@@ -517,7 +517,7 @@
         <w:br/>
         <w:t>الورقة أو تزويرها بكافة الطرق القانونية ومنها القرائن القضائية حيث يجوز للمحكمة إثبات صحة العقد من عدمه حال وجود اعتبارات تسيغ لها ذلك ولا.يُعاب في ذلك على تقدير</w:t>
         <w:br/>
-        <w:t>ةيئانجلا ةلدألا ةرادإ باطخ لابقتساب تفتكا ةرئادلا نأ.الإ ىوعدلا يف ررحملل يرهوجلا ريثأتلا نم مغرلا ىلعو 3- .ىوعدلا يف ةجتنم ةجيتنل لوصولا ةيغب ةلدألل عوضوملا ةمكحم</w:t>
+        <w:t>محكمة الموضوع للأدلة بغية الوصول لنتيجة منتجة في الدعوى. 3- وعلى الرغم من التأثير الجوهري للمحرر في الدعوى إلا.أن الدائرة اكتفت باستقبال خطاب إدارة الأدلة الجنائية</w:t>
         <w:br/>
         <w:t>بطلب العقد الأصلي ولم تجر الإجراءات النظامية اللازمة والكفيلة للبت في هذا المحرر المنتج في الدعوى ولم تقم بما أجازه لها النظام في هذا الشأن من حق التحقيق بالمضاهاة أو سماع</w:t>
         <w:br/>
@@ -541,7 +541,7 @@
         <w:br/>
         <w:t>الإجراء المنتج والجوهري في الدعوى؛ مما تكون قد خالفت المبادئ القضائية الصادرة عن المحكمة العلياء ويما أن المادة (41) من اللائحة التنفيذية لطرق الاعتراض على الأحكام قد</w:t>
         <w:br/>
-        <w:t>ةمكحملا نم رداص يئاضق أدبمل مكحلا ةفلاخم ضارتعالا لحم ناكاذإ) هنأ ىلع تصنو ماظنلا ةفلاخم تحت جردني ايلعلا ةمكحملا نع ةرداصلا ةيئاضقلا ئدابملا دحأ ةفلاخم تربتعا</w:t>
+        <w:t>اعتبرت مخالفة أحد المبادئ القضائية الصادرة عن المحكمة العليا يندرج تحت مخالفة النظام ونصت على أنه (إذاكان محل الاعتراض مخالفة الحكم لمبدأ قضائي صادر من المحكمة</w:t>
         <w:br/>
         <w:t>مكحلا :ًانماث .هؤاغلإ نيعتبو ضقنلاب ًايرح هلعجيو ماظنلا ةفلاخمب مكحلا بيعي امم .(ماظنلا ةفلاخمل اًضارتعا ّدُع «ةقباس اياضق ينايلعلا ةمكحملا رئاود ىدحإ هب تذخأوأ ءايلعلا</w:t>
         <w:br/>
@@ -552,8 +552,28 @@
         <w:t>لعام ‎١444‏ ه). 2- ولماكان البين من الحكم - محل الاعتراض - أن المدعي قد حصر طلباته الختامية في (الصفحة 3) بما دونته الدائرة نصاً: (انتبى المدعي إلى طلب الحكم بإلزام المدعى</w:t>
         <w:br/>
         <w:t>عليه بأن يدفع لعدنان مبلغ وقدره (97.762.042ريال)» ولعاتقه الحرازي مبلغ (27.932.012ريال): إلا أن الدائرة قضت بأكثر مما يطلبه الخصوم وقضت بإلزام المستأنف بان يدفع لورثة</w:t>
+      </w:r>
+    </w:p>
+    <w:p>
+      <w:pPr>
+        <w:pStyle w:val="Heading2"/>
+        <w:jc w:val="right"/>
+        <w:bidi/>
+      </w:pPr>
+      <w:r>
+        <w:t>[الطلبات / المرفقات] ===</w:t>
         <w:br/>
         <w:t>أحمد عباس زيني مبلغاً وقدره (331.882.138 مليون ريال) وهو مبلغ يزيد عن الطلبات الختامية المقدمة من المستأنف ضده. مما يعيب الحكم بالقصور ويجعله حرياً بالإلغاء. تاسعاً:</w:t>
+      </w:r>
+    </w:p>
+    <w:p>
+      <w:pPr>
+        <w:pStyle w:val="Heading2"/>
+        <w:jc w:val="right"/>
+        <w:bidi/>
+      </w:pPr>
+      <w:r>
+        <w:t>[المتن الفعلي: الوقائع / الأسباب / المنطوق] ===</w:t>
         <w:br/>
         <w:t>ةيادب ذنمو هنأ ةيباوجلا فنأتسملا تاركذمو مكحلا نم تباثلا نإ ثيح 1- :هتيجحو نيعدملا ثروم لزانتل تبثملاو ةيماظنلا هناكرأل لمتكملا ءاكرشلا رارق يمسرلا ررحملل ةرئادلا لافغإ</w:t>
         <w:br/>
@@ -607,7 +627,7 @@
         <w:bidi/>
       </w:pPr>
       <w:r>
-        <w:t>[نص الضبط / الحكم — المتن الفعلي] ===</w:t>
+        <w:t>[المتن الفعلي: الوقائع / الأسباب / المنطوق] ===</w:t>
         <w:br/>
         <w:t>!] ةيدومسنا ةيبرعنا ةعنمن' قل</w:t>
       </w:r>
@@ -619,7 +639,7 @@
         <w:bidi/>
       </w:pPr>
       <w:r>
-        <w:t>[ترويسة / كليشة وزارة العدل — معلومات رسمية متكررة] ===</w:t>
+        <w:t>[ترويسة / كليشة رسمية — معلومات متكررة] ===</w:t>
         <w:br/>
         <w:t>2 وزارة العدل صك رقم 7١7.551557هغع‏ 1ه</w:t>
       </w:r>
@@ -631,7 +651,7 @@
         <w:bidi/>
       </w:pPr>
       <w:r>
-        <w:t>[نص الضبط / الحكم — المتن الفعلي] ===</w:t>
+        <w:t>[المتن الفعلي: الوقائع / الأسباب / المنطوق] ===</w:t>
         <w:br/>
         <w:t>5 --</w:t>
       </w:r>
@@ -656,7 +676,7 @@
         <w:bidi/>
       </w:pPr>
       <w:r>
-        <w:t>[ترويسة / كليشة وزارة العدل — معلومات رسمية متكررة] ===</w:t>
+        <w:t>[ترويسة / كليشة رسمية — معلومات متكررة] ===</w:t>
         <w:br/>
         <w:t>المحكمة التجارية بجدة رقم الصفحة: 4 2 1</w:t>
         <w:br/>
@@ -670,7 +690,7 @@
         <w:bidi/>
       </w:pPr>
       <w:r>
-        <w:t>[نص الضبط / الحكم — المتن الفعلي] ===</w:t>
+        <w:t>[المتن الفعلي: الوقائع / الأسباب / المنطوق] ===</w:t>
         <w:br/>
         <w:t>عليه أي اعتراض على البيع وكذلك لم يثار أي نزاع بين مورث المتداعين والمستأنف بشأن عدم استلام قيمة تلك الحصص الأمر الذي يثبت معه صحة البيع وسريان آثاره النظامية المترتبة</w:t>
         <w:br/>
@@ -681,8 +701,28 @@
         <w:t>التجاري لها منذ 1437هء وكان يجب علهها رد الدعوى وعدم قبول إقامة الدعوى على شركة منهية ولاوجود لها حسب النظامء حيث أنه بعد تخارج كل من الشيخ أحمد زبني رحمه الله في</w:t>
         <w:br/>
         <w:t>لعام 1431 هء مورث المستأنف والمستأنف ضده. وكذا تخارج المستأنف ضده في العام 1434ه من نفس الشركة شركة أحمد زيني التجارية (الشركة محل الدعوى) فقد قام الشركاء</w:t>
+      </w:r>
+    </w:p>
+    <w:p>
+      <w:pPr>
+        <w:pStyle w:val="Heading2"/>
+        <w:jc w:val="right"/>
+        <w:bidi/>
+      </w:pPr>
+      <w:r>
+        <w:t>[الطلبات / المرفقات] ===</w:t>
         <w:br/>
         <w:t>الجدد بشركة أحمد زيني التجارية بتصفية شركة أحمد زيني التجارية. وكذا شطب السجل التجاري بتاريخ 11/4/1437ه و(مرفق رقم 7 ورقم 8). الحادي عشر: تجاهل الدائرة للدفع</w:t>
+      </w:r>
+    </w:p>
+    <w:p>
+      <w:pPr>
+        <w:pStyle w:val="Heading2"/>
+        <w:jc w:val="right"/>
+        <w:bidi/>
+      </w:pPr>
+      <w:r>
+        <w:t>[المتن الفعلي: الوقائع / الأسباب / المنطوق] ===</w:t>
         <w:br/>
         <w:t>بترتيس هنوكل ةعيرشلل مكحلا ةفلاخمو ىوعدلا يف يأرلا هجو يف يرهوجلا هريثأت مغر كلذ تابثإل ةليفكلا تاءارجإلا ذاختا مدعو صصحلا غلبم عفدب فنأتسملا نم ئدبملا يرهوجلا</w:t>
         <w:br/>
@@ -705,8 +745,28 @@
         <w:t>المقدمة في تلك الدعوى لكونها في حوزة الدائرة. إلا.ان الدائرة أغفلت تلك الإجراءات وترتب على ذلك الإغفال صدور الحكم - محل الاعتراض - بإلزام المستأنف بدفع تلك المبالغ مرة</w:t>
         <w:br/>
         <w:t>هميدقت قبس املو هلك كلذل :تابلطلا .ءاغلإلاب ًايرح هلعجيو ةيمالسإلا ةعيرشلا ةفلاخمو روصقلاب مكحلا بيعي امم لطابلاب سانلا لاومأ لكأ ليبق نم دعي مكحلا اذه ناكاملو ءىرخأ</w:t>
+      </w:r>
+    </w:p>
+    <w:p>
+      <w:pPr>
+        <w:pStyle w:val="Heading2"/>
+        <w:jc w:val="right"/>
+        <w:bidi/>
+      </w:pPr>
+      <w:r>
+        <w:t>[الطلبات / المرفقات] ===</w:t>
         <w:br/>
         <w:t>ولما تراه الدائرة الموقرة من أسباب نطلب من فضيلتكم قبول الاستئناف شكلاً وفي الموضوع نقض الحكم الصادر والحكم مجدداً برد دعوى المدعي). وأكد وكيل المدعى عليه على ما ورد</w:t>
+      </w:r>
+    </w:p>
+    <w:p>
+      <w:pPr>
+        <w:pStyle w:val="Heading2"/>
+        <w:jc w:val="right"/>
+        <w:bidi/>
+      </w:pPr>
+      <w:r>
+        <w:t>[المتن الفعلي: الوقائع / الأسباب / المنطوق] ===</w:t>
         <w:br/>
         <w:t>بلائحة الاعتراض. كما اطلعت الدائرة على لائحة الاعتراض المقدمة من وكيل المدعي وحاصلها: (نؤكد أن اعتراضنا منصب فقط على صيغة منطوق الحكم فالدائرة لم تفصل المنطوق</w:t>
         <w:br/>
@@ -757,8 +817,28 @@
         <w:t>اشترى من المورث الحصة المملوكة له في شركة أحمد زيني وأولاده محل الدعوى, ولم يقدم بينة أو دليل صحيح على أن البيع تم» بل تناقض في الثمن والقيمة تناقضاً يؤكد الدعوى</w:t>
         <w:br/>
         <w:t>ويؤيدها .وبما أن الأصل أنه عند الاختلاف في الثمن والقيمة فالقول قول البائع» لما روى ابن مسعود عن رسول الله صلى الله عليه وسلم: إذا اختلف البيعان وليس بيهما بينة فالقول</w:t>
+      </w:r>
+    </w:p>
+    <w:p>
+      <w:pPr>
+        <w:pStyle w:val="Heading2"/>
+        <w:jc w:val="right"/>
+        <w:bidi/>
+      </w:pPr>
+      <w:r>
+        <w:t>[الطلبات / المرفقات] ===</w:t>
         <w:br/>
         <w:t>قول البائع» ويما أن المدعى عليه قام بتصفية الشركة اختياربًا وسحب رأس مالها وألغى صفتها الاعتبارية فإنه يضمن القيمة, لذلك فإني أطلب من دائرتكم الموقرة: أولاً: رفض الاعتراض</w:t>
+      </w:r>
+    </w:p>
+    <w:p>
+      <w:pPr>
+        <w:pStyle w:val="Heading2"/>
+        <w:jc w:val="right"/>
+        <w:bidi/>
+      </w:pPr>
+      <w:r>
+        <w:t>[المتن الفعلي: الوقائع / الأسباب / المنطوق] ===</w:t>
         <w:br/>
         <w:t>المقدم من أسامة أحمد زيني موضوعاً. ثانيا: قبول الاعتراض المقدم من عدنان احمد زيني وعاتقة الحرازي وتفصيل المبالغ وفق ماهي موضحة في صحيفة الاستئناف). فعقب وكيل</w:t>
         <w:br/>
@@ -790,7 +870,7 @@
         <w:bidi/>
       </w:pPr>
       <w:r>
-        <w:t>[نص الضبط / الحكم — المتن الفعلي] ===</w:t>
+        <w:t>[المتن الفعلي: الوقائع / الأسباب / المنطوق] ===</w:t>
         <w:br/>
         <w:t>!] ةيدومسنا ةيبرما ةعنش قل</w:t>
       </w:r>
@@ -802,7 +882,7 @@
         <w:bidi/>
       </w:pPr>
       <w:r>
-        <w:t>[ترويسة / كليشة وزارة العدل — معلومات رسمية متكررة] ===</w:t>
+        <w:t>[ترويسة / كليشة رسمية — معلومات متكررة] ===</w:t>
         <w:br/>
         <w:t>01 وزارة العدل صك رقم 7١7.551557هغع‏ للم</w:t>
       </w:r>
@@ -814,7 +894,7 @@
         <w:bidi/>
       </w:pPr>
       <w:r>
-        <w:t>[نص الضبط / الحكم — المتن الفعلي] ===</w:t>
+        <w:t>[المتن الفعلي: الوقائع / الأسباب / المنطوق] ===</w:t>
         <w:br/>
         <w:t>5 --</w:t>
       </w:r>
@@ -839,7 +919,7 @@
         <w:bidi/>
       </w:pPr>
       <w:r>
-        <w:t>[ترويسة / كليشة وزارة العدل — معلومات رسمية متكررة] ===</w:t>
+        <w:t>[ترويسة / كليشة رسمية — معلومات متكررة] ===</w:t>
         <w:br/>
         <w:t>المحكمة التجارية بجدة رقم الصفحة: 4ه 2 1</w:t>
         <w:br/>
@@ -853,7 +933,7 @@
         <w:bidi/>
       </w:pPr>
       <w:r>
-        <w:t>[نص الضبط / الحكم — المتن الفعلي] ===</w:t>
+        <w:t>[المتن الفعلي: الوقائع / الأسباب / المنطوق] ===</w:t>
         <w:br/>
         <w:t>الرد علا بمايلي: أولا.: التأكيد على الدفع بسداد مبلغ بيع الحصص للديون المستحقة على مورث المدعي للبنوك: فمن حيث أن الثابت والبين من مدونات الحكم ان المدعى عليه -</w:t>
         <w:br/>
@@ -973,7 +1053,7 @@
         <w:bidi/>
       </w:pPr>
       <w:r>
-        <w:t>[نص الضبط / الحكم — المتن الفعلي] ===</w:t>
+        <w:t>[المتن الفعلي: الوقائع / الأسباب / المنطوق] ===</w:t>
         <w:br/>
         <w:t>ةيدومسا ةيبرسنا ةعنمنا |</w:t>
         <w:br/>
@@ -1002,7 +1082,7 @@
         <w:bidi/>
       </w:pPr>
       <w:r>
-        <w:t>[ترويسة / كليشة وزارة العدل — معلومات رسمية متكررة] ===</w:t>
+        <w:t>[ترويسة / كليشة رسمية — معلومات متكررة] ===</w:t>
         <w:br/>
         <w:t>المحكمة التجارية بجدة رقم الصفحة: 5 2 1</w:t>
         <w:br/>
@@ -1016,7 +1096,7 @@
         <w:bidi/>
       </w:pPr>
       <w:r>
-        <w:t>[نص الضبط / الحكم — المتن الفعلي] ===</w:t>
+        <w:t>[المتن الفعلي: الوقائع / الأسباب / المنطوق] ===</w:t>
         <w:br/>
         <w:t>للتعاقد - والمدعى عليه بتاريخ 16/10/1431هء وقام مورث المدعي بالتوقيع على قرار التنازل عن الحصص بموجب التصديق الصادر من وزارة التجارة والمثبت أمام كاتب العدل بالغرفة</w:t>
         <w:br/>
@@ -1088,7 +1168,7 @@
         <w:br/>
         <w:t>(130- عدد7- مجلد 9/ع/2 لعام 1434ه بتاريخ 10/2/1434ه بخطاب كاتب العدل بالغرفة التجارية الصناعية بجدة رقم (7050/34) وتاريخ 10/2/1434ه. حيث أن قرار الشركاء</w:t>
         <w:br/>
-        <w:t>ةحئال نم تباثلا :نأ كلذ ديدس ريغ عفدلا اذه ناب هيلع بيجنف .عئابلا لوق لوقلا نوكب عفدلاو يعدملا ءاعدا ىلع ًاباوج .نايبلا فنآلا يراجتلا مكحلا ىلع ًاينبم ءاج هيلع عيقوتلاو</w:t>
+        <w:t>والتوقيع عليه جاء مبنياً على الحكم التجاري الآنف البيان. جواباً على ادعاء المدعي والدفع بكون القول قول البائع. فنجيب عليه بان هذا الدفع غير سديد ذلك أن: الثابت من لائحة</w:t>
         <w:br/>
         <w:t>الدعوى اختلاف المدعي-مورث البائع للحصص - والمدعى عليه - المشتري للحصص - في خروج المال. وحيث أنه من المقرر في قضباء المحاكم التجارية أنه (إذا اختلف الباذل والمبذول له</w:t>
         <w:br/>
@@ -1136,7 +1216,7 @@
         <w:bidi/>
       </w:pPr>
       <w:r>
-        <w:t>[نص الضبط / الحكم — المتن الفعلي] ===</w:t>
+        <w:t>[المتن الفعلي: الوقائع / الأسباب / المنطوق] ===</w:t>
         <w:br/>
         <w:t>!] ةيدومسنا ةيبرعن ةعنمن قل</w:t>
       </w:r>
@@ -1148,7 +1228,7 @@
         <w:bidi/>
       </w:pPr>
       <w:r>
-        <w:t>[ترويسة / كليشة وزارة العدل — معلومات رسمية متكررة] ===</w:t>
+        <w:t>[ترويسة / كليشة رسمية — معلومات متكررة] ===</w:t>
         <w:br/>
         <w:t>2 وزارة العدل صك رقم 7١7.551557هغع‏ 1ه</w:t>
       </w:r>
@@ -1160,7 +1240,7 @@
         <w:bidi/>
       </w:pPr>
       <w:r>
-        <w:t>[نص الضبط / الحكم — المتن الفعلي] ===</w:t>
+        <w:t>[المتن الفعلي: الوقائع / الأسباب / المنطوق] ===</w:t>
         <w:br/>
         <w:t>7 لطر 7</w:t>
         <w:br/>
@@ -1176,7 +1256,7 @@
         <w:bidi/>
       </w:pPr>
       <w:r>
-        <w:t>[ترويسة / كليشة وزارة العدل — معلومات رسمية متكررة] ===</w:t>
+        <w:t>[ترويسة / كليشة رسمية — معلومات متكررة] ===</w:t>
         <w:br/>
         <w:t>دائرة الاستئناف الثانية ‎١‏ تاريخ الصك: 7١/9./ه:5١‏ 10 9 5</w:t>
       </w:r>
@@ -1188,7 +1268,7 @@
         <w:bidi/>
       </w:pPr>
       <w:r>
-        <w:t>[نص الضبط / الحكم — المتن الفعلي] ===</w:t>
+        <w:t>[المتن الفعلي: الوقائع / الأسباب / المنطوق] ===</w:t>
         <w:br/>
         <w:t>هيلع ىعدملا ثروم مالتسا تبثت يتلاو ةيجحلل ةبستكملاو قيثوتلاب طونملا (لدعلا بتاك) ماعلا فظوملا عيقوتب ةليذملاو هيلع ىعدملا نم ةعقوملا ءاكرشلا تارارق يف ةلثمتملاو هفانئتسا يف</w:t>
         <w:br/>
@@ -1205,8 +1285,28 @@
         <w:t>المحل أو السبب أو الثمن فإن هذا البطلان هو الذي يخضع للقواعد العامة وتخلص في أن العقد الباطل منعدم كأصل ولا.ينتج أثرّاء ولا.يزول البطلان بالإجازة وفي حالة البطلان يعاد</w:t>
         <w:br/>
         <w:t>المتعاقدين الى الحالة التي كانا علها قبل التعاقدء وبما أن المدعي أقر بصحة العقد والدائرة قررت صحته أيضاً فيصبح والحال كذلك لا صفة للمدعي في طلب تقدير قيمة الحصص في</w:t>
+      </w:r>
+    </w:p>
+    <w:p>
+      <w:pPr>
+        <w:pStyle w:val="Heading2"/>
+        <w:jc w:val="right"/>
+        <w:bidi/>
+      </w:pPr>
+      <w:r>
+        <w:t>[الطلبات / المرفقات] ===</w:t>
         <w:br/>
         <w:t>عقد صحيح وليس للدائرة أيضاً ذلك الحق. وبناء على ما تقدّم نلتمس من فضيلتكم القضاء يمايلي: قبول الاستئناف شكلاً. في الموضوع: بإلغاء الحكم المستأنف والقضاء مجدداً برد</w:t>
+      </w:r>
+    </w:p>
+    <w:p>
+      <w:pPr>
+        <w:pStyle w:val="Heading2"/>
+        <w:jc w:val="right"/>
+        <w:bidi/>
+      </w:pPr>
+      <w:r>
+        <w:t>[المتن الفعلي: الوقائع / الأسباب / المنطوق] ===</w:t>
         <w:br/>
         <w:t>الدعوى). فعقب وكيل المدعيين قائلاً: بأنه يطلب مهلة لتقديم جوابه. ثم طلبت الدائرة من الطرفين تقديم مذكرات ختامية للمدعي 3 أيام من تاربخه. وللمدعى عليه 3 أيام تالية لهاء</w:t>
         <w:br/>
@@ -1308,7 +1408,7 @@
         <w:bidi/>
       </w:pPr>
       <w:r>
-        <w:t>[نص الضبط / الحكم — المتن الفعلي] ===</w:t>
+        <w:t>[المتن الفعلي: الوقائع / الأسباب / المنطوق] ===</w:t>
         <w:br/>
         <w:t>!] ةيدومسنا ةيبرعنا ةعنمن' قل</w:t>
       </w:r>
@@ -1320,7 +1420,7 @@
         <w:bidi/>
       </w:pPr>
       <w:r>
-        <w:t>[ترويسة / كليشة وزارة العدل — معلومات رسمية متكررة] ===</w:t>
+        <w:t>[ترويسة / كليشة رسمية — معلومات متكررة] ===</w:t>
         <w:br/>
         <w:t>5 وزارة العدل صك رقم 7١7.551557هغع‏ للم</w:t>
       </w:r>
@@ -1332,7 +1432,7 @@
         <w:bidi/>
       </w:pPr>
       <w:r>
-        <w:t>[نص الضبط / الحكم — المتن الفعلي] ===</w:t>
+        <w:t>[المتن الفعلي: الوقائع / الأسباب / المنطوق] ===</w:t>
         <w:br/>
         <w:t>7 لطر 7</w:t>
         <w:br/>
@@ -1348,7 +1448,7 @@
         <w:bidi/>
       </w:pPr>
       <w:r>
-        <w:t>[ترويسة / كليشة وزارة العدل — معلومات رسمية متكررة] ===</w:t>
+        <w:t>[ترويسة / كليشة رسمية — معلومات متكررة] ===</w:t>
         <w:br/>
         <w:t>دائرة الاستئناف الثانية ‎١‏ تاريخ الصك: ‏ ١١/”./4؛4:١‏ 6ك 1 أ 2</w:t>
       </w:r>
@@ -1360,17 +1460,37 @@
         <w:bidi/>
       </w:pPr>
       <w:r>
-        <w:t>[نص الضبط / الحكم — المتن الفعلي] ===</w:t>
+        <w:t>[المتن الفعلي: الوقائع / الأسباب / المنطوق] ===</w:t>
         <w:br/>
         <w:t>الشركات كأصول لها متداولة أو غير متداولة لا.تتغير قيمتها السوقية إلا.بتأثير إيجابي يطرأ على حقوق الملكية إما بضخ رأس مال جديد يظهر في قائمة المركز المالي أو ارتفاع في قيمة</w:t>
         <w:br/>
-        <w:t>ةرئادلا مث نمو ًاقباس جراختلاب مكحلا هيلإ تدنتسا يذلاو ريبخلا لبق نم صصحلا مييقت نأ :يعوضوملا درلا نم يناثلا هجولاو .كلاملا مسا ًاعطق هببس نم سيل ًايقوس لوصألا</w:t>
+        <w:t>الأصول سوقياً ليس من سببه قطعاً اسم المالك. والوجه الثاني من الرد الموضوعي: أن تقييم الحصص من قبل الخبير والذي استندت إليه الحكم بالتخارج سابقاً ومن ثم الدائرة</w:t>
         <w:br/>
         <w:t>الابتدائية في حكمها الآني كان محل رضا وقبول من المدعى عليه لا يجوز معه قبول الطعن والتشكيك في صحته من قبله» لماكان مثبتاً لحق في غير مصاحته والدائرة الابتدائية تطرقت</w:t>
         <w:br/>
         <w:t>لهذا التقرير مشكورة في تسبيها للحكم محل النظر. سابعاً: مورث موكلي رحمه الله أوصى بالثلث لمستحقيه بموجب حكم الوصية رقم ‎)١790151771151577..371(‏ وتاريخ 51717 ‎/1١‏</w:t>
+      </w:r>
+    </w:p>
+    <w:p>
+      <w:pPr>
+        <w:pStyle w:val="Heading2"/>
+        <w:jc w:val="right"/>
+        <w:bidi/>
+      </w:pPr>
+      <w:r>
+        <w:t>[الطلبات / المرفقات] ===</w:t>
         <w:br/>
         <w:t>‏هه (مرفق رقم 5) والتي تبلغ من قيمة الحصص مبلغ وقدره ‎)١١٠177,53759(‏ مئة وعشرة مليون وستمئة واثنان و سبعون ألفاً وثلائمئة وتسعة وسبعون ريالاً. والمدعى عليه هو</w:t>
+      </w:r>
+    </w:p>
+    <w:p>
+      <w:pPr>
+        <w:pStyle w:val="Heading2"/>
+        <w:jc w:val="right"/>
+        <w:bidi/>
+      </w:pPr>
+      <w:r>
+        <w:t>[المتن الفعلي: الوقائع / الأسباب / المنطوق] ===</w:t>
         <w:br/>
         <w:t>الوصيء وباطراح مبلغ الوصية وتنفيذاً لها ووفقاً للأنصبة الشرعية؛ فإن موكلي يستحق كل مهما بناءً على مبلغ قيمة الحصص المحكوم به. فإن موكلي عدنان يستحق مبلغاً</w:t>
         <w:br/>
@@ -1379,12 +1499,32 @@
         <w:t>وستمئة واحد وخمسون ألفاً ومئتان وتسعة عشر ربالا لذلك وبما أنه ثبت بموجب الحكم القضائي أن المورث - أثناء العقد المزعوم -كان فاقداً للأهلية ولا.يجوز التعاقد مع فاقد</w:t>
         <w:br/>
         <w:t>الأهلية» وبما أن على اليد ما أخذت حتى تؤديه» ويما أن الحصص تمت تصفيتها اختيارياً من المدعى عليه؛ وبما أنها أصبحت منعدمة ولم يبق إلا. قيمتهاء ويما أن جميع الأطراف اتفقوا</w:t>
+      </w:r>
+    </w:p>
+    <w:p>
+      <w:pPr>
+        <w:pStyle w:val="Heading2"/>
+        <w:jc w:val="right"/>
+        <w:bidi/>
+      </w:pPr>
+      <w:r>
+        <w:t>[الطلبات / المرفقات] ===</w:t>
         <w:br/>
         <w:t>وتخارجوا على هذا التقييم؛ لذلك ولما سبق عرضه وبيانه فإنني أطلب من مقام الدائرة الموقرة إحقاقاً للحق ونصرة للعدالة: الحكم بتأييد الحكم وتفصيل منطوقه وفق طلب الاستئناف</w:t>
+      </w:r>
+    </w:p>
+    <w:p>
+      <w:pPr>
+        <w:pStyle w:val="Heading2"/>
+        <w:jc w:val="right"/>
+        <w:bidi/>
+      </w:pPr>
+      <w:r>
+        <w:t>[المتن الفعلي: الوقائع / الأسباب / المنطوق] ===</w:t>
         <w:br/>
         <w:t>المقدم من قبلنا). كما اطلعت الدائرة على المذكرة الختامية المقدمة من وكيل المدعى عليه والمودعة في النظام بتاريخ 29 / 02/ 1445ه وحا صلها: (بناءً على طلب الدائرة الموقرة بسرد</w:t>
         <w:br/>
-        <w:t>ميدقت مدعل ؛ىوعدلا رظنب ًايعون ةمكحملا صاصتخا مدعب عفدلا ىلع ديكأتلاب ةرقوملا ةرئادلا حمستسن :ًالوأ :يلاتلا وحنلا ىلع انتركذمب مدقتن ءىوعدلا لحم عازنلل ينمزلا لسلستلا</w:t>
+        <w:t>التسلسل الزمني للنزاع محل الدعوىء نتقدم بمذكرتنا على النحو التالي: أولاً: نستسمح الدائرة الموقرة بالتأكيد على الدفع بعدم اختصاص المحكمة نوعياً بنظر الدعوى؛ لعدم تقديم</w:t>
         <w:br/>
         <w:t>ىوعدلا ةماقإل قحال هنوكل يماظنلا صنلا ىلع دانتسالا ةيزاوج مدعو .ةيراجتلا ةمكحملل صاصتخالا داقعناو ىوعدلا رظنب ةماعلا ةمكحملا صاصتخا مدعب يضاقلا مكحلل يعدملا</w:t>
         <w:br/>
@@ -1395,14 +1535,34 @@
         <w:t>مدعب قباس مكح رودص ةرورض ىوعدلا رظنب ةصتخم (ةرقوملا مكتمكحم) ىرخألا ةمكحملا نوكتل مزلتسا هنأ صنلا اذه دافم ناكاملو .(اهرظنب اهلإ لاحملا ةمكحملا مزتلتو ةصتخملا</w:t>
         <w:br/>
         <w:t>الاختصا ص وأن يكتسب الصفة النهائية. 2- وبما أن المدعي قد زعم - في لائحة دعواه صدور حكم من المحكمة العامة بجدة رقم (3855849) وتاريخ 2/1438 /10ه يقضى بعدم</w:t>
+      </w:r>
+    </w:p>
+    <w:p>
+      <w:pPr>
+        <w:pStyle w:val="Heading2"/>
+        <w:jc w:val="right"/>
+        <w:bidi/>
+      </w:pPr>
+      <w:r>
+        <w:t>[الطلبات / المرفقات] ===</w:t>
         <w:br/>
         <w:t>اختصاصها بنظر الدعوى واختصاص القضاء التجاري بنظرهاء وحيث إنه بالبحث في أوراق الدعوى ومرفقاتها تبين عدم تقديم المدعي لهذا الحكم المزعوم صدوره. كما أنه بالبحث</w:t>
+      </w:r>
+    </w:p>
+    <w:p>
+      <w:pPr>
+        <w:pStyle w:val="Heading2"/>
+        <w:jc w:val="right"/>
+        <w:bidi/>
+      </w:pPr>
+      <w:r>
+        <w:t>[المتن الفعلي: الوقائع / الأسباب / المنطوق] ===</w:t>
         <w:br/>
         <w:t>والتمحيص في القضايا الخاصة بالمدعى عليه تبين عدم وجود هذا الحكم في النظام الإلكتروني القضائي (ناجز) الخاص بالمدعى عليهء ولماكان ما تقدم فإنه بانتفاء وجود الحكم</w:t>
         <w:br/>
         <w:t>القاضي بعدم الاختصاص فإنه ينتفي معه إعمال نص المادة الآنفة البيان ويضح من المتعين معه إعمال الأصل وهو عدم اختصاص المحكمة التجارية بنظر تلك الدعوى. 3- وعلى</w:t>
         <w:br/>
-        <w:t>1441/ خيراتب ةرداصلاو نايبلا ةفنآلا - ةيذيفنتلا ةحئاللاب ةدراولا ةداملا صن ىلع دانتسالا زاوج مدعب عفدن اننإف صاصتخالا مدعب مكحلا رودص ةحص مدعلا - يواسي ضرفلاو - ضرف</w:t>
+        <w:t>فرض - والفرض يساوي - العدم صحة صدور الحكم بعدم الاختصاص فإننا ندفع بعدم جواز الاستناد على نص المادة الواردة باللائحة التنفيذية - الآنفة البيان والصادرة بتاريخ 1441/</w:t>
         <w:br/>
         <w:t>6ه إعمالا:لمبدأ عدم رجعية تطبيق القوانين ذلك أن الحكم الصادر فيه عدم الاختصاص صدر في عام 1438ه أي قبل إعمال وتنفيذ تلك اللائحة في عام 1441ه مما لا.يجوز</w:t>
         <w:br/>
@@ -1443,10 +1603,40 @@
         <w:t>لوافترضنا صحة التقرير المشار إليهء فإنه قد تضمن ما ذكر صراحة في البند خامساً: "ملخص حقوق الملكية الدفترية للشركات التابعة المعدلة بالتقييم كما في 2011/ 31/03م" (مرفق</w:t>
         <w:br/>
         <w:t>رقم 1). والذي يظهر أن قيمة شركة أحمد زيني التجارية تم تقييمها بمبلغ وقدره 68.424.362 ريالء وتم تعديل تقييم شركة أحمد زيني التجارية بتاريخ 2011/ 06/ 27م حسب ماورد بتقرير</w:t>
+      </w:r>
+    </w:p>
+    <w:p>
+      <w:pPr>
+        <w:pStyle w:val="Heading2"/>
+        <w:jc w:val="right"/>
+        <w:bidi/>
+      </w:pPr>
+      <w:r>
+        <w:t>[الطلبات / المرفقات] ===</w:t>
         <w:br/>
         <w:t>المحاسب القانوني طلال أبو غزالة» في البند"ثانياً: صافي الحقوق الدفترية المعدلة للشركاء" (مرفق رقم 2) والذي يظهر أن قيمة شركة أحمد زيني التجارية بمبلغ وقدره (79.924.901 ريال)</w:t>
-        <w:br/>
-        <w:t>.ءاغلإلاب ًايرح ىضيو لالدتسالا يف روصقلاب ابيعم مكحلا هعم حضي يذلا رمألا ,بيبستلاب دراولا وحنلا ىلع (لاير 368.757.931) سيلو ريرقتلا نم 8 , 6 , 4 ةحفصلا يف كلذ ىلجتو</w:t>
+      </w:r>
+    </w:p>
+    <w:p>
+      <w:pPr>
+        <w:pStyle w:val="Heading2"/>
+        <w:jc w:val="right"/>
+        <w:bidi/>
+      </w:pPr>
+      <w:r>
+        <w:t>[ترويسة / كليشة رسمية — معلومات متكررة] ===</w:t>
+        <w:br/>
+        <w:t>وتجلى ذلك في الصفحة 4 , 6 , 8 من التقرير وليس (368.757.931 ريال) على النحو الوارد بالتسبيب, الأمر الذي يضح معه الحكم معيبا بالقصور في الاستدلال ويضى حرياً بالإلغاء.</w:t>
+      </w:r>
+    </w:p>
+    <w:p>
+      <w:pPr>
+        <w:pStyle w:val="Heading2"/>
+        <w:jc w:val="right"/>
+        <w:bidi/>
+      </w:pPr>
+      <w:r>
+        <w:t>[المتن الفعلي: الوقائع / الأسباب / المنطوق] ===</w:t>
         <w:br/>
         <w:t>رابعاً: سرد التسلسل الزمنى للنزاع محل الدعوى: 1- قام المدعى عليه أسامة أحمد عباس زيني بتأسيس الشركة - محل الدعوى - بتاربخ 14/10/1427ه تحت مسدى (شركة روائع</w:t>
         <w:br/>
@@ -1457,8 +1647,28 @@
         <w:t>سابع دمحأ) ديسلل (لاير 450.000) هردقو غلبمب ةيمسالا اهتميقب (ةصح 450) ةغلابلا هصصح نع لزانتو ةكرشلا نم (ينيز ريبكلا دبع دباع) ةعيرسلا ةجزاطلا معاطملا عئاور ةكرشب</w:t>
         <w:br/>
         <w:t>زبني) أي أن مورث المدعيين كان قد اشترى حصصه بالقيمة الاسمية. ثم خرج أسامة أحمد زيني وحلت محله شركة أحمد زيني وأولاده بنسبة 9610 بالقيمة الاسميةء وتم تعديل اسم</w:t>
+      </w:r>
+    </w:p>
+    <w:p>
+      <w:pPr>
+        <w:pStyle w:val="Heading2"/>
+        <w:jc w:val="right"/>
+        <w:bidi/>
+      </w:pPr>
+      <w:r>
+        <w:t>[الطلبات / المرفقات] ===</w:t>
         <w:br/>
         <w:t>الشركة إلى (شركة أحمد زيني التجارية المحدودة) - بموجب قرار الشركاء المبرم بتاريخ 11/1429/ 6ه الموثق بتاريخ 12/1429/ 3ه (مرفق رقم 4). 3- وبتاريخ 20/09/1431 هتم تعديل</w:t>
+      </w:r>
+    </w:p>
+    <w:p>
+      <w:pPr>
+        <w:pStyle w:val="Heading2"/>
+        <w:jc w:val="right"/>
+        <w:bidi/>
+      </w:pPr>
+      <w:r>
+        <w:t>[المتن الفعلي: الوقائع / الأسباب / المنطوق] ===</w:t>
         <w:br/>
         <w:t>عقد تأسيس شركة أحمد زيني التجارية والذي بموجبه قام أسامة زيني - المدعى عليه - بشراء نسبة والده (9090) بشركة أحمد زيني التجارية بموجب عقد بيع الحصص المبرم بينه وبين</w:t>
       </w:r>
@@ -1480,7 +1690,7 @@
         <w:bidi/>
       </w:pPr>
       <w:r>
-        <w:t>[نص الضبط / الحكم — المتن الفعلي] ===</w:t>
+        <w:t>[المتن الفعلي: الوقائع / الأسباب / المنطوق] ===</w:t>
         <w:br/>
         <w:t>!] ةيدومسنا ةيبرعن ةعنمن قل</w:t>
       </w:r>
@@ -1492,7 +1702,7 @@
         <w:bidi/>
       </w:pPr>
       <w:r>
-        <w:t>[ترويسة / كليشة وزارة العدل — معلومات رسمية متكررة] ===</w:t>
+        <w:t>[ترويسة / كليشة رسمية — معلومات متكررة] ===</w:t>
         <w:br/>
         <w:t>5 وزارة العدل صك رقم 7١7.551557هغع‏ للم</w:t>
       </w:r>
@@ -1504,7 +1714,7 @@
         <w:bidi/>
       </w:pPr>
       <w:r>
-        <w:t>[نص الضبط / الحكم — المتن الفعلي] ===</w:t>
+        <w:t>[المتن الفعلي: الوقائع / الأسباب / المنطوق] ===</w:t>
         <w:br/>
         <w:t>5 --</w:t>
       </w:r>
@@ -1529,7 +1739,7 @@
         <w:bidi/>
       </w:pPr>
       <w:r>
-        <w:t>[ترويسة / كليشة وزارة العدل — معلومات رسمية متكررة] ===</w:t>
+        <w:t>[ترويسة / كليشة رسمية — معلومات متكررة] ===</w:t>
         <w:br/>
         <w:t>المحكمة التجارية بجدة رقم الصفحة: ه 2 1</w:t>
         <w:br/>
@@ -1543,7 +1753,7 @@
         <w:bidi/>
       </w:pPr>
       <w:r>
-        <w:t>[نص الضبط / الحكم — المتن الفعلي] ===</w:t>
+        <w:t>[المتن الفعلي: الوقائع / الأسباب / المنطوق] ===</w:t>
         <w:br/>
         <w:t>مورث المدعي وبناء على هذا العقد فقد تم تحرير قرار الشركاء الذي تضمن نصاً: (استوفى الطرف المتنازل - أحمد زيني مورث المدعي حقه من الطرف المشتري - المدعى عليه - الشريك</w:t>
         <w:br/>
@@ -1663,7 +1873,7 @@
         <w:bidi/>
       </w:pPr>
       <w:r>
-        <w:t>[نص الضبط / الحكم — المتن الفعلي] ===</w:t>
+        <w:t>[المتن الفعلي: الوقائع / الأسباب / المنطوق] ===</w:t>
         <w:br/>
         <w:t>!] ةيدومسنا ةيبرعنا ةعنمن' قل</w:t>
       </w:r>
@@ -1675,7 +1885,7 @@
         <w:bidi/>
       </w:pPr>
       <w:r>
-        <w:t>[ترويسة / كليشة وزارة العدل — معلومات رسمية متكررة] ===</w:t>
+        <w:t>[ترويسة / كليشة رسمية — معلومات متكررة] ===</w:t>
         <w:br/>
         <w:t>2 وزارة العدل صك رقم 7١7.551557هغع‏ 1ه</w:t>
       </w:r>
@@ -1687,7 +1897,7 @@
         <w:bidi/>
       </w:pPr>
       <w:r>
-        <w:t>[نص الضبط / الحكم — المتن الفعلي] ===</w:t>
+        <w:t>[المتن الفعلي: الوقائع / الأسباب / المنطوق] ===</w:t>
         <w:br/>
         <w:t>5 --</w:t>
       </w:r>
@@ -1712,7 +1922,7 @@
         <w:bidi/>
       </w:pPr>
       <w:r>
-        <w:t>[ترويسة / كليشة وزارة العدل — معلومات رسمية متكررة] ===</w:t>
+        <w:t>[ترويسة / كليشة رسمية — معلومات متكررة] ===</w:t>
         <w:br/>
         <w:t>المحكمة التجارية يجدة رقم الصفحة: ‎١٠١‏ 2 لبت</w:t>
         <w:br/>
@@ -1726,7 +1936,7 @@
         <w:bidi/>
       </w:pPr>
       <w:r>
-        <w:t>[نص الضبط / الحكم — المتن الفعلي] ===</w:t>
+        <w:t>[المتن الفعلي: الوقائع / الأسباب / المنطوق] ===</w:t>
         <w:br/>
         <w:t>الحاضر عن المدعى عدنان زيني بأن المحكمة تغاضت عن هذا التقرير ولم تأخذ به إلا.أنه يحاول جاهداً التحايل على الواقع وإمهام المحكمة بصحة ما يزعمه ولم يتطرق لتقرير الصحة</w:t>
         <w:br/>
@@ -1763,8 +1973,28 @@
         <w:t>مستند رقم (12). ح- وأما استناد المدعي على الحكم القضائي الصادر من محكمة الاستئناف برقم (37153592) فإن الثابت من هذا الحكم أنه صدر في عام 1437ه أي بعد ما يزيد عن</w:t>
         <w:br/>
         <w:t>6 سنوات من توقيع العقدء كما أنه صادر في دعوى مقامة في عام 1434ه وهذا إثبات لسلامة القوى العقلية لمورث المدعي فلوكان مصاباً بالشيخوخة كما يدي المدعي لقضي على</w:t>
-        <w:br/>
-        <w:t>هتاءاعدا ةحص مدع تبثي يذلا رمألا .مكحلا رودص ىتح ةيلقعلا هاوق ةمالسل ةتبثملا ةيبطلا ريراقتلا نم ديدعلا تردص هنأ.الإ هتافرصت ةيزاوج مدع توبثو هيلع يلو نييعتب روفلا</w:t>
+      </w:r>
+    </w:p>
+    <w:p>
+      <w:pPr>
+        <w:pStyle w:val="Heading2"/>
+        <w:jc w:val="right"/>
+        <w:bidi/>
+      </w:pPr>
+      <w:r>
+        <w:t>[ترويسة / كليشة رسمية — معلومات متكررة] ===</w:t>
+        <w:br/>
+        <w:t>الفور بتعيين ولي عليه وثبوت عدم جوازية تصرفاته إلا.أنه صدرت العديد من التقارير الطبية المثبتة لسلامة قواه العقلية حتى صدور الحكم. الأمر الذي يثبت عدم صحة ادعاءاته</w:t>
+      </w:r>
+    </w:p>
+    <w:p>
+      <w:pPr>
+        <w:pStyle w:val="Heading2"/>
+        <w:jc w:val="right"/>
+        <w:bidi/>
+      </w:pPr>
+      <w:r>
+        <w:t>[المتن الفعلي: الوقائع / الأسباب / المنطوق] ===</w:t>
         <w:br/>
         <w:t>وتدليسه على دائرتكم الموقرة. خ- حتى لو افترضنا جدلاالأخذ بهذا الحكم فإن دعوى الولاية التي بموجها تم تعيين ولي عن مورث المدعي قد رفعت لشأن بطلان هذا العقد محل الدعوى</w:t>
         <w:br/>
@@ -1789,8 +2019,28 @@
         <w:t>- وقد أثبت ذات - قاضي الإنهاء اللحيدان - بموجب حكم قضائي مكتسب القطعية أهلية مورث المدعي بعد توقيع عقد بيع الحصص محل الدعوى بموجب تقرير طبي رسمي سبق</w:t>
         <w:br/>
         <w:t>الإشارة إليه ومن ثم صحة ونفاذ التصرفات الصادرة منه والسابقة لهذا الحكمء ولماكان من المقرر قضاء: (أن الأصل في التصرفات حملها على الصحة ما دام لم يثبت خلاف ذلك</w:t>
-        <w:br/>
-        <w:t>4/1434/ خيراتو (34200931) مقر رارقلاب فانئتسالا ةمكحم نم قدصملا ه6 2/1434/ خيراتو (3431443) كصلا مقر 1434 ماعل ةيئاضقلا ماكحألا ةنودم) (يماظن وأ يعرش ىضتقمب</w:t>
+      </w:r>
+    </w:p>
+    <w:p>
+      <w:pPr>
+        <w:pStyle w:val="Heading2"/>
+        <w:jc w:val="right"/>
+        <w:bidi/>
+      </w:pPr>
+      <w:r>
+        <w:t>[ترويسة / كليشة رسمية — معلومات متكررة] ===</w:t>
+        <w:br/>
+        <w:t>بمقتضى شرعي أو نظامي) (مدونة الأحكام القضائية لعام 1434 رقم الصك (3431443) وتاريخ 2/1434/ 6ه المصدق من محكمة الاستئناف بالقرار رقم (34200931) وتاريخ 4/1434/</w:t>
+      </w:r>
+    </w:p>
+    <w:p>
+      <w:pPr>
+        <w:pStyle w:val="Heading2"/>
+        <w:jc w:val="right"/>
+        <w:bidi/>
+      </w:pPr>
+      <w:r>
+        <w:t>[المتن الفعلي: الوقائع / الأسباب / المنطوق] ===</w:t>
         <w:br/>
         <w:t>9ه). 5- وأما ما دفع به المدعى في الدفع (ثالثاًء ورابعاً) تكرار مخل للد فوع السابقة وسبق الرد عليه ولا يعدو إلا أن يكون جدلاً موضوعياً. 6- جواباً على ادعاء المدعى بتناقض المدعى</w:t>
         <w:br/>
@@ -1808,7 +2058,7 @@
         <w:bidi/>
       </w:pPr>
       <w:r>
-        <w:t>[ترويسة / كليشة وزارة العدل — معلومات رسمية متكررة] ===</w:t>
+        <w:t>[ترويسة / كليشة رسمية — معلومات متكررة] ===</w:t>
         <w:br/>
         <w:t>التجار. (وهذه القيمة الفعلية قد تم الإشارة إلها بقيمة 120.000.000 مليون ريال في صك الحكم رقم 342881449 وتاريخ 26/7/1434 ه صفحة رقم (5) السطرين الأخيرين: وبالصفحة</w:t>
       </w:r>
@@ -1820,15 +2070,45 @@
         <w:bidi/>
       </w:pPr>
       <w:r>
-        <w:t>[نص الضبط / الحكم — المتن الفعلي] ===</w:t>
+        <w:t>[الطلبات / المرفقات] ===</w:t>
         <w:br/>
         <w:t>رقم (6) السطر الثاني وكذا الصفحة رقم (8) سطر (13) والسطرين الأخيرين (مرفق رقم 2.)13- وأما عن سداد المبلغ فإنه لم يكن به تناقض مطلقاً حيث إن المدعى عليه دفع منذ فجر</w:t>
+      </w:r>
+    </w:p>
+    <w:p>
+      <w:pPr>
+        <w:pStyle w:val="Heading2"/>
+        <w:jc w:val="right"/>
+        <w:bidi/>
+      </w:pPr>
+      <w:r>
+        <w:t>[المتن الفعلي: الوقائع / الأسباب / المنطوق] ===</w:t>
         <w:br/>
         <w:t>الدعوى وفي دعوى سابقة لها بعدة سنوات أن سداد المبلغ كان عن طريق سداد التزامات مورث المدعي البنكية (بإجمالي مبلغ مدفوع من المدعى عليه/ أسامة أحمد زينيء عن والده</w:t>
         <w:br/>
         <w:t>المرحوم أحمد عباس زيني بواقع 135.446.186) مئة وخمسة وثلاثون مليوناً وأربعمئة وستة وأربعون ألفاً ومئة وستة وثمانون ربالاً)ء وهذا مثبت بالتقرير المحاسبيكي بي إم جي الفوزان</w:t>
+      </w:r>
+    </w:p>
+    <w:p>
+      <w:pPr>
+        <w:pStyle w:val="Heading2"/>
+        <w:jc w:val="right"/>
+        <w:bidi/>
+      </w:pPr>
+      <w:r>
+        <w:t>[الطلبات / المرفقات] ===</w:t>
         <w:br/>
         <w:t>وشركاه (مرفق رقم 14): والصادر من تاريخ 18/6/1432ه التعميم الصادر من وزير العدل الذي صدر بناءً على طلب المدعي عدنان زيني» بإيقاف الحسابات البنكية (لوالده) مورث</w:t>
+      </w:r>
+    </w:p>
+    <w:p>
+      <w:pPr>
+        <w:pStyle w:val="Heading2"/>
+        <w:jc w:val="right"/>
+        <w:bidi/>
+      </w:pPr>
+      <w:r>
+        <w:t>[المتن الفعلي: الوقائع / الأسباب / المنطوق] ===</w:t>
         <w:br/>
         <w:t>ثروم ةافو خيرات ىتحو ءةقباسلا تالاكولاب لمعلا وأ همساب تالاكو رادصإ فاقيإو تاراقعلا عيمجب فرصتلا فاقيإب لدعلا تاباتكو مكاحملا ىلع ميمعتلاب ينيز سابع دمحأ نيعدملا</w:t>
         <w:br/>
@@ -1841,8 +2121,28 @@
         <w:t>بصرف النظر عن طلب المهيين وكالة طالبي إقامة مجلس ولاية على أحمد زيني. حيث يتناقض مع نفسه وأقواله. ففي البداية يدعي بصورية العقد وأقام دعوى بذلك, والآن يدعي</w:t>
         <w:br/>
         <w:t>ببطلان العقدء بالرغم من ثبوت أهلية الشيخ أحمد زيني, وليس أدل على ذلك من الحكم الهائي برفض دعوى المدعي عدنان زيني بإبيطال وصية والده والصادر بصك الحكم رقم</w:t>
+      </w:r>
+    </w:p>
+    <w:p>
+      <w:pPr>
+        <w:pStyle w:val="Heading2"/>
+        <w:jc w:val="right"/>
+        <w:bidi/>
+      </w:pPr>
+      <w:r>
+        <w:t>[الطلبات / المرفقات] ===</w:t>
         <w:br/>
         <w:t>1 وتاريخ 2ه (مرفق رقم (15). 7- جواباً على دفع المدعى بعدم جوازية الدفع بأدلة جديدة فنجيب عليه: أ- أن تلك المادة (21) من اللائحة التنفيذية لطرق الاعتراض</w:t>
+      </w:r>
+    </w:p>
+    <w:p>
+      <w:pPr>
+        <w:pStyle w:val="Heading2"/>
+        <w:jc w:val="right"/>
+        <w:bidi/>
+      </w:pPr>
+      <w:r>
+        <w:t>[المتن الفعلي: الوقائع / الأسباب / المنطوق] ===</w:t>
         <w:br/>
         <w:t>على الاحكام قد نصت على عدم قبول "أدلة" في حين أنه بتمحيص دفع المدعى عليه نجد أنه كان يتطرق إلى الإجابة على دفع من المدعي وفرق شاسع بين الدليل والدفع به. ب- وعلى فرض</w:t>
         <w:br/>
@@ -1866,7 +2166,7 @@
         <w:bidi/>
       </w:pPr>
       <w:r>
-        <w:t>[نص الضبط / الحكم — المتن الفعلي] ===</w:t>
+        <w:t>[المتن الفعلي: الوقائع / الأسباب / المنطوق] ===</w:t>
         <w:br/>
         <w:t>!] ةيبومسا ةيبرعناةعنن قل</w:t>
       </w:r>
@@ -1878,7 +2178,7 @@
         <w:bidi/>
       </w:pPr>
       <w:r>
-        <w:t>[ترويسة / كليشة وزارة العدل — معلومات رسمية متكررة] ===</w:t>
+        <w:t>[ترويسة / كليشة رسمية — معلومات متكررة] ===</w:t>
         <w:br/>
         <w:t>5 وزارة العدل صك رقم 7١7.551557هغع‏ للم</w:t>
       </w:r>
@@ -1890,7 +2190,7 @@
         <w:bidi/>
       </w:pPr>
       <w:r>
-        <w:t>[نص الضبط / الحكم — المتن الفعلي] ===</w:t>
+        <w:t>[المتن الفعلي: الوقائع / الأسباب / المنطوق] ===</w:t>
         <w:br/>
         <w:t>7 لطر 7</w:t>
       </w:r>
@@ -1902,7 +2202,7 @@
         <w:bidi/>
       </w:pPr>
       <w:r>
-        <w:t>[ترويسة / كليشة وزارة العدل — معلومات رسمية متكررة] ===</w:t>
+        <w:t>[ترويسة / كليشة رسمية — معلومات متكررة] ===</w:t>
         <w:br/>
         <w:t>المحكمة التجارية بجدة قم الصفحة: ‎١١‏ 0</w:t>
       </w:r>
@@ -1914,7 +2214,7 @@
         <w:bidi/>
       </w:pPr>
       <w:r>
-        <w:t>[نص الضبط / الحكم — المتن الفعلي] ===</w:t>
+        <w:t>[المتن الفعلي: الوقائع / الأسباب / المنطوق] ===</w:t>
         <w:br/>
         <w:t>جارية بع رقم : ببح ل</w:t>
       </w:r>
@@ -1926,7 +2226,7 @@
         <w:bidi/>
       </w:pPr>
       <w:r>
-        <w:t>[ترويسة / كليشة وزارة العدل — معلومات رسمية متكررة] ===</w:t>
+        <w:t>[ترويسة / كليشة رسمية — معلومات متكررة] ===</w:t>
         <w:br/>
         <w:t>دائرة الاستئناف الثانية ‎١‏ تاريخ الصك: ‏ ١١/”./4؛4:١‏ 6ك 1 أ 2</w:t>
       </w:r>
@@ -1938,17 +2238,57 @@
         <w:bidi/>
       </w:pPr>
       <w:r>
-        <w:t>[نص الضبط / الحكم — المتن الفعلي] ===</w:t>
+        <w:t>[المتن الفعلي: الوقائع / الأسباب / المنطوق] ===</w:t>
         <w:br/>
         <w:t>تقديم أي دليل او دفع حا لكان من شأنه التأثير ني وجه الرأي في الدعوى. 8- وأما استناد المدعي على حكم الوصية: فنجيب على ذلك: 1- أن المدعي يقر إقراراً واضحا وصريحاً بأهلية</w:t>
         <w:br/>
         <w:t>مورثه ويتمسك بالوصية الصادرة في تاربخ 12/2/1432 ويطالب بمستحقات مالية ناشئة عن تلك الوصية في حين أنه يدعي ببطلان عقد بيع الحصص محل الدعوى المؤرخ بتاريخ سابق</w:t>
+      </w:r>
+    </w:p>
+    <w:p>
+      <w:pPr>
+        <w:pStyle w:val="Heading2"/>
+        <w:jc w:val="right"/>
+        <w:bidi/>
+      </w:pPr>
+      <w:r>
+        <w:t>[الطلبات / المرفقات] ===</w:t>
         <w:br/>
         <w:t>لتلك الوصية في تناقض تام لادعاءاته السابقة: فلو سلمنا ببطلان عقد بيع الحصص؛ فإنه من باب أولى عدم استحقاق أي مبالغ ناشئة عن تلك الوصية. وبناءً على ما تقدم نلتمس من</w:t>
+      </w:r>
+    </w:p>
+    <w:p>
+      <w:pPr>
+        <w:pStyle w:val="Heading2"/>
+        <w:jc w:val="right"/>
+        <w:bidi/>
+      </w:pPr>
+      <w:r>
+        <w:t>[المتن الفعلي: الوقائع / الأسباب / المنطوق] ===</w:t>
         <w:br/>
         <w:t>فضيلتكم القضاء بمايلي: إلغاء الحكم المستأنف والقضاء مجدداً برد دعوى المدعي؛ لعدم الاستحقاق). كما اطلعت الدائرة على المذكرة الإلحاقية المقدمة من وكيل المدعيين عدنان</w:t>
+      </w:r>
+    </w:p>
+    <w:p>
+      <w:pPr>
+        <w:pStyle w:val="Heading2"/>
+        <w:jc w:val="right"/>
+        <w:bidi/>
+      </w:pPr>
+      <w:r>
+        <w:t>[الطلبات / المرفقات] ===</w:t>
         <w:br/>
         <w:t>أحمد عباس زيني) و (عاتقة محمد يحيى محمد علي الحرازي) والمودعة في مرفقات القضية بتاريخ 29/ 02/ 1445 ه وحاصلها: (إلحاقاً لمذكرتنا التفصيلية المقدمة بتاريخ 1445-02-24ه.</w:t>
+      </w:r>
+    </w:p>
+    <w:p>
+      <w:pPr>
+        <w:pStyle w:val="Heading2"/>
+        <w:jc w:val="right"/>
+        <w:bidi/>
+      </w:pPr>
+      <w:r>
+        <w:t>[المتن الفعلي: الوقائع / الأسباب / المنطوق] ===</w:t>
         <w:br/>
         <w:t>وبناءً على طلب الدائرة في الجلسة الأخيرة بتقديم مذكرة تفصيلية يراعى فها تسلسل الوقائع الزمني وعليه نلفت عناية الدائرة الموقرة انه سقط سهوا في المذكرة التفصيلية المشار إلها آنفاً</w:t>
         <w:br/>
@@ -1990,7 +2330,7 @@
         <w:bidi/>
       </w:pPr>
       <w:r>
-        <w:t>[ترويسة / كليشة وزارة العدل — معلومات رسمية متكررة] ===</w:t>
+        <w:t>[ترويسة / كليشة رسمية — معلومات متكررة] ===</w:t>
         <w:br/>
         <w:t>بأنها لااتطالب ابنها أسامة بأي مطالبة, وأنها لم توكّل أي محامي ولا.تعرف عن القخبية شيئاًء والذي قام بتصوير الفيديو هو أخوها مرزوق الحرازيء وتم بعثه على البريد الإلكتروني</w:t>
       </w:r>
@@ -2002,7 +2342,7 @@
         <w:bidi/>
       </w:pPr>
       <w:r>
-        <w:t>[نص الضبط / الحكم — المتن الفعلي] ===</w:t>
+        <w:t>[المتن الفعلي: الوقائع / الأسباب / المنطوق] ===</w:t>
         <w:br/>
         <w:t>الخاص بالدائرة, وأنه يطلب استجوابها بنا على المادة 20/2 من نظام الإثبات فعقب وكيل المدعي انه بعث بجوابة عبر حقل المحادثة ونصه: (ما ذكره المدعى عليه من احتجاز والدة</w:t>
         <w:br/>
@@ -2023,8 +2363,28 @@
         <w:t>3 01/12©10- 458-100 مع ضرورة أن يقوم كل طرف بتزويد الطرف الآخر بالإجابة عبر إيميل كل منهماء فتفهم كل طرف ذلك. وعليه تقرر الدائرة تأجيل نظر الدعوى. وني</w:t>
         <w:br/>
         <w:t>جلسة 1445-03-11هء المنعقدة عبر الاتصال المرئي عن بعد والمبلغ بها أطرافها إلكترونياًء واطلعت الدائرة على ملف القخبية» وعلى المذكرة المقدمة وكيل المدعيين (عدنان أحمد عباس</w:t>
+      </w:r>
+    </w:p>
+    <w:p>
+      <w:pPr>
+        <w:pStyle w:val="Heading2"/>
+        <w:jc w:val="right"/>
+        <w:bidi/>
+      </w:pPr>
+      <w:r>
+        <w:t>[الطلبات / المرفقات] ===</w:t>
         <w:br/>
         <w:t>زيني) و(عاتقة محمد يحيى محمد علي الحرازي) والمودعة بمرفقات القضية بتاربخ 10/ 03/ 1445ه وحا صلها: (نوضح لمقام الدائرة الآتي رداً على ما أثاره وكيل المدعى عليه المضبوطة في</w:t>
+      </w:r>
+    </w:p>
+    <w:p>
+      <w:pPr>
+        <w:pStyle w:val="Heading2"/>
+        <w:jc w:val="right"/>
+        <w:bidi/>
+      </w:pPr>
+      <w:r>
+        <w:t>[المتن الفعلي: الوقائع / الأسباب / المنطوق] ===</w:t>
         <w:br/>
         <w:t>الجلسة السابقة والتيكانت بتاريخ 4 ‎5/.7/٠.‏ 5 ١ه‏ أولا فيما يتعلق بدفع المدعى عليه بأن التقرير المحاسبي الصادر من الخبير المحاسبي طلال أبو غزاله قد تضمن أن قيمة حصص</w:t>
         <w:br/>
@@ -2078,7 +2438,7 @@
         <w:bidi/>
       </w:pPr>
       <w:r>
-        <w:t>[نص الضبط / الحكم — المتن الفعلي] ===</w:t>
+        <w:t>[المتن الفعلي: الوقائع / الأسباب / المنطوق] ===</w:t>
         <w:br/>
         <w:t>!] ةيدومسنا ةيبرما ةعنش قل</w:t>
       </w:r>
@@ -2090,7 +2450,7 @@
         <w:bidi/>
       </w:pPr>
       <w:r>
-        <w:t>[ترويسة / كليشة وزارة العدل — معلومات رسمية متكررة] ===</w:t>
+        <w:t>[ترويسة / كليشة رسمية — معلومات متكررة] ===</w:t>
         <w:br/>
         <w:t>25 وزارة العدل صك رقم 751511757. 547 [ص] مو عب 08</w:t>
       </w:r>
@@ -2102,7 +2462,7 @@
         <w:bidi/>
       </w:pPr>
       <w:r>
-        <w:t>[نص الضبط / الحكم — المتن الفعلي] ===</w:t>
+        <w:t>[المتن الفعلي: الوقائع / الأسباب / المنطوق] ===</w:t>
         <w:br/>
         <w:t>ل رد</w:t>
       </w:r>
@@ -2127,7 +2487,7 @@
         <w:bidi/>
       </w:pPr>
       <w:r>
-        <w:t>[ترويسة / كليشة وزارة العدل — معلومات رسمية متكررة] ===</w:t>
+        <w:t>[ترويسة / كليشة رسمية — معلومات متكررة] ===</w:t>
         <w:br/>
         <w:t>المحكمة التجارية بجدة رقم الصفحة: ‎١١‏ 2 1</w:t>
         <w:br/>
@@ -2141,7 +2501,7 @@
         <w:bidi/>
       </w:pPr>
       <w:r>
-        <w:t>[نص الضبط / الحكم — المتن الفعلي] ===</w:t>
+        <w:t>[المتن الفعلي: الوقائع / الأسباب / المنطوق] ===</w:t>
         <w:br/>
         <w:t>والتشغيب علها وهذا ما نتيقن أنه لن ينطلي على نظر وبصيرة الدائرة وفهمها الثاقب بعد عون الله وتأييده وقد شهد عليه أحفادها من ابها غازي (مرفق ‎٠‏ صورة الإقرار)ء ونود أن ننوه</w:t>
         <w:br/>
@@ -2172,8 +2532,28 @@
         <w:t>انتركذم يف هانحضو امو ًاثلاث دنبلا يف فنآلا ليصفتلا قفو ةقوطنم ليصفت عم رظنلا لحم ىلوألا ةجردلا ةمكحم مكح دييأت ةرئادلا ماقم نم بلطن ةقباسلا تاركذملاو ةركذملا هذه</w:t>
         <w:br/>
         <w:t>رمألا ةيجح ماكحألا بستكتو عطاقو تاب لكشب تاعزانملا يف لصفلا يف ةيئاضقلا ماكحألا نم ةياغلا ققحتت ىتح المجم ءاج يذلا مكحلا قوطنم ليصفتب اهف انبلاط يتلا ةيضارتعالا</w:t>
+      </w:r>
+    </w:p>
+    <w:p>
+      <w:pPr>
+        <w:pStyle w:val="Heading2"/>
+        <w:jc w:val="right"/>
+        <w:bidi/>
+      </w:pPr>
+      <w:r>
+        <w:t>[الطلبات / المرفقات] ===</w:t>
         <w:br/>
         <w:t>المقضي به). كما اطلعت الدائرة على المذكرة المقدمة وكيل المدعى عليه (أسامة احمد عباس زيني) والمودعة بمرفقات القضية بتاريخ 10/ 03/ 1445ه وحاصلها: (أولاً: نتتمسك بكافة أوجه</w:t>
+      </w:r>
+    </w:p>
+    <w:p>
+      <w:pPr>
+        <w:pStyle w:val="Heading2"/>
+        <w:jc w:val="right"/>
+        <w:bidi/>
+      </w:pPr>
+      <w:r>
+        <w:t>[المتن الفعلي: الوقائع / الأسباب / المنطوق] ===</w:t>
         <w:br/>
         <w:t>ةقتاع) هتدلاول هدض فنأتسملا زاجتحا نأشب ةرئادلا راسفتسا ىلع ًاباوج :ًايناث .ةركذملا كلت نم أزجتي ال ءزج اهب ةدراولا عوفدلا ةفاكربتعنو ةقباسلا تاركذملاب ةادبملا عوفدلاو عافدلا</w:t>
         <w:br/>
@@ -2186,8 +2566,28 @@
         <w:t>للمستشفيات لمراجعة الأطباء المشرفين على صحتهاء وقد منع المدعى عليه من الاطمئنان علها وعلى صحتها كما قام طرد ثلائة من العاملين لديها ليس بسبب أنه يتهمهم بتمكين المدعي</w:t>
         <w:br/>
         <w:t>من الاتصال بوالدته وكذلك قام بتوكيل نفسه وتوكيل محاميه بعد استيلائه على أرقام منصة أبشر وقد لاحظنا أن وكالة الوالدة للمدعي كانت في شهر جمادى الثانية 1444 ه وتوكيله</w:t>
+      </w:r>
+    </w:p>
+    <w:p>
+      <w:pPr>
+        <w:pStyle w:val="Heading2"/>
+        <w:jc w:val="right"/>
+        <w:bidi/>
+      </w:pPr>
+      <w:r>
+        <w:t>[الطلبات / المرفقات] ===</w:t>
         <w:br/>
         <w:t>للمحامي الحاضر عها في شهر ذي القعدة 1444 هفي حين أن هذه الدعوى مقامة سنة 1442 هء لها بضع سنواتء نلتمس من مقام الدائرة الموقرة ملإحظة ذلك وبحث مدى صحة</w:t>
+      </w:r>
+    </w:p>
+    <w:p>
+      <w:pPr>
+        <w:pStyle w:val="Heading2"/>
+        <w:jc w:val="right"/>
+        <w:bidi/>
+      </w:pPr>
+      <w:r>
+        <w:t>[المتن الفعلي: الوقائع / الأسباب / المنطوق] ===</w:t>
         <w:br/>
         <w:t>تمثلها منذ بدء الدعوى. أيضاً نقل بيتها باسمه بثمن لم تقبضه وبوكالة ليس فهها حق البيع لنفسه ونقل عقاراتها أيضاً باسمه وأكثر من ذلك فإنه من أكثر من عشر سنوات حتى الآن</w:t>
         <w:br/>
@@ -2221,7 +2621,7 @@
         <w:bidi/>
       </w:pPr>
       <w:r>
-        <w:t>[ترويسة / كليشة وزارة العدل — معلومات رسمية متكررة] ===</w:t>
+        <w:t>[ترويسة / كليشة رسمية — معلومات متكررة] ===</w:t>
         <w:br/>
         <w:t>والتعديل من وكيل المستأنف ضده حيث قام بحذف التاريخ المذيل بكل صفحة من صفحات التاريخ كي لا يتطابق مع التاريخ المدون بالصفحة الأولى بمقدمة التقرير وكي يمكن لنفسه من</w:t>
       </w:r>
@@ -2233,7 +2633,7 @@
         <w:bidi/>
       </w:pPr>
       <w:r>
-        <w:t>[نص الضبط / الحكم — المتن الفعلي] ===</w:t>
+        <w:t>[المتن الفعلي: الوقائع / الأسباب / المنطوق] ===</w:t>
         <w:br/>
         <w:t>مدقملا ريرقتلل عوجرلاب هنأ كلذ ةلالدو عقاولاو ةقيقحلا عم ىفانتي عورشم ريغ قحب ماهإلاو ةمكحملا ىلع سيلدتلا ىلإ ةياهنلا يف يدؤي امب يناثلا ريرقتلا ةمدقم عم لوألا ريرقتلا قافرإ</w:t>
         <w:br/>
@@ -2281,7 +2681,7 @@
         <w:bidi/>
       </w:pPr>
       <w:r>
-        <w:t>[نص الضبط / الحكم — المتن الفعلي] ===</w:t>
+        <w:t>[المتن الفعلي: الوقائع / الأسباب / المنطوق] ===</w:t>
         <w:br/>
         <w:t>!] ةيدومسنا ةيبرعنا ةعنمن' قل</w:t>
       </w:r>
@@ -2293,7 +2693,7 @@
         <w:bidi/>
       </w:pPr>
       <w:r>
-        <w:t>[ترويسة / كليشة وزارة العدل — معلومات رسمية متكررة] ===</w:t>
+        <w:t>[ترويسة / كليشة رسمية — معلومات متكررة] ===</w:t>
         <w:br/>
         <w:t>01 وزارة العدل صك رقم 7١7.551557هغع‏ للم</w:t>
       </w:r>
@@ -2305,7 +2705,7 @@
         <w:bidi/>
       </w:pPr>
       <w:r>
-        <w:t>[نص الضبط / الحكم — المتن الفعلي] ===</w:t>
+        <w:t>[المتن الفعلي: الوقائع / الأسباب / المنطوق] ===</w:t>
         <w:br/>
         <w:t>5 --</w:t>
       </w:r>
@@ -2330,7 +2730,7 @@
         <w:bidi/>
       </w:pPr>
       <w:r>
-        <w:t>[ترويسة / كليشة وزارة العدل — معلومات رسمية متكررة] ===</w:t>
+        <w:t>[ترويسة / كليشة رسمية — معلومات متكررة] ===</w:t>
         <w:br/>
         <w:t>المحكمة التجارية بجدة رقم الصفحة: ‎١‏ 2 1</w:t>
         <w:br/>
@@ -2344,7 +2744,7 @@
         <w:bidi/>
       </w:pPr>
       <w:r>
-        <w:t>[نص الضبط / الحكم — المتن الفعلي] ===</w:t>
+        <w:t>[المتن الفعلي: الوقائع / الأسباب / المنطوق] ===</w:t>
         <w:br/>
         <w:t>وجه الحكم في الدعوى. ومتى أغفل الحكم ذلك فإنه يكون معيباً بقصور في التسبيب ويتعين نقضه وإعادته للمحكمة مصدرة القرار. " قرار الدائرة الخامسة بالمحكمة العليا رقم:</w:t>
         <w:br/>
@@ -2437,8 +2837,28 @@
         <w:t>يعرشلا مكاحلل نأ مكديفن هوحنو ةماقإلاو رفسلا تاقفن نم ةاعادملا همزلتست امو ةاعادملا قيرط نع هريغب رارضإلاو ةبغاشملا دمعتي نمع مكداشرتسا صوصخب'" :ةباينلاب ةحابلا</w:t>
         <w:br/>
         <w:t>الاجتهاد في مثل هذه الأمور وتقرير مايراه محققا للعدل ومزيلاً للظلم والعدوان زاجراً من يتعمد الإضرار بإخوانه المسلمين رادعاً لغيره ممن تسول لهم انفسهم ذلك"؛ وبناء على ما تقدم</w:t>
+      </w:r>
+    </w:p>
+    <w:p>
+      <w:pPr>
+        <w:pStyle w:val="Heading2"/>
+        <w:jc w:val="right"/>
+        <w:bidi/>
+      </w:pPr>
+      <w:r>
+        <w:t>[الطلبات / المرفقات] ===</w:t>
         <w:br/>
         <w:t>نلتمس من فضيلتكم القضاء بمايلي: أولاً: قبول الإستئناف شكلاً. ثانياً في الموضوع: بإلغاء الحكم المستأنف والقضاء مجدداً بمايلي: أصلياً رد دعوى المدعي مع إلزامه بمبلغ وقدره</w:t>
+      </w:r>
+    </w:p>
+    <w:p>
+      <w:pPr>
+        <w:pStyle w:val="Heading2"/>
+        <w:jc w:val="right"/>
+        <w:bidi/>
+      </w:pPr>
+      <w:r>
+        <w:t>[المتن الفعلي: الوقائع / الأسباب / المنطوق] ===</w:t>
         <w:br/>
         <w:t>(500,000) خمسمئة ألف ريال سعودي نظير أتعاب المحاماة. احتياطياً: استدعاء عاتقة الحرازي للإفادة منها بشأن توكيلبا لوكيل المدعي لرفع الدعوى من عدمه.ء وإحالة المدعي ووكيله</w:t>
         <w:br/>
@@ -2476,7 +2896,7 @@
         <w:bidi/>
       </w:pPr>
       <w:r>
-        <w:t>[ترويسة / كليشة وزارة العدل — معلومات رسمية متكررة] ===</w:t>
+        <w:t>[ترويسة / كليشة رسمية — معلومات متكررة] ===</w:t>
         <w:br/>
         <w:t>2 وزارة العدل صك رقم 7١7.551557هغع‏ 1ه</w:t>
       </w:r>
@@ -2488,7 +2908,7 @@
         <w:bidi/>
       </w:pPr>
       <w:r>
-        <w:t>[نص الضبط / الحكم — المتن الفعلي] ===</w:t>
+        <w:t>[المتن الفعلي: الوقائع / الأسباب / المنطوق] ===</w:t>
         <w:br/>
         <w:t>7 لطر 7</w:t>
         <w:br/>
@@ -2502,7 +2922,7 @@
         <w:bidi/>
       </w:pPr>
       <w:r>
-        <w:t>[ترويسة / كليشة وزارة العدل — معلومات رسمية متكررة] ===</w:t>
+        <w:t>[ترويسة / كليشة رسمية — معلومات متكررة] ===</w:t>
         <w:br/>
         <w:t>لح جارية بج رقم الصفحة: ‎١4‏ 1</w:t>
         <w:br/>
@@ -2516,9 +2936,19 @@
         <w:bidi/>
       </w:pPr>
       <w:r>
-        <w:t>[نص الضبط / الحكم — المتن الفعلي] ===</w:t>
+        <w:t>[الطلبات / المرفقات] ===</w:t>
         <w:br/>
         <w:t>القضية بإثارة الطلبات الجديدةء علماً أن المدعى عليه أقام دعوى على والدته بمبلغ 135 مليون.ء ولا.تزال قيد النظر بالمحكمة العامة بجدةء وقد وكلتني والدته بالجواب على دعواه.</w:t>
+      </w:r>
+    </w:p>
+    <w:p>
+      <w:pPr>
+        <w:pStyle w:val="Heading2"/>
+        <w:jc w:val="right"/>
+        <w:bidi/>
+      </w:pPr>
+      <w:r>
+        <w:t>[المتن الفعلي: الوقائع / الأسباب / المنطوق] ===</w:t>
         <w:br/>
         <w:t>فعقب وكيل المدعى عليه: بأن الدعوى في المحكمة العامة لإثبات إرث المدعي (أسامة) وليست مخاصمة حقيقية وهي ليست مقتصرة على والدته بل على جميع الورئة. وسبب الدفع</w:t>
         <w:br/>
@@ -2560,7 +2990,7 @@
         <w:bidi/>
       </w:pPr>
       <w:r>
-        <w:t>[ترويسة / كليشة وزارة العدل — معلومات رسمية متكررة] ===</w:t>
+        <w:t>[ترويسة / كليشة رسمية — معلومات متكررة] ===</w:t>
         <w:br/>
         <w:t>لأحد أبنائه. (والمثبت بالصك رقم (33286392) وتاريخ 1433-06-08ه. في الصفحة الرابعة منهء الصادر عن المحكمة العامة بجدة). والإقرار حجة لايعوزه دليل إلى إثباته. ولم يكن ثمة</w:t>
       </w:r>
@@ -2572,7 +3002,7 @@
         <w:bidi/>
       </w:pPr>
       <w:r>
-        <w:t>[نص الضبط / الحكم — المتن الفعلي] ===</w:t>
+        <w:t>[المتن الفعلي: الوقائع / الأسباب / المنطوق] ===</w:t>
         <w:br/>
         <w:t>هززعو .ثروملا كاردإ مدع نيبي .ه1431-12-02 خيراتب (ينطولا سرحلا ىفشتسم) ةيبطلا زيزعلادبع كلملا ةنيدم نم يبط ريرقت رودص تباثلا نأ امك ءروكذملا رارقإلا ىلع بيع ءاعدا</w:t>
         <w:br/>
@@ -2608,7 +3038,7 @@
         <w:bidi/>
       </w:pPr>
       <w:r>
-        <w:t>[ترويسة / كليشة وزارة العدل — معلومات رسمية متكررة] ===</w:t>
+        <w:t>[ترويسة / كليشة رسمية — معلومات متكررة] ===</w:t>
         <w:br/>
         <w:t>العبث والتعديل من وكيل المستأنف ضده حيث قام بحذف التاريخ المذيل بكل صفحة من صفحات التاريخ كي لا.يتطابق مع التاريخ المدون بالصفحة الأولى بمقدمة التقرير وكي يمكن</w:t>
       </w:r>
@@ -2620,7 +3050,7 @@
         <w:bidi/>
       </w:pPr>
       <w:r>
-        <w:t>[نص الضبط / الحكم — المتن الفعلي] ===</w:t>
+        <w:t>[المتن الفعلي: الوقائع / الأسباب / المنطوق] ===</w:t>
         <w:br/>
         <w:t>لنفسه من إرفاق التقرير الأول مع مقدمة التقرير الثاني بما يؤدي في النهاية إلى التدليس على المحكمة والإمهام بحق غير مشروع يتناف مع الحقيقة والواقع... إلخ)؛ فإن هذا الدفع يضاف</w:t>
         <w:br/>
@@ -2645,8 +3075,28 @@
         <w:t>الطرفين ومقر بتقييمها الفعلي...). 5- مذكرته المرصودة في الجلسة المعقودة أمام دائرة الاستئناف بتاريخ 1445-03-04ه. حيث أورد فها مانصه: (...ولماكان البين من مدونات التسبيب</w:t>
         <w:br/>
         <w:t>أن الدائرة استندت على استحقاق المدعي للمبلغ المحكوم به تأسيساً على التقرير المحاسبي الصادر من مكتب طلالل أبو غزالة. وهو استدلال معيب ذلك أنه لو افترضنا صحة التقرير</w:t>
+      </w:r>
+    </w:p>
+    <w:p>
+      <w:pPr>
+        <w:pStyle w:val="Heading2"/>
+        <w:jc w:val="right"/>
+        <w:bidi/>
+      </w:pPr>
+      <w:r>
+        <w:t>[الطلبات / المرفقات] ===</w:t>
         <w:br/>
         <w:t>المشار إليه. فإنه قد تضمن ما ذكر صراحة في البند خامساً: "ملخص حقوق الملكية الدفترية للشركات التابعة المعدلة بالتقييم كما في 2011/ 31/03م" (مرفق رقم 1) والذي يظهر أن</w:t>
+      </w:r>
+    </w:p>
+    <w:p>
+      <w:pPr>
+        <w:pStyle w:val="Heading2"/>
+        <w:jc w:val="right"/>
+        <w:bidi/>
+      </w:pPr>
+      <w:r>
+        <w:t>[المتن الفعلي: الوقائع / الأسباب / المنطوق] ===</w:t>
         <w:br/>
         <w:t>قيمة شركة أحمد زيني التجارية تم تقييمها بمبلغ وقدره 68.424.362 ريال وتم تعديل تقييم شركة أحمد زيني التجارية بتاريخ 2011/ 06/ 27م حسب ماورد بتقرير المحاسب القانوني</w:t>
       </w:r>
@@ -2668,7 +3118,7 @@
         <w:bidi/>
       </w:pPr>
       <w:r>
-        <w:t>[نص الضبط / الحكم — المتن الفعلي] ===</w:t>
+        <w:t>[المتن الفعلي: الوقائع / الأسباب / المنطوق] ===</w:t>
         <w:br/>
         <w:t>!] ةيدومسنا ةيبرعنا ةعنمن' قل</w:t>
       </w:r>
@@ -2680,7 +3130,7 @@
         <w:bidi/>
       </w:pPr>
       <w:r>
-        <w:t>[ترويسة / كليشة وزارة العدل — معلومات رسمية متكررة] ===</w:t>
+        <w:t>[ترويسة / كليشة رسمية — معلومات متكررة] ===</w:t>
         <w:br/>
         <w:t>2 وزارة العدل صك رقم 7١7.551557هغع‏ 1ه</w:t>
       </w:r>
@@ -2692,7 +3142,7 @@
         <w:bidi/>
       </w:pPr>
       <w:r>
-        <w:t>[نص الضبط / الحكم — المتن الفعلي] ===</w:t>
+        <w:t>[المتن الفعلي: الوقائع / الأسباب / المنطوق] ===</w:t>
         <w:br/>
         <w:t>7 لطر 7</w:t>
         <w:br/>
@@ -2708,7 +3158,7 @@
         <w:bidi/>
       </w:pPr>
       <w:r>
-        <w:t>[ترويسة / كليشة وزارة العدل — معلومات رسمية متكررة] ===</w:t>
+        <w:t>[ترويسة / كليشة رسمية — معلومات متكررة] ===</w:t>
         <w:br/>
         <w:t>دائرة الاستئناف الثانية ‎١‏ تاريخ الصك: 7١/9./ه:5١‏ 10 9 5</w:t>
       </w:r>
@@ -2720,9 +3170,19 @@
         <w:bidi/>
       </w:pPr>
       <w:r>
-        <w:t>[نص الضبط / الحكم — المتن الفعلي] ===</w:t>
+        <w:t>[الطلبات / المرفقات] ===</w:t>
         <w:br/>
         <w:t>طلال أبو غزالة» في البند "ثانياً: صافي الحقوق الدفترية المعدلة للشركاء" (مرفق رقم 2) والذي يظهر أن قيمة شركة أحمد زيني التجارية بمبلغ وقدره (79.924.901 ريال) وتجلى ذلك في</w:t>
+      </w:r>
+    </w:p>
+    <w:p>
+      <w:pPr>
+        <w:pStyle w:val="Heading2"/>
+        <w:jc w:val="right"/>
+        <w:bidi/>
+      </w:pPr>
+      <w:r>
+        <w:t>[المتن الفعلي: الوقائع / الأسباب / المنطوق] ===</w:t>
         <w:br/>
         <w:t>يعدملا 6- .(...ءاغلإلاب ًايرح ىضيو لالدتسالا يف روصقلاب ابيعم مكحلا هعم ىضي يذلا رمألا ,بيبستلاب دراولا وحنلا ىلع (لاير 368.757.931) سيلو ريرقتلا نم .8 .6 4ةحفصلا</w:t>
         <w:br/>
@@ -2840,7 +3300,7 @@
         <w:bidi/>
       </w:pPr>
       <w:r>
-        <w:t>[نص الضبط / الحكم — المتن الفعلي] ===</w:t>
+        <w:t>[المتن الفعلي: الوقائع / الأسباب / المنطوق] ===</w:t>
         <w:br/>
         <w:t>المملكةالعربيةا دية</w:t>
         <w:br/>
@@ -2856,7 +3316,7 @@
         <w:bidi/>
       </w:pPr>
       <w:r>
-        <w:t>[ترويسة / كليشة وزارة العدل — معلومات رسمية متكررة] ===</w:t>
+        <w:t>[ترويسة / كليشة رسمية — معلومات متكررة] ===</w:t>
         <w:br/>
         <w:t>المحكمة التجارية بجدة رقم الصفحة: ‎١5‏ 00 1</w:t>
         <w:br/>
@@ -2870,7 +3330,7 @@
         <w:bidi/>
       </w:pPr>
       <w:r>
-        <w:t>[نص الضبط / الحكم — المتن الفعلي] ===</w:t>
+        <w:t>[المتن الفعلي: الوقائع / الأسباب / المنطوق] ===</w:t>
         <w:br/>
         <w:t>بثمنها الحقيقي. فإذا انقضت ثلاثون يومّا من تاريخ الإخطار دون أن يستعمل أحد الشركاء حقه في الاسترداد كان لصاحب الحصة الحق في التصرف فها مع مراعاة حكم الفقرة الثانية</w:t>
         <w:br/>
@@ -2924,7 +3384,7 @@
         <w:bidi/>
       </w:pPr>
       <w:r>
-        <w:t>[ترويسة / كليشة وزارة العدل — معلومات رسمية متكررة] ===</w:t>
+        <w:t>[ترويسة / كليشة رسمية — معلومات متكررة] ===</w:t>
         <w:br/>
         <w:t>باطلاعهم على التقرير في الفقرة الرابعة من البند الرابع من وثيقة الصلح المثبتة في الصفحة العاشرة من صك الحكمء والبند السادس من الصلح المثبت في الصفحة الحادية عشرة من</w:t>
       </w:r>
@@ -2936,7 +3396,7 @@
         <w:bidi/>
       </w:pPr>
       <w:r>
-        <w:t>[نص الضبط / الحكم — المتن الفعلي] ===</w:t>
+        <w:t>[المتن الفعلي: الوقائع / الأسباب / المنطوق] ===</w:t>
         <w:br/>
         <w:t>صك الحكم. علاوة إلى أن (تقرير طلالى أبو غزالة). استبان أن الخبير ذكر مبلغ (68.424.362) ربالء على أنه: (ملخص حقوق الملكية الدفترية التابعة المعدلة بالتقييم كما في 03-31-</w:t>
         <w:br/>
@@ -3025,7 +3485,7 @@
         <w:bidi/>
       </w:pPr>
       <w:r>
-        <w:t>[نص الضبط / الحكم — المتن الفعلي] ===</w:t>
+        <w:t>[المتن الفعلي: الوقائع / الأسباب / المنطوق] ===</w:t>
         <w:br/>
         <w:t>ل 0 7 6ه ُ 5 ‎٠‏</w:t>
       </w:r>
@@ -3037,7 +3497,7 @@
         <w:bidi/>
       </w:pPr>
       <w:r>
-        <w:t>[ترويسة / كليشة وزارة العدل — معلومات رسمية متكررة] ===</w:t>
+        <w:t>[ترويسة / كليشة رسمية — معلومات متكررة] ===</w:t>
         <w:br/>
         <w:t>‏5ه وزارة العدل صك رقم 440141157 لس ف لك</w:t>
       </w:r>
@@ -3049,7 +3509,7 @@
         <w:bidi/>
       </w:pPr>
       <w:r>
-        <w:t>[نص الضبط / الحكم — المتن الفعلي] ===</w:t>
+        <w:t>[المتن الفعلي: الوقائع / الأسباب / المنطوق] ===</w:t>
         <w:br/>
         <w:t>ماس</w:t>
         <w:br/>
@@ -3067,7 +3527,7 @@
         <w:bidi/>
       </w:pPr>
       <w:r>
-        <w:t>[ترويسة / كليشة وزارة العدل — معلومات رسمية متكررة] ===</w:t>
+        <w:t>[ترويسة / كليشة رسمية — معلومات متكررة] ===</w:t>
         <w:br/>
         <w:t>المحكمة التجارية بجدة رقم الصفحة: ‎١7‏ ا</w:t>
         <w:br/>
@@ -3081,7 +3541,7 @@
         <w:bidi/>
       </w:pPr>
       <w:r>
-        <w:t>[نص الضبط / الحكم — المتن الفعلي] ===</w:t>
+        <w:t>[المتن الفعلي: الوقائع / الأسباب / المنطوق] ===</w:t>
         <w:br/>
         <w:t>(1017092733): مبلغاً قدره: (17,1/75,770) ستة وتسعون مليوناً وسبعمئة وتسعة وسبعون ألفاً ومئتان وسبعون ربالا)؛ لما هو موضح بالأسباب. والله</w:t>
         <w:br/>
@@ -3092,8 +3552,28 @@
         <w:t>ةيربجلا ةوقلا لامعتسا ىلإ ىدأ ولو ةعبتملا ةيماظنلا لئاسولا عيمجب مكحلا اذه ذيفنت ىلع لمعلا ىرخألا ةيموكحلا ةزهجألاو تارازولا عيمج نم بلطي</w:t>
         <w:br/>
         <w:t>ماكحألاو ىواعدلا ةرادإ ا</w:t>
-        <w:br/>
-        <w:t>ةرئادلا وضع ةيئاضقلا ةرئادلا سيئر ةرئادلا وضع</w:t>
+      </w:r>
+    </w:p>
+    <w:p>
+      <w:pPr>
+        <w:pStyle w:val="Heading2"/>
+        <w:jc w:val="right"/>
+        <w:bidi/>
+      </w:pPr>
+      <w:r>
+        <w:t>[المُرسَل إليه / المخاطَب والتحية] ===</w:t>
+        <w:br/>
+        <w:t>عضو الدائرة رئيس الدائرة القضائية عضو الدائرة</w:t>
+      </w:r>
+    </w:p>
+    <w:p>
+      <w:pPr>
+        <w:pStyle w:val="Heading2"/>
+        <w:jc w:val="right"/>
+        <w:bidi/>
+      </w:pPr>
+      <w:r>
+        <w:t>[المتن الفعلي: الوقائع / الأسباب / المنطوق] ===</w:t>
         <w:br/>
         <w:t>يربشلا دمحم نب ديلو يرمعلا يلع ضوع ديبع يفيلجلا زيزعلادبع نب نسحملادبع</w:t>
         <w:br/>

--- a/zaini_case_audit_output/outputs/word/documents/024_صك حكم نهائي ضد الشيخ اسامة زيني ـ دعوى 42824717 - 13-03-1445 هـ.docx
+++ b/zaini_case_audit_output/outputs/word/documents/024_صك حكم نهائي ضد الشيخ اسامة زيني ـ دعوى 42824717 - 13-03-1445 هـ.docx
@@ -223,11 +223,11 @@
         <w:br/>
         <w:t>أساس المطالبة -الغين- غير جائز نظره أو التعقيب عليه لأن المتخارج تاجرء كما أن التصرف تم في وقتكان المورث فيه خالياً منكافة العوارض بما يجعل ماثبت في الحكم من بحث</w:t>
         <w:br/>
-        <w:t>يعدملا ةيقحأ ىلع مكحلا لالدتسا 1- ..لالدتسالا داسف :ًايناث .هلبق نم ليلدلا دوجول زئاج ريغ ليلعت درجمو رظنلا لوصأل ًافلاخم ماظنلا وأ عرشلا نم دنس يأ اهل سيل ةقرفتم عئاقو</w:t>
+        <w:t>وقائع متفرقة ليس لها أي سند من الشرع أو النظام مخالفاً لأصول النظر ومجرد تعليل غير جائز لوجود الدليل من قبله. ثانياً: فساد الاستدلال.. 1- استدلال الحكم على أحقية المدعي</w:t>
         <w:br/>
         <w:t>فيما يطالب به من فرق القيمة تأسيساً على تقييم مكتب طلاءل أبو غزاله أمر غير جائز شرعاً وذلك ببسبب عدم إمكانية تحقق الغين في التاجر ء كما أن فيه فساد الاستدلال لأن</w:t>
         <w:br/>
-        <w:t>دنتسملاو لمتكي مل وهف ريرقتلا امنيب نيفرطلا نيب تابلا يعقاولا فرصتلا وه حلصلاو ًاحلص ةيرادإلا ةمكحملا يف ةروظنملا ىوعدلا ءاهنإب اوماق امنإ مييقتلاب اوذخأي مل مهتاذ موصخلا</w:t>
+        <w:t>الخصوم ذاتهم لم يأخذوا بالتقييم إنما قاموا بإنهاء الدعوى المنظورة في المحكمة الإدارية صلحاً والصلح هو التصرف الواقعي البات بين الطرفين بينما التقرير فهو لم يكتمل والمستند</w:t>
         <w:br/>
         <w:t>الموجود باسم تقرير هو في الحقيقة مسودة تقرير بما يجعل حكم التخارج صلحاً وليس بناء على التقييم المذكور. 2- كما يجب أن نشير إلى فضيلتكم بفساد الاستدلال أيضاً في استناد</w:t>
         <w:br/>
@@ -267,7 +267,7 @@
       <w:r>
         <w:t>[المتن الفعلي: الوقائع / الأسباب / المنطوق] ===</w:t>
         <w:br/>
-        <w:t>!] ةيدومسنا ةيبرعنا ةعنمن' قل</w:t>
+        <w:t>لق 'نمنعة انعربية انسمودية [!</w:t>
       </w:r>
     </w:p>
     <w:p>
@@ -339,7 +339,7 @@
         <w:br/>
         <w:t>الدعوى باعتبارها من النظام العام وفقاً لنص المادة (76) من نظام المرافعات الشرعية التي تنص على أن (الدفع بعدم اختصاص المحكمة لانتفاء ولايتها أو بسبب نوع الدعوى أو قيمتهاء</w:t>
         <w:br/>
-        <w:t>كلت لازنإبو 2- .(اهسفن ءاقلت نم ةمكحملا هب مكحتو ىوعدلا اههف نوكت ةلحرم يأ يف هب عفدلا زوجي ءرخآ ببس يأل وأ ةحلصملا وأ ةيلهألا وأ ةفصلا مادعنال ىوعدلا لوبق مدعب عفدلا وأ</w:t>
+        <w:t>أو الدفع بعدم قبول الدعوى لانعدام الصفة أو الأهلية أو المصلحة أو لأي سبب آخرء يجوز الدفع به في أي مرحلة تكون فهها الدعوى وتحكم به المحكمة من تلقاء نفسها). 2- وبإنزال تلك</w:t>
         <w:br/>
         <w:t>المادة على وقائع الدعوى الراهنة فإن البين من الحكم محل الاعتراض ولائحة الدعوى نجد أن دعوى المستأنف ضده تدور حول ما أورده نصاً في لائحة دعواه: (مطالبته للمستأنف</w:t>
         <w:br/>
@@ -349,7 +349,7 @@
         <w:br/>
         <w:t>الدعوىء مما يتعين معه الحكم بعدم اختصاص المحكمة بنظر تلك الدعوى. خامساً: مع التمسك بعدم اختصاص المحكمة نوعاً بنظر الدعوى- التأكيد على الدفع بعدم جواز نظر</w:t>
         <w:br/>
-        <w:t>ةلحرم يأ يف هب عفدلا زوجي اهف لصفلا قبسل ىوعدلا رظن زاوج مدعب عفدلا نأ ًاماظن ررقملا نم ناكامل 1- ...هب يضقملا ءيشلا ةيجحل ةزئاح ةتاب ماكحأب اههف لصفلا قبسل ىوعدلا</w:t>
+        <w:t>الدعوى لسبق الفصل فهها بأحكام باتة حائزة لحجية الشيء المقضي به... 1- لماكان من المقرر نظاماً أن الدفع بعدم جواز نظر الدعوى لسبق الفصل فها يجوز الدفع به في أي مرحلة</w:t>
         <w:br/>
         <w:t>تكون علها الدعوى باعتبارها من النظام العام وفقاً لنص المادة (76) من نظام المرافعات الشرعية التي تنص على أن: (الدفع بعدم اختصاص المحكمة لانتفاء ولايتها أو بسبب نوع</w:t>
         <w:br/>
@@ -383,11 +383,11 @@
         <w:br/>
         <w:t>زيني التجارية. سجل تجاري رقم (4030169102) والذي تم توثيقه بالرقم (130) صحيفة 82 مجلد (9١ع20)‏ بتاريخ 1434102110هء (وكان توقيع المستأنف بنفسه وتخارجه من الشركة</w:t>
         <w:br/>
-        <w:t>يف درو يذلاو «(ةيراجتلا ينيز دمحأ ةكرش سفن نم «موحرملا هدلاول قباسلا جراختلل ًاقيدصت دعي امم .ًابيرقت تاونس ثالث يلاوحب ينيز سابع دمحأ موحرملا هدلاو جراختو عيقوتل ًايلات</w:t>
+        <w:t>تالياً لتوقيع وتخارج والده المرحوم أحمد عباس زيني بحوالي ثلاث سنوات تقريباً. مما يعد تصديقاً للتخارج السابق لوالده المرحوم» من نفس شركة أحمد زيني التجارية)» والذي ورد في</w:t>
         <w:br/>
         <w:t>تمهيده: (... وحيث استوفى الطرف المتنازل حقه من الطرف المشتري الشريك الجديد في الشركة ويعتبر توقيع كل منهما بمثابة مخالصة تامة ونهائية وإبراء لذمة الطرف المشتري...) (مرفق</w:t>
         <w:br/>
-        <w:t>اميف ٌةجح يضقملا رمألا ةيجح تزاح يتلا ماكحألا) :هنأ ىلع تابثإلا ماظن نم (86) ةداملا تصن ثيحو .هب يضقملا ءيشلا ةيجحل ةزئاح نايبلا ةفلاسلا ماكحألا كلت تناكاملو -د .(3مقر</w:t>
+        <w:t>رقم3). د- ولماكانت تلك الأحكام السالفة البيان حائزة لحجية الشيء المقضي به. وحيث نصت المادة (86) من نظام الإثبات على أنه: (الأحكام التي حازت حجية الأمر المقضي حجةٌ فيما</w:t>
         <w:br/>
         <w:t>فصلت فيه من الحقوقء ولا.يجوز قبول دليل ينقض هذه الحجية. ولا تكون لتلك الأحكام هذه الحجية إلا في نزاع قام بين الخصوم أنفسهم دون أن تتغير صفاتهم » وتعلق بالحق ذاته</w:t>
         <w:br/>
@@ -437,7 +437,7 @@
       <w:r>
         <w:t>[المتن الفعلي: الوقائع / الأسباب / المنطوق] ===</w:t>
         <w:br/>
-        <w:t>‏٠‎ ةيدومسنا ةيبرمناةعننا مقل</w:t>
+        <w:t>لقم اننعةانمربية انسمودية ‎٠‏</w:t>
       </w:r>
     </w:p>
     <w:p>
@@ -491,23 +491,23 @@
         <w:br/>
         <w:t>المقدم في مواجهته العقد - في الطعن في الجوانب الشكلية للعقد من إنكار الخط أو الإمضاء أو الختم أو البصمة ومن ثم بقاء حجية المحرر العادي وسريانه في مواجية المستأنف ضدهء</w:t>
         <w:br/>
-        <w:t>ةيئانجلا ةلدألل اهتلاحإ ليبس تكلسو ءاهف قحلا طوقس مغر ريوزتلاب عفدلل تباجتساو اهنع اهناجب تأنو تضرعأو ةعطاقلا ةيجحلا كلت تلفغأ ةرئادلا نأ.الإ مدقت امم مغرلا ىلعو</w:t>
-        <w:br/>
-        <w:t>ذاختا مدعب ماظنلل مكحلا ةفلاخم - عيبلا دقع ىلع ريوزتلاب عفدلا يف قحلا طوقسب كسمتلا عم :ًاعباس .ءاغلإلاو ضقنلاب ًايرح هلعجيو ماظنلا ةفلاخمب مكحلا بيعيامم اهتيجح مغر</w:t>
+        <w:t>وعلى الرغم مما تقدم إلا.أن الدائرة أغفلت تلك الحجية القاطعة وأعرضت ونأت بجانها عنها واستجابت للدفع بالتزوير رغم سقوط الحق فهاء وسلكت سبيل إحالتها للأدلة الجنائية</w:t>
+        <w:br/>
+        <w:t>رغم حجيتها ممايعيب الحكم بمخالفة النظام ويجعله حرياً بالنقض والإلغاء. سابعاً: مع التمسك بسقوط الحق في الدفع بالتزوير على عقد البيع - مخالفة الحكم للنظام بعدم اتخاذ</w:t>
         <w:br/>
         <w:t>الإجراءات النظامية للتحقيق في صحة عقد البيع كونه منتجاً جوهرياً في الدعوى ومخالفة المبادئ القضائية الصادرة من المحكمة العليا.. 1- فمن حيث أن الثابت من الحكم أن المستأنف</w:t>
         <w:br/>
         <w:t>ضده طعن في عقد البيع المبرم بين المستأنف ومورثهما بالتزوير وقد سلكت الدائرة إجراءات إحالة العقد للأدلة الجنائية حيث: أ- طلبت الدائرة من المدعى عليه إحضار أصل العقد ونسخ</w:t>
         <w:br/>
-        <w:t>يفو ,يزكرملا كنبلل ةباتكلاب ةرئادلا تماق ه02/04/1444 ةسلجب -ب .ةيئانجلا ةلدألل دقعلا ةلاحإل ًاديبمت ةيكنبلا ةيمسرلا تالماعتلا عقاو نم نيعادتملا ثروم عيقاوت نم ةددعتم</w:t>
-        <w:br/>
-        <w:t>ةرئادلل درو ه10/11/1444 ةسلجبو -ج .يزكرملا كنبلا نم ةدراولا تادنتسملا ةقفر ةطرشلل قاروألا ةلاحإب ةرئادلا تماقو يزكرملا كنبلا نم تادنتسملا لاسرإ مته01/08/1444 ةسلج</w:t>
-        <w:br/>
-        <w:t>1- .لقتسم فرظ لخادب اهزرحتو اهلزعو نعطلا لحم ةقرولا لصأ ثعب ةرورضب ه22/10/1444 خيراتو (1/4403035471) مقر ةدج ةظفاحم ةطرشب ةيئانجلا ةلدألا ريدم ةدافإ</w:t>
+        <w:t>متعددة من تواقيع مورث المتداعين من واقع التعاملات الرسمية البنكية تمبيداً لإحالة العقد للأدلة الجنائية. ب- بجلسة 02/04/1444ه قامت الدائرة بالكتابة للبنك المركزي, وفي</w:t>
+        <w:br/>
+        <w:t>جلسة 01/08/1444هتم إرسال المستندات من البنك المركزي وقامت الدائرة بإحالة الأوراق للشرطة رفقة المستندات الواردة من البنك المركزي. ج- وبجلسة 10/11/1444ه ورد للدائرة</w:t>
+        <w:br/>
+        <w:t>إفادة مدير الأدلة الجنائية بشرطة محافظة جدة رقم (1/4403035471) وتاريخ 22/10/1444ه بضرورة بعث أصل الورقة محل الطعن وعزلها وتحرزها بداخل ظرف مستقل. 1-</w:t>
         <w:br/>
         <w:t>وحيث نصت المادة (40) من نظام الإثبات: (إذا أنكر من احتج عليه بالمحرّر العادي خطه أو إمضاءه أو ختمه أو بصمته. أو أنكر ذلك خلفه أو نائبه أونفى علمه به. وظل الخصم الآخر</w:t>
         <w:br/>
-        <w:t>قيقحتلاب ةمكحملا رمأتف ؛ةمصبلا وأ متخلا وأ ءاضمإلا وأ طخلا ةحصب ةمكحملا عانقإ يف اهتادنتسمو ىوعدلا عئاقو فكت ملو «عازنلا يف ا جِتنم رّرحملا ناكو ,رّرحملاب ًاكسمتم</w:t>
+        <w:t>متمسكاً بالمحرّر, وكان المحرّر منتِج ا في النزاع» ولم تكف وقائع الدعوى ومستنداتها في إقناع المحكمة بصحة الخط أو الإمضاء أو الختم أو البصمة؛ فتأمر المحكمة بالتحقيق</w:t>
         <w:br/>
         <w:t>بالمضاهاة, أو بسماع الشهود أو بكلهماء وفقاً للقواعد والإجراءات المنصوص علها في هذا النظام» ولا.تسمع الشهادة إلا. فيما يتعلق بإثبات حصول الكتابة أو الإمضاء أو الختم أو</w:t>
         <w:br/>
@@ -525,7 +525,7 @@
         <w:br/>
         <w:t>المتداعين على قرار الشركاء المؤرخ في 20/09/1431ه والذي تضمن إقراراً واضحاً وصريحاً أن (السيد أحمد عباس زيني تنازل بالبيع عن كامل حصصه بالشركة وعددها 450 حصة إلى</w:t>
         <w:br/>
-        <w:t>ةيئاهنو ةمات ةصلاخم ةباثمب امهنم لك عيقوت ربتعيو ةكرشلا يف ديدجلا كيرشلا يرتشملا فرطلا نم هقح لزانتملا فرطلا ىفوتساو .لزانتلا اذه لبق يذلا ينيز سابع دمحأ ةماسأ ديسلا</w:t>
+        <w:t>السيد أسامة أحمد عباس زيني الذي قبل هذا التنازل. واستوفى الطرف المتنازل حقه من الطرف المشتري الشريك الجديد في الشركة ويعتبر توقيع كل منهما بمثابة مخالصة تامة ونهائية</w:t>
         <w:br/>
         <w:t>وإبراء لذمة المشتري...). وقد تم توثيق التوقيعات عن طريق كاتب العدل لدى الغرفة التجارية الصناعية بمحافظة جدة برقم (275) صحيفة (172) مجلد (8/ع/ر) وتاريخ 16/10/1431ه</w:t>
         <w:br/>
@@ -533,7 +533,7 @@
         <w:br/>
         <w:t>عقد البيع - المزعوم تزويره - هو الدعوى الراهنة التي أقامها المستأنف ضده حيث أنها تثبت صحة قرار الشركاء وعقد البيع وما تضمنه من استلام مورثه للمبلغ. ت- كذلك فإن</w:t>
         <w:br/>
-        <w:t>أدبم ايلعلا ةمكحملا ءاضق يف ررقملا نم ناكاملو .ةاهاضملا اهل لهسيو اهل زيجي وحن ىلع نيعادتملا ثروم تاعيقوت نمضتت يزكرملا كنبلا نم ةلسرملا ةيكنبلا تالماعتلا تادنتسم</w:t>
+        <w:t>مستندات التعاملات البنكية المرسلة من البنك المركزي تتضمن توقيعات مورث المتداعين على نحو يجيز لها ويسهل لها المضاهاة. ولماكان من المقرر في قضاء المحكمة العليا مبدأ</w:t>
         <w:br/>
         <w:t>قضائياً أن: (الأصل أن تتصدى محكمة الموضوع لأي دفع جوهري في الدعوى. والذي لو صح لتغير به وجه الحكم في الدعوىء ومتى أغفل الحكم ذلك فإنه يكون معيباً بقصور في</w:t>
         <w:br/>
@@ -543,11 +543,31 @@
         <w:br/>
         <w:t>اعتبرت مخالفة أحد المبادئ القضائية الصادرة عن المحكمة العليا يندرج تحت مخالفة النظام ونصت على أنه (إذاكان محل الاعتراض مخالفة الحكم لمبدأ قضائي صادر من المحكمة</w:t>
         <w:br/>
-        <w:t>مكحلا :ًانماث .هؤاغلإ نيعتبو ضقنلاب ًايرح هلعجيو ماظنلا ةفلاخمب مكحلا بيعي امم .(ماظنلا ةفلاخمل اًضارتعا ّدُع «ةقباس اياضق ينايلعلا ةمكحملا رئاود ىدحإ هب تذخأوأ ءايلعلا</w:t>
-        <w:br/>
-        <w:t>ماعل 5 ‏.31١79/84‎ مقر ةيضقلاب ةرشع ةنماثلا ةرئادلا نم رداصلا مكحلا) (يعدملا نم ةمدقملا ةيماتخلا تابلطلاب ةربعلا) نا ًءابضق ررقملا نم ناكامل 1- :موصخلا هبلطيامم رثكأب</w:t>
-        <w:br/>
-        <w:t>44 917541759. مقر ةيضقلاب رداصلا مكحلا ‏ءه١ 554 ماعل 441 5607510. مقر ةيضقلاب رداصلا مكحلا ‏ءه١ 544 ماعل 57.077617.05: مقر ةيضقلاب رداصلا مكحلا ءه</w:t>
+        <w:t>العلياء أوأخذت به إحدى دوائر المحكمة العلياني قضايا سابقة» عُدّ اعتراضًا لمخالفة النظام). مما يعيب الحكم بمخالفة النظام ويجعله حرياً بالنقض وبتعين إلغاؤه. ثامناً: الحكم</w:t>
+      </w:r>
+    </w:p>
+    <w:p>
+      <w:pPr>
+        <w:pStyle w:val="Heading2"/>
+        <w:jc w:val="right"/>
+        <w:bidi/>
+      </w:pPr>
+      <w:r>
+        <w:t>[الطلبات / المرفقات] ===</w:t>
+        <w:br/>
+        <w:t>بأكثر ممايطلبه الخصوم: 1- لماكان من المقرر قضباءً ان (العبرة بالطلبات الختامية المقدمة من المدعي) (الحكم الصادر من الدائرة الثامنة عشرة بالقضية رقم ‎.31١79/84‏ 5 لعام</w:t>
+      </w:r>
+    </w:p>
+    <w:p>
+      <w:pPr>
+        <w:pStyle w:val="Heading2"/>
+        <w:jc w:val="right"/>
+        <w:bidi/>
+      </w:pPr>
+      <w:r>
+        <w:t>[المتن الفعلي: الوقائع / الأسباب / المنطوق] ===</w:t>
+        <w:br/>
+        <w:t>هء الحكم الصادر بالقضية رقم 57.077617.05: لعام 544 ١هء‏ الحكم الصادر بالقضية رقم 5607510. 441 لعام 554 ١هء‏ الحكم الصادر بالقضية رقم 917541759. 44</w:t>
         <w:br/>
         <w:t>لعام ‎١444‏ ه). 2- ولماكان البين من الحكم - محل الاعتراض - أن المدعي قد حصر طلباته الختامية في (الصفحة 3) بما دونته الدائرة نصاً: (انتبى المدعي إلى طلب الحكم بإلزام المدعى</w:t>
         <w:br/>
@@ -575,13 +595,13 @@
       <w:r>
         <w:t>[المتن الفعلي: الوقائع / الأسباب / المنطوق] ===</w:t>
         <w:br/>
-        <w:t>ةيادب ذنمو هنأ ةيباوجلا فنأتسملا تاركذمو مكحلا نم تباثلا نإ ثيح 1- :هتيجحو نيعدملا ثروم لزانتل تبثملاو ةيماظنلا هناكرأل لمتكملا ءاكرشلا رارق يمسرلا ررحملل ةرئادلا لافغإ</w:t>
-        <w:br/>
-        <w:t>هصصح لماك نع عيبلاب لزانت ينيز سابع دمحأ ديسلا) :ًاصن نمضت يذلاو -ةيلقعلا هاوق لماكب - نيعادتملا ثرومو فنأتسملا نم عقوملا ءاكرشلا رارقب فنأتسملا كسمتو ىوعدلا</w:t>
+        <w:t>إغفال الدائرة للمحرر الرسمي قرار الشركاء المكتمل لأركانه النظامية والمثبت لتنازل مورث المدعين وحجيته: 1- حيث إن الثابت من الحكم ومذكرات المستأنف الجوابية أنه ومنذ بداية</w:t>
+        <w:br/>
+        <w:t>الدعوى وتمسك المستأنف بقرار الشركاء الموقع من المستأنف ومورث المتداعين - بكامل قواه العقلية- والذي تضمن نصاً: (السيد أحمد عباس زيني تنازل بالبيع عن كامل حصصه</w:t>
         <w:br/>
         <w:t>بالشركة وعددها 450 حصة إلى السيد أسامة أحمد عباس زيني الذي قبل هذا التنازل. وحيث استوفى الطرف المتنازل حقه من الطرف المشتري الشريك الجديد في الشركة ويعتبر توقيع</w:t>
         <w:br/>
-        <w:t>ةبراجتلا ةفرغلا ىدل لدعلا ةباتك مامأ تبثملاو ةراجتلا ةرازو لبق نم ققدملاو (...مقر دنتسم - ءاكرشلا رارق قفرم) (...يرتشملا ةمذل ءاربإو ةيئاهنو ةمات ةصلاخم ةباثمب امهنم لك</w:t>
+        <w:t>كل منهما بمثابة مخالصة تامة ونهائية وإبراء لذمة المشتري...) (مرفق قرار الشركاء - مستند رقم...) والمدقق من قبل وزارة التجارة والمثبت أمام كتابة العدل لدى الغرفة التجاربة</w:t>
         <w:br/>
         <w:t>الصناعية بمحافظة جدة برقم (275) صحيفة (172) مجلد (8/ع/ر) وتاربخ 16/10/1431هء حيث إن المادة (25) من نظام الإثبات قد عرفت المحرر الرسدي أنه: (المحيّر الرسمي هو</w:t>
         <w:br/>
@@ -597,7 +617,7 @@
         <w:br/>
         <w:t>أو حدثت من ذوي الشأن في حضوره؛ مالم يثبت تزويره بالطرق المقررة نظاماً". وحيث لم يدع المدعى عليه تزويره. الأمر الذي لا.تجد معه الدائرة مناصاً من تأييد حكم محكمة أول</w:t>
         <w:br/>
-        <w:t>3- ‏.(ه١ 5544 ماعل 6 15. . 14 مقر ةيضقلاب ةيناثلا فانئتسالا ةرئاد نم قدصملا -ه 1544 ماعل ‏٠‎ 314. 86 مقر ةيضقلاب ةرشع ةيداحلا ةرئادلا نم رداصلا مكحلا) (ةجرد</w:t>
+        <w:t>درجة) (الحكم الصادر من الدائرة الحادية عشرة بالقضية رقم 86 314. ‎٠‏ لعام 1544 ه- المصدق من دائرة الاستئناف الثانية بالقضية رقم 14 . 15. 6 لعام 5544 ١ه).‏ 3-</w:t>
         <w:br/>
         <w:t>إضافة لما تقدم فإن من المقرر قضاءً أنه يشترط لتمام البيع للحصص بين الشركاء وصحته توافر أركانه من (الإيجاب والقبول) من أطراف العقد وهو ما استقر عليه قضاء المملكة: (أن</w:t>
         <w:br/>
@@ -629,7 +649,7 @@
       <w:r>
         <w:t>[المتن الفعلي: الوقائع / الأسباب / المنطوق] ===</w:t>
         <w:br/>
-        <w:t>!] ةيدومسنا ةيبرعنا ةعنمن' قل</w:t>
+        <w:t>لق 'نمنعة انعربية انسمودية [!</w:t>
       </w:r>
     </w:p>
     <w:p>
@@ -694,7 +714,7 @@
         <w:br/>
         <w:t>عليه أي اعتراض على البيع وكذلك لم يثار أي نزاع بين مورث المتداعين والمستأنف بشأن عدم استلام قيمة تلك الحصص الأمر الذي يثبت معه صحة البيع وسريان آثاره النظامية المترتبة</w:t>
         <w:br/>
-        <w:t>ةيفصت ةرئادلا لافغإ :ًارشاع .(لطابلاب مكنيب مكلاومأ اولكأت الو) :ىلاعت هلوقل ةفلاخملاب لطابلاب سانلا لاومأ لكأ ليبق نم دعي هعفد ةداعإ نوكل غلبملا تاذب ةبلاطملا زاوج مدعو هيلع</w:t>
+        <w:t>عليه وعدم جواز المطالبة بذات المبلغ لكون إعادة دفعه يعد من قبيل أكل أموال الناس بالباطل بالمخالفة لقوله تعالى: (ولا تأكلوا أموالكم بينكم بالباطل). عاشراً: إغفال الدائرة تصفية</w:t>
         <w:br/>
         <w:t>شركة أحمد زيني التجارية وعدم جواز المطالبة بالحصص المتعلقة بها: تجاهل حكم محكمة أول درجة: أن شركة أحمد زيني التجارية قد تم تصفيتها حسب النظام وتم شطب السجل</w:t>
         <w:br/>
@@ -724,7 +744,7 @@
       <w:r>
         <w:t>[المتن الفعلي: الوقائع / الأسباب / المنطوق] ===</w:t>
         <w:br/>
-        <w:t>بترتيس هنوكل ةعيرشلل مكحلا ةفلاخمو ىوعدلا يف يأرلا هجو يف يرهوجلا هريثأت مغر كلذ تابثإل ةليفكلا تاءارجإلا ذاختا مدعو صصحلا غلبم عفدب فنأتسملا نم ئدبملا يرهوجلا</w:t>
+        <w:t>الجوهري المبدئ من المستأنف بدفع مبلغ الحصص وعدم اتخاذ الإجراءات الكفيلة لإثبات ذلك رغم تأثيره الجوهري في وجه الرأي في الدعوى ومخالفة الحكم للشريعة لكونه سيترتب</w:t>
         <w:br/>
         <w:t>عليه دفع المبلغ مرتين مما يعد من قبل أكل أموال الناس بالباطل. فمن حيث أن الثابت من الحكم محل الاعتراض (بداية الصفحة3) أن المدعى عليه أصالة أجاب على استيضاح الدائرة</w:t>
         <w:br/>
@@ -732,19 +752,17 @@
         <w:br/>
         <w:t>المدعى عليه: (أنه اتفق مع والده حال حياته على أن يشتري منه جميع حصصه في جميع الشركات التي كان لوالده حصص فها في المملكة. وذلك مقابل مبلغ (120.000.000 ريال) مئة</w:t>
         <w:br/>
-        <w:t>درجمب اهقوقح كونبلا تفوتسا دقو نويدلا كلت نم نيد لكب ةصاخلا ةيكنبلا هتاباسح يف غلابملا عاديإ لالخ نم كونبلل هدلاو نويد دادس لالخ نم اهدادس مت لاير نويلم نورشعو</w:t>
+        <w:t>وعشرون مليون ريال تم سدادها من خلال سداد ديون والده للبنوك من خلال إيداع المبالغ في حساباته البنكية الخاصة بكل دين من تلك الديون وقد استوفت البنوك حقوقها بمجرد</w:t>
         <w:br/>
         <w:t>إيداع تلك المبالغ. وقدمت للمحكمة قبل سنوات في قضية المحكمة العامة الصادر بشأنه من قبل القاضي الزايديء وحيث إن البين من هذا الدفع أنه دفعاً جوهرياً ومنتج في تلك</w:t>
         <w:br/>
         <w:t>الدعوى حيث من شأنه التأثير في وجه الرأي في الدعوى إلا أن الدائرة أغفلته وكان الأولى بالدائرة اتخاذ الإجراءات التي من شأنها إثبات هذا الدفع من عدمه وعلى سبيل المثال لا الحصر:</w:t>
         <w:br/>
-        <w:t>اهقوقحل نويدلا ءافيتسا ىدمو نويدلا كلت نم نيد لكب ةصاخلا ةيكنبلا هتاباسح يف غلابملا عاديإو غلبملا دادسب فنأتسملا ماق اذإ امع مالعتسالل يدوعسلا دقنلا ةسسؤم ةبطاخم 1-</w:t>
+        <w:t>1- مخاطبة مؤسسة النقد السعودي للاستعلام عما إذا قام المستأنف بسداد المبلغ وإيداع المبالغ في حساباته البنكية الخاصة بكل دين من تلك الديون ومدى استيفاء الديون لحقوقها</w:t>
         <w:br/>
         <w:t>من المستأنف المدفوعة عن والده من عدمه. 2- مخاطبة المحكمة العامة بمحافظة جدة في الدائرة ناظرة الدعوى رقم (33286392) وتاريخ 8/6/1433ه لطلب المستندات المحاسبية</w:t>
         <w:br/>
         <w:t>المقدمة في تلك الدعوى لكونها في حوزة الدائرة. إلا.ان الدائرة أغفلت تلك الإجراءات وترتب على ذلك الإغفال صدور الحكم - محل الاعتراض - بإلزام المستأنف بدفع تلك المبالغ مرة</w:t>
-        <w:br/>
-        <w:t>هميدقت قبس املو هلك كلذل :تابلطلا .ءاغلإلاب ًايرح هلعجيو ةيمالسإلا ةعيرشلا ةفلاخمو روصقلاب مكحلا بيعي امم لطابلاب سانلا لاومأ لكأ ليبق نم دعي مكحلا اذه ناكاملو ءىرخأ</w:t>
       </w:r>
     </w:p>
     <w:p>
@@ -755,6 +773,8 @@
       </w:pPr>
       <w:r>
         <w:t>[الطلبات / المرفقات] ===</w:t>
+        <w:br/>
+        <w:t>أخرىء ولماكان هذا الحكم يعد من قبيل أكل أموال الناس بالباطل مما يعيب الحكم بالقصور ومخالفة الشريعة الإسلامية ويجعله حرياً بالإلغاء. الطلبات: لذلك كله ولما سبق تقديمه</w:t>
         <w:br/>
         <w:t>ولما تراه الدائرة الموقرة من أسباب نطلب من فضيلتكم قبول الاستئناف شكلاً وفي الموضوع نقض الحكم الصادر والحكم مجدداً برد دعوى المدعي). وأكد وكيل المدعى عليه على ما ورد</w:t>
       </w:r>
@@ -772,7 +792,7 @@
         <w:br/>
         <w:t>على النحو الصحيح حيث إن الدائرة حكمت بإلزام المدعى عليه بسداد مبلغ (331,882,138 ريال) ثلاثمئة وواحد وثلاثون مليوناً وثمانمئة واثنان وثمانون ألفاً ومئة وثمانية وثلاثون ريالاً.</w:t>
         <w:br/>
-        <w:t>بجوتي ماكحألا نأ مكتليضف ملع فيرش ىلع ىفخي.الو يلامجإلا غلبملا ركذب تفتكا امنإو مهددعت مغر ديدحتلا هجو ىلع نيعدملل ةقحتسملا غلابملا مكحلا ةردصم ةرئادلا حضوت ملو</w:t>
+        <w:t>ولم توضح الدائرة مصدرة الحكم المبالغ المستحقة للمدعين على وجه التحديد رغم تعددهم وإنما اكتفت بذكر المبلغ الإجمالي ولا.يخفى على شريف علم فضيلتكم أن الأحكام يتوجب</w:t>
         <w:br/>
         <w:t>نظاماءأن تكون مفصلة حتى يمكن تنفيذها علماً أنه تم إفادة الدائرة بأن هناك وصية ثابتة بموجب حكم قضائي (229014721194320022) (مرفق صورة الصك) كما أن المدعى عليه</w:t>
         <w:br/>
@@ -872,7 +892,7 @@
       <w:r>
         <w:t>[المتن الفعلي: الوقائع / الأسباب / المنطوق] ===</w:t>
         <w:br/>
-        <w:t>!] ةيدومسنا ةيبرما ةعنش قل</w:t>
+        <w:t>لق شنعة امربية انسمودية [!</w:t>
       </w:r>
     </w:p>
     <w:p>
@@ -941,7 +961,7 @@
         <w:br/>
         <w:t>سداد ديون والده - مورث المدعي- للبنوك . وحيث إن المدعى عليه توصل لمستندات دامغة تثبت سداد المدعى عليه للمبلغ للبنوك. نوردها على سبيل المثال لا الحصر: شيك بنكي رقم</w:t>
         <w:br/>
-        <w:t>غلبمب ينطولا يبرعلا كنبلل ينيز سابع دمحأ نم ةددسملا ةميقلا هنوكب ًاببسم ينطولا يبرعلا كنبلا حلاصل يسنرفلا يدوعسلا كنبلا ىلع بوحسم ه26/11/1431 خيراتو (599140/1)</w:t>
+        <w:t>(599140/1) وتاريخ 26/11/1431ه مسحوب على البنك السعودي الفرنسي لصالح البنك العربي الوطني مسبباً بكونه القيمة المسددة من أحمد عباس زيني للبنك العربي الوطني بمبلغ</w:t>
         <w:br/>
         <w:t>وقدره (3.000.000 ريال) ومذيل بتوقيع المدعى عليه (أسامة أحمد زيني). شيك بنكي آخر رقم (599139/1) وتاريخ 26/11/1431ه مسحوب على البنك السعودي الفرنبي لصالح البنك</w:t>
         <w:br/>
@@ -953,7 +973,7 @@
         <w:br/>
         <w:t>على الحكم محل الطعن ولا.سيما (الدفع بعدم اختصاص المحكمة نوعياً بنظر الدعوى. وكذلك الدفع بعدم جواز نظر الدعوى لسبق الفصل فها بموجب أحكام قضبائية باتة حائزة</w:t>
         <w:br/>
-        <w:t>يف روصقلا ىوعدلا رظنب ًايعون ةمكحملا صاصتخا مدعب - فانئتسالا رادم - مكحلا ىلع نعطلا هجو ىلإ فيضن :ًاثلاث .ىرخألا نوعطلا يقابب كسمتلا عم (هب يضقملا ءيشلا ةيجحل</w:t>
+        <w:t>لحجية الشيء المقضي به) مع التمسك بباقي الطعون الأخرى. ثالثاً: نضيف إلى وجه الطعن على الحكم - مدار الاستئناف - بعدم اختصاص المحكمة نوعياً بنظر الدعوى القصور في</w:t>
         <w:br/>
         <w:t>التسبيب فيما سببته باختصاصها بنظر الدعوىء فالبين من مدونات الحكم أن الدائرة سببت اختصاصها نصاً بناء على (ينبسط اختصاص المحكمة التجارية على تلك الدعوى وفق</w:t>
         <w:br/>
@@ -963,7 +983,7 @@
         <w:br/>
         <w:t>العديد من القواعد الآمرة وحيث أن الدائرة لم تحدد وجه المخالفة التي شابت العلاقة بيهما - على فرض صحتها والفرض يساوي العدم -. كما أن طبيعة هذه الدعوى تخرج خروجاً تاماً</w:t>
         <w:br/>
-        <w:t>كلت رظنب اهصاصتخاب اهمكح سيسأت ةرئادلل غيسي ىوعدلا كلت ةعيبط يف ةفلاخم يأ دجوت.:ال اذإ تاكرشلا ماظن ماكحأ قيبطت نع ةئشانلا تافلاخملاب ةصاخلا ةرقفلا كلت نع</w:t>
+        <w:t>عن تلك الفقرة الخاصة بالمخالفات الناشئة عن تطبيق أحكام نظام الشركات إذا لا.:توجد أي مخالفة في طبيعة تلك الدعوى يسيغ للدائرة تأسيس حكمها باختصاصها بنظر تلك</w:t>
         <w:br/>
         <w:t>الدعوى بناء على هذه المادة الآنفة البيان» مما يعيب الحكم بالقصور ويجعله حرياً بالإلغاء. ويضح لا. مناص من الحكم بعدم اختصاص المحكمة نوعياً بنظر الدعوى. رابعاً: الدفع</w:t>
         <w:br/>
@@ -983,7 +1003,7 @@
         <w:br/>
         <w:t>السابق التي كان يطالب فيها ببطلان عقد البيع نتيجة بطلان الوكالات - وطالب بإلزام المدعى عليه بدفع قيمة الحصص ثم عاد وأقر بصحة عقد البيع مرة أخرى مما يجعل الدعوى</w:t>
         <w:br/>
-        <w:t>ةقتاع) اهلع ىعدملا باوجتسا بلطب عفدلا :ًاسماخ .ىوعدلا كلت نع رظنلا فرص هعم نيعتي امم ضومغلاو ماهبإلاو ليبجتلاب ىوعدلا بيعي يذلا ميسجلا ضقانتلا ىلع ةيوطنم</w:t>
+        <w:t>منطوية على التناقض الجسيم الذي يعيب الدعوى بالتجبيل والإبهام والغموض مما يتعين معه صرف النظر عن تلك الدعوى. خامساً: الدفع بطلب استجواب المدعى علها (عاتقة</w:t>
         <w:br/>
         <w:t>الحرازي) لكون استجوابها من شأنه التأثير في وجه الرأي في الدعوى: بناء على نص المادة (20/2) من نظام الإثبات التي تنص على أنه: (2- لأي من الخصوم استجواب خصمه مباشرة)ء</w:t>
         <w:br/>
@@ -1021,7 +1041,7 @@
         <w:br/>
         <w:t>(عدم جواز الرجوع في الإقرار ني الحق الخاص).ء وحيث أنه من المقرر انه (من سعى لنقض ماتم على يديه فسعيه مردود ). وحيث انه من المقرر قضباءً أن (الإبراء ونحوه مما يُسقط</w:t>
         <w:br/>
-        <w:t>‏.(ه444١ ماعل 48ا1./ا5.7./ مقر ةيضقلا يفه ‏١١/11/١544‎ :خيراتو ‏4470544١5.‎ مقر مكحلاب رداصلا ةيراجتلا ةمكحملاب ةثلاثلا ةيراجتلا ةرئادلا نم رداصلا مكحلا) (ّقحلا</w:t>
+        <w:t>الحقّ) (الحكم الصادر من الدائرة التجارية الثالثة بالمحكمة التجارية الصادر بالحكم رقم ‎4470544١5.‏ وتاريخ: ‎١١/11/١544‏ هفي القضية رقم 5.7./ا1./ا48 لعام 444١ه).‏</w:t>
         <w:br/>
         <w:t>وبناء على ما تقدّم فإنه لا.يجوز إعادة تقييم الحصص بموجب تقييم محاسبي لكونها مقيمة فعلياً بين الطرفين ومقر بتقييمها الفعلي. سابعاً: التمسك بالإ.قرار القضائي الصادر من</w:t>
         <w:br/>
@@ -1053,9 +1073,19 @@
         <w:bidi/>
       </w:pPr>
       <w:r>
+        <w:t>[بيانات الأطراف: المدعي / المدعى عليه / الحاضرون] ===</w:t>
+        <w:br/>
+        <w:t>| انمنعة انسربية اسمودية</w:t>
+      </w:r>
+    </w:p>
+    <w:p>
+      <w:pPr>
+        <w:pStyle w:val="Heading2"/>
+        <w:jc w:val="right"/>
+        <w:bidi/>
+      </w:pPr>
+      <w:r>
         <w:t>[المتن الفعلي: الوقائع / الأسباب / المنطوق] ===</w:t>
-        <w:br/>
-        <w:t>ةيدومسا ةيبرسنا ةعنمنا |</w:t>
         <w:br/>
         <w:t>كت المع أعربية السعودر صك رقم 44].141157 موه</w:t>
         <w:br/>
@@ -1138,7 +1168,7 @@
         <w:br/>
         <w:t>الدفع بعدم جواز نظر الدعوى لسبق الفصل فهها تأسيساً على أن الحصة محل الدعوى ملك مورثه أحمد زيني وأن الصلح وقع على الحصة المملوكة لموكلي في الشركة فنجيب فضبيلتكم</w:t>
         <w:br/>
-        <w:t>ةديقملاو ةدج ةظفاحمب ةماعلا ةمكحملا نم نيرداصلا نيمكحلا يف تلثمت هب يضقملا ءيشلا ةيجح تزاح ىرخأ ةتاب ةيئاضق ماكحأ ىلع هيلع ىعدملا دانتسا لفغأ يعدملا:-يلاتلاب</w:t>
+        <w:t>بالتالي:-المدعي أغفل استناد المدعى عليه على أحكام قضائية باتة أخرى حازت حجية الشيء المقضي به تمثلت في الحكمين الصادرين من المحكمة العامة بمحافظة جدة والمقيدة</w:t>
         <w:br/>
         <w:t>بالمحكمة برقم (3218883) وتاريخ 4/3/1432ه لدى القاضي محمد بن مبارك الدعيلج. وكذلك الدعوى رقم (33286392) وتاريخ 8/6/1433ه بذات المحكمة ولدى القاضي صالح بن</w:t>
         <w:br/>
@@ -1150,7 +1180,7 @@
         <w:br/>
         <w:t>الصادر من الدائرة التجارية السابعة عشر الصادر برقم (185/17/2) وتاريخ 02/12/1432ه فهو مردود عليه ذلك أن: ب/1: المدعي قبل توقيعه على هذا الصاح المدون بالاتفاقية اطلع</w:t>
         <w:br/>
-        <w:t>عيب اهف امب ةكرشلل يلاحلاو يضاملا يلاملاو ينوناقلا عضولا بناوج ةفاكب ًاماتًاملع ملعو - حلصلا نمضتملا مكحلا اذه رودص ءانثأ - ىوعدلا لحم ةكرشلل يلاملاو ينوناقلا عضولا ىلع</w:t>
+        <w:t>على الوضع القانوني والمالي للشركة محل الدعوى - أثناء صدور هذا الحكم المتضمن الصلح - وعلم علماًتاماً بكافة جوانب الوضع القانوني والمالي الماضي والحالي للشركة بما فها بيع</w:t>
         <w:br/>
         <w:t>مورثه للحصص التي كانت مملوكة له بالشركة للمدعى عليه وقد ارتضى هذا الوضع ولم يبدثمة معارضة على هذا الأمر ولم يبد دفعاً بعدم استيفاء ثمن تلك الحصص - على النحو</w:t>
         <w:br/>
@@ -1172,9 +1202,9 @@
         <w:br/>
         <w:t>الدعوى اختلاف المدعي-مورث البائع للحصص - والمدعى عليه - المشتري للحصص - في خروج المال. وحيث أنه من المقرر في قضباء المحاكم التجارية أنه (إذا اختلف الباذل والمبذول له</w:t>
         <w:br/>
-        <w:t>فاشك . يطويسلل رئاظنلاو هابشألا , يشكرزلل روثنملا) ءاهقفلا ناكاملو .هجورخ ةفصو ةقيرطب ملعأ وهو لاملل كلام هنأ كلذ هنيمي عم لذابلا لوق لوقلاف هجورخ ةقيرط يف لاملا</w:t>
-        <w:br/>
-        <w:t>عئابلا نإف عئابلا لوق لوقلا نأب يعدملا هب عفد ام ةحص -مدعلا يواسي ضرفلاو - ضرف ىلعو .(هكيلمت ةهجب ىردأ وهو كلما هنأل هنيمي عم عفادلا لوق لوقلا نأ اورق (يتوهلل عانقلا</w:t>
+        <w:t>المال في طريقة خروجه فالقول قول الباذل مع يمينه ذلك أنه مالك للمال وهو أعلم بطريقة وصفة خروجه. ولماكان الفقهاء (المنثور للزركشي , الأشباه والنظائر للسيوطي . كشاف</w:t>
+        <w:br/>
+        <w:t>القناع للهوتي) قروا أن القول قول الدافع مع يمينه لأنه املك وهو أدرى بجهة تمليكه). وعلى فرض - والفرض يساوي العدم- صحة ما دفع به المدعي بأن القول قول البائع فإن البائع</w:t>
         <w:br/>
         <w:t>- أحمد عباس زيني - قد توفاه الله ومن ثم فلا قول لهء ولا يجوز أن يحل المدعي محل والده ولايؤخذ بقوله فصفته لا تتعدى كونه وريث. عاشراً: الدفع بسقوط حق المدعي في المطالبة</w:t>
         <w:br/>
@@ -1218,7 +1248,7 @@
       <w:r>
         <w:t>[المتن الفعلي: الوقائع / الأسباب / المنطوق] ===</w:t>
         <w:br/>
-        <w:t>!] ةيدومسنا ةيبرعن ةعنمن قل</w:t>
+        <w:t>لق نمنعة نعربية انسمودية [!</w:t>
       </w:r>
     </w:p>
     <w:p>
@@ -1243,8 +1273,28 @@
         <w:t>[المتن الفعلي: الوقائع / الأسباب / المنطوق] ===</w:t>
         <w:br/>
         <w:t>7 لطر 7</w:t>
-        <w:br/>
-        <w:t>0 ‏١"‎ :ةحفصلا مق ةدجب ةبراجتلا ةمكحملا</w:t>
+      </w:r>
+    </w:p>
+    <w:p>
+      <w:pPr>
+        <w:pStyle w:val="Heading2"/>
+        <w:jc w:val="right"/>
+        <w:bidi/>
+      </w:pPr>
+      <w:r>
+        <w:t>[ترويسة / كليشة رسمية — معلومات متكررة] ===</w:t>
+        <w:br/>
+        <w:t>المحكمة التجاربة بجدة قم الصفحة: ‎"١‏ 0</w:t>
+      </w:r>
+    </w:p>
+    <w:p>
+      <w:pPr>
+        <w:pStyle w:val="Heading2"/>
+        <w:jc w:val="right"/>
+        <w:bidi/>
+      </w:pPr>
+      <w:r>
+        <w:t>[المتن الفعلي: الوقائع / الأسباب / المنطوق] ===</w:t>
         <w:br/>
         <w:t>جارية بع رقم : ببح ل</w:t>
       </w:r>
@@ -1270,7 +1320,7 @@
       <w:r>
         <w:t>[المتن الفعلي: الوقائع / الأسباب / المنطوق] ===</w:t>
         <w:br/>
-        <w:t>هيلع ىعدملا ثروم مالتسا تبثت يتلاو ةيجحلل ةبستكملاو قيثوتلاب طونملا (لدعلا بتاك) ماعلا فظوملا عيقوتب ةليذملاو هيلع ىعدملا نم ةعقوملا ءاكرشلا تارارق يف ةلثمتملاو هفانئتسا يف</w:t>
+        <w:t>في استئنافه والمتمثلة في قرارات الشركاء الموقعة من المدعى عليه والمذيلة بتوقيع الموظف العام (كاتب العدل) المنوط بالتوثيق والمكتسبة للحجية والتي تثبت استلام مورث المدعى عليه</w:t>
         <w:br/>
         <w:t>واستيفاء حقوقه عن بيع تلك الحصصء وحيث أن هذا المحرر يكتسب حجية في مواجهة المدعي وفقاً للمادة (26) من نظام الإثبات التي تنص على أنه: (المحرّر الرسمي حجة على الكافة</w:t>
         <w:br/>
@@ -1336,7 +1386,7 @@
         <w:br/>
         <w:t>باطل شرعًا ونظاماً من عدة أوجه وبيانها كما يلي: ‎-١‏ بعد عقد البيع المزعوم من قبل المدعى عليه بأيام قليلة وبتاريخ 2010-11-09م الموافق 1431-11-03هء صدر تقرير طبي من مدينة</w:t>
         <w:br/>
-        <w:t>فرصت يأ يلاتلابو «ةمدعنم يلكوم ثروم ةيلهأ نأ ينعي امم ؛كاردإلا فعضو مدقتملا يخوخيشلا فرخلا نم يناعي ينبز دمحأ بألا نأ نمضضت :ينطولا سرحلاب ةيبطلا هللا دبع كلما</w:t>
+        <w:t>املك عبد الله الطبية بالحرس الوطني: تضضمن أن الأب أحمد زبني يعاني من الخرف الشيخوخي المتقدم وضعف الإدراك؛ مما يعني أن أهلية مورث موكلي منعدمة» وبالتالي أي تصرف</w:t>
         <w:br/>
         <w:t>يُنسب له باطل وغير معتبر ولا.يترتب عليه أثره. ودليل ذلك: أن ورئة غازي أحمد زيني تقد موا بطلب إقامة قيم على الجد؛ لأن المدعى عليه أسامة أصبح ينقل أموال وأملاك والده إلى</w:t>
         <w:br/>
@@ -1360,7 +1410,7 @@
         <w:br/>
         <w:t>أبو غزالة كان على الحصص العائدة له والبالغة (9623) من شركة أحمد زيني و أولاده. ولا علاقة لها بحصص والده أحمد زيني؛ لأن الأخير حي يرزق ولم يختصم في الدعوى. والاستحقاق</w:t>
         <w:br/>
-        <w:t>نيبو هدلاو ةايح نايإ هيلع ىعدملاو يلكوم نيب لصح يذلا حلصلا نيب جزملا ةلواحمو ثرإلا ببسبب كلمتلا مهلإ لآو ءهّللا همحر ثروملا ةافو دعب ةبلاطملا لحم صصحلا يف يلكوملأشن</w:t>
+        <w:t>نشألموكلي في الحصص محل المطالبة بعد وفاة المورث رحمه اللّهء وآل إلهم التملك ببسبب الإرث ومحاولة المزج بين الصلح الذي حصل بين موكلي والمدعى عليه إيان حياة والده وبين</w:t>
         <w:br/>
         <w:t>الاستحقاق بالإوث؛ لدرء وإسقاط حق موكلي في الإرث المستحوذ عليه بالباطل -الحصص 90990 من شركة أحمد زيني وأولاده التجارية -تشغيب وتشويش لن ينطلي على فهم الدائرة</w:t>
         <w:br/>
@@ -1410,7 +1460,7 @@
       <w:r>
         <w:t>[المتن الفعلي: الوقائع / الأسباب / المنطوق] ===</w:t>
         <w:br/>
-        <w:t>!] ةيدومسنا ةيبرعنا ةعنمن' قل</w:t>
+        <w:t>لق 'نمنعة انعربية انسمودية [!</w:t>
       </w:r>
     </w:p>
     <w:p>
@@ -1435,8 +1485,28 @@
         <w:t>[المتن الفعلي: الوقائع / الأسباب / المنطوق] ===</w:t>
         <w:br/>
         <w:t>7 لطر 7</w:t>
-        <w:br/>
-        <w:t>0 / :ةحفصلا مق ةدجب ةبراجتلا ةمكحملا</w:t>
+      </w:r>
+    </w:p>
+    <w:p>
+      <w:pPr>
+        <w:pStyle w:val="Heading2"/>
+        <w:jc w:val="right"/>
+        <w:bidi/>
+      </w:pPr>
+      <w:r>
+        <w:t>[ترويسة / كليشة رسمية — معلومات متكررة] ===</w:t>
+        <w:br/>
+        <w:t>المحكمة التجاربة بجدة قم الصفحة: / 0</w:t>
+      </w:r>
+    </w:p>
+    <w:p>
+      <w:pPr>
+        <w:pStyle w:val="Heading2"/>
+        <w:jc w:val="right"/>
+        <w:bidi/>
+      </w:pPr>
+      <w:r>
+        <w:t>[المتن الفعلي: الوقائع / الأسباب / المنطوق] ===</w:t>
         <w:br/>
         <w:t>جارية بع رقم : ببح ل</w:t>
       </w:r>
@@ -1526,13 +1596,13 @@
         <w:br/>
         <w:t>التسلسل الزمني للنزاع محل الدعوىء نتقدم بمذكرتنا على النحو التالي: أولاً: نستسمح الدائرة الموقرة بالتأكيد على الدفع بعدم اختصاص المحكمة نوعياً بنظر الدعوى؛ لعدم تقديم</w:t>
         <w:br/>
-        <w:t>ىوعدلا ةماقإل قحال هنوكل يماظنلا صنلا ىلع دانتسالا ةيزاوج مدعو .ةيراجتلا ةمكحملل صاصتخالا داقعناو ىوعدلا رظنب ةماعلا ةمكحملا صاصتخا مدعب يضاقلا مكحلل يعدملا</w:t>
+        <w:t>المدعي للحكم القاضي بعدم اختصاص المحكمة العامة بنظر الدعوى وانعقاد الاختصاص للمحكمة التجارية. وعدم جوازية الاستناد على النص النظامي لكونه لاحق لإقامة الدعوى</w:t>
         <w:br/>
         <w:t>إعمالا"لمبدأ عدم رجعية تطبيق القوانين. 1- نشير إلى نص المادة (78/1/ ب) من اللائحة التنفيذية لنظام المرافعات الشرعية والمعدلة بقرار وزير العدل رقم (7414) وتاريخ 6/1441/</w:t>
         <w:br/>
         <w:t>6ه والتي نصت على أنه: (إذا رأت عدم اختصاصها النوعي بنظر القضية وأنها من اختصاص محكمة أخرى فتحكم بعدم الاختصاص فإذا اكتسب الحكم النهائية فتحيلها للمحكمة</w:t>
         <w:br/>
-        <w:t>مدعب قباس مكح رودص ةرورض ىوعدلا رظنب ةصتخم (ةرقوملا مكتمكحم) ىرخألا ةمكحملا نوكتل مزلتسا هنأ صنلا اذه دافم ناكاملو .(اهرظنب اهلإ لاحملا ةمكحملا مزتلتو ةصتخملا</w:t>
+        <w:t>المختصة وتلتزم المحكمة المحال إلها بنظرها). ولماكان مفاد هذا النص أنه استلزم لتكون المحكمة الأخرى (محكمتكم الموقرة) مختصة بنظر الدعوى ضرورة صدور حكم سابق بعدم</w:t>
         <w:br/>
         <w:t>الاختصا ص وأن يكتسب الصفة النهائية. 2- وبما أن المدعي قد زعم - في لائحة دعواه صدور حكم من المحكمة العامة بجدة رقم (3855849) وتاريخ 2/1438 /10ه يقضى بعدم</w:t>
       </w:r>
@@ -1640,11 +1710,11 @@
         <w:br/>
         <w:t>رابعاً: سرد التسلسل الزمنى للنزاع محل الدعوى: 1- قام المدعى عليه أسامة أحمد عباس زيني بتأسيس الشركة - محل الدعوى - بتاربخ 14/10/1427ه تحت مسدى (شركة روائع</w:t>
         <w:br/>
-        <w:t>ةباتك ىدل قثوملا سيسأتلا دقع بجومب كلذو (لكوتملا ريبكلا دبع دباعل 96090 . ينبز ةماسأل 9010 عقاوب) «لكوتملا ينيز ريبكلا دبع دباع ديسلا عم ةكارشلاب (ةعيرسلا ةجزاطلا معاطملا</w:t>
+        <w:t>المطاعم الطازجة السريعة) بالشراكة مع السيد عابد عبد الكبير زيني المتوكل» (بواقع 9010 لأسامة زبني . 96090 لعابد عبد الكبير المتوكل) وذلك بموجب عقد التأسيس الموثق لدى كتابة</w:t>
         <w:br/>
         <w:t>العدل بالغرفة التجارية الصناعية بمحافظة جدة برقم ((58) - مجلد 13/ ش/م وتاريخ 14/3/1428ه) (مرفق عقد التأسيس رقم 3). 2- وبتاربخ 11/1429/ 6ه تخارج أحد الشركاء</w:t>
         <w:br/>
-        <w:t>سابع دمحأ) ديسلل (لاير 450.000) هردقو غلبمب ةيمسالا اهتميقب (ةصح 450) ةغلابلا هصصح نع لزانتو ةكرشلا نم (ينيز ريبكلا دبع دباع) ةعيرسلا ةجزاطلا معاطملا عئاور ةكرشب</w:t>
+        <w:t>بشركة روائع المطاعم الطازجة السريعة (عابد عبد الكبير زيني) من الشركة وتنازل عن حصصه البالغة (450 حصة) بقيمتها الاسمية بمبلغ وقدره (450.000 ريال) للسيد (أحمد عباس</w:t>
         <w:br/>
         <w:t>زبني) أي أن مورث المدعيين كان قد اشترى حصصه بالقيمة الاسمية. ثم خرج أسامة أحمد زيني وحلت محله شركة أحمد زيني وأولاده بنسبة 9610 بالقيمة الاسميةء وتم تعديل اسم</w:t>
       </w:r>
@@ -1692,7 +1762,7 @@
       <w:r>
         <w:t>[المتن الفعلي: الوقائع / الأسباب / المنطوق] ===</w:t>
         <w:br/>
-        <w:t>!] ةيدومسنا ةيبرعن ةعنمن قل</w:t>
+        <w:t>لق نمنعة نعربية انسمودية [!</w:t>
       </w:r>
     </w:p>
     <w:p>
@@ -1763,7 +1833,7 @@
         <w:br/>
         <w:t>(أحمد عباس زيني) مورث المدعي نصيبه من المدعى عليه من هذا التنازل وإقراراً بصحة توزيع تلك الحصص التي آلت للمدعى عليه مرفق قرار الشركاء. (مستند رقم 5)» ولماكانت القاعدة</w:t>
         <w:br/>
-        <w:t>امم :(هلامهإ نم ىلوأ مالكلا لامعإ) :نأ ةدعاقلل.الامعإ ءاكرشلا رارقو دقعلا كلذ لامعإ نيعتي هنإف مث نمو :(موزللاو ةحصلا طورشلاو دوقعلا يف لصألا نأ) :ىلع صنت ةيعرشلا</w:t>
+        <w:t>الشرعية تنص على: (أن الأصل في العقود والشروط الصحة واللزوم): ومن ثم فإنه يتعين إعمال ذلك العقد وقرار الشركاء إعمالا.للقاعدة أن: (إعمال الكلام أولى من إهماله): مما</w:t>
         <w:br/>
         <w:t>يتعين معه والحال كذلك إبراء ذمة المدعى عليه ورد دعوى المدعي. 4- استمر المدعي (عدنان زيني - بصفته شريكاً بشركة أحمد زيني وأولاده) شريكاً مع المدعى عليه (أسامة زيني) في شركة</w:t>
         <w:br/>
@@ -1773,13 +1843,13 @@
         <w:br/>
         <w:t>نسبة تملك المدعى عليه لنسبة والده - مورث المدعي - وأبرأ ذمة المدعى عليه من أيه حقوق تتعلق بتلك الشركة حيث تضمن إقرار المدعي نصاً: (حيث استوف الطرف المتنازل حقه من</w:t>
         <w:br/>
-        <w:t>ماق دقو مهيب اميف صصحلا عيزوت ةحصب ًارارقإو «(يرتشملا ةمذل ءاربإو ةيئاهنو ةمات ةصلاخم ةباثمب امهم لك عيقوت ربتعيو -ينيز ةماسأ - ةكرشلا يف ديدجلا كيرشلا يرتشملا فرطلا</w:t>
+        <w:t>الطرف المشتري الشريك الجديد في الشركة - أسامة زيني- ويعتبر توقيع كل مهما بمثابة مخالصة تامة ونهائية وإبراء لذمة المشتري)» وإقراراً بصحة توزيع الحصص فيما بيهم وقد قام</w:t>
         <w:br/>
         <w:t>المدعي بتذييل قرار الشركاء بتوقيعه مرفق قرار الشركاء. (مستند رقم6). ولماكان ما تقدم فإنه لا يجوز للمدعي الرجوع عما تم على يديه وفقاً للقاعدة الشرعية التي تنص على أنه: (من</w:t>
         <w:br/>
         <w:t>سى في نقض ماتم من جهته فسعيه مردود عليه). 5- وبعد موافقه المدعي على قرار شراء المدعى عليه للحصص في شركة أحمد زيني التجارية أقام المدعي عدنان زيني وآخرين الدعوى</w:t>
         <w:br/>
-        <w:t>ةكرشل ةعباتلا تاكرشلا نم جراختلا ًابلاط ةدج ةظفاحمب ةيرادإلا ةمكحملاب ةرشع ةعباسلا ةيراجتلا ةرئادلا ىدل ينيز ةماسأ /هيلع ىعدملا دض ه1431 ماعل (ق 5798/ 2/) مقر ةبراجتلا</w:t>
+        <w:t>التجاربة رقم (2/ 5798/ ق) لعام 1431ه ضد المدعى عليه/ أسامة زيني لدى الدائرة التجارية السابعة عشرة بالمحكمة الإدارية بمحافظة جدة طالباً التخارج من الشركات التابعة لشركة</w:t>
         <w:br/>
         <w:t>أحمد زيني وأولاده وشركة أحمد زيني التجارية» ونظراً للإختلاف حول تقدير قيمة الحصص بالشركات فقد تمت إحالتها لخبير محاسبي مكتب طلال أبو غزاله محاسبون ومراجعون. 6-</w:t>
         <w:br/>
@@ -1795,9 +1865,9 @@
         <w:br/>
         <w:t>وأولاده بمالها من حصص وشركات في الشركات المذكورة (الشركات التابعة لشركة أحمد زيني وأولاده والشركات التابعة لشركة احمد زيني التجارية)» وأنه ليس له أي حق بمطالبة الطرف</w:t>
         <w:br/>
-        <w:t>ربتعيو تاكرشلا كلت لامعأب ةقلعتم اهبس وأ اهعون ناكامهم ةبلاطم يأب اهل ةعباتلا عورفلاو ىوعدلا هذه لحم تاكرشلا وأ تاكرشلا كلتل ريدم وأ كيرش هتفصب ءاوس ثلاثلاو لوألا</w:t>
-        <w:br/>
-        <w:t>وأ اهعون ناكامهم ىوعد وأ بلطم يأ يف مهقحل طاقسإو.الماشو ًامات ءاربإ اهنع جراختملا تاكرشلل ةرادإلا لامعأ نع لوألا فرطلا ةمذل يئاهنو لماش ةمذ ءاربإ حلصلاب جراختلا اذه</w:t>
+        <w:t>الأول والثالث سواء بصفته شريك أو مدير لتلك الشركات أو الشركات محل هذه الدعوى والفروع التابعة لها بأي مطالبة مهماكان نوعها أو سبها متعلقة بأعمال تلك الشركات ويعتبر</w:t>
+        <w:br/>
+        <w:t>هذا التخارج بالصلح إبراء ذمة شامل ونهائي لذمة الطرف الأول عن أعمال الإدارة للشركات المتخارج عنها إبراء تاماً وشاملا.وإسقاط لحقهم في أي مطلب أو دعوى مهماكان نوعها أو</w:t>
         <w:br/>
         <w:t>سببها في الماضي والحاضر والمستقبل فيما يتعلق بتلك الشركات...). وعليه أصدرت الدائرة حكمها رقم (185/17/2) لعام 1432ه الصادر بتاريخ 2/12/1432ه بإثبات الصلح بين</w:t>
         <w:br/>
@@ -1825,9 +1895,9 @@
         <w:br/>
         <w:t>عدنان على أسامة كانت بسبب استحواذه على حصص والده البالغة (9090) في شركة أحمد زيني التجارية وقد تم الصلح والتخارج على ذلك الأساسء, فقد كانت نسبة أسامه من تملك</w:t>
         <w:br/>
-        <w:t>ةيساسألا ىوعدلا كلت روحم يه تناك عازنلا لحم صصحلا ناف يلاتلابو .(9046) لداعت نيعمتجم يزاغ ءانبأو ناندع صصح ةبسنو تاكرشلا صصح نم (54/) لداعت صصحلا</w:t>
-        <w:br/>
-        <w:t>صصخح عيب نالطبب ىعدملا عفد ىلع ًاباوج 2- .ليلضضتلا يف يعدملا هيلإ لصو يذلا ىدملا رهظي انه نمو ءمكحلا كص هب ليذملا ءاربإلاو يضارتلاو حلصلا مت اهلعو اهل ثعابلاو كرحملا يهو</w:t>
+        <w:t>الحصص تعادل (54/) من حصص الشركات ونسبة حصص عدنان وأبناء غازي مجتمعين تعادل (9046). وبالتالي فان الحصص محل النزاع كانت هي محور تلك الدعوى الأساسية</w:t>
+        <w:br/>
+        <w:t>وهي المحرك والباعث لها وعلها تم الصلح والتراضي والإبراء المذيل به صك الحكمء ومن هنا يظهر المدى الذي وصل إليه المدعي في التضضليل. 2- جواباً على دفع المدعى ببطلان بيع حخصص</w:t>
         <w:br/>
         <w:t>مورثه للمدعى عليه لكون المدعى عليه أسامة زيني باع لنفسه الحصص. الجواب: فنجيب على ذلك بأن هذا الدفع غير صحيح وبثبت تناقض المدعي في ادعاءاته ودفوعه على نحو يعيب</w:t>
         <w:br/>
@@ -1835,7 +1905,7 @@
         <w:br/>
         <w:t>مورث المدعي (أحمد عباس زيني) لصالح المدعى عليه (أسامة زيني) والذي يتجلى منه أنه مذيل بتوقيع وكيل مورث المدعي وقد تم توثيق توقيع الطرفين ومنهم وكيل مورث المدعي على قرار</w:t>
         <w:br/>
-        <w:t>بتاك) هبجومب تبثأ يذلاو (ه16 10/1431/ خيراتو ‏٠‎ /ع 8/ دلجم - 172 ةفيحص - (275)) مقر قيثوتلا بجومب ةدج ةظفاحمب ةيعانصلا ةيراجتلا ةفرغلاب لدعلا ةباتك لبق نم ءاكرشلا</w:t>
+        <w:t>الشركاء من قبل كتابة العدل بالغرفة التجارية الصناعية بمحافظة جدة بموجب التوثيق رقم ((275) - صحيفة 172 - مجلد 8/ ع/ ‎٠‏ وتاريخ 10/1431/ 16ه) والذي أثبت بموجبه (كاتب</w:t>
         <w:br/>
         <w:t>العدل رشيد الحربي) حضور وتوقيع الأطراف المعنية (مرفق قرار الشركاء - مستند رقم 9)» ولماكان قرار الشركاء قد تم توثيقه والتوقيع عليه من قب لكاتب العدل وهو موظف عام ومن</w:t>
         <w:br/>
@@ -1853,7 +1923,7 @@
         <w:br/>
         <w:t>والمغالطات ومحاولة لإدخال اللغط والتدليس على الدائرة بالإهام بادعاءات غير صحيحة» ونجيب عليه: أ- نشير بداية إلى أن هذا التقرير هو تقرير مدفوع الثمن حيث أنه صادر من</w:t>
         <w:br/>
-        <w:t>ملع مغرو هسفنل ليلدك ءرملا لوقب ذخألا زوجي.ال هنا ءابضق ررقملا نم ناكاملو «يعدملا دي عنص نم عونصم ررحم وهف مث نمو ,ةيبطلا هللا دبع كلملا ةنيدمب ةيجراخلا تادايعلا</w:t>
+        <w:t>العيادات الخارجية بمدينة الملك عبد الله الطبية, ومن ثم فهو محرر مصنوع من صنع يد المدعي» ولماكان من المقرر قضباء انه لا.يجوز الأخذ بقول المرء كدليل لنفسه ورغم علم</w:t>
       </w:r>
     </w:p>
     <w:p>
@@ -1875,7 +1945,7 @@
       <w:r>
         <w:t>[المتن الفعلي: الوقائع / الأسباب / المنطوق] ===</w:t>
         <w:br/>
-        <w:t>!] ةيدومسنا ةيبرعنا ةعنمن' قل</w:t>
+        <w:t>لق 'نمنعة انعربية انسمودية [!</w:t>
       </w:r>
     </w:p>
     <w:p>
@@ -1940,7 +2010,7 @@
         <w:br/>
         <w:t>الحاضر عن المدعى عدنان زيني بأن المحكمة تغاضت عن هذا التقرير ولم تأخذ به إلا.أنه يحاول جاهداً التحايل على الواقع وإمهام المحكمة بصحة ما يزعمه ولم يتطرق لتقرير الصحة</w:t>
         <w:br/>
-        <w:t>دتعيبو نيبراشتسا نم رداصو لماش ريرقت وه ةيسفنلا ةحصلا ريرقت نأ وعمجأ ثيح .ةدجب ةيحصلا نوئشلا ريدم باطخ وأ ةحصلا ريزو باطخ وأ لدعلا ريزو باطخ وأ ةيسفنلا</w:t>
+        <w:t>النفسية أو خطاب وزير العدل أو خطاب وزير الصحة أو خطاب مدير الشئون الصحية بجدة. حيث أجمعو أن تقرير الصحة النفسية هو تقرير شامل وصادر من استشاربين وبيعتد</w:t>
         <w:br/>
         <w:t>بهء وأما التقرير الصادر من مدينة الملك عبد اللّه الطبية هو تقرير من عيادات خارجية مدفوعة الأجر ولم تطلبه المحكمة, بل إن المحكمة تغاضت عنه وطلبت التقرير من مستشفى</w:t>
         <w:br/>
@@ -1956,11 +2026,11 @@
         <w:br/>
         <w:t>لتعيين قيم وقد ذيل التقرير بتوقيع الأطباء التابعين لوزارة الصحية - الموظفين العموميين - مرفق التقرير الطبي الصادر من مستشفى الصحة النفسية - (مستند رقم 10). كما أثبت</w:t>
         <w:br/>
-        <w:t>47/) مقر ةدجب ةماعلا ةمكحملا سيئرل لسرملا هباطخ بجومب عئابلا - يعدملا ثرومل ةيلقعلا ىوقلا ةمالسو نايبلا فلاسلا يبطلا ريرقتلا ةحص ةدج ةظفاحمب ةيحصلا نوؤشلا ريدم</w:t>
+        <w:t>مدير الشؤون الصحية بمحافظة جدة صحة التقرير الطبي السالف البيان وسلامة القوى العقلية لمورث المدعي - البائع بموجب خطابه المرسل لرئيس المحكمة العامة بجدة رقم (47/</w:t>
         <w:br/>
         <w:t>9292913 وتاريخ 4/8/1432ه (مرفق الخطاب - مستند رقم 11). ج- كما أثبت صاحب الفضيلة وزير العدل في خطابه رقم (33/ 21/567889) وتاريخ 17/4/1433هء بالتقرير</w:t>
         <w:br/>
-        <w:t>ًايفوتسم ربتعي ه8 6/1432/ خيراتو 1 مقرب ةيسفنلا ضارمألا ىفشتسم نم رداصلا يميفنلا يبطلا ريرقتلا نأ ًاصن ةرازولا باطخ ركذو هب درو ام ةحصو - نايبلا فنآلا - يبطلا</w:t>
+        <w:t>الطبي - الآنف البيان - وصحة ما ورد به وذكر خطاب الوزارة نصاً أن التقرير الطبي النفيمي الصادر من مستشفى الأمراض النفسية برقم 1 وتاريخ 6/1432/ 8ه يعتبر مستوفياً</w:t>
         <w:br/>
         <w:t>لجميع المعلومات الأساسية..... وبناءً على هذا الخطاب وبناءً على القرار رقم 33125567 وتاريخ 12/3/1433 ه المصادق عليه من محكمة الاستئناف بمكة المكرمة والمتضمن: (وبدراسة</w:t>
         <w:br/>
@@ -2046,7 +2116,7 @@
         <w:br/>
         <w:t>عليه في قيمة الحصص وأنه تارة يزعم أن الثمن 450 ألف ريال وتارة أخرى يزعم بأن الثمن 120 مليون ريال. الجواب: فنجيب على ذلك بأن هذا الادعاء غير صحيح والمدعي يحاول إبهام</w:t>
         <w:br/>
-        <w:t>غلبمب يعدملا ثروم نيبو هنيب مربملا ءاكرشلا رارق يف ةيمسإلا ةميقلاب مت .ةصح (450) ةغلابلا هثرومل ةكولمم لا صصحلا عيب نأب عفد هيلع ىعدملاف 1- :نأ كلذ ضقانت دوجوب ةرئادلا</w:t>
+        <w:t>الدائرة بوجود تناقض ذلك أن: 1- فالمدعى عليه دفع بأن بيع الحصص ال مملوكة لمورثه البالغة (450) حصة. تم بالقيمة الإسمية في قرار الشركاء المبرم بينه وبين مورث المدعي بمبلغ</w:t>
         <w:br/>
         <w:t>(450.000 ريال) في حين أن العقد المبرم والمتعلق ببيع ذات الحصص قد تم بالقيمة الفعلية لتلك الحصص وذلك بمبلغ (120 مليون ريال): وما تم بهذا الشأن من العرف المتعارف عليه بين</w:t>
       </w:r>
@@ -2110,11 +2180,11 @@
       <w:r>
         <w:t>[المتن الفعلي: الوقائع / الأسباب / المنطوق] ===</w:t>
         <w:br/>
-        <w:t>ثروم ةافو خيرات ىتحو ءةقباسلا تالاكولاب لمعلا وأ همساب تالاكو رادصإ فاقيإو تاراقعلا عيمجب فرصتلا فاقيإب لدعلا تاباتكو مكاحملا ىلع ميمعتلاب ينيز سابع دمحأ نيعدملا</w:t>
+        <w:t>المدعين أحمد عباس زيني بالتعميم على المحاكم وكتابات العدل بإيقاف التصرف بجميع العقارات وإيقاف إصدار وكالات باسمه أو العمل بالوكالات السابقةء وحتى تاريخ وفاة مورث</w:t>
         <w:br/>
         <w:t>المدعين بتاريخ 12/4/1438 ه ولا.يوجد أي تناقض في هذا كما أنه لا.يخالف الشرع ولا النظام. 3- بتاريخ 4/3/1432 ه أقام المستأنف ضده عدنان زيني, الدعوى رقم 18883 /32 ني</w:t>
         <w:br/>
-        <w:t>ظفح ررقتو ,فنأتسملا ىلا ةيراجتلا ينيز دمحأ ةكرش يف هصصح عيب ةلاكو دلاولا نع رداصلا يروصلا عيبلا لاطبإب ءجليعدلا كرابم نب دمحم يضاقلا ةليضف مامأه 3/2</w:t>
+        <w:t>3/2 هأمام فضيلة القاضي محمد بن مبارك الدعيلجء بإبطال البيع الصوري الصادر عن الوالد وكالة بيع حصصه في شركة أحمد زيني التجارية الى المستأنف, وتقرر حفظ</w:t>
         <w:br/>
         <w:t>الدعوى لحين الفصل في دعوى الانهاء المقدمة إلى فضيلة القاضي إبراهيم اللحيدان القاضي بالمحكمة العامة والتي حكم فها بموجب الصك رقم 33286392 وتاريخ 8/6/1433 ه.</w:t>
         <w:br/>
@@ -2166,9 +2236,9 @@
         <w:bidi/>
       </w:pPr>
       <w:r>
-        <w:t>[المتن الفعلي: الوقائع / الأسباب / المنطوق] ===</w:t>
-        <w:br/>
-        <w:t>!] ةيبومسا ةيبرعناةعنن قل</w:t>
+        <w:t>[بيانات الأطراف: المدعي / المدعى عليه / الحاضرون] ===</w:t>
+        <w:br/>
+        <w:t>لق ننعةانعربية اسموبية [!</w:t>
       </w:r>
     </w:p>
     <w:p>
@@ -2298,11 +2368,11 @@
         <w:br/>
         <w:t>السابقة والاختصاص منعقد كما لا.يخفى على شريف علم الدائرة للمحكمة التجارية بموجب المادة السادسة عشرة من نظام المحكمة التجاربة والتي نصت على: (تختص المحكمة</w:t>
         <w:br/>
-        <w:t>ةبلاطملا ةميق تناك ىتم ,ةيراجتلا دوقعلا تاعزانم يف رجاتلا ىلع ةماقملا ىواعدلا .؟ .ةيعبتلا وأ ةيلصألا ةيراجتلا مهلامعأ ببسب راجتلا نيب أشنت يتلا تاعزانملا ‏.١‎ :يتآلا يفرظنلاب</w:t>
-        <w:br/>
-        <w:t>ماظن ماكحأ قيبطت نع ةئشانلا تافلاخملاو ىواعدلا 4. .ةبراضملا ةكرش يف ءاكرشلا تاعزانم .ةميقلا هذه ةدايز ءابضتقالا دنع سلجمللو «لابر فلأ ةئام ىلع ديزت ىوعدلا يف ةيلصألا</w:t>
-        <w:br/>
-        <w:t>يف ةيلصألا ةبلاطملا ةميق تناك ىتم «ةيراجتلا دوقعلا تاعزانم يف رجاتلا ىلع ةماقملا ىواعدلا يف ةيراجتلا مكاحملا صتخت يعونلا صاصتخالا :نوثالثلاو ةيداحلا ةداملا كلذكو .(تاكرشلا</w:t>
+        <w:t>بالنظرفي الآتي: ‎.١‏ المنازعات التي تنشأ بين التجار بسبب أعمالهم التجارية الأصلية أو التبعية. ؟. الدعاوى المقامة على التاجر في منازعات العقود التجارية, متى كانت قيمة المطالبة</w:t>
+        <w:br/>
+        <w:t>الأصلية في الدعوى تزيد على مائة ألف ربال» وللمجلس عند الاقتضباء زيادة هذه القيمة. منازعات الشركاء في شركة المضاربة. 4. الدعاوى والمخالفات الناشئة عن تطبيق أحكام نظام</w:t>
+        <w:br/>
+        <w:t>الشركات). وكذلك المادة الحادية والثلاثون: الاختصاص النوعي تختص المحاكم التجارية في الدعاوى المقامة على التاجر في منازعات العقود التجارية» متى كانت قيمة المطالبة الأصلية في</w:t>
         <w:br/>
         <w:t>الدعوى تزيد على خمسمئة ألف ريال). والخلاف منصب على بيع وقيمة حصص في شركة تجارية نظامية والدفع من قبل المدعى عليه بعدم الاختصاص القصد منه مضارة موكلي</w:t>
         <w:br/>
@@ -2404,7 +2474,7 @@
         <w:br/>
         <w:t>من مراحل الدعوى. - ورد في التقرير الهائي (ص ‎)١‏ وما بعدها أن قيمة شركة أحمد زيني التجارية هو مبلغ وقدره ‎1/,7517:11١(‏ 7 ريال) (مرفق ‎١‏ صورة التقرير). وعليه فإن المبلغ</w:t>
         <w:br/>
-        <w:t>مامأ ريرقتلا اذه بجومب جراختلا متو يبساحملا ريبخلل يئاهنلا ريرقتلاو مييقتلا ىلع ًءانب ىلوألا ةجردلا ةمكحم لبق نم هب موكحملا غلبملا وه ةبلاطملا لحم صصحلا ةميق ريرقتل دمعتملا</w:t>
+        <w:t>المتعمد لتقرير قيمة الحصص محل المطالبة هو المبلغ المحكوم به من قبل محكمة الدرجة الأولى بناءً على التقييم والتقرير النهائي للخبير المحاسبي وتم التخارج بموجب هذا التقرير أمام</w:t>
         <w:br/>
         <w:t>المحكمة آنذاك وينزل هذا التصرف بمنزلة الرضا أو عدم الاعتراض من قبل أطراف النزاع جميعاً ومنهم المدعى عليه في هذه الدعوى ولا.يقبل من الأخير إسقاطه أو التشكيك في صحته</w:t>
         <w:br/>
@@ -2412,7 +2482,7 @@
         <w:br/>
         <w:t>الله المتمثل في نصيها الشرعي في الحصص البالغة 9090 من شركة أحمد زيني واولاده التجارية الذي استحوذ علها المدعى عليه بغير حق ولا سبيل معتبر للتملك شرعي أو نظامي وفي سبيل</w:t>
         <w:br/>
-        <w:t>دوجو نم هيلع ىعدملا همعزيام ةتباثلا ةقيقحلا هذه نم لاني.الو ,ةلاكولا ةروص .(؟ قفرم) اهقوقحب ةبلاطملاو اهليثمتل ةيماظنلا ةلاكولا يل تردصأ هعازتناو قحلا اذه جارختسا</w:t>
+        <w:t>استخراج هذا الحق وانتزاعه أصدرت لي الوكالة النظامية لتمثيلها والمطالبة بحقوقها (مرفق ؟). صورة الوكالة, ولا.ينال من هذه الحقيقة الثابتة مايزعمه المدعى عليه من وجود</w:t>
         <w:br/>
         <w:t>تسجيل مصور لموكلتي تبدي فيه عدم رغبتها في مخاصمة المدعى عليه أو المطالبة بحقوقها ولجوء المدعي عليه لهذه الأساليب الملتوية باعثة إدراكه سلامة موقفه وإلا.فالحجة تقارع</w:t>
         <w:br/>
@@ -2440,7 +2510,7 @@
       <w:r>
         <w:t>[المتن الفعلي: الوقائع / الأسباب / المنطوق] ===</w:t>
         <w:br/>
-        <w:t>!] ةيدومسنا ةيبرما ةعنش قل</w:t>
+        <w:t>لق شنعة امربية انسمودية [!</w:t>
       </w:r>
     </w:p>
     <w:p>
@@ -2515,23 +2585,43 @@
         <w:br/>
         <w:t>5 كوقف لآل زيني وعشرة ملايين كوقف علمي وخمسة ملايين لإحياء أرض جدة بوادي فاطمة بعد هذا كله تم النص على: ((وما تبقى من الثلث يوزع على احفادي... إلخ)), مما يعني أن</w:t>
         <w:br/>
-        <w:t>ليصفتلا قفو دافحألا ىلع عزوي ةددحملا ةثالثلا فراصملا هذه دعب ثلثلا اذه نم ىقبتي امو ثلثلا جراخ تسيلو ةيصولا ثلث نم مصخت نييالم ةسمخلاو نييالم ةرشعلاو /,5 ةبسنلا</w:t>
+        <w:t>النسبة 5,/ والعشرة ملايين والخمسة ملايين تخصم من ثلث الوصية وليست خارج الثلث وما يتبقى من هذا الثلث بعد هذه المصارف الثلاثة المحددة يوزع على الأحفاد وفق التفصيل</w:t>
         <w:br/>
         <w:t>المثنبت بالوصيةء وقد ترى الدائرة الموقرة أن صك إثبات الوصية ابتدأ بأن مصارف الثلث الثلاثة» ثم نص على أن ما تبقى من هذا الثلث يوزع على الأحفاد والتقديم والتأخير في رصد</w:t>
         <w:br/>
         <w:t>رغبات المورث في وصيته لا.يغير من أن الوصية هي الثلث دون زيادة أو نقصان, وبإنزال هذا التقرير الشرعي على المبلغ المحكوم به وبعد الاطلاع على صك حصر الإرث (مرفق ه حصر</w:t>
         <w:br/>
-        <w:t>هردق و غلبم هردقو ًاغلبم كلذ يلامجإ نوكيو اهفراصم بسح فرصي ثلثلا :ةيصولا ‏-١‎ :يلاتلاك حبصت هب موكحملا غلبملا ةميق نأ اهملع فيرش ىلع ىفخي الو ةرقوملا ةرئادلل رهظي «(ثرإلا</w:t>
+        <w:t>الإرث)» يظهر للدائرة الموقرة ولا يخفى على شريف علمها أن قيمة المبلغ المحكوم به تصبح كالتالي: ‎-١‏ الوصية: الثلث يصرف حسب مصارفها ويكون إجمالي ذلك مبلغاً وقدره مبلغ و قدره</w:t>
         <w:br/>
         <w:t>‎)١1٠١77,/9(‏ مئة وعشرة مليون وستمئة واثنان وسبعون ألفاً وثلائمئة وتسعة وسبعون ريالاً. ‎-١‏ موكلي عدنان زيني: بعد خصم مبلغ الثلث للوصية والثمن لموكتي بالمناصفة مع</w:t>
         <w:br/>
         <w:t>المدعي عليه يستحق مبلغاً وقدره (17,779,770 ريال) ستة وتسعون مليوناً وسبعمائة وتسعة وسبعون ألفاً ومئتان و سبعون ربالاً. 3- موكلتي عاتقة الحراري.: بعد خصم مبلغ الث</w:t>
         <w:br/>
         <w:t>للوصية بصبح الحمن المستحق لها شرعاً مبلغاً وقدره ‎772١501,715(‏ ريال) سبعة وعشرون مليوناً وستمئة وواحد وخمسون ألفاً ومئتان وتسعة عشر ربالاًء ولكل ما سبق بيانه في</w:t>
-        <w:br/>
-        <w:t>انتركذم يف هانحضو امو ًاثلاث دنبلا يف فنآلا ليصفتلا قفو ةقوطنم ليصفت عم رظنلا لحم ىلوألا ةجردلا ةمكحم مكح دييأت ةرئادلا ماقم نم بلطن ةقباسلا تاركذملاو ةركذملا هذه</w:t>
-        <w:br/>
-        <w:t>رمألا ةيجح ماكحألا بستكتو عطاقو تاب لكشب تاعزانملا يف لصفلا يف ةيئاضقلا ماكحألا نم ةياغلا ققحتت ىتح المجم ءاج يذلا مكحلا قوطنم ليصفتب اهف انبلاط يتلا ةيضارتعالا</w:t>
+      </w:r>
+    </w:p>
+    <w:p>
+      <w:pPr>
+        <w:pStyle w:val="Heading2"/>
+        <w:jc w:val="right"/>
+        <w:bidi/>
+      </w:pPr>
+      <w:r>
+        <w:t>[الطلبات / المرفقات] ===</w:t>
+        <w:br/>
+        <w:t>هذه المذكرة والمذكرات السابقة نطلب من مقام الدائرة تأييد حكم محكمة الدرجة الأولى محل النظر مع تفصيل منطوقة وفق التفصيل الآنف في البند ثالثاً وما وضحناه في مذكرتنا</w:t>
+      </w:r>
+    </w:p>
+    <w:p>
+      <w:pPr>
+        <w:pStyle w:val="Heading2"/>
+        <w:jc w:val="right"/>
+        <w:bidi/>
+      </w:pPr>
+      <w:r>
+        <w:t>[المتن الفعلي: الوقائع / الأسباب / المنطوق] ===</w:t>
+        <w:br/>
+        <w:t>الاعتراضية التي طالبنا فها بتفصيل منطوق الحكم الذي جاء مجملا حتى تتحقق الغاية من الأحكام القضائية في الفصل في المنازعات بشكل بات وقاطع وتكتسب الأحكام حجية الأمر</w:t>
       </w:r>
     </w:p>
     <w:p>
@@ -2555,11 +2645,11 @@
       <w:r>
         <w:t>[المتن الفعلي: الوقائع / الأسباب / المنطوق] ===</w:t>
         <w:br/>
-        <w:t>ةقتاع) هتدلاول هدض فنأتسملا زاجتحا نأشب ةرئادلا راسفتسا ىلع ًاباوج :ًايناث .ةركذملا كلت نم أزجتي ال ءزج اهب ةدراولا عوفدلا ةفاكربتعنو ةقباسلا تاركذملاب ةادبملا عوفدلاو عافدلا</w:t>
-        <w:br/>
-        <w:t>هقتاع) هيلع ىعدملا ةدلاوو هتدلاو سبحب يعدملا ماق ىلاعت هللا رمأل لثتميو هتدلاول نسحي نأ نم ًالدبو (ًاناسحإ نيدلاولابو هايإ.الإ اودبعت.الأ كبر ىضقو) ىلاعت لاق 1- . (يزارحلا</w:t>
-        <w:br/>
-        <w:t>نم مهريذحتو ةيلزنملا ةلامعلا ديدهتو لكش يأب اهعم لصاوتلا نم يعدملا عنمو اهلاوج بحس ماقو يعدملا لزنم نم روبعلاب الإ لخدم اهتيبل دعي مل ذإ اهتيب باب ةلازإو اهزاجتحاو (يزارحلا</w:t>
+        <w:t>الدفاع والدفوع المبداة بالمذكرات السابقة ونعتبركافة الدفوع الواردة بها جزء لا يتجزأ من تلك المذكرة. ثانياً: جواباً على استفسار الدائرة بشأن احتجاز المستأنف ضده لوالدته (عاتقة</w:t>
+        <w:br/>
+        <w:t>الحرازي) . 1- قال تعالى (وقضى ربك ألا.تعبدوا إلا.إياه وبالوالدين إحساناً) وبدلاً من أن يحسن لوالدته ويمتثل لأمر الله تعالى قام المدعي بحبس والدته ووالدة المدعى عليه (عاتقه</w:t>
+        <w:br/>
+        <w:t>الحرازي) واحتجازها وإزالة باب بيتها إذ لم يعد لبيتها مدخل إلا بالعبور من منزل المدعي وقام سحب جوالها ومنع المدعي من التواصل معها بأي شكل وتهديد العمالة المنزلية وتحذيرهم من</w:t>
         <w:br/>
         <w:t>تمكينه من مكالمها عن طريقهم للاطمئنان على صحتها ولا.سيما وأنها سيدة طاعنة في السن وبلغت من الكبر عتياً وصحتها سيئة ولديها من الأمراض التي يستلزم مراجعتها وأخذها</w:t>
         <w:br/>
@@ -2605,7 +2695,7 @@
         <w:br/>
         <w:t>العام تقيدت برقم 2307033671543 وتاريخ 2023/09/20م. وبناء على ما تقدم فإنه يثبت لفضيلتكم سلوك المدعى عليه لكافة السبل والطرق وعدم سكوته عن حماية والدته إلا.أن</w:t>
         <w:br/>
-        <w:t>يبساحملا ريرقتلا ريدقتب عفدلا زاوج مدعب يلكشلا عفدلا ىلع ًاباوج1- :(ناندع) هدبض فنأتسملا ليكو نم ةمدقملا ةيعوضوملاو ةيلكشلا عوفدلا ىلع درلا :ًاثلاث كلذ نود لاح يعدملا</w:t>
+        <w:t>المدعي حال دون ذلك ثالثاً: الرد على الدفوع الشكلية والموضوعية المقدمة من وكيل المستأنف ضبده (عدنان): 1-جواباً على الدفع الشكلي بعدم جواز الدفع بتقدير التقرير المحاسبي</w:t>
         <w:br/>
         <w:t>للشركة بمبلغ (79.000.000 ريال) على سند من المادة (21) من اللائحة التنفيذية لطرق الاعتراض؛ فنجيب على ذلك بأن هذا الدفع غير سديد وفي غير محله ذلك أن: أ- إصرار وكيل</w:t>
         <w:br/>
@@ -2635,7 +2725,7 @@
       <w:r>
         <w:t>[المتن الفعلي: الوقائع / الأسباب / المنطوق] ===</w:t>
         <w:br/>
-        <w:t>مدقملا ريرقتلل عوجرلاب هنأ كلذ ةلالدو عقاولاو ةقيقحلا عم ىفانتي عورشم ريغ قحب ماهإلاو ةمكحملا ىلع سيلدتلا ىلإ ةياهنلا يف يدؤي امب يناثلا ريرقتلا ةمدقم عم لوألا ريرقتلا قافرإ</w:t>
+        <w:t>إرفاق التقرير الأول مع مقدمة التقرير الثاني بما يؤدي في النهاية إلى التدليس على المحكمة والإهام بحق غير مشروع يتنافى مع الحقيقة والواقع ودلالة ذلك أنه بالرجوع للتقرير المقدم</w:t>
         <w:br/>
         <w:t>منا بالمذكرة الجوابية السابقة نجد أن كل صفحة بالتقرير المحاسبي الصادر من الخبير المحاسبي مذيلة بتاريخ التقرير ورقم كل صفحة من تلك الصفحات. وحيث إن ثبوت ذلك يعد من</w:t>
         <w:br/>
@@ -2683,7 +2773,7 @@
       <w:r>
         <w:t>[المتن الفعلي: الوقائع / الأسباب / المنطوق] ===</w:t>
         <w:br/>
-        <w:t>!] ةيدومسنا ةيبرعنا ةعنمن' قل</w:t>
+        <w:t>لق 'نمنعة انعربية انسمودية [!</w:t>
       </w:r>
     </w:p>
     <w:p>
@@ -2750,11 +2840,11 @@
         <w:br/>
         <w:t>2 وتاريخ: 1ه" 2- جواباً على دفع المستأنف ضده بأن قيمة شركة أحمد زيني التجارية مبلغ (367.757.931 ريال) في التقرير فنجيب على ذلك بأن هذا يتناف مع أبسط</w:t>
         <w:br/>
-        <w:t>ةموعزملا - هقوقح لصف دق هدض فنأتسملا نأ كلذ عازنلا فارطأ نيب يضارتلاو حلصلا تابثإب رداصلا يعطقلا مكحلا فلاخيو قاروألاب تباثلا عم ضقانتيو قطنملاو لقعلا تايضتقم</w:t>
+        <w:t>مقتضيات العقل والمنطق ويتناقض مع الثابت بالأوراق ويخالف الحكم القطعي الصادر بإثبات الصلح والتراضي بين أطراف النزاع ذلك أن المستأنف ضده قد فصل حقوقه - المزعومة</w:t>
         <w:br/>
         <w:t>وزعم بأن حصته الشرعية من إرث والده في شركة أحمد زيني التجارية بمبلغ وقدره (96.779.270 ريال) وهنا نتساءل كيف للمدعى أن يتخارج بحصته من جميع الشركات بشركة أحمد</w:t>
         <w:br/>
-        <w:t>!!؟؟ لاير 96.779.270 تاكرشلا كلت نم ةدحاو ةكرش يف هتصحب بلاطي فيكو :(نكياد يتكرش ةلماش) .لابر نويلم (170.000.000) هتصح نوكتو ةكرش (11) اهددعو هدالوأو يخبز</w:t>
+        <w:t>زبخي وأولاده وعددها (11) شركة وتكون حصته (170.000.000) مليون ربال. (شاملة شركتي دايكن): وكيف يطالب بحصته في شركة واحدة من تلك الشركات 96.779.270 ريال ؟؟!!</w:t>
         <w:br/>
         <w:t>سؤال يؤكد ويثبت عدم صحة دعوى المدعي وأن دعواه ناشئة عن حسابات ظنية ووهمية غايتها الإضرار بالمستأنف. 3- وأما جواباً على استناد المدعي على التقرير للخبير المحاسبي</w:t>
         <w:br/>
@@ -2786,17 +2876,17 @@
         <w:br/>
         <w:t>ذمة المدعى عليه من أية حقوق تتعلق بتلك الشركة حيث تضمن إقرار المدعي المستأنف ضده - نصاً أنه: (استوف الطرف المتنازل - المستأنف ضده - حقه من الطرف المشتري الشريك</w:t>
         <w:br/>
-        <w:t>ءاكرشلا رارق لييذتب يعدملا ماق دقو , مهيب اميف صصحلا عبزوت ةحصب ًارارقإو (يرتشملا ةمذل ءاربإو ةيئاهنو ةمات ةصلاخم ةباثمب امهم لك عيقوت ربتعيو - ينبز ةماسأ - ةكرشلا يف ديدجلا</w:t>
+        <w:t>الجديد في الشركة - أسامة زبني - ويعتبر توقيع كل مهما بمثابة مخالصة تامة ونهائية وإبراء لذمة المشتري) وإقراراً بصحة توزبع الحصص فيما بيهم , وقد قام المدعي بتذييل قرار الشركاء</w:t>
         <w:br/>
         <w:t>بتوقيعه. ولماكان ما تقدم فإنه لا.يجوز للمدعي الرجوع عماتم على يديه وفقاًللقاعدة الشرعية التي تنص على أنه: (من سعى في نقض ماتم من جهته فسعيه مردود عليه). أصحاب</w:t>
         <w:br/>
         <w:t>الفضيلة: نحيط فضيلتكم علما بأن شركة أحمد زيني التجارية هي شركة ورقية وقيمتها تأنتي من حصصها في الشركات التي تملكها في شركة أحمد زبني وأولاده وعددها (7) شركات بواقع</w:t>
         <w:br/>
-        <w:t>ينيز دمحأ ةكرشو) .نويلم 270ًابيرقت ةيلامجالا اهتميقو (ةنيحطلاو تايولحلا عنصم ةكرشو) .نويلم 37 ًابيرقت ةيلامجإلا اهتميقو (ةمطاف يداو ةعرزم ةكرش) يهو ةكرش لك ين 0</w:t>
-        <w:br/>
-        <w:t>ًابيرقت ةيلامجإلا اهتميقو (تامدخلاو ةرادإلل ةينطولا ةكرشلاو) .نويلم 31 ًابيرقت ةيلامجإلا اهتميقو (فييكتلاو ءابرهكلل ينيز دمحأ ةكرشو) .(نويلم 15 ًابيرقت ةيلامجإلا اهتميقو (نيومتلل</w:t>
-        <w:br/>
-        <w:t>نويلم 622 غلبم وه تاكرشلا كلت ةميق عومجم نأ ينعي اذهو .نويلم 14 ًابيرقت ةيلامجإلا اهتميقو (انيتروك ةكرشو) .نويلم 17 ابيرقت ةيلامجإلا اهتميقو (ةريمخلا ةكرشو) .نويلم 3</w:t>
+        <w:t>0 ني كل شركة وهي (شركة مزرعة وادي فاطمة) وقيمتها الإجمالية تقريباً 37 مليون. (وشركة مصنع الحلويات والطحينة) وقيمتها الاجمالية تقريباً270 مليون. (وشركة أحمد زيني</w:t>
+        <w:br/>
+        <w:t>للتموين) وقيمتها الإجمالية تقريباً 15 مليون). (وشركة أحمد زيني للكهرباء والتكييف) وقيمتها الإجمالية تقريباً 31 مليون. (والشركة الوطنية للإدارة والخدمات) وقيمتها الإجمالية تقريباً</w:t>
+        <w:br/>
+        <w:t>3 مليون. (وشركة الخميرة) وقيمتها الإجمالية تقريبا 17 مليون. (وشركة كورتينا) وقيمتها الإجمالية تقريباً 14 مليون. وهذا يعني أن مجموع قيمة تلك الشركات هو مبلغ 622 مليون</w:t>
         <w:br/>
         <w:t>ريال ستمئة واثنان وعشرين مليون ريال تقريباً. بما معنى أن نسبة ال (9010) لتلك الشركات كما في المسودة الأولى مبلغ 68 مليونء وفي المسودة الثانية بتاريخ 2011-06-27م» مبلغ 79</w:t>
         <w:br/>
@@ -2818,7 +2908,7 @@
         <w:br/>
         <w:t>الورقة ينم عن مضمون قانوني قوي لا.يصدر الا من قانوني» ولوكانت على دراية بمضمونه لكانت وقعت بدلاً من بصمتها ولا.سيما وأنها على قدر من التعليم الذي يمكنها من الكتابة</w:t>
         <w:br/>
-        <w:t>نيب ترج يتلا ةملاكملل يتوص ليجست مكل مدقن .(قهاز وه اذإف هغم ديف لطابلا ىلع قحلاب فذقن لب)) :ىلاعت هّللا لاق 5- .انع تافتلالا نيعتيو ةقرولا كلت ةحص يف نعطي يذلا رمألا</w:t>
+        <w:t>الأمر الذي يطعن في صحة تلك الورقة ويتعين الالتفات عنا. 5- قال اللّه تعالى: ((بل نقذف بالحق على الباطل فيد مغه فإذا هو زاهق). نقدم لكم تسجيل صوتي للمكالمة التي جرت بين</w:t>
         <w:br/>
         <w:t>المستأنف و والدته ليلة وضع بصمتها على عدد من الأوراق منها ماتم تقديمه بالمذكرة الأخيرة وتبين من المكالمة الممارسة الخاطئة والظالمة من المدعي مع والدته باصطحاها لطبيب</w:t>
         <w:br/>
@@ -2834,7 +2924,7 @@
         <w:br/>
         <w:t>الله في التبصرة: "من قام بشكية بغير حق أو ادعى باطلاءً فينبغي أن يؤدب"., وجاء في فتاوى سماحة الشيخ محمد بن إبراهيم رحمه الله تعالى في خطاب موجه لفضيلة رئيس محكمة</w:t>
         <w:br/>
-        <w:t>يعرشلا مكاحلل نأ مكديفن هوحنو ةماقإلاو رفسلا تاقفن نم ةاعادملا همزلتست امو ةاعادملا قيرط نع هريغب رارضإلاو ةبغاشملا دمعتي نمع مكداشرتسا صوصخب'" :ةباينلاب ةحابلا</w:t>
+        <w:t>الباحة بالنيابة: "'بخصوص استرشادكم عمن يتعمد المشاغبة والإضرار بغيره عن طريق المداعاة وما تستلزمه المداعاة من نفقات السفر والإقامة ونحوه نفيدكم أن للحاكم الشرعي</w:t>
         <w:br/>
         <w:t>الاجتهاد في مثل هذه الأمور وتقرير مايراه محققا للعدل ومزيلاً للظلم والعدوان زاجراً من يتعمد الإضرار بإخوانه المسلمين رادعاً لغيره ممن تسول لهم انفسهم ذلك"؛ وبناء على ما تقدم</w:t>
       </w:r>
@@ -2912,7 +3002,7 @@
         <w:br/>
         <w:t>7 لطر 7</w:t>
         <w:br/>
-        <w:t>0 جلا م ةدجب ةبراجتلا ةمكحملا</w:t>
+        <w:t>المحكمة التجاربة بجدة م الج 0</w:t>
       </w:r>
     </w:p>
     <w:p>
@@ -2962,7 +3052,7 @@
         <w:br/>
         <w:t>فهو مقبولان شكلاً. وأما عن الموضوع: وبعد الاطلاع على أسباب الحكم الابتدائي. تضيف هذه الدائرة: ولايُنال من ذلك ما أثاره وكيل المدعى عليه من عدم اختصاص المحاكم التجارية</w:t>
         <w:br/>
-        <w:t>مقر كصلا اهب رداصلاو ءه1432-03-04 خيراتو (3218883) مقر ةيضقلا يف ةدج ةظفاحمب ةماعلا ةمكحملاب ةرشع ةثلاثلا ةيقوقحلا ةرئادلا مكح رودص تباثلا نأ كلذ ءىوعدلا رظنب</w:t>
+        <w:t>بنظر الدعوىء ذلك أن الثابت صدور حكم الدائرة الحقوقية الثالثة عشرة بالمحكمة العامة بمحافظة جدة في القضية رقم (3218883) وتاريخ 1432-03-04هء والصادر بها الصك رقم</w:t>
         <w:br/>
         <w:t>(3855849) وتاريخ 1438-10-25هء والقاضي بما نصه: (صرف النظر عن الدعوى لعدم الاختصاصء. وهي من اختصا ص الدوائر التجارية بديوان المظالم): والمصادق عليه من الدائرة</w:t>
         <w:br/>
@@ -3004,11 +3094,11 @@
       <w:r>
         <w:t>[المتن الفعلي: الوقائع / الأسباب / المنطوق] ===</w:t>
         <w:br/>
-        <w:t>هززعو .ثروملا كاردإ مدع نيبي .ه1431-12-02 خيراتب (ينطولا سرحلا ىفشتسم) ةيبطلا زيزعلادبع كلملا ةنيدم نم يبط ريرقت رودص تباثلا نأ امك ءروكذملا رارقإلا ىلع بيع ءاعدا</w:t>
+        <w:t>ادعاء عيب على الإقرار المذكورء كما أن الثابت صدور تقرير طبي من مدينة الملك عبدالعزيز الطبية (مستشفى الحرس الوطني) بتاريخ 1431-12-02ه. يبين عدم إدراك المورث. وعززه</w:t>
         <w:br/>
         <w:t>تقرير مستشفى الصحة النفسية المؤرخ في 1432-06-08ه. حيث أثبت (في طياته) أن المورث يعاني من النسيان. وبما أن تقرير طلا.ل أبو غزالة هو التقرير الذي ارتضاه الأطراف (بعد</w:t>
         <w:br/>
-        <w:t>مقر مكحلا امه رداصلا .(ه1432 ماعل ق2/1375/ و .ه1431 ماعل ق 2/5798/) مقر نيتيضقلا يف ةدجب ةيرادإلا ةمكحملا مامأ ةروظنملا ةيضقلا ءاهنإل .(هل ةمكحملا فيلكت</w:t>
+        <w:t>تكليف المحكمة له). لإنهاء القضية المنظورة أمام المحكمة الإدارية بجدة في القضيتين رقم (2/5798/ ق لعام 1431ه. و 2/1375/ق لعام 1432ه). الصادر هما الحكم رقم</w:t>
         <w:br/>
         <w:t>(185/17/2 لعام 1432ه) بتاربخ 1432-12-02هء المحكوم فهما صلحاً. لذا فيكون التقرير بمثابة التقدير الصحيح لهاء فضلاً عن أن طلب المدعي في هذه الدعوى هو عن حصته في</w:t>
         <w:br/>
@@ -3120,7 +3210,7 @@
       <w:r>
         <w:t>[المتن الفعلي: الوقائع / الأسباب / المنطوق] ===</w:t>
         <w:br/>
-        <w:t>!] ةيدومسنا ةيبرعنا ةعنمن' قل</w:t>
+        <w:t>لق 'نمنعة انعربية انسمودية [!</w:t>
       </w:r>
     </w:p>
     <w:p>
@@ -3146,7 +3236,7 @@
         <w:br/>
         <w:t>7 لطر 7</w:t>
         <w:br/>
-        <w:t>0 ا ‏ ةةجهسلا ع ةدجب ةبراجتلا ةمكحملا</w:t>
+        <w:t>المحكمة التجاربة بجدة ع السهجةة ‏ ا 0</w:t>
         <w:br/>
         <w:t>0 رقم 1 ببح ل</w:t>
       </w:r>
@@ -3184,7 +3274,7 @@
       <w:r>
         <w:t>[المتن الفعلي: الوقائع / الأسباب / المنطوق] ===</w:t>
         <w:br/>
-        <w:t>يعدملا 6- .(...ءاغلإلاب ًايرح ىضيو لالدتسالا يف روصقلاب ابيعم مكحلا هعم ىضي يذلا رمألا ,بيبستلاب دراولا وحنلا ىلع (لاير 368.757.931) سيلو ريرقتلا نم .8 .6 4ةحفصلا</w:t>
+        <w:t>الصفحة4 .6 .8 من التقرير وليس (368.757.931 ريال) على النحو الوارد بالتسبيب, الأمر الذي يضى معه الحكم معيبا بالقصور في الاستدلال ويضى حرياً بالإلغاء...). 6- المدعي</w:t>
         <w:br/>
         <w:t>كان عَمََدُه في الدعوى التقرير الصادر من أبو غزالة, والمؤرخ في 1432-11-07هء وقد أشار إليه في غير ما موضع أمام الدائرة الابتدائية: ولم يطعن فيه المدعى عليه, بل كان دفعه بأن</w:t>
         <w:br/>
@@ -3204,11 +3294,11 @@
         <w:br/>
         <w:t>عدمهاء ولما نصت عليه المادة الأربعون من نظام الإثبات على أنه: (إذا أنكر من احتج عليه بالمحرّر العادي خطه أو إمضاءه أو ختمه أو بصمته. أو أنكر ذلك خلفه أو نائبه أو نفي علمه</w:t>
         <w:br/>
-        <w:t>رمأتف ؛ةمصبلا وأ متخلا وأ ءاضمإلا وأ طخلا ةحصب ةمكحملا عانقإ يف اهتادنتسمو ىوعدلا عئاقو فكت ملو ,عازنلا يف ًاجتنم ررحملا ناكو ,ررحملاب ًاكسمتم رخآلا مصخلا لظو ءهب</w:t>
+        <w:t>بهء وظل الخصم الآخر متمسكاً بالمحرر, وكان المحرر منتجاً في النزاع, ولم تكف وقائع الدعوى ومستنداتها في إقناع المحكمة بصحة الخط أو الإمضاء أو الختم أو البصمة؛ فتأمر</w:t>
         <w:br/>
         <w:t>المحكمة بالتحقيق بالمضاهاة: أو بسماع الشهود أو بكلهماء وفقاً للقواعد والإجراءات المنصوص علها في هذا النظام. ولا.تسمع الشهادة إلا. فيما يتعلق بإثبات حصول الكتابة أو</w:t>
         <w:br/>
-        <w:t>ووذ اهف عزاني مل يتلا يداعلا ررحملا ةروصب دتعي) :هنأ ىلع تابثإلا ماظنل ةيئارجإلا ةلدألا نم نوعبرألا ةداملا نم ىلوألا ةرقفلا هيلع تصن املو ء(ررحملا ىلع ةمصبلا وأ متخلا وأ ءاضمإلا</w:t>
+        <w:t>الإمضاء أو الختم أو البصمة على المحرر)ء ولما نصت عليه الفقرة الأولى من المادة الأربعون من الأدلة الإجرائية لنظام الإثبات على أنه: (يعتد بصورة المحرر العادي التي لم ينازع فها ذوو</w:t>
         <w:br/>
         <w:t>الشأن. وتعد مطابقة لأصلها)ء وبما أن القرائن محتفة بعدم صحة عقد البيع. ووقوع الغبن الفاحش فيه. على القول بصحته. والدائرة القضائية غير ملزمة بتحقيقه إلا إذاكانت وقائع</w:t>
         <w:br/>
@@ -3232,7 +3322,7 @@
         <w:br/>
         <w:t>محكمة أول درجة مسببة في ذلك بما نصه: (...أنه أشار إلى جملة وقائع قانونية وتاريخية سابقة أساساً على تأسيس الشركة محل الدعوى بسنوات طويلة وجملتها لا يتعلق بالشركة ولا</w:t>
         <w:br/>
-        <w:t>ريغ ىرخأ تاكرش ىتح صخت ةقباس لمع ةرجأ وأ ةيلئاع فيراصم لمحتك هتّقد وأ هتحص نم ققحتلا ناكمإ روصتملا ريغ نم يميق ٍلباقم نم هيلع لمتشا امع كيهان ءاهلامعأ</w:t>
+        <w:t>أعمالهاء ناهيك عما اشتمل عليه من مقابلٍ قيمي من غير المتصور إمكان التحقق من صحته أو دقّته كتحمل مصاريف عائلية أو أجرة عمل سابقة تخص حتى شركات أخرى غير</w:t>
         <w:br/>
         <w:t>الشركة محل الدعوى. فضلاً عن ذلك كله عدم تقديم المستند المشار إليه إطلاقاً في أي مرحلة سابقة في الدعوى؛ بل حتى لم يشر المدعى عليه أصالةً إلى وجود المستند في جلسة</w:t>
         <w:br/>
@@ -3372,7 +3462,7 @@
         <w:br/>
         <w:t>فيه الكفايةء علاوة إلى أنه بعد اطلاع الدائرة على التقرير (تقرير طلال أبو غزالة): استبان أن الخبير أورد المبلغ المقدر ب: (79.924.901 ريال).» في تقريره المبدئي المؤرخ في 1432-07-25ه.</w:t>
         <w:br/>
-        <w:t>؛يئدبملا ال يئاهنلا ريرقتلاب ةربعلاو م2011-10-05 قفاوملا .ه1432-11-07 يف خرؤملا يئاهنلا هريرقت يف ريبخلا هدروأ ءلابر (368.757.931) ب ردقملا غلبملا نأ نيح يف ءم2011-06-27 قفاوملا</w:t>
+        <w:t>الموافق 2011-06-27مء في حين أن المبلغ المقدر ب (368.757.931) ربالء أورده الخبير في تقريره النهائي المؤرخ في 1432-11-07ه. الموافق 2011-10-05م والعبرة بالتقرير النهائي لا المبدئي؛</w:t>
         <w:br/>
         <w:t>فضلاً عن أن حكم الصلح صدر في تاريخ لاحق عن هذا التقريرء حيث صدر الحكم في 1432-12-02ه. مُؤَسَ سا على ماقدمه الخبير في التقرير (الأخير) آنف الذكرء وأقر الأطراف</w:t>
       </w:r>
@@ -3511,7 +3601,7 @@
       <w:r>
         <w:t>[المتن الفعلي: الوقائع / الأسباب / المنطوق] ===</w:t>
         <w:br/>
-        <w:t>ماس</w:t>
+        <w:t>سام</w:t>
         <w:br/>
         <w:t>ل ا 0 -</w:t>
         <w:br/>
@@ -3549,9 +3639,9 @@
         <w:br/>
         <w:t>| يغة التنفيذية</w:t>
         <w:br/>
-        <w:t>ةيربجلا ةوقلا لامعتسا ىلإ ىدأ ولو ةعبتملا ةيماظنلا لئاسولا عيمجب مكحلا اذه ذيفنت ىلع لمعلا ىرخألا ةيموكحلا ةزهجألاو تارازولا عيمج نم بلطي</w:t>
-        <w:br/>
-        <w:t>ماكحألاو ىواعدلا ةرادإ ا</w:t>
+        <w:t>يطلب من جميع الوزارات والأجهزة الحكومية الأخرى العمل على تنفيذ هذا الحكم بجميع الوسائل النظامية المتبعة ولو أدى إلى استعمال القوة الجبرية</w:t>
+        <w:br/>
+        <w:t>ا إدارة الدعاوى والأحكام</w:t>
       </w:r>
     </w:p>
     <w:p>
@@ -3575,7 +3665,7 @@
       <w:r>
         <w:t>[المتن الفعلي: الوقائع / الأسباب / المنطوق] ===</w:t>
         <w:br/>
-        <w:t>يربشلا دمحم نب ديلو يرمعلا يلع ضوع ديبع يفيلجلا زيزعلادبع نب نسحملادبع</w:t>
+        <w:t>عبدالمحسن بن عبدالعزيز الجليفي عبيد عوض علي العمري وليد بن محمد الشبري</w:t>
         <w:br/>
         <w:t>0 ا 0</w:t>
         <w:br/>
@@ -3583,9 +3673,9 @@
         <w:br/>
         <w:t>ل ل 0</w:t>
         <w:br/>
-        <w:t>م ما ا</w:t>
-        <w:br/>
-        <w:t>ل ا اعلا</w:t>
+        <w:t>ا ام م</w:t>
+        <w:br/>
+        <w:t>العا ا ل</w:t>
       </w:r>
     </w:p>
     <w:sectPr>

--- a/zaini_case_audit_output/outputs/word/documents/024_صك حكم نهائي ضد الشيخ اسامة زيني ـ دعوى 42824717 - 13-03-1445 هـ.docx
+++ b/zaini_case_audit_output/outputs/word/documents/024_صك حكم نهائي ضد الشيخ اسامة زيني ـ دعوى 42824717 - 13-03-1445 هـ.docx
@@ -2924,7 +2924,7 @@
         <w:br/>
         <w:t>الله في التبصرة: "من قام بشكية بغير حق أو ادعى باطلاءً فينبغي أن يؤدب"., وجاء في فتاوى سماحة الشيخ محمد بن إبراهيم رحمه الله تعالى في خطاب موجه لفضيلة رئيس محكمة</w:t>
         <w:br/>
-        <w:t>الباحة بالنيابة: "'بخصوص استرشادكم عمن يتعمد المشاغبة والإضرار بغيره عن طريق المداعاة وما تستلزمه المداعاة من نفقات السفر والإقامة ونحوه نفيدكم أن للحاكم الشرعي</w:t>
+        <w:t>يعرشلا مكاحلل نأ مكديفن هوحنو ةماقإلاو رفسلا تاقفن نم ةاعادملا همزلتست امو ةاعادملا قيرط نع هريغب رارضإلاو ةبغاشملا دمعتي نمع مكداشرتسا صوصخب'" :ةباينلاب ةحابلا</w:t>
         <w:br/>
         <w:t>الاجتهاد في مثل هذه الأمور وتقرير مايراه محققا للعدل ومزيلاً للظلم والعدوان زاجراً من يتعمد الإضرار بإخوانه المسلمين رادعاً لغيره ممن تسول لهم انفسهم ذلك"؛ وبناء على ما تقدم</w:t>
       </w:r>
